--- a/04_Manuscripts/Manuscript_slope_fracture_20260425_saito0501.docx
+++ b/04_Manuscripts/Manuscript_slope_fracture_20260425_saito0501.docx
@@ -3145,8 +3145,33 @@
         <w:t xml:space="preserve"> one-degree increase</w:t>
       </w:r>
       <w:r>
-        <w:t>; conventional *p* = 0.043)</w:t>
-      </w:r>
+        <w:t xml:space="preserve">; conventional </w:t>
+      </w:r>
+      <w:del w:id="143" w:author="治輝 齋藤" w:date="2026-05-01T13:11:00Z" w16du:dateUtc="2026-05-01T04:11:00Z">
+        <w:r>
+          <w:delText>*</w:delText>
+        </w:r>
+      </w:del>
+      <w:r>
+        <w:rPr>
+          <w:i/>
+          <w:iCs/>
+        </w:rPr>
+        <w:t>p</w:t>
+      </w:r>
+      <w:del w:id="144" w:author="治輝 齋藤" w:date="2026-05-01T13:11:00Z" w16du:dateUtc="2026-05-01T04:11:00Z">
+        <w:r>
+          <w:delText>*</w:delText>
+        </w:r>
+      </w:del>
+      <w:r>
+        <w:t xml:space="preserve"> = 0.043)</w:t>
+      </w:r>
+      <w:ins w:id="145" w:author="治輝 齋藤" w:date="2026-05-01T13:11:00Z" w16du:dateUtc="2026-05-01T04:11:00Z">
+        <w:r>
+          <w:t>, whereas heteroskedasticity-robust and bootstrap uncertainty quantification yielded borderline support compatible with no association at α = 0.05</w:t>
+        </w:r>
+      </w:ins>
       <w:r>
         <w:rPr>
           <w:rFonts w:hint="eastAsia"/>
@@ -3155,13 +3180,44 @@
         <w:t>.</w:t>
       </w:r>
       <w:r>
-        <w:t xml:space="preserve"> The </w:t>
+        <w:t xml:space="preserve"> </w:t>
+      </w:r>
+      <w:commentRangeStart w:id="146"/>
+      <w:ins w:id="147" w:author="治輝 齋藤" w:date="2026-05-01T13:12:00Z" w16du:dateUtc="2026-05-01T04:12:00Z">
+        <w:r>
+          <w:t>Given the limited ecological sample size (N = 47), these findings should be interpreted as suggestive rather than confirmatory.</w:t>
+        </w:r>
+        <w:r>
+          <w:rPr>
+            <w:rFonts w:hint="eastAsia"/>
+            <w:lang w:eastAsia="ja-JP"/>
+          </w:rPr>
+          <w:t xml:space="preserve"> </w:t>
+        </w:r>
+        <w:commentRangeEnd w:id="146"/>
+        <w:r>
+          <w:rPr>
+            <w:rStyle w:val="af2"/>
+          </w:rPr>
+          <w:commentReference w:id="146"/>
+        </w:r>
+      </w:ins>
+      <w:r>
+        <w:t xml:space="preserve">The </w:t>
       </w:r>
       <w:r>
         <w:t>adjusted signal</w:t>
       </w:r>
       <w:r>
-        <w:t xml:space="preserve"> was specific to hip fractures, with no significant relationship observed for humerus or forearm fractures.</w:t>
+        <w:t xml:space="preserve"> was specific to hip fractures, with no significant relationship observed for humerus or forearm fractures</w:t>
+      </w:r>
+      <w:ins w:id="148" w:author="治輝 齋藤" w:date="2026-05-01T13:13:00Z" w16du:dateUtc="2026-05-01T04:13:00Z">
+        <w:r>
+          <w:t>, consistent with biomechanical hypotheses emphasizing lateral falls and trochanteric loading on sloped terrain</w:t>
+        </w:r>
+      </w:ins>
+      <w:r>
+        <w:t>.</w:t>
       </w:r>
       <w:r>
         <w:rPr>
@@ -3220,7 +3276,11 @@
       </w:r>
       <w:proofErr w:type="spellEnd"/>
       <w:r>
-        <w:t xml:space="preserve"> and Welfare distribution rules, individual-level claims and identifiable records cannot be shared. Prefecture-level values supporting this analysis can be reproduced from those public sources using the procedures described. We encourage deposition of analysis code and derived prefecture-level tables in a public repository (e.g., </w:t>
+        <w:t xml:space="preserve"> and Welfare distribution rules, individual-level claims and identifiable records cannot be shared. Prefecture-level values supporting this analysis can be reproduced from those public sources using the procedures described. We encourage deposition of analysis code and derived prefecture-level tables in a public </w:t>
+      </w:r>
+      <w:r>
+        <w:lastRenderedPageBreak/>
+        <w:t xml:space="preserve">repository (e.g., </w:t>
       </w:r>
       <w:proofErr w:type="spellStart"/>
       <w:r>
@@ -3272,7 +3332,6 @@
           <w:sz w:val="40"/>
           <w:szCs w:val="40"/>
         </w:rPr>
-        <w:lastRenderedPageBreak/>
         <w:t>Declaration of generative AI and AI-assisted technologies in the manuscript preparation process</w:t>
       </w:r>
     </w:p>
@@ -3315,9 +3374,10 @@
         <w:pStyle w:val="1"/>
         <w:spacing w:line="360" w:lineRule="auto"/>
       </w:pPr>
-      <w:bookmarkStart w:id="143" w:name="references"/>
+      <w:bookmarkStart w:id="149" w:name="references"/>
       <w:bookmarkEnd w:id="139"/>
       <w:r>
+        <w:lastRenderedPageBreak/>
         <w:t>References</w:t>
       </w:r>
     </w:p>
@@ -3378,7 +3438,6 @@
         <w:spacing w:line="360" w:lineRule="auto"/>
       </w:pPr>
       <w:r>
-        <w:lastRenderedPageBreak/>
         <w:t xml:space="preserve">Cooper C, Campion G, Melton LJ 3rd. Hip fractures in the elderly: a world-wide projection. </w:t>
       </w:r>
       <w:proofErr w:type="spellStart"/>
@@ -3536,6 +3595,7 @@
         <w:spacing w:line="360" w:lineRule="auto"/>
       </w:pPr>
       <w:r>
+        <w:lastRenderedPageBreak/>
         <w:t>Franz JR, Kram R. Advanced age affects the individual leg mechanics of level, uphill, and downhill walking. J Biomech. 2013;46(3):535-540.</w:t>
       </w:r>
     </w:p>
@@ -3599,7 +3659,6 @@
         <w:spacing w:line="360" w:lineRule="auto"/>
       </w:pPr>
       <w:r>
-        <w:lastRenderedPageBreak/>
         <w:t xml:space="preserve">Fujita K, Fujiwara Y, Chaves PH, Motohashi Y, Shinkai S. Frequency of going outdoors as a </w:t>
       </w:r>
       <w:proofErr w:type="gramStart"/>
@@ -3715,7 +3774,11 @@
       </w:r>
       <w:proofErr w:type="spellEnd"/>
       <w:r>
-        <w:t xml:space="preserve"> TK, Søgaard AJ, Tell GS, Holvik K, Meyer HE. Contribution of elevation and residential proximity to the coast in explaining geographic variations in hip fracture incidence. A Norwegian Epidemiologic Osteoporosis Studies (NOREPOS) study. </w:t>
+        <w:t xml:space="preserve"> TK, Søgaard AJ, Tell GS, Holvik K, Meyer HE. Contribution of elevation and residential proximity to the coast in explaining geographic variations in hip fracture incidence. A Norwegian Epidemiologic </w:t>
+      </w:r>
+      <w:r>
+        <w:lastRenderedPageBreak/>
+        <w:t xml:space="preserve">Osteoporosis Studies (NOREPOS) study. </w:t>
       </w:r>
       <w:proofErr w:type="spellStart"/>
       <w:r>
@@ -3778,7 +3841,6 @@
         <w:spacing w:line="360" w:lineRule="auto"/>
       </w:pPr>
       <w:r>
-        <w:lastRenderedPageBreak/>
         <w:t>Yang Y, Komisar V, Shishov N, et al. The effect of fall biomechanics on risk for hip fracture in older adults: a cohort study of video-captured falls in long-term care. J Bone Miner Res. 2020;35(10):1914-1922.</w:t>
       </w:r>
     </w:p>
@@ -3934,6 +3996,7 @@
         <w:spacing w:line="360" w:lineRule="auto"/>
       </w:pPr>
       <w:r>
+        <w:lastRenderedPageBreak/>
         <w:t xml:space="preserve">Kim KJ, Ashton-Miller JA. Biomechanics of fall arrest using the upper extremity: age differences. Clin </w:t>
       </w:r>
       <w:proofErr w:type="spellStart"/>
@@ -3997,11 +4060,7 @@
       </w:r>
       <w:proofErr w:type="spellEnd"/>
       <w:r>
-        <w:t xml:space="preserve"> TK, et al. The association of cold ambient temperature with fracture risk and mortality: national data from Norway—a </w:t>
-      </w:r>
-      <w:r>
-        <w:lastRenderedPageBreak/>
-        <w:t>Norwegian Epidemiologic Osteoporosis Studies (NOREPOS) study. J Bone Miner Res. 2022;37(8):1527-1536.</w:t>
+        <w:t xml:space="preserve"> TK, et al. The association of cold ambient temperature with fracture risk and mortality: national data from Norway—a Norwegian Epidemiologic Osteoporosis Studies (NOREPOS) study. J Bone Miner Res. 2022;37(8):1527-1536.</w:t>
       </w:r>
     </w:p>
     <w:p>
@@ -4082,6 +4141,7 @@
         <w:spacing w:line="360" w:lineRule="auto"/>
       </w:pPr>
       <w:r>
+        <w:lastRenderedPageBreak/>
         <w:t>Kobayashi K, Nishida T, Sakakibara H. Factors associated with low albumin in community-dwelling older adults aged 75 years and above. Int J Environ Res Public Health. 2023;20(21):6994.</w:t>
       </w:r>
     </w:p>
@@ -4134,7 +4194,6 @@
         <w:spacing w:line="360" w:lineRule="auto"/>
       </w:pPr>
       <w:r>
-        <w:lastRenderedPageBreak/>
         <w:t xml:space="preserve">Kempen GI, van </w:t>
       </w:r>
       <w:proofErr w:type="spellStart"/>
@@ -4301,6 +4360,7 @@
         <w:spacing w:line="360" w:lineRule="auto"/>
       </w:pPr>
       <w:r>
+        <w:lastRenderedPageBreak/>
         <w:t xml:space="preserve">Murakami H, </w:t>
       </w:r>
       <w:proofErr w:type="spellStart"/>
@@ -4374,10 +4434,9 @@
           <w:szCs w:val="40"/>
         </w:rPr>
       </w:pPr>
-      <w:bookmarkStart w:id="144" w:name="tables-and-figures"/>
-      <w:bookmarkEnd w:id="143"/>
-      <w:r>
-        <w:lastRenderedPageBreak/>
+      <w:bookmarkStart w:id="150" w:name="tables-and-figures"/>
+      <w:bookmarkEnd w:id="149"/>
+      <w:r>
         <w:br w:type="page"/>
       </w:r>
     </w:p>
@@ -4394,7 +4453,7 @@
       <w:pPr>
         <w:pStyle w:val="2"/>
       </w:pPr>
-      <w:bookmarkStart w:id="145" w:name="Xd12e5d2fabb7f7da04933f49b094ec2cca003f6"/>
+      <w:bookmarkStart w:id="151" w:name="Xd12e5d2fabb7f7da04933f49b094ec2cca003f6"/>
       <w:r>
         <w:t>Table 1. Descriptive Statistics of Prefecture-Level Variables (N = 47)</w:t>
       </w:r>
@@ -7414,8 +7473,8 @@
           <w:szCs w:val="32"/>
         </w:rPr>
       </w:pPr>
-      <w:bookmarkStart w:id="146" w:name="Xc4d8efe96bb5dc084b3a6055df59151a4b74ad0"/>
-      <w:bookmarkEnd w:id="145"/>
+      <w:bookmarkStart w:id="152" w:name="Xc4d8efe96bb5dc084b3a6055df59151a4b74ad0"/>
+      <w:bookmarkEnd w:id="151"/>
       <w:r>
         <w:br w:type="page"/>
       </w:r>
@@ -8560,8 +8619,8 @@
           <w:szCs w:val="32"/>
         </w:rPr>
       </w:pPr>
-      <w:bookmarkStart w:id="147" w:name="X6fac7f2e493ef5b618f5ac39729b4328cfa1bc7"/>
-      <w:bookmarkEnd w:id="146"/>
+      <w:bookmarkStart w:id="153" w:name="X6fac7f2e493ef5b618f5ac39729b4328cfa1bc7"/>
+      <w:bookmarkEnd w:id="152"/>
       <w:r>
         <w:br w:type="page"/>
       </w:r>
@@ -9379,8 +9438,8 @@
           <w:szCs w:val="32"/>
         </w:rPr>
       </w:pPr>
-      <w:bookmarkStart w:id="148" w:name="Xdeb87af7aa3e82ca70e47e493f4f841d319d1c1"/>
-      <w:bookmarkEnd w:id="147"/>
+      <w:bookmarkStart w:id="154" w:name="Xdeb87af7aa3e82ca70e47e493f4f841d319d1c1"/>
+      <w:bookmarkEnd w:id="153"/>
       <w:r>
         <w:br w:type="page"/>
       </w:r>
@@ -10032,8 +10091,8 @@
           <w:szCs w:val="32"/>
         </w:rPr>
       </w:pPr>
-      <w:bookmarkStart w:id="149" w:name="figure-legends"/>
-      <w:bookmarkEnd w:id="148"/>
+      <w:bookmarkStart w:id="155" w:name="figure-legends"/>
+      <w:bookmarkEnd w:id="154"/>
       <w:r>
         <w:br w:type="page"/>
       </w:r>
@@ -10235,8 +10294,8 @@
           <w:szCs w:val="32"/>
         </w:rPr>
       </w:pPr>
-      <w:bookmarkStart w:id="150" w:name="figure-1"/>
-      <w:bookmarkEnd w:id="149"/>
+      <w:bookmarkStart w:id="156" w:name="figure-1"/>
+      <w:bookmarkEnd w:id="155"/>
       <w:r>
         <w:br w:type="page"/>
       </w:r>
@@ -10339,8 +10398,8 @@
       <w:pPr>
         <w:pStyle w:val="2"/>
       </w:pPr>
-      <w:bookmarkStart w:id="151" w:name="figure-2"/>
-      <w:bookmarkEnd w:id="150"/>
+      <w:bookmarkStart w:id="157" w:name="figure-2"/>
+      <w:bookmarkEnd w:id="156"/>
       <w:r>
         <w:t>Figure 2</w:t>
       </w:r>
@@ -10351,8 +10410,8 @@
       </w:pPr>
     </w:p>
     <w:p>
-      <w:bookmarkStart w:id="152" w:name="figure-3"/>
-      <w:bookmarkEnd w:id="151"/>
+      <w:bookmarkStart w:id="158" w:name="figure-3"/>
+      <w:bookmarkEnd w:id="157"/>
       <w:r>
         <w:br w:type="page"/>
       </w:r>
@@ -10439,8 +10498,8 @@
           <w:szCs w:val="32"/>
         </w:rPr>
       </w:pPr>
-      <w:bookmarkStart w:id="153" w:name="figure-4"/>
-      <w:bookmarkEnd w:id="152"/>
+      <w:bookmarkStart w:id="159" w:name="figure-4"/>
+      <w:bookmarkEnd w:id="158"/>
       <w:r>
         <w:br w:type="page"/>
       </w:r>
@@ -10543,8 +10602,8 @@
       <w:pPr>
         <w:pStyle w:val="2"/>
       </w:pPr>
-      <w:bookmarkStart w:id="154" w:name="figure-5"/>
-      <w:bookmarkEnd w:id="153"/>
+      <w:bookmarkStart w:id="160" w:name="figure-5"/>
+      <w:bookmarkEnd w:id="159"/>
       <w:r>
         <w:t xml:space="preserve">Figure </w:t>
       </w:r>
@@ -10576,8 +10635,8 @@
       <w:pPr>
         <w:pStyle w:val="2"/>
       </w:pPr>
-      <w:bookmarkStart w:id="155" w:name="figure-6"/>
-      <w:bookmarkEnd w:id="154"/>
+      <w:bookmarkStart w:id="161" w:name="figure-6"/>
+      <w:bookmarkEnd w:id="160"/>
       <w:r>
         <w:t xml:space="preserve">Figure </w:t>
       </w:r>
@@ -10589,8 +10648,8 @@
         <w:t>5</w:t>
       </w:r>
     </w:p>
-    <w:bookmarkEnd w:id="144"/>
-    <w:bookmarkEnd w:id="155"/>
+    <w:bookmarkEnd w:id="150"/>
+    <w:bookmarkEnd w:id="161"/>
     <w:p>
       <w:pPr>
         <w:pStyle w:val="FirstParagraph"/>
@@ -12204,6 +12263,92 @@
       </w:r>
     </w:p>
   </w:comment>
+  <w:comment w:id="146" w:author="治輝 齋藤" w:date="2026-05-01T13:12:00Z" w:initials="治齋">
+    <w:p>
+      <w:pPr>
+        <w:pStyle w:val="af3"/>
+        <w:rPr>
+          <w:lang w:eastAsia="ja-JP"/>
+        </w:rPr>
+      </w:pPr>
+      <w:r>
+        <w:rPr>
+          <w:rStyle w:val="af2"/>
+        </w:rPr>
+        <w:annotationRef/>
+      </w:r>
+      <w:r>
+        <w:rPr>
+          <w:rFonts w:hint="eastAsia"/>
+          <w:lang w:eastAsia="ja-JP"/>
+        </w:rPr>
+        <w:t>（</w:t>
+      </w:r>
+      <w:r>
+        <w:rPr>
+          <w:rFonts w:hint="eastAsia"/>
+          <w:lang w:eastAsia="ja-JP"/>
+        </w:rPr>
+        <w:t>舟久保先生コメント⑤）</w:t>
+      </w:r>
+      <w:r>
+        <w:rPr>
+          <w:rFonts w:hint="eastAsia"/>
+          <w:lang w:eastAsia="ja-JP"/>
+        </w:rPr>
+        <w:t>統計解釈を控えめ</w:t>
+      </w:r>
+      <w:r>
+        <w:rPr>
+          <w:rFonts w:hint="eastAsia"/>
+          <w:lang w:eastAsia="ja-JP"/>
+        </w:rPr>
+        <w:t>な表現に修正</w:t>
+      </w:r>
+      <w:r>
+        <w:rPr>
+          <w:rFonts w:hint="eastAsia"/>
+          <w:lang w:eastAsia="ja-JP"/>
+        </w:rPr>
+        <w:t>し</w:t>
+      </w:r>
+      <w:r>
+        <w:rPr>
+          <w:rFonts w:hint="eastAsia"/>
+          <w:lang w:eastAsia="ja-JP"/>
+        </w:rPr>
+        <w:t>、</w:t>
+      </w:r>
+      <w:r>
+        <w:rPr>
+          <w:rFonts w:hint="eastAsia"/>
+          <w:lang w:eastAsia="ja-JP"/>
+        </w:rPr>
+        <w:t>N=47</w:t>
+      </w:r>
+      <w:r>
+        <w:rPr>
+          <w:rFonts w:hint="eastAsia"/>
+          <w:lang w:eastAsia="ja-JP"/>
+        </w:rPr>
+        <w:t>の</w:t>
+      </w:r>
+      <w:r>
+        <w:rPr>
+          <w:rFonts w:hint="eastAsia"/>
+          <w:lang w:eastAsia="ja-JP"/>
+        </w:rPr>
+        <w:t>不確実性を明示</w:t>
+      </w:r>
+      <w:r>
+        <w:rPr>
+          <w:rFonts w:hint="eastAsia"/>
+          <w:lang w:eastAsia="ja-JP"/>
+        </w:rPr>
+        <w:t>しました。</w:t>
+      </w:r>
+    </w:p>
+  </w:comment>
 </w:comments>
 </file>
 
@@ -12226,6 +12371,7 @@
   <w15:commentEx w15:paraId="3D3C9648" w15:done="0"/>
   <w15:commentEx w15:paraId="5537D74F" w15:done="0"/>
   <w15:commentEx w15:paraId="138B0C16" w15:done="0"/>
+  <w15:commentEx w15:paraId="6A550ADD" w15:done="0"/>
 </w15:commentsEx>
 </file>
 
@@ -12248,6 +12394,7 @@
   <w16cex:commentExtensible w16cex:durableId="28D924FE" w16cex:dateUtc="2026-04-30T09:46:00Z"/>
   <w16cex:commentExtensible w16cex:durableId="5A655298" w16cex:dateUtc="2026-05-01T04:08:00Z"/>
   <w16cex:commentExtensible w16cex:durableId="2D3CD7E2" w16cex:dateUtc="2026-04-30T10:20:00Z"/>
+  <w16cex:commentExtensible w16cex:durableId="7D95ED2A" w16cex:dateUtc="2026-05-01T04:12:00Z"/>
 </w16cex:commentsExtensible>
 </file>
 
@@ -12270,6 +12417,7 @@
   <w16cid:commentId w16cid:paraId="3D3C9648" w16cid:durableId="28D924FE"/>
   <w16cid:commentId w16cid:paraId="5537D74F" w16cid:durableId="5A655298"/>
   <w16cid:commentId w16cid:paraId="138B0C16" w16cid:durableId="2D3CD7E2"/>
+  <w16cid:commentId w16cid:paraId="6A550ADD" w16cid:durableId="7D95ED2A"/>
 </w16cid:commentsIds>
 </file>
 
@@ -12277,12 +12425,12 @@
 <w:numbering xmlns:wpc="http://schemas.microsoft.com/office/word/2010/wordprocessingCanvas" xmlns:cx="http://schemas.microsoft.com/office/drawing/2014/chartex" xmlns:cx1="http://schemas.microsoft.com/office/drawing/2015/9/8/chartex" xmlns:cx2="http://schemas.microsoft.com/office/drawing/2015/10/21/chartex" xmlns:cx3="http://schemas.microsoft.com/office/drawing/2016/5/9/chartex" xmlns:cx4="http://schemas.microsoft.com/office/drawing/2016/5/10/chartex" xmlns:cx5="http://schemas.microsoft.com/office/drawing/2016/5/11/chartex" xmlns:cx6="http://schemas.microsoft.com/office/drawing/2016/5/12/chartex" xmlns:cx7="http://schemas.microsoft.com/office/drawing/2016/5/13/chartex" xmlns:cx8="http://schemas.microsoft.com/office/drawing/2016/5/14/chartex" xmlns:mc="http://schemas.openxmlformats.org/markup-compatibility/2006" xmlns:aink="http://schemas.microsoft.com/office/drawing/2016/ink" xmlns:am3d="http://schemas.microsoft.com/office/drawing/2017/model3d" xmlns:o="urn:schemas-microsoft-com:office:office" xmlns:oel="http://schemas.microsoft.com/office/2019/extlst" xmlns:r="http://schemas.openxmlformats.org/officeDocument/2006/relationships" xmlns:m="http://schemas.openxmlformats.org/officeDocument/2006/math" xmlns:v="urn:schemas-microsoft-com:vml" xmlns:wp14="http://schemas.microsoft.com/office/word/2010/wordprocessingDrawing" xmlns:wp="http://schemas.openxmlformats.org/drawingml/2006/wordprocessingDrawing" xmlns:w10="urn:schemas-microsoft-com:office:word" xmlns:w="http://schemas.openxmlformats.org/wordprocessingml/2006/main" xmlns:w14="http://schemas.microsoft.com/office/word/2010/wordml" xmlns:w15="http://schemas.microsoft.com/office/word/2012/wordml" xmlns:w16cex="http://schemas.microsoft.com/office/word/2018/wordml/cex" xmlns:w16cid="http://schemas.microsoft.com/office/word/2016/wordml/cid" xmlns:w16="http://schemas.microsoft.com/office/word/2018/wordml" xmlns:w16du="http://schemas.microsoft.com/office/word/2023/wordml/word16du" xmlns:w16sdtdh="http://schemas.microsoft.com/office/word/2020/wordml/sdtdatahash" xmlns:w16sdtfl="http://schemas.microsoft.com/office/word/2024/wordml/sdtformatlock" xmlns:w16se="http://schemas.microsoft.com/office/word/2015/wordml/symex" xmlns:wpg="http://schemas.microsoft.com/office/word/2010/wordprocessingGroup" xmlns:wpi="http://schemas.microsoft.com/office/word/2010/wordprocessingInk" xmlns:wne="http://schemas.microsoft.com/office/word/2006/wordml" xmlns:wps="http://schemas.microsoft.com/office/word/2010/wordprocessingShape" mc:Ignorable="w14 w15 w16se w16cid w16 w16cex w16sdtdh w16sdtfl w16du wp14">
   <w:numPicBullet w:numPicBulletId="0">
     <w:pict>
-      <v:rect id="_x0000_i1038" style="width:0;height:1.5pt" o:hralign="center" o:bullet="t" o:hrstd="t" o:hr="t"/>
+      <v:rect id="_x0000_i1046" style="width:0;height:1.5pt" o:hralign="center" o:bullet="t" o:hrstd="t" o:hr="t"/>
     </w:pict>
   </w:numPicBullet>
   <w:numPicBullet w:numPicBulletId="1">
     <w:pict>
-      <v:rect id="_x0000_i1039" style="width:0;height:1.5pt" o:hralign="center" o:bullet="t" o:hrstd="t" o:hr="t"/>
+      <v:rect id="_x0000_i1047" style="width:0;height:1.5pt" o:hralign="center" o:bullet="t" o:hrstd="t" o:hr="t"/>
     </w:pict>
   </w:numPicBullet>
   <w:abstractNum w:abstractNumId="0" w15:restartNumberingAfterBreak="0">

--- a/04_Manuscripts/Manuscript_slope_fracture_20260425_saito0501.docx
+++ b/04_Manuscripts/Manuscript_slope_fracture_20260425_saito0501.docx
@@ -1297,49 +1297,78 @@
           <w:rPr>
             <w:lang w:eastAsia="ja-JP"/>
           </w:rPr>
-          <w:t xml:space="preserve">In masking-imputation indirect-standardization sensitivity analyses, the slope coefficient remained positive across all scenarios. In multivariable models (ISR ~ slope + aging rate + fast walking rate + population density), β was 5.71 (95% CI, 0.54–10.88; </w:t>
+          <w:t xml:space="preserve">In masking-imputation indirect-standardization sensitivity analyses, the </w:t>
         </w:r>
-        <w:r>
-          <w:rPr>
-            <w:i/>
-            <w:iCs/>
-            <w:lang w:eastAsia="ja-JP"/>
-          </w:rPr>
-          <w:t>p</w:t>
-        </w:r>
+      </w:ins>
+      <w:ins w:id="37" w:author="治輝 齋藤" w:date="2026-05-01T14:21:00Z" w16du:dateUtc="2026-05-01T05:21:00Z">
         <w:r>
           <w:rPr>
             <w:lang w:eastAsia="ja-JP"/>
           </w:rPr>
-          <w:t xml:space="preserve"> = 0.031) for `"-" = 0`, 3.61 (95% CI, 0.30–6.92; </w:t>
+          <w:t>terrain</w:t>
         </w:r>
         <w:r>
           <w:rPr>
-            <w:i/>
-            <w:iCs/>
+            <w:rFonts w:hint="eastAsia"/>
             <w:lang w:eastAsia="ja-JP"/>
           </w:rPr>
-          <w:t>p</w:t>
+          <w:t xml:space="preserve"> </w:t>
         </w:r>
+      </w:ins>
+      <w:ins w:id="38" w:author="治輝 齋藤" w:date="2026-04-30T20:30:00Z" w16du:dateUtc="2026-04-30T11:30:00Z">
         <w:r>
           <w:rPr>
             <w:lang w:eastAsia="ja-JP"/>
           </w:rPr>
-          <w:t xml:space="preserve"> = 0.033) for `"-" = 5`, and 3.64 (95% CI, 0.28–7.00; </w:t>
+          <w:t xml:space="preserve">slope coefficient remained positive </w:t>
         </w:r>
-        <w:r>
-          <w:rPr>
-            <w:i/>
-            <w:iCs/>
-            <w:lang w:eastAsia="ja-JP"/>
-          </w:rPr>
-          <w:t>p</w:t>
-        </w:r>
+      </w:ins>
+      <w:ins w:id="39" w:author="治輝 齋藤" w:date="2026-05-01T14:22:00Z" w16du:dateUtc="2026-05-01T05:22:00Z">
         <w:r>
           <w:rPr>
             <w:lang w:eastAsia="ja-JP"/>
           </w:rPr>
-          <w:t xml:space="preserve"> = 0.035) for `"-" = 9`. Thus, the direction of association was stable, whereas the effect size varied across masking assumption</w:t>
+          <w:t>in multivariable linear regression</w:t>
+        </w:r>
+      </w:ins>
+      <w:ins w:id="40" w:author="治輝 齋藤" w:date="2026-04-30T20:30:00Z" w16du:dateUtc="2026-04-30T11:30:00Z">
+        <w:r>
+          <w:rPr>
+            <w:lang w:eastAsia="ja-JP"/>
+          </w:rPr>
+          <w:t xml:space="preserve"> models </w:t>
+        </w:r>
+      </w:ins>
+      <w:ins w:id="41" w:author="治輝 齋藤" w:date="2026-05-01T14:22:00Z" w16du:dateUtc="2026-05-01T05:22:00Z">
+        <w:r>
+          <w:rPr>
+            <w:lang w:eastAsia="ja-JP"/>
+          </w:rPr>
+          <w:t>of indirectly standardized hip (femur) surgery rates (ISR; ISR ~ terrain slope + aging rate + fast walking rate + population density) across all three prespecified imputation scenarios for masked (`"-"`) cells in publicly released age-stratified surgery tables (Table 5). The</w:t>
+        </w:r>
+      </w:ins>
+      <w:ins w:id="42" w:author="治輝 齋藤" w:date="2026-04-30T20:30:00Z" w16du:dateUtc="2026-04-30T11:30:00Z">
+        <w:r>
+          <w:rPr>
+            <w:lang w:eastAsia="ja-JP"/>
+          </w:rPr>
+          <w:t xml:space="preserve"> direction of association was stable, whereas effect </w:t>
+        </w:r>
+      </w:ins>
+      <w:ins w:id="43" w:author="治輝 齋藤" w:date="2026-05-01T14:23:00Z" w16du:dateUtc="2026-05-01T05:23:00Z">
+        <w:r>
+          <w:rPr>
+            <w:lang w:eastAsia="ja-JP"/>
+          </w:rPr>
+          <w:t>sizes depended on</w:t>
+        </w:r>
+      </w:ins>
+      <w:ins w:id="44" w:author="治輝 齋藤" w:date="2026-04-30T20:30:00Z" w16du:dateUtc="2026-04-30T11:30:00Z">
+        <w:r>
+          <w:rPr>
+            <w:lang w:eastAsia="ja-JP"/>
+          </w:rPr>
+          <w:t xml:space="preserve"> masking assumption</w:t>
         </w:r>
         <w:r>
           <w:rPr>
@@ -1368,7 +1397,7 @@
         <w:pStyle w:val="2"/>
         <w:spacing w:line="360" w:lineRule="auto"/>
       </w:pPr>
-      <w:bookmarkStart w:id="37" w:name="X19b7a829deade195ab8e30bfbfddb97c9ee92ae"/>
+      <w:bookmarkStart w:id="45" w:name="X19b7a829deade195ab8e30bfbfddb97c9ee92ae"/>
       <w:bookmarkEnd w:id="33"/>
       <w:r>
         <w:t>4. Regression Analysis: Total, Humerus, and Forearm Fractures</w:t>
@@ -1410,7 +1439,11 @@
         <w:t>p</w:t>
       </w:r>
       <w:r>
-        <w:t xml:space="preserve"> = 0.035; R² = 0.276). Neither humerus fracture rate (Model 1: </w:t>
+        <w:t xml:space="preserve"> = </w:t>
+      </w:r>
+      <w:r>
+        <w:lastRenderedPageBreak/>
+        <w:t xml:space="preserve">0.035; R² = 0.276). Neither humerus fracture rate (Model 1: </w:t>
       </w:r>
       <w:r>
         <w:rPr>
@@ -1420,11 +1453,7 @@
         <w:t>p</w:t>
       </w:r>
       <w:r>
-        <w:t xml:space="preserve"> = 0.355; Model 2: R² = </w:t>
-      </w:r>
-      <w:r>
-        <w:lastRenderedPageBreak/>
-        <w:t xml:space="preserve">0.107) nor forearm fracture rate (Model 1: </w:t>
+        <w:t xml:space="preserve"> = 0.355; Model 2: R² = 0.107) nor forearm fracture rate (Model 1: </w:t>
       </w:r>
       <w:r>
         <w:rPr>
@@ -1452,9 +1481,9 @@
         <w:pStyle w:val="1"/>
         <w:spacing w:line="360" w:lineRule="auto"/>
       </w:pPr>
-      <w:bookmarkStart w:id="38" w:name="discussion"/>
+      <w:bookmarkStart w:id="46" w:name="discussion"/>
       <w:bookmarkEnd w:id="30"/>
-      <w:bookmarkEnd w:id="37"/>
+      <w:bookmarkEnd w:id="45"/>
       <w:r>
         <w:t>Discussion</w:t>
       </w:r>
@@ -1464,7 +1493,7 @@
         <w:pStyle w:val="2"/>
         <w:spacing w:line="360" w:lineRule="auto"/>
       </w:pPr>
-      <w:bookmarkStart w:id="39" w:name="main-findings"/>
+      <w:bookmarkStart w:id="47" w:name="main-findings"/>
       <w:r>
         <w:t>1. Main Findings</w:t>
       </w:r>
@@ -1477,23 +1506,23 @@
       <w:r>
         <w:t xml:space="preserve">This ecological study </w:t>
       </w:r>
-      <w:commentRangeStart w:id="40"/>
-      <w:ins w:id="41" w:author="治輝 齋藤" w:date="2026-04-30T19:12:00Z" w16du:dateUtc="2026-04-30T10:12:00Z">
+      <w:commentRangeStart w:id="48"/>
+      <w:ins w:id="49" w:author="治輝 齋藤" w:date="2026-04-30T19:12:00Z" w16du:dateUtc="2026-04-30T10:12:00Z">
         <w:r>
           <w:t>showed</w:t>
         </w:r>
       </w:ins>
-      <w:del w:id="42" w:author="治輝 齋藤" w:date="2026-04-30T19:12:00Z" w16du:dateUtc="2026-04-30T10:12:00Z">
+      <w:del w:id="50" w:author="治輝 齋藤" w:date="2026-04-30T19:12:00Z" w16du:dateUtc="2026-04-30T10:12:00Z">
         <w:r>
           <w:delText>demonstrated</w:delText>
         </w:r>
       </w:del>
-      <w:commentRangeEnd w:id="40"/>
+      <w:commentRangeEnd w:id="48"/>
       <w:r>
         <w:rPr>
           <w:rStyle w:val="af2"/>
         </w:rPr>
-        <w:commentReference w:id="40"/>
+        <w:commentReference w:id="48"/>
       </w:r>
       <w:r>
         <w:t xml:space="preserve"> </w:t>
@@ -1573,8 +1602,8 @@
         <w:pStyle w:val="2"/>
         <w:spacing w:line="360" w:lineRule="auto"/>
       </w:pPr>
-      <w:bookmarkStart w:id="43" w:name="biological-plausibility"/>
-      <w:bookmarkEnd w:id="39"/>
+      <w:bookmarkStart w:id="51" w:name="biological-plausibility"/>
+      <w:bookmarkEnd w:id="47"/>
       <w:r>
         <w:t>2. Biological Plausibility</w:t>
       </w:r>
@@ -1584,11 +1613,11 @@
         <w:pStyle w:val="FirstParagraph"/>
         <w:spacing w:line="360" w:lineRule="auto"/>
       </w:pPr>
-      <w:commentRangeStart w:id="44"/>
+      <w:commentRangeStart w:id="52"/>
       <w:r>
         <w:t xml:space="preserve">The </w:t>
       </w:r>
-      <w:del w:id="45" w:author="治輝 齋藤" w:date="2026-04-30T19:27:00Z" w16du:dateUtc="2026-04-30T10:27:00Z">
+      <w:del w:id="53" w:author="治輝 齋藤" w:date="2026-04-30T19:27:00Z" w16du:dateUtc="2026-04-30T10:27:00Z">
         <w:r>
           <w:delText xml:space="preserve">specificity of the </w:delText>
         </w:r>
@@ -1596,12 +1625,12 @@
       <w:r>
         <w:t xml:space="preserve">slope–fracture association </w:t>
       </w:r>
-      <w:ins w:id="46" w:author="治輝 齋藤" w:date="2026-04-30T19:27:00Z" w16du:dateUtc="2026-04-30T10:27:00Z">
+      <w:ins w:id="54" w:author="治輝 齋藤" w:date="2026-04-30T19:27:00Z" w16du:dateUtc="2026-04-30T10:27:00Z">
         <w:r>
           <w:t>observed for</w:t>
         </w:r>
       </w:ins>
-      <w:del w:id="47" w:author="治輝 齋藤" w:date="2026-04-30T19:27:00Z" w16du:dateUtc="2026-04-30T10:27:00Z">
+      <w:del w:id="55" w:author="治輝 齋藤" w:date="2026-04-30T19:27:00Z" w16du:dateUtc="2026-04-30T10:27:00Z">
         <w:r>
           <w:delText>to</w:delText>
         </w:r>
@@ -1609,7 +1638,7 @@
       <w:r>
         <w:t xml:space="preserve"> the hip </w:t>
       </w:r>
-      <w:ins w:id="48" w:author="治輝 齋藤" w:date="2026-04-30T19:27:00Z" w16du:dateUtc="2026-04-30T10:27:00Z">
+      <w:ins w:id="56" w:author="治輝 齋藤" w:date="2026-04-30T19:27:00Z" w16du:dateUtc="2026-04-30T10:27:00Z">
         <w:r>
           <w:rPr>
             <w:rFonts w:hint="eastAsia"/>
@@ -1618,7 +1647,7 @@
           <w:t>may be</w:t>
         </w:r>
       </w:ins>
-      <w:del w:id="49" w:author="治輝 齋藤" w:date="2026-04-30T19:27:00Z" w16du:dateUtc="2026-04-30T10:27:00Z">
+      <w:del w:id="57" w:author="治輝 齋藤" w:date="2026-04-30T19:27:00Z" w16du:dateUtc="2026-04-30T10:27:00Z">
         <w:r>
           <w:delText>is</w:delText>
         </w:r>
@@ -1626,7 +1655,7 @@
       <w:r>
         <w:t xml:space="preserve"> biologically plausible and </w:t>
       </w:r>
-      <w:ins w:id="50" w:author="治輝 齋藤" w:date="2026-04-30T19:28:00Z" w16du:dateUtc="2026-04-30T10:28:00Z">
+      <w:ins w:id="58" w:author="治輝 齋藤" w:date="2026-04-30T19:28:00Z" w16du:dateUtc="2026-04-30T10:28:00Z">
         <w:r>
           <w:t>may be partly</w:t>
         </w:r>
@@ -1641,7 +1670,7 @@
       <w:r>
         <w:t xml:space="preserve">supported by </w:t>
       </w:r>
-      <w:del w:id="51" w:author="治輝 齋藤" w:date="2026-04-30T19:28:00Z" w16du:dateUtc="2026-04-30T10:28:00Z">
+      <w:del w:id="59" w:author="治輝 齋藤" w:date="2026-04-30T19:28:00Z" w16du:dateUtc="2026-04-30T10:28:00Z">
         <w:r>
           <w:delText xml:space="preserve">extensive </w:delText>
         </w:r>
@@ -1661,12 +1690,12 @@
       <w:r>
         <w:t xml:space="preserve"> which are </w:t>
       </w:r>
-      <w:ins w:id="52" w:author="治輝 齋藤" w:date="2026-04-30T19:28:00Z" w16du:dateUtc="2026-04-30T10:28:00Z">
+      <w:ins w:id="60" w:author="治輝 齋藤" w:date="2026-04-30T19:28:00Z" w16du:dateUtc="2026-04-30T10:28:00Z">
         <w:r>
           <w:t>common</w:t>
         </w:r>
       </w:ins>
-      <w:del w:id="53" w:author="治輝 齋藤" w:date="2026-04-30T19:28:00Z" w16du:dateUtc="2026-04-30T10:28:00Z">
+      <w:del w:id="61" w:author="治輝 齋藤" w:date="2026-04-30T19:28:00Z" w16du:dateUtc="2026-04-30T10:28:00Z">
         <w:r>
           <w:delText>the predominant</w:delText>
         </w:r>
@@ -1674,7 +1703,7 @@
       <w:r>
         <w:t xml:space="preserve"> fall mechanism</w:t>
       </w:r>
-      <w:ins w:id="54" w:author="治輝 齋藤" w:date="2026-04-30T19:32:00Z" w16du:dateUtc="2026-04-30T10:32:00Z">
+      <w:ins w:id="62" w:author="治輝 齋藤" w:date="2026-04-30T19:32:00Z" w16du:dateUtc="2026-04-30T10:32:00Z">
         <w:r>
           <w:rPr>
             <w:rFonts w:hint="eastAsia"/>
@@ -1684,11 +1713,11 @@
         </w:r>
       </w:ins>
       <w:r>
-        <w:t xml:space="preserve"> on inclined surfaces. Real-world video-capture studies of falls in long-term care facilities have demonstrated that lateral </w:t>
+        <w:t xml:space="preserve"> on inclined surfaces. Real-world video-</w:t>
       </w:r>
       <w:r>
         <w:lastRenderedPageBreak/>
-        <w:t>landing configuration increases hip fracture risk by 5.5 to 6-fold compared to forward or backward falls, and direct impact to the greater trochanter elevates fracture risk by up to 30-fold.</w:t>
+        <w:t>capture studies of falls in long-term care facilities have demonstrated that lateral landing configuration increases hip fracture risk by 5.5 to 6-fold compared to forward or backward falls, and direct impact to the greater trochanter elevates fracture risk by up to 30-fold.</w:t>
       </w:r>
       <w:r>
         <w:t xml:space="preserve"> </w:t>
@@ -1714,12 +1743,12 @@
       <w:r>
         <w:t xml:space="preserve"> Finite element method (FEM) simulations have further </w:t>
       </w:r>
-      <w:ins w:id="55" w:author="治輝 齋藤" w:date="2026-04-30T19:28:00Z" w16du:dateUtc="2026-04-30T10:28:00Z">
+      <w:ins w:id="63" w:author="治輝 齋藤" w:date="2026-04-30T19:28:00Z" w16du:dateUtc="2026-04-30T10:28:00Z">
         <w:r>
           <w:t>suggested</w:t>
         </w:r>
       </w:ins>
-      <w:del w:id="56" w:author="治輝 齋藤" w:date="2026-04-30T19:28:00Z" w16du:dateUtc="2026-04-30T10:28:00Z">
+      <w:del w:id="64" w:author="治輝 齋藤" w:date="2026-04-30T19:28:00Z" w16du:dateUtc="2026-04-30T10:28:00Z">
         <w:r>
           <w:delText>confirmed</w:delText>
         </w:r>
@@ -1727,12 +1756,12 @@
       <w:r>
         <w:t xml:space="preserve"> that posterolateral and lateral impacts generate maximum tensile and compressive stresses at the superior and inferior aspects of the femoral neck, </w:t>
       </w:r>
-      <w:ins w:id="57" w:author="治輝 齋藤" w:date="2026-04-30T19:29:00Z" w16du:dateUtc="2026-04-30T10:29:00Z">
+      <w:ins w:id="65" w:author="治輝 齋藤" w:date="2026-04-30T19:29:00Z" w16du:dateUtc="2026-04-30T10:29:00Z">
         <w:r>
           <w:t>potentially increasing</w:t>
         </w:r>
       </w:ins>
-      <w:del w:id="58" w:author="治輝 齋藤" w:date="2026-04-30T19:29:00Z" w16du:dateUtc="2026-04-30T10:29:00Z">
+      <w:del w:id="66" w:author="治輝 齋藤" w:date="2026-04-30T19:29:00Z" w16du:dateUtc="2026-04-30T10:29:00Z">
         <w:r>
           <w:delText>maximizing</w:delText>
         </w:r>
@@ -1749,12 +1778,12 @@
         </w:rPr>
         <w:t>[26]</w:t>
       </w:r>
-      <w:commentRangeEnd w:id="44"/>
+      <w:commentRangeEnd w:id="52"/>
       <w:r>
         <w:rPr>
           <w:rStyle w:val="af2"/>
         </w:rPr>
-        <w:commentReference w:id="44"/>
+        <w:commentReference w:id="52"/>
       </w:r>
     </w:p>
     <w:p>
@@ -1886,11 +1915,11 @@
         <w:t>[31]</w:t>
       </w:r>
       <w:r>
-        <w:t xml:space="preserve"> Similarly, humerus fractures in older adults often result from low-energy obliquely forward falls on level ground and occur in relatively </w:t>
+        <w:t xml:space="preserve"> Similarly, humerus fractures in older adults often </w:t>
       </w:r>
       <w:r>
         <w:lastRenderedPageBreak/>
-        <w:t>younger, more ambulatory individuals who retain arm-protective reflexes.</w:t>
+        <w:t>result from low-energy obliquely forward falls on level ground and occur in relatively younger, more ambulatory individuals who retain arm-protective reflexes.</w:t>
       </w:r>
       <w:r>
         <w:t xml:space="preserve"> </w:t>
@@ -1904,8 +1933,8 @@
       <w:r>
         <w:t xml:space="preserve"> The fracture-site specificity observed in our data—significant association with hip fractures but not with humerus or forearm fractures—</w:t>
       </w:r>
-      <w:commentRangeStart w:id="59"/>
-      <w:del w:id="60" w:author="治輝 齋藤" w:date="2026-04-30T20:51:00Z" w16du:dateUtc="2026-04-30T11:51:00Z">
+      <w:commentRangeStart w:id="67"/>
+      <w:del w:id="68" w:author="治輝 齋藤" w:date="2026-04-30T20:51:00Z" w16du:dateUtc="2026-04-30T11:51:00Z">
         <w:r>
           <w:delText xml:space="preserve">thus </w:delText>
         </w:r>
@@ -1913,7 +1942,7 @@
       <w:r>
         <w:t xml:space="preserve">provides internal evidence </w:t>
       </w:r>
-      <w:ins w:id="61" w:author="治輝 齋藤" w:date="2026-04-30T20:52:00Z" w16du:dateUtc="2026-04-30T11:52:00Z">
+      <w:ins w:id="69" w:author="治輝 齋藤" w:date="2026-04-30T20:52:00Z" w16du:dateUtc="2026-04-30T11:52:00Z">
         <w:r>
           <w:t>that is</w:t>
         </w:r>
@@ -1928,12 +1957,12 @@
       <w:r>
         <w:t xml:space="preserve">consistent with </w:t>
       </w:r>
-      <w:del w:id="62" w:author="治輝 齋藤" w:date="2026-04-30T20:52:00Z" w16du:dateUtc="2026-04-30T11:52:00Z">
+      <w:del w:id="70" w:author="治輝 齋藤" w:date="2026-04-30T20:52:00Z" w16du:dateUtc="2026-04-30T11:52:00Z">
         <w:r>
           <w:delText xml:space="preserve">the </w:delText>
         </w:r>
       </w:del>
-      <w:ins w:id="63" w:author="治輝 齋藤" w:date="2026-04-30T20:52:00Z" w16du:dateUtc="2026-04-30T11:52:00Z">
+      <w:ins w:id="71" w:author="治輝 齋藤" w:date="2026-04-30T20:52:00Z" w16du:dateUtc="2026-04-30T11:52:00Z">
         <w:r>
           <w:rPr>
             <w:rFonts w:hint="eastAsia"/>
@@ -1948,12 +1977,12 @@
       <w:r>
         <w:t xml:space="preserve">biomechanical paradigm </w:t>
       </w:r>
-      <w:ins w:id="64" w:author="治輝 齋藤" w:date="2026-04-30T20:52:00Z" w16du:dateUtc="2026-04-30T11:52:00Z">
+      <w:ins w:id="72" w:author="治輝 齋藤" w:date="2026-04-30T20:52:00Z" w16du:dateUtc="2026-04-30T11:52:00Z">
         <w:r>
           <w:t>in which</w:t>
         </w:r>
       </w:ins>
-      <w:del w:id="65" w:author="治輝 齋藤" w:date="2026-04-30T20:52:00Z" w16du:dateUtc="2026-04-30T11:52:00Z">
+      <w:del w:id="73" w:author="治輝 齋藤" w:date="2026-04-30T20:52:00Z" w16du:dateUtc="2026-04-30T11:52:00Z">
         <w:r>
           <w:delText>that</w:delText>
         </w:r>
@@ -1961,7 +1990,7 @@
       <w:r>
         <w:t xml:space="preserve"> terrain slope </w:t>
       </w:r>
-      <w:ins w:id="66" w:author="治輝 齋藤" w:date="2026-04-30T20:52:00Z" w16du:dateUtc="2026-04-30T11:52:00Z">
+      <w:ins w:id="74" w:author="治輝 齋藤" w:date="2026-04-30T20:52:00Z" w16du:dateUtc="2026-04-30T11:52:00Z">
         <w:r>
           <w:rPr>
             <w:rFonts w:hint="eastAsia"/>
@@ -1973,7 +2002,7 @@
       <w:r>
         <w:t>specifically amplif</w:t>
       </w:r>
-      <w:ins w:id="67" w:author="治輝 齋藤" w:date="2026-04-30T20:52:00Z" w16du:dateUtc="2026-04-30T11:52:00Z">
+      <w:ins w:id="75" w:author="治輝 齋藤" w:date="2026-04-30T20:52:00Z" w16du:dateUtc="2026-04-30T11:52:00Z">
         <w:r>
           <w:rPr>
             <w:rFonts w:hint="eastAsia"/>
@@ -1982,7 +2011,7 @@
           <w:t>y</w:t>
         </w:r>
       </w:ins>
-      <w:del w:id="68" w:author="治輝 齋藤" w:date="2026-04-30T20:52:00Z" w16du:dateUtc="2026-04-30T11:52:00Z">
+      <w:del w:id="76" w:author="治輝 齋藤" w:date="2026-04-30T20:52:00Z" w16du:dateUtc="2026-04-30T11:52:00Z">
         <w:r>
           <w:delText>ies</w:delText>
         </w:r>
@@ -1990,12 +2019,12 @@
       <w:r>
         <w:t xml:space="preserve"> lateral fall risk.</w:t>
       </w:r>
-      <w:commentRangeEnd w:id="59"/>
+      <w:commentRangeEnd w:id="67"/>
       <w:r>
         <w:rPr>
           <w:rStyle w:val="af2"/>
         </w:rPr>
-        <w:commentReference w:id="59"/>
+        <w:commentReference w:id="67"/>
       </w:r>
     </w:p>
     <w:p>
@@ -2003,8 +2032,8 @@
         <w:pStyle w:val="2"/>
         <w:spacing w:line="360" w:lineRule="auto"/>
       </w:pPr>
-      <w:bookmarkStart w:id="69" w:name="comparison-with-previous-studies"/>
-      <w:bookmarkEnd w:id="43"/>
+      <w:bookmarkStart w:id="77" w:name="comparison-with-previous-studies"/>
+      <w:bookmarkEnd w:id="51"/>
       <w:r>
         <w:t>3. Comparison with Previous Studies</w:t>
       </w:r>
@@ -2069,7 +2098,11 @@
         <w:spacing w:line="360" w:lineRule="auto"/>
       </w:pPr>
       <w:r>
-        <w:t>Previous ecological studies have also examined the relationship between outdoor environment and fall-related injuries. Studies in multiple countries found that neighborhood green space, walkability, and environmental safety were associated with fall-related hospital admissions and fracture risk.</w:t>
+        <w:t xml:space="preserve">Previous ecological studies have also examined the relationship between outdoor environment and fall-related injuries. Studies in multiple countries found that neighborhood green space, walkability, and environmental safety were associated </w:t>
+      </w:r>
+      <w:r>
+        <w:lastRenderedPageBreak/>
+        <w:t>with fall-related hospital admissions and fracture risk.</w:t>
       </w:r>
       <w:r>
         <w:t xml:space="preserve"> </w:t>
@@ -2081,11 +2114,7 @@
         <w:t>[34]</w:t>
       </w:r>
       <w:r>
-        <w:t xml:space="preserve"> In Japan, Nakamura et </w:t>
-      </w:r>
-      <w:r>
-        <w:lastRenderedPageBreak/>
-        <w:t xml:space="preserve">al. reported that </w:t>
+        <w:t xml:space="preserve"> In Japan, Nakamura et al. reported that </w:t>
       </w:r>
       <w:r>
         <w:t xml:space="preserve">frequent </w:t>
@@ -2108,16 +2137,16 @@
       <w:r>
         <w:t xml:space="preserve"> However, to our knowledge, no prior study has used nationwide DEM data linked to administrative fracture data to quantify the dose-response association between terrain slope and hip fracture rates at the population level in Japan. </w:t>
       </w:r>
-      <w:commentRangeStart w:id="70"/>
+      <w:commentRangeStart w:id="78"/>
       <w:r>
         <w:t xml:space="preserve">Our </w:t>
       </w:r>
-      <w:ins w:id="71" w:author="治輝 齋藤" w:date="2026-04-30T20:55:00Z" w16du:dateUtc="2026-04-30T11:55:00Z">
+      <w:ins w:id="79" w:author="治輝 齋藤" w:date="2026-04-30T20:55:00Z" w16du:dateUtc="2026-04-30T11:55:00Z">
         <w:r>
           <w:t>findings add</w:t>
         </w:r>
       </w:ins>
-      <w:del w:id="72" w:author="治輝 齋藤" w:date="2026-04-30T20:55:00Z" w16du:dateUtc="2026-04-30T11:55:00Z">
+      <w:del w:id="80" w:author="治輝 齋藤" w:date="2026-04-30T20:55:00Z" w16du:dateUtc="2026-04-30T11:55:00Z">
         <w:r>
           <w:delText>study provides the first</w:delText>
         </w:r>
@@ -2125,7 +2154,7 @@
       <w:r>
         <w:t xml:space="preserve"> nationwide quantitative evidence that each one-degree increase in terrain slope is associated with approximately 3.5 additional hip fracture surgeries per 100,000 population, independent of aging rate</w:t>
       </w:r>
-      <w:ins w:id="73" w:author="治輝 齋藤" w:date="2026-04-30T20:55:00Z" w16du:dateUtc="2026-04-30T11:55:00Z">
+      <w:ins w:id="81" w:author="治輝 齋藤" w:date="2026-04-30T20:55:00Z" w16du:dateUtc="2026-04-30T11:55:00Z">
         <w:r>
           <w:t xml:space="preserve"> in the primary model</w:t>
         </w:r>
@@ -2133,7 +2162,7 @@
       <w:r>
         <w:t xml:space="preserve">. This quantitative estimate </w:t>
       </w:r>
-      <w:del w:id="74" w:author="治輝 齋藤" w:date="2026-04-30T20:56:00Z" w16du:dateUtc="2026-04-30T11:56:00Z">
+      <w:del w:id="82" w:author="治輝 齋藤" w:date="2026-04-30T20:56:00Z" w16du:dateUtc="2026-04-30T11:56:00Z">
         <w:r>
           <w:delText xml:space="preserve">is novel and </w:delText>
         </w:r>
@@ -2148,12 +2177,12 @@
       <w:r>
         <w:t xml:space="preserve">contribute to the global evidence base for terrain as a modifiable environmental </w:t>
       </w:r>
-      <w:ins w:id="75" w:author="治輝 齋藤" w:date="2026-04-30T20:56:00Z" w16du:dateUtc="2026-04-30T11:56:00Z">
+      <w:ins w:id="83" w:author="治輝 齋藤" w:date="2026-04-30T20:56:00Z" w16du:dateUtc="2026-04-30T11:56:00Z">
         <w:r>
           <w:t>correlate of fracture burden</w:t>
         </w:r>
       </w:ins>
-      <w:del w:id="76" w:author="治輝 齋藤" w:date="2026-04-30T20:56:00Z" w16du:dateUtc="2026-04-30T11:56:00Z">
+      <w:del w:id="84" w:author="治輝 齋藤" w:date="2026-04-30T20:56:00Z" w16du:dateUtc="2026-04-30T11:56:00Z">
         <w:r>
           <w:delText>risk factor</w:delText>
         </w:r>
@@ -2161,12 +2190,12 @@
       <w:r>
         <w:t>.</w:t>
       </w:r>
-      <w:commentRangeEnd w:id="70"/>
+      <w:commentRangeEnd w:id="78"/>
       <w:r>
         <w:rPr>
           <w:rStyle w:val="af2"/>
         </w:rPr>
-        <w:commentReference w:id="70"/>
+        <w:commentReference w:id="78"/>
       </w:r>
     </w:p>
     <w:p>
@@ -2174,8 +2203,8 @@
         <w:pStyle w:val="2"/>
         <w:spacing w:line="360" w:lineRule="auto"/>
       </w:pPr>
-      <w:bookmarkStart w:id="77" w:name="role-of-aging-rate"/>
-      <w:bookmarkEnd w:id="69"/>
+      <w:bookmarkStart w:id="85" w:name="role-of-aging-rate"/>
+      <w:bookmarkEnd w:id="77"/>
       <w:r>
         <w:t>4. Role of Aging Rate</w:t>
       </w:r>
@@ -2225,7 +2254,7 @@
         <w:pStyle w:val="a0"/>
         <w:spacing w:line="360" w:lineRule="auto"/>
       </w:pPr>
-      <w:commentRangeStart w:id="78"/>
+      <w:commentRangeStart w:id="86"/>
       <w:r>
         <w:t xml:space="preserve">The </w:t>
       </w:r>
@@ -2247,12 +2276,12 @@
       <w:r>
         <w:t xml:space="preserve"> a risk </w:t>
       </w:r>
-      <w:ins w:id="79" w:author="治輝 齋藤" w:date="2026-04-30T20:57:00Z" w16du:dateUtc="2026-04-30T11:57:00Z">
+      <w:ins w:id="87" w:author="治輝 齋藤" w:date="2026-04-30T20:57:00Z" w16du:dateUtc="2026-04-30T11:57:00Z">
         <w:r>
           <w:t>correlate</w:t>
         </w:r>
       </w:ins>
-      <w:del w:id="80" w:author="治輝 齋藤" w:date="2026-04-30T20:57:00Z" w16du:dateUtc="2026-04-30T11:57:00Z">
+      <w:del w:id="88" w:author="治輝 齋藤" w:date="2026-04-30T20:57:00Z" w16du:dateUtc="2026-04-30T11:57:00Z">
         <w:r>
           <w:delText>factor</w:delText>
         </w:r>
@@ -2266,7 +2295,7 @@
       <w:r>
         <w:t xml:space="preserve">. This finding has practical implications: even within the context of Japan’s nationwide aging, geographic topography </w:t>
       </w:r>
-      <w:ins w:id="81" w:author="治輝 齋藤" w:date="2026-04-30T20:58:00Z" w16du:dateUtc="2026-04-30T11:58:00Z">
+      <w:ins w:id="89" w:author="治輝 齋藤" w:date="2026-04-30T20:58:00Z" w16du:dateUtc="2026-04-30T11:58:00Z">
         <w:r>
           <w:rPr>
             <w:rFonts w:hint="eastAsia"/>
@@ -2278,7 +2307,7 @@
       <w:r>
         <w:t>represent</w:t>
       </w:r>
-      <w:del w:id="82" w:author="治輝 齋藤" w:date="2026-04-30T20:58:00Z" w16du:dateUtc="2026-04-30T11:58:00Z">
+      <w:del w:id="90" w:author="治輝 齋藤" w:date="2026-04-30T20:58:00Z" w16du:dateUtc="2026-04-30T11:58:00Z">
         <w:r>
           <w:delText>s</w:delText>
         </w:r>
@@ -2286,7 +2315,7 @@
       <w:r>
         <w:t xml:space="preserve"> an additional and </w:t>
       </w:r>
-      <w:ins w:id="83" w:author="治輝 齋藤" w:date="2026-04-30T20:58:00Z" w16du:dateUtc="2026-04-30T11:58:00Z">
+      <w:ins w:id="91" w:author="治輝 齋藤" w:date="2026-04-30T20:58:00Z" w16du:dateUtc="2026-04-30T11:58:00Z">
         <w:r>
           <w:t>potentially</w:t>
         </w:r>
@@ -2301,7 +2330,7 @@
       <w:r>
         <w:t xml:space="preserve">modifiable layer of fracture risk. Terrain slope </w:t>
       </w:r>
-      <w:ins w:id="84" w:author="治輝 齋藤" w:date="2026-04-30T20:58:00Z" w16du:dateUtc="2026-04-30T11:58:00Z">
+      <w:ins w:id="92" w:author="治輝 齋藤" w:date="2026-04-30T20:58:00Z" w16du:dateUtc="2026-04-30T11:58:00Z">
         <w:r>
           <w:rPr>
             <w:rFonts w:hint="eastAsia"/>
@@ -2310,7 +2339,7 @@
           <w:t>may</w:t>
         </w:r>
       </w:ins>
-      <w:del w:id="85" w:author="治輝 齋藤" w:date="2026-04-30T20:58:00Z" w16du:dateUtc="2026-04-30T11:58:00Z">
+      <w:del w:id="93" w:author="治輝 齋藤" w:date="2026-04-30T20:58:00Z" w16du:dateUtc="2026-04-30T11:58:00Z">
         <w:r>
           <w:delText>is</w:delText>
         </w:r>
@@ -2318,7 +2347,7 @@
       <w:r>
         <w:t xml:space="preserve"> not </w:t>
       </w:r>
-      <w:ins w:id="86" w:author="治輝 齋藤" w:date="2026-04-30T20:58:00Z" w16du:dateUtc="2026-04-30T11:58:00Z">
+      <w:ins w:id="94" w:author="治輝 齋藤" w:date="2026-04-30T20:58:00Z" w16du:dateUtc="2026-04-30T11:58:00Z">
         <w:r>
           <w:rPr>
             <w:rFonts w:hint="eastAsia"/>
@@ -2330,12 +2359,16 @@
       <w:r>
         <w:t>merely a proxy for aging</w:t>
       </w:r>
-      <w:ins w:id="87" w:author="治輝 齋藤" w:date="2026-04-30T20:59:00Z" w16du:dateUtc="2026-04-30T11:59:00Z">
+      <w:ins w:id="95" w:author="治輝 齋藤" w:date="2026-04-30T20:59:00Z" w16du:dateUtc="2026-04-30T11:59:00Z">
         <w:r>
-          <w:t xml:space="preserve"> and may represent</w:t>
+          <w:t xml:space="preserve"> </w:t>
+        </w:r>
+        <w:r>
+          <w:lastRenderedPageBreak/>
+          <w:t>and may represent</w:t>
         </w:r>
       </w:ins>
-      <w:del w:id="88" w:author="治輝 齋藤" w:date="2026-04-30T20:59:00Z" w16du:dateUtc="2026-04-30T11:59:00Z">
+      <w:del w:id="96" w:author="治輝 齋藤" w:date="2026-04-30T20:59:00Z" w16du:dateUtc="2026-04-30T11:59:00Z">
         <w:r>
           <w:delText>, but</w:delText>
         </w:r>
@@ -2343,12 +2376,12 @@
       <w:r>
         <w:t xml:space="preserve"> an </w:t>
       </w:r>
-      <w:ins w:id="89" w:author="治輝 齋藤" w:date="2026-04-30T20:59:00Z" w16du:dateUtc="2026-04-30T11:59:00Z">
+      <w:ins w:id="97" w:author="治輝 齋藤" w:date="2026-04-30T20:59:00Z" w16du:dateUtc="2026-04-30T11:59:00Z">
         <w:r>
           <w:t>additional</w:t>
         </w:r>
       </w:ins>
-      <w:del w:id="90" w:author="治輝 齋藤" w:date="2026-04-30T20:59:00Z" w16du:dateUtc="2026-04-30T11:59:00Z">
+      <w:del w:id="98" w:author="治輝 齋藤" w:date="2026-04-30T20:59:00Z" w16du:dateUtc="2026-04-30T11:59:00Z">
         <w:r>
           <w:delText>independent</w:delText>
         </w:r>
@@ -2356,12 +2389,12 @@
       <w:r>
         <w:t xml:space="preserve"> environmental </w:t>
       </w:r>
-      <w:ins w:id="91" w:author="治輝 齋藤" w:date="2026-04-30T20:59:00Z" w16du:dateUtc="2026-04-30T11:59:00Z">
+      <w:ins w:id="99" w:author="治輝 齋藤" w:date="2026-04-30T20:59:00Z" w16du:dateUtc="2026-04-30T11:59:00Z">
         <w:r>
           <w:t>correlate</w:t>
         </w:r>
       </w:ins>
-      <w:del w:id="92" w:author="治輝 齋藤" w:date="2026-04-30T20:59:00Z" w16du:dateUtc="2026-04-30T11:59:00Z">
+      <w:del w:id="100" w:author="治輝 齋藤" w:date="2026-04-30T20:59:00Z" w16du:dateUtc="2026-04-30T11:59:00Z">
         <w:r>
           <w:delText>hazard</w:delText>
         </w:r>
@@ -2369,13 +2402,12 @@
       <w:r>
         <w:t xml:space="preserve"> that </w:t>
       </w:r>
-      <w:ins w:id="93" w:author="治輝 齋藤" w:date="2026-04-30T20:59:00Z" w16du:dateUtc="2026-04-30T11:59:00Z">
+      <w:ins w:id="101" w:author="治輝 齋藤" w:date="2026-04-30T20:59:00Z" w16du:dateUtc="2026-04-30T11:59:00Z">
         <w:r>
-          <w:lastRenderedPageBreak/>
           <w:t>could contribute to functional decline</w:t>
         </w:r>
       </w:ins>
-      <w:del w:id="94" w:author="治輝 齋藤" w:date="2026-04-30T20:59:00Z" w16du:dateUtc="2026-04-30T11:59:00Z">
+      <w:del w:id="102" w:author="治輝 齋藤" w:date="2026-04-30T20:59:00Z" w16du:dateUtc="2026-04-30T11:59:00Z">
         <w:r>
           <w:delText>chronically erodes physical function</w:delText>
         </w:r>
@@ -2383,29 +2415,29 @@
       <w:r>
         <w:t xml:space="preserve"> among rural-dwelling older adults.</w:t>
       </w:r>
-      <w:commentRangeEnd w:id="78"/>
+      <w:commentRangeEnd w:id="86"/>
       <w:r>
         <w:rPr>
           <w:rStyle w:val="af2"/>
         </w:rPr>
-        <w:commentReference w:id="78"/>
-      </w:r>
-      <w:ins w:id="95" w:author="治輝 齋藤" w:date="2026-04-30T20:32:00Z" w16du:dateUtc="2026-04-30T11:32:00Z">
+        <w:commentReference w:id="86"/>
+      </w:r>
+      <w:ins w:id="103" w:author="治輝 齋藤" w:date="2026-04-30T20:32:00Z" w16du:dateUtc="2026-04-30T11:32:00Z">
         <w:r>
           <w:t xml:space="preserve"> </w:t>
         </w:r>
-        <w:commentRangeStart w:id="96"/>
+        <w:commentRangeStart w:id="104"/>
         <w:r>
           <w:t>Given public-data masking in age-stratified surgery tables, we interpret age-structure robustness primarily from the consistency of adjusted ecological models and from imputation-based sensitivity analyses, while acknowledging that full indirect standardization without imputation is not feasible with the current open dataset.</w:t>
         </w:r>
       </w:ins>
-      <w:commentRangeEnd w:id="96"/>
-      <w:ins w:id="97" w:author="治輝 齋藤" w:date="2026-04-30T20:33:00Z" w16du:dateUtc="2026-04-30T11:33:00Z">
+      <w:commentRangeEnd w:id="104"/>
+      <w:ins w:id="105" w:author="治輝 齋藤" w:date="2026-04-30T20:33:00Z" w16du:dateUtc="2026-04-30T11:33:00Z">
         <w:r>
           <w:rPr>
             <w:rStyle w:val="af2"/>
           </w:rPr>
-          <w:commentReference w:id="96"/>
+          <w:commentReference w:id="104"/>
         </w:r>
       </w:ins>
     </w:p>
@@ -2414,8 +2446,8 @@
         <w:pStyle w:val="2"/>
         <w:spacing w:line="360" w:lineRule="auto"/>
       </w:pPr>
-      <w:bookmarkStart w:id="98" w:name="walking-speed-as-a-mediator"/>
-      <w:bookmarkEnd w:id="77"/>
+      <w:bookmarkStart w:id="106" w:name="walking-speed-as-a-mediator"/>
+      <w:bookmarkEnd w:id="85"/>
       <w:r>
         <w:t>5. Walking Speed as a Mediator</w:t>
       </w:r>
@@ -2527,7 +2559,7 @@
       <w:r>
         <w:t xml:space="preserve">the multivariable OLS coefficient for fast walking rate was </w:t>
       </w:r>
-      <w:del w:id="99" w:author="治輝 齋藤" w:date="2026-04-30T18:39:00Z" w16du:dateUtc="2026-04-30T09:39:00Z">
+      <w:del w:id="107" w:author="治輝 齋藤" w:date="2026-04-30T18:39:00Z" w16du:dateUtc="2026-04-30T09:39:00Z">
         <w:r>
           <w:delText>**</w:delText>
         </w:r>
@@ -2535,17 +2567,17 @@
       <w:r>
         <w:t>positive</w:t>
       </w:r>
-      <w:del w:id="100" w:author="治輝 齋藤" w:date="2026-04-30T18:39:00Z" w16du:dateUtc="2026-04-30T09:39:00Z">
+      <w:del w:id="108" w:author="治輝 齋藤" w:date="2026-04-30T18:39:00Z" w16du:dateUtc="2026-04-30T09:39:00Z">
         <w:r>
           <w:delText>**</w:delText>
         </w:r>
       </w:del>
       <w:r>
-        <w:t xml:space="preserve"> (β = 2.02 per 1 percentage-point increase in fast walking), which is difficult to interpret as a causal protective effect at prefecture resolution and is not the individual-level association described in cohort studies. Inference for this coefficient was sensitive to </w:t>
+        <w:t xml:space="preserve"> (β = 2.02 per 1 percentage-point increase in fast walking), which is difficult to interpret as a causal protective effect at prefecture resolution and is not the individual-level </w:t>
       </w:r>
       <w:r>
         <w:lastRenderedPageBreak/>
-        <w:t xml:space="preserve">standard error choice (conventional </w:t>
+        <w:t xml:space="preserve">association described in cohort studies. Inference for this coefficient was sensitive to standard error choice (conventional </w:t>
       </w:r>
       <w:r>
         <w:rPr>
@@ -2567,17 +2599,17 @@
       <w:r>
         <w:t xml:space="preserve"> = 0.022). Plausible drivers include ecological bias, aggregation of a 40–74-year screening metric to represent regions where hip fractures concentrate among the oldest-old, and confounding by unmeasured healthcare and reporting behaviors. </w:t>
       </w:r>
-      <w:commentRangeStart w:id="101"/>
-      <w:ins w:id="102" w:author="治輝 齋藤" w:date="2026-04-30T18:41:00Z" w16du:dateUtc="2026-04-30T09:41:00Z">
+      <w:commentRangeStart w:id="109"/>
+      <w:ins w:id="110" w:author="治輝 齋藤" w:date="2026-04-30T18:41:00Z" w16du:dateUtc="2026-04-30T09:41:00Z">
         <w:r>
           <w:t xml:space="preserve">Because only the 40–74-year questionnaire aggregate is publicly available, we treated this variable as a contextual covariate and not as a direct proxy for hip fracture risk in the oldest age groups. </w:t>
         </w:r>
-        <w:commentRangeEnd w:id="101"/>
+        <w:commentRangeEnd w:id="109"/>
         <w:r>
           <w:rPr>
             <w:rStyle w:val="af2"/>
           </w:rPr>
-          <w:commentReference w:id="101"/>
+          <w:commentReference w:id="109"/>
         </w:r>
       </w:ins>
       <w:r>
@@ -2592,8 +2624,8 @@
         <w:pStyle w:val="2"/>
         <w:spacing w:line="360" w:lineRule="auto"/>
       </w:pPr>
-      <w:bookmarkStart w:id="103" w:name="policy-implications"/>
-      <w:bookmarkEnd w:id="98"/>
+      <w:bookmarkStart w:id="111" w:name="policy-implications"/>
+      <w:bookmarkEnd w:id="106"/>
       <w:r>
         <w:t>6. Policy Implications</w:t>
       </w:r>
@@ -2676,11 +2708,11 @@
         <w:t>[45, 46]</w:t>
       </w:r>
       <w:r>
-        <w:t xml:space="preserve"> However, research has shown that physical activity behavior is strongly dependent on neighborhood environmental </w:t>
+        <w:t xml:space="preserve"> However, research has shown </w:t>
       </w:r>
       <w:r>
         <w:lastRenderedPageBreak/>
-        <w:t>features (sidewalk availability, safety, topography), not individual motivation alone.</w:t>
+        <w:t>that physical activity behavior is strongly dependent on neighborhood environmental features (sidewalk availability, safety, topography), not individual motivation alone.</w:t>
       </w:r>
       <w:r>
         <w:t xml:space="preserve"> </w:t>
@@ -2718,8 +2750,8 @@
         <w:pStyle w:val="2"/>
         <w:spacing w:line="360" w:lineRule="auto"/>
       </w:pPr>
-      <w:bookmarkStart w:id="104" w:name="strengths"/>
-      <w:bookmarkEnd w:id="103"/>
+      <w:bookmarkStart w:id="112" w:name="strengths"/>
+      <w:bookmarkEnd w:id="111"/>
       <w:r>
         <w:t>7. Strengths</w:t>
       </w:r>
@@ -2738,8 +2770,8 @@
         <w:pStyle w:val="2"/>
         <w:spacing w:line="360" w:lineRule="auto"/>
       </w:pPr>
-      <w:bookmarkStart w:id="105" w:name="limitations"/>
-      <w:bookmarkEnd w:id="104"/>
+      <w:bookmarkStart w:id="113" w:name="limitations"/>
+      <w:bookmarkEnd w:id="112"/>
       <w:r>
         <w:lastRenderedPageBreak/>
         <w:t>8. Limitations</w:t>
@@ -2771,34 +2803,34 @@
         <w:pStyle w:val="a0"/>
         <w:spacing w:line="360" w:lineRule="auto"/>
       </w:pPr>
-      <w:bookmarkStart w:id="106" w:name="_Hlk228469400"/>
+      <w:bookmarkStart w:id="114" w:name="_Hlk228469400"/>
       <w:r>
         <w:t xml:space="preserve">Second, </w:t>
       </w:r>
-      <w:commentRangeStart w:id="107"/>
-      <w:ins w:id="108" w:author="治輝 齋藤" w:date="2026-04-30T18:02:00Z" w16du:dateUtc="2026-04-30T09:02:00Z">
+      <w:commentRangeStart w:id="115"/>
+      <w:ins w:id="116" w:author="治輝 齋藤" w:date="2026-04-30T18:02:00Z" w16du:dateUtc="2026-04-30T09:02:00Z">
         <w:r>
           <w:t xml:space="preserve">our outcome reflects surgery rates rather than true fracture incidence. Although hip fractures are usually treated surgically, prefectural variation in treatment decisions, referral patterns, and access to operative care may influence observed rates independently of fracture occurrence. Third, </w:t>
         </w:r>
       </w:ins>
-      <w:commentRangeEnd w:id="107"/>
-      <w:ins w:id="109" w:author="治輝 齋藤" w:date="2026-04-30T18:04:00Z" w16du:dateUtc="2026-04-30T09:04:00Z">
+      <w:commentRangeEnd w:id="115"/>
+      <w:ins w:id="117" w:author="治輝 齋藤" w:date="2026-04-30T18:04:00Z" w16du:dateUtc="2026-04-30T09:04:00Z">
         <w:r>
           <w:rPr>
             <w:rStyle w:val="af2"/>
           </w:rPr>
-          <w:commentReference w:id="107"/>
+          <w:commentReference w:id="115"/>
         </w:r>
       </w:ins>
       <w:r>
         <w:t xml:space="preserve">the cross-sectional design precludes causal inference. Although reverse causation is unlikely for a fixed environmental exposure such as terrain slope, residual confounding by unmeasured variables cannot be excluded. </w:t>
       </w:r>
-      <w:ins w:id="110" w:author="治輝 齋藤" w:date="2026-04-30T18:03:00Z" w16du:dateUtc="2026-04-30T09:03:00Z">
+      <w:ins w:id="118" w:author="治輝 齋藤" w:date="2026-04-30T18:03:00Z" w16du:dateUtc="2026-04-30T09:03:00Z">
         <w:r>
           <w:t>Fourth</w:t>
         </w:r>
       </w:ins>
-      <w:del w:id="111" w:author="治輝 齋藤" w:date="2026-04-30T18:03:00Z" w16du:dateUtc="2026-04-30T09:03:00Z">
+      <w:del w:id="119" w:author="治輝 齋藤" w:date="2026-04-30T18:03:00Z" w16du:dateUtc="2026-04-30T09:03:00Z">
         <w:r>
           <w:delText>Third</w:delText>
         </w:r>
@@ -2806,17 +2838,17 @@
       <w:r>
         <w:t xml:space="preserve">, important unmeasured confounders—including individual-level socioeconomic status, healthcare access (e.g., prefectural orthopedic surgeon density, distance to emergency hospitals), nutritional status (calcium and vitamin D intake), bone mineral density (BMD), </w:t>
       </w:r>
-      <w:commentRangeStart w:id="112"/>
-      <w:ins w:id="113" w:author="治輝 齋藤" w:date="2026-04-30T18:09:00Z" w16du:dateUtc="2026-04-30T09:09:00Z">
+      <w:commentRangeStart w:id="120"/>
+      <w:ins w:id="121" w:author="治輝 齋藤" w:date="2026-04-30T18:09:00Z" w16du:dateUtc="2026-04-30T09:09:00Z">
         <w:r>
           <w:t xml:space="preserve">climate (snowfall and icing), </w:t>
         </w:r>
-        <w:commentRangeEnd w:id="112"/>
+        <w:commentRangeEnd w:id="120"/>
         <w:r>
           <w:rPr>
             <w:rStyle w:val="af2"/>
           </w:rPr>
-          <w:commentReference w:id="112"/>
+          <w:commentReference w:id="120"/>
         </w:r>
       </w:ins>
       <w:r>
@@ -2828,8 +2860,8 @@
         <w:pStyle w:val="a0"/>
         <w:spacing w:line="360" w:lineRule="auto"/>
       </w:pPr>
-      <w:commentRangeStart w:id="114"/>
-      <w:ins w:id="115" w:author="治輝 齋藤" w:date="2026-04-30T20:36:00Z" w16du:dateUtc="2026-04-30T11:36:00Z">
+      <w:commentRangeStart w:id="122"/>
+      <w:ins w:id="123" w:author="治輝 齋藤" w:date="2026-04-30T20:36:00Z" w16du:dateUtc="2026-04-30T11:36:00Z">
         <w:r>
           <w:rPr>
             <w:lang w:eastAsia="ja-JP"/>
@@ -2844,16 +2876,16 @@
           <w:t>to the nominal `&lt;10` range. Therefore, these SIR/ISR analyses should be interpreted as robustness checks rather than definitive age-standardized estimates.</w:t>
         </w:r>
       </w:ins>
-      <w:commentRangeEnd w:id="114"/>
-      <w:ins w:id="116" w:author="治輝 齋藤" w:date="2026-04-30T20:37:00Z" w16du:dateUtc="2026-04-30T11:37:00Z">
+      <w:commentRangeEnd w:id="122"/>
+      <w:ins w:id="124" w:author="治輝 齋藤" w:date="2026-04-30T20:37:00Z" w16du:dateUtc="2026-04-30T11:37:00Z">
         <w:r>
           <w:rPr>
             <w:rStyle w:val="af2"/>
           </w:rPr>
-          <w:commentReference w:id="114"/>
+          <w:commentReference w:id="122"/>
         </w:r>
       </w:ins>
-      <w:ins w:id="117" w:author="治輝 齋藤" w:date="2026-04-30T20:36:00Z" w16du:dateUtc="2026-04-30T11:36:00Z">
+      <w:ins w:id="125" w:author="治輝 齋藤" w:date="2026-04-30T20:36:00Z" w16du:dateUtc="2026-04-30T11:36:00Z">
         <w:r>
           <w:rPr>
             <w:lang w:eastAsia="ja-JP"/>
@@ -2868,7 +2900,7 @@
           <w:t>Six</w:t>
         </w:r>
       </w:ins>
-      <w:ins w:id="118" w:author="治輝 齋藤" w:date="2026-04-30T18:04:00Z" w16du:dateUtc="2026-04-30T09:04:00Z">
+      <w:ins w:id="126" w:author="治輝 齋藤" w:date="2026-04-30T18:04:00Z" w16du:dateUtc="2026-04-30T09:04:00Z">
         <w:r>
           <w:rPr>
             <w:rFonts w:hint="eastAsia"/>
@@ -2877,7 +2909,7 @@
           <w:t>th</w:t>
         </w:r>
       </w:ins>
-      <w:del w:id="119" w:author="治輝 齋藤" w:date="2026-04-30T18:04:00Z" w16du:dateUtc="2026-04-30T09:04:00Z">
+      <w:del w:id="127" w:author="治輝 齋藤" w:date="2026-04-30T18:04:00Z" w16du:dateUtc="2026-04-30T09:04:00Z">
         <w:r>
           <w:delText>Fourth</w:delText>
         </w:r>
@@ -2885,8 +2917,8 @@
       <w:r>
         <w:t xml:space="preserve">, the walking speed variable was based on self-reported habitual walking speed in the Specific Health Checkup questionnaire, administered to individuals aged 40–74 years, </w:t>
       </w:r>
-      <w:commentRangeStart w:id="120"/>
-      <w:ins w:id="121" w:author="治輝 齋藤" w:date="2026-04-30T19:05:00Z" w16du:dateUtc="2026-04-30T10:05:00Z">
+      <w:commentRangeStart w:id="128"/>
+      <w:ins w:id="129" w:author="治輝 齋藤" w:date="2026-04-30T19:05:00Z" w16du:dateUtc="2026-04-30T10:05:00Z">
         <w:r>
           <w:rPr>
             <w:rFonts w:hint="eastAsia"/>
@@ -2895,7 +2927,7 @@
           <w:t>because</w:t>
         </w:r>
       </w:ins>
-      <w:ins w:id="122" w:author="治輝 齋藤" w:date="2026-04-30T19:04:00Z" w16du:dateUtc="2026-04-30T10:04:00Z">
+      <w:ins w:id="130" w:author="治輝 齋藤" w:date="2026-04-30T19:04:00Z" w16du:dateUtc="2026-04-30T10:04:00Z">
         <w:r>
           <w:t xml:space="preserve"> publicly available prefecture-level data were limited to individuals aged 40–74 years in the current NDB Open Data</w:t>
         </w:r>
@@ -2907,27 +2939,27 @@
           <w:t>.</w:t>
         </w:r>
       </w:ins>
-      <w:ins w:id="123" w:author="治輝 齋藤" w:date="2026-04-30T18:45:00Z" w16du:dateUtc="2026-04-30T09:45:00Z">
+      <w:ins w:id="131" w:author="治輝 齋藤" w:date="2026-04-30T18:45:00Z" w16du:dateUtc="2026-04-30T09:45:00Z">
         <w:r>
           <w:t xml:space="preserve"> This variable </w:t>
         </w:r>
       </w:ins>
-      <w:del w:id="124" w:author="治輝 齋藤" w:date="2026-04-30T18:45:00Z" w16du:dateUtc="2026-04-30T09:45:00Z">
+      <w:del w:id="132" w:author="治輝 齋藤" w:date="2026-04-30T18:45:00Z" w16du:dateUtc="2026-04-30T09:45:00Z">
         <w:r>
           <w:delText>which</w:delText>
         </w:r>
       </w:del>
-      <w:commentRangeEnd w:id="120"/>
+      <w:commentRangeEnd w:id="128"/>
       <w:r>
         <w:rPr>
           <w:rStyle w:val="af2"/>
         </w:rPr>
-        <w:commentReference w:id="120"/>
+        <w:commentReference w:id="128"/>
       </w:r>
       <w:r>
         <w:t xml:space="preserve"> may not accurately represent the functional capacity of the oldest-old (≥75 years) at highest fracture risk</w:t>
       </w:r>
-      <w:ins w:id="125" w:author="治輝 齋藤" w:date="2026-04-30T18:45:00Z" w16du:dateUtc="2026-04-30T09:45:00Z">
+      <w:ins w:id="133" w:author="治輝 齋藤" w:date="2026-04-30T18:45:00Z" w16du:dateUtc="2026-04-30T09:45:00Z">
         <w:r>
           <w:t>, and its direct relevance to hip fracture occurrence is likely limited at this ecological resolution</w:t>
         </w:r>
@@ -2935,25 +2967,25 @@
       <w:r>
         <w:t xml:space="preserve">. </w:t>
       </w:r>
-      <w:commentRangeStart w:id="126"/>
-      <w:ins w:id="127" w:author="治輝 齋藤" w:date="2026-05-01T13:07:00Z" w16du:dateUtc="2026-05-01T04:07:00Z">
+      <w:commentRangeStart w:id="134"/>
+      <w:ins w:id="135" w:author="治輝 齋藤" w:date="2026-05-01T13:07:00Z" w16du:dateUtc="2026-05-01T04:07:00Z">
         <w:r>
           <w:t xml:space="preserve">Moreover, this self-reported fast-walking indicator primarily reflects perceived walking capacity rather than actual walking volume or direct slope-specific exposure in daily life. </w:t>
         </w:r>
       </w:ins>
-      <w:commentRangeEnd w:id="126"/>
-      <w:ins w:id="128" w:author="治輝 齋藤" w:date="2026-05-01T13:08:00Z" w16du:dateUtc="2026-05-01T04:08:00Z">
+      <w:commentRangeEnd w:id="134"/>
+      <w:ins w:id="136" w:author="治輝 齋藤" w:date="2026-05-01T13:08:00Z" w16du:dateUtc="2026-05-01T04:08:00Z">
         <w:r>
           <w:rPr>
             <w:rStyle w:val="af2"/>
           </w:rPr>
-          <w:commentReference w:id="126"/>
+          <w:commentReference w:id="134"/>
         </w:r>
       </w:ins>
       <w:r>
         <w:t xml:space="preserve">This self-reported measure may be subject to non-differential measurement error, biasing our estimates toward the null. </w:t>
       </w:r>
-      <w:ins w:id="129" w:author="治輝 齋藤" w:date="2026-04-30T18:04:00Z" w16du:dateUtc="2026-04-30T09:04:00Z">
+      <w:ins w:id="137" w:author="治輝 齋藤" w:date="2026-04-30T18:04:00Z" w16du:dateUtc="2026-04-30T09:04:00Z">
         <w:r>
           <w:rPr>
             <w:rFonts w:hint="eastAsia"/>
@@ -2962,7 +2994,7 @@
           <w:t>S</w:t>
         </w:r>
       </w:ins>
-      <w:ins w:id="130" w:author="治輝 齋藤" w:date="2026-04-30T20:36:00Z" w16du:dateUtc="2026-04-30T11:36:00Z">
+      <w:ins w:id="138" w:author="治輝 齋藤" w:date="2026-04-30T20:36:00Z" w16du:dateUtc="2026-04-30T11:36:00Z">
         <w:r>
           <w:rPr>
             <w:rFonts w:hint="eastAsia"/>
@@ -2971,7 +3003,7 @@
           <w:t>even</w:t>
         </w:r>
       </w:ins>
-      <w:ins w:id="131" w:author="治輝 齋藤" w:date="2026-04-30T18:04:00Z" w16du:dateUtc="2026-04-30T09:04:00Z">
+      <w:ins w:id="139" w:author="治輝 齋藤" w:date="2026-04-30T18:04:00Z" w16du:dateUtc="2026-04-30T09:04:00Z">
         <w:r>
           <w:rPr>
             <w:rFonts w:hint="eastAsia"/>
@@ -2980,7 +3012,7 @@
           <w:t>th</w:t>
         </w:r>
       </w:ins>
-      <w:del w:id="132" w:author="治輝 齋藤" w:date="2026-04-30T18:04:00Z" w16du:dateUtc="2026-04-30T09:04:00Z">
+      <w:del w:id="140" w:author="治輝 齋藤" w:date="2026-04-30T18:04:00Z" w16du:dateUtc="2026-04-30T09:04:00Z">
         <w:r>
           <w:delText>Fifth</w:delText>
         </w:r>
@@ -2994,7 +3026,7 @@
         <w:pStyle w:val="a0"/>
         <w:spacing w:line="360" w:lineRule="auto"/>
       </w:pPr>
-      <w:ins w:id="133" w:author="治輝 齋藤" w:date="2026-04-30T20:36:00Z" w16du:dateUtc="2026-04-30T11:36:00Z">
+      <w:ins w:id="141" w:author="治輝 齋藤" w:date="2026-04-30T20:36:00Z" w16du:dateUtc="2026-04-30T11:36:00Z">
         <w:r>
           <w:rPr>
             <w:rFonts w:hint="eastAsia"/>
@@ -3003,7 +3035,7 @@
           <w:t>Eigh</w:t>
         </w:r>
       </w:ins>
-      <w:ins w:id="134" w:author="治輝 齋藤" w:date="2026-04-30T18:04:00Z" w16du:dateUtc="2026-04-30T09:04:00Z">
+      <w:ins w:id="142" w:author="治輝 齋藤" w:date="2026-04-30T18:04:00Z" w16du:dateUtc="2026-04-30T09:04:00Z">
         <w:r>
           <w:rPr>
             <w:rFonts w:hint="eastAsia"/>
@@ -3012,7 +3044,7 @@
           <w:t>th</w:t>
         </w:r>
       </w:ins>
-      <w:del w:id="135" w:author="治輝 齋藤" w:date="2026-04-30T18:04:00Z" w16du:dateUtc="2026-04-30T09:04:00Z">
+      <w:del w:id="143" w:author="治輝 齋藤" w:date="2026-04-30T18:04:00Z" w16du:dateUtc="2026-04-30T09:04:00Z">
         <w:r>
           <w:delText>Sixth</w:delText>
         </w:r>
@@ -3037,7 +3069,7 @@
         </w:rPr>
         <w:t xml:space="preserve"> </w:t>
       </w:r>
-      <w:ins w:id="136" w:author="治輝 齋藤" w:date="2026-04-30T20:36:00Z" w16du:dateUtc="2026-04-30T11:36:00Z">
+      <w:ins w:id="144" w:author="治輝 齋藤" w:date="2026-04-30T20:36:00Z" w16du:dateUtc="2026-04-30T11:36:00Z">
         <w:r>
           <w:rPr>
             <w:rFonts w:hint="eastAsia"/>
@@ -3046,7 +3078,7 @@
           <w:t>Nin</w:t>
         </w:r>
       </w:ins>
-      <w:ins w:id="137" w:author="治輝 齋藤" w:date="2026-04-30T18:04:00Z" w16du:dateUtc="2026-04-30T09:04:00Z">
+      <w:ins w:id="145" w:author="治輝 齋藤" w:date="2026-04-30T18:04:00Z" w16du:dateUtc="2026-04-30T09:04:00Z">
         <w:r>
           <w:rPr>
             <w:rFonts w:hint="eastAsia"/>
@@ -3055,7 +3087,7 @@
           <w:t>th</w:t>
         </w:r>
       </w:ins>
-      <w:del w:id="138" w:author="治輝 齋藤" w:date="2026-04-30T18:04:00Z" w16du:dateUtc="2026-04-30T09:04:00Z">
+      <w:del w:id="146" w:author="治輝 齋藤" w:date="2026-04-30T18:04:00Z" w16du:dateUtc="2026-04-30T09:04:00Z">
         <w:r>
           <w:rPr>
             <w:rFonts w:hint="eastAsia"/>
@@ -3075,7 +3107,7 @@
         <w:t xml:space="preserve"> sex- and gender-stratified outcome tables were not available in the prefecture-level NDB Open Data extracts used here; findings therefore describe aggregate populations and should be interpreted with this limitation in mind.</w:t>
       </w:r>
     </w:p>
-    <w:bookmarkEnd w:id="106"/>
+    <w:bookmarkEnd w:id="114"/>
     <w:p>
       <w:pPr>
         <w:spacing w:line="360" w:lineRule="auto"/>
@@ -3091,9 +3123,9 @@
         <w:pStyle w:val="1"/>
         <w:spacing w:line="360" w:lineRule="auto"/>
       </w:pPr>
-      <w:bookmarkStart w:id="139" w:name="conclusions-1"/>
-      <w:bookmarkEnd w:id="38"/>
-      <w:bookmarkEnd w:id="105"/>
+      <w:bookmarkStart w:id="147" w:name="conclusions-1"/>
+      <w:bookmarkEnd w:id="46"/>
+      <w:bookmarkEnd w:id="113"/>
       <w:r>
         <w:lastRenderedPageBreak/>
         <w:t>Conclusions</w:t>
@@ -3110,8 +3142,8 @@
       <w:r>
         <w:t xml:space="preserve"> slope </w:t>
       </w:r>
-      <w:commentRangeStart w:id="140"/>
-      <w:ins w:id="141" w:author="治輝 齋藤" w:date="2026-04-30T19:20:00Z" w16du:dateUtc="2026-04-30T10:20:00Z">
+      <w:commentRangeStart w:id="148"/>
+      <w:ins w:id="149" w:author="治輝 齋藤" w:date="2026-04-30T19:20:00Z" w16du:dateUtc="2026-04-30T10:20:00Z">
         <w:r>
           <w:rPr>
             <w:rFonts w:hint="eastAsia"/>
@@ -3120,17 +3152,17 @@
           <w:t>was</w:t>
         </w:r>
       </w:ins>
-      <w:del w:id="142" w:author="治輝 齋藤" w:date="2026-04-30T19:20:00Z" w16du:dateUtc="2026-04-30T10:20:00Z">
+      <w:del w:id="150" w:author="治輝 齋藤" w:date="2026-04-30T19:20:00Z" w16du:dateUtc="2026-04-30T10:20:00Z">
         <w:r>
           <w:delText>remained</w:delText>
         </w:r>
       </w:del>
-      <w:commentRangeEnd w:id="140"/>
+      <w:commentRangeEnd w:id="148"/>
       <w:r>
         <w:rPr>
           <w:rStyle w:val="af2"/>
         </w:rPr>
-        <w:commentReference w:id="140"/>
+        <w:commentReference w:id="148"/>
       </w:r>
       <w:r>
         <w:t xml:space="preserve"> positively</w:t>
@@ -3147,7 +3179,7 @@
       <w:r>
         <w:t xml:space="preserve">; conventional </w:t>
       </w:r>
-      <w:del w:id="143" w:author="治輝 齋藤" w:date="2026-05-01T13:11:00Z" w16du:dateUtc="2026-05-01T04:11:00Z">
+      <w:del w:id="151" w:author="治輝 齋藤" w:date="2026-05-01T13:11:00Z" w16du:dateUtc="2026-05-01T04:11:00Z">
         <w:r>
           <w:delText>*</w:delText>
         </w:r>
@@ -3159,7 +3191,7 @@
         </w:rPr>
         <w:t>p</w:t>
       </w:r>
-      <w:del w:id="144" w:author="治輝 齋藤" w:date="2026-05-01T13:11:00Z" w16du:dateUtc="2026-05-01T04:11:00Z">
+      <w:del w:id="152" w:author="治輝 齋藤" w:date="2026-05-01T13:11:00Z" w16du:dateUtc="2026-05-01T04:11:00Z">
         <w:r>
           <w:delText>*</w:delText>
         </w:r>
@@ -3167,7 +3199,7 @@
       <w:r>
         <w:t xml:space="preserve"> = 0.043)</w:t>
       </w:r>
-      <w:ins w:id="145" w:author="治輝 齋藤" w:date="2026-05-01T13:11:00Z" w16du:dateUtc="2026-05-01T04:11:00Z">
+      <w:ins w:id="153" w:author="治輝 齋藤" w:date="2026-05-01T13:11:00Z" w16du:dateUtc="2026-05-01T04:11:00Z">
         <w:r>
           <w:t>, whereas heteroskedasticity-robust and bootstrap uncertainty quantification yielded borderline support compatible with no association at α = 0.05</w:t>
         </w:r>
@@ -3182,8 +3214,8 @@
       <w:r>
         <w:t xml:space="preserve"> </w:t>
       </w:r>
-      <w:commentRangeStart w:id="146"/>
-      <w:ins w:id="147" w:author="治輝 齋藤" w:date="2026-05-01T13:12:00Z" w16du:dateUtc="2026-05-01T04:12:00Z">
+      <w:commentRangeStart w:id="154"/>
+      <w:ins w:id="155" w:author="治輝 齋藤" w:date="2026-05-01T13:12:00Z" w16du:dateUtc="2026-05-01T04:12:00Z">
         <w:r>
           <w:t>Given the limited ecological sample size (N = 47), these findings should be interpreted as suggestive rather than confirmatory.</w:t>
         </w:r>
@@ -3194,12 +3226,12 @@
           </w:rPr>
           <w:t xml:space="preserve"> </w:t>
         </w:r>
-        <w:commentRangeEnd w:id="146"/>
+        <w:commentRangeEnd w:id="154"/>
         <w:r>
           <w:rPr>
             <w:rStyle w:val="af2"/>
           </w:rPr>
-          <w:commentReference w:id="146"/>
+          <w:commentReference w:id="154"/>
         </w:r>
       </w:ins>
       <w:r>
@@ -3211,7 +3243,7 @@
       <w:r>
         <w:t xml:space="preserve"> was specific to hip fractures, with no significant relationship observed for humerus or forearm fractures</w:t>
       </w:r>
-      <w:ins w:id="148" w:author="治輝 齋藤" w:date="2026-05-01T13:13:00Z" w16du:dateUtc="2026-05-01T04:13:00Z">
+      <w:ins w:id="156" w:author="治輝 齋藤" w:date="2026-05-01T13:13:00Z" w16du:dateUtc="2026-05-01T04:13:00Z">
         <w:r>
           <w:t>, consistent with biomechanical hypotheses emphasizing lateral falls and trochanteric loading on sloped terrain</w:t>
         </w:r>
@@ -3374,8 +3406,8 @@
         <w:pStyle w:val="1"/>
         <w:spacing w:line="360" w:lineRule="auto"/>
       </w:pPr>
-      <w:bookmarkStart w:id="149" w:name="references"/>
-      <w:bookmarkEnd w:id="139"/>
+      <w:bookmarkStart w:id="157" w:name="references"/>
+      <w:bookmarkEnd w:id="147"/>
       <w:r>
         <w:lastRenderedPageBreak/>
         <w:t>References</w:t>
@@ -4434,8 +4466,8 @@
           <w:szCs w:val="40"/>
         </w:rPr>
       </w:pPr>
-      <w:bookmarkStart w:id="150" w:name="tables-and-figures"/>
-      <w:bookmarkEnd w:id="149"/>
+      <w:bookmarkStart w:id="158" w:name="tables-and-figures"/>
+      <w:bookmarkEnd w:id="157"/>
       <w:r>
         <w:br w:type="page"/>
       </w:r>
@@ -4453,7 +4485,7 @@
       <w:pPr>
         <w:pStyle w:val="2"/>
       </w:pPr>
-      <w:bookmarkStart w:id="151" w:name="Xd12e5d2fabb7f7da04933f49b094ec2cca003f6"/>
+      <w:bookmarkStart w:id="159" w:name="Xd12e5d2fabb7f7da04933f49b094ec2cca003f6"/>
       <w:r>
         <w:t>Table 1. Descriptive Statistics of Prefecture-Level Variables (N = 47)</w:t>
       </w:r>
@@ -7473,8 +7505,8 @@
           <w:szCs w:val="32"/>
         </w:rPr>
       </w:pPr>
-      <w:bookmarkStart w:id="152" w:name="Xc4d8efe96bb5dc084b3a6055df59151a4b74ad0"/>
-      <w:bookmarkEnd w:id="151"/>
+      <w:bookmarkStart w:id="160" w:name="Xc4d8efe96bb5dc084b3a6055df59151a4b74ad0"/>
+      <w:bookmarkEnd w:id="159"/>
       <w:r>
         <w:br w:type="page"/>
       </w:r>
@@ -8619,8 +8651,8 @@
           <w:szCs w:val="32"/>
         </w:rPr>
       </w:pPr>
-      <w:bookmarkStart w:id="153" w:name="X6fac7f2e493ef5b618f5ac39729b4328cfa1bc7"/>
-      <w:bookmarkEnd w:id="152"/>
+      <w:bookmarkStart w:id="161" w:name="X6fac7f2e493ef5b618f5ac39729b4328cfa1bc7"/>
+      <w:bookmarkEnd w:id="160"/>
       <w:r>
         <w:br w:type="page"/>
       </w:r>
@@ -9438,8 +9470,8 @@
           <w:szCs w:val="32"/>
         </w:rPr>
       </w:pPr>
-      <w:bookmarkStart w:id="154" w:name="Xdeb87af7aa3e82ca70e47e493f4f841d319d1c1"/>
-      <w:bookmarkEnd w:id="153"/>
+      <w:bookmarkStart w:id="162" w:name="Xdeb87af7aa3e82ca70e47e493f4f841d319d1c1"/>
+      <w:bookmarkEnd w:id="161"/>
       <w:r>
         <w:br w:type="page"/>
       </w:r>
@@ -10084,206 +10116,461 @@
     </w:p>
     <w:p>
       <w:pPr>
-        <w:rPr>
+        <w:pStyle w:val="2"/>
+        <w:rPr>
+          <w:ins w:id="163" w:author="治輝 齋藤" w:date="2026-05-01T14:29:00Z" w16du:dateUtc="2026-05-01T05:29:00Z"/>
+        </w:rPr>
+      </w:pPr>
+      <w:bookmarkStart w:id="164" w:name="figure-legends"/>
+      <w:bookmarkEnd w:id="162"/>
+      <w:r>
+        <w:br w:type="page"/>
+      </w:r>
+      <w:commentRangeStart w:id="165"/>
+      <w:ins w:id="166" w:author="治輝 齋藤" w:date="2026-05-01T14:29:00Z" w16du:dateUtc="2026-05-01T05:29:00Z">
+        <w:r>
+          <w:lastRenderedPageBreak/>
+          <w:t>Table 5. Indirect Standardization Sensitivity Analysis: Multivariable Linear Regression of Indirectly Standardized Hip (Femur) Surgery Rate (ISR) on Terrain Slope (N = 47)</w:t>
+        </w:r>
+      </w:ins>
+    </w:p>
+    <w:tbl>
+      <w:tblPr>
+        <w:tblStyle w:val="Table"/>
+        <w:tblW w:w="5000" w:type="pct"/>
+        <w:tblLayout w:type="fixed"/>
+        <w:tblLook w:val="0020" w:firstRow="1" w:lastRow="0" w:firstColumn="0" w:lastColumn="0" w:noHBand="0" w:noVBand="0"/>
+      </w:tblPr>
+      <w:tblGrid>
+        <w:gridCol w:w="2946"/>
+        <w:gridCol w:w="2946"/>
+        <w:gridCol w:w="2946"/>
+      </w:tblGrid>
+      <w:tr>
+        <w:trPr>
+          <w:cnfStyle w:val="100000000000" w:firstRow="1" w:lastRow="0" w:firstColumn="0" w:lastColumn="0" w:oddVBand="0" w:evenVBand="0" w:oddHBand="0" w:evenHBand="0" w:firstRowFirstColumn="0" w:firstRowLastColumn="0" w:lastRowFirstColumn="0" w:lastRowLastColumn="0"/>
+          <w:tblHeader/>
+          <w:ins w:id="167" w:author="治輝 齋藤" w:date="2026-05-01T14:29:00Z" w16du:dateUtc="2026-05-01T05:29:00Z"/>
+        </w:trPr>
+        <w:tc>
+          <w:tcPr>
+            <w:tcW w:w="2640" w:type="dxa"/>
+          </w:tcPr>
+          <w:p>
+            <w:pPr>
+              <w:spacing w:before="36" w:after="36"/>
+              <w:rPr>
+                <w:ins w:id="168" w:author="治輝 齋藤" w:date="2026-05-01T14:29:00Z" w16du:dateUtc="2026-05-01T05:29:00Z"/>
+              </w:rPr>
+            </w:pPr>
+            <w:ins w:id="169" w:author="治輝 齋藤" w:date="2026-05-01T14:29:00Z" w16du:dateUtc="2026-05-01T05:29:00Z">
+              <w:r>
+                <w:rPr>
+                  <w:b/>
+                  <w:bCs/>
+                </w:rPr>
+                <w:t>Imputation scenario for masked (</w:t>
+              </w:r>
+              <w:r>
+                <w:rPr>
+                  <w:rFonts w:ascii="Consolas" w:hAnsi="Consolas"/>
+                  <w:b/>
+                  <w:bCs/>
+                  <w:sz w:val="22"/>
+                  <w:shd w:val="clear" w:color="auto" w:fill="F1F3F5"/>
+                </w:rPr>
+                <w:t>"-"</w:t>
+              </w:r>
+              <w:r>
+                <w:rPr>
+                  <w:b/>
+                  <w:bCs/>
+                </w:rPr>
+                <w:t>) age-stratified surgery cells</w:t>
+              </w:r>
+            </w:ins>
+          </w:p>
+        </w:tc>
+        <w:tc>
+          <w:tcPr>
+            <w:tcW w:w="2640" w:type="dxa"/>
+          </w:tcPr>
+          <w:p>
+            <w:pPr>
+              <w:spacing w:before="36" w:after="36"/>
+              <w:rPr>
+                <w:ins w:id="170" w:author="治輝 齋藤" w:date="2026-05-01T14:29:00Z" w16du:dateUtc="2026-05-01T05:29:00Z"/>
+              </w:rPr>
+            </w:pPr>
+            <w:ins w:id="171" w:author="治輝 齋藤" w:date="2026-05-01T14:29:00Z" w16du:dateUtc="2026-05-01T05:29:00Z">
+              <w:r>
+                <w:rPr>
+                  <w:b/>
+                  <w:bCs/>
+                </w:rPr>
+                <w:t>Terrain slope β (95% CI)</w:t>
+              </w:r>
+              <w:r>
+                <w:t xml:space="preserve"> per 1°</w:t>
+              </w:r>
+            </w:ins>
+          </w:p>
+        </w:tc>
+        <w:tc>
+          <w:tcPr>
+            <w:tcW w:w="2640" w:type="dxa"/>
+          </w:tcPr>
+          <w:p>
+            <w:pPr>
+              <w:spacing w:before="36" w:after="36"/>
+              <w:rPr>
+                <w:ins w:id="172" w:author="治輝 齋藤" w:date="2026-05-01T14:29:00Z" w16du:dateUtc="2026-05-01T05:29:00Z"/>
+              </w:rPr>
+            </w:pPr>
+            <w:ins w:id="173" w:author="治輝 齋藤" w:date="2026-05-01T14:29:00Z" w16du:dateUtc="2026-05-01T05:29:00Z">
+              <w:r>
+                <w:rPr>
+                  <w:b/>
+                  <w:bCs/>
+                  <w:i/>
+                  <w:iCs/>
+                </w:rPr>
+                <w:t>p</w:t>
+              </w:r>
+            </w:ins>
+          </w:p>
+        </w:tc>
+      </w:tr>
+      <w:tr>
+        <w:trPr>
+          <w:ins w:id="174" w:author="治輝 齋藤" w:date="2026-05-01T14:29:00Z" w16du:dateUtc="2026-05-01T05:29:00Z"/>
+        </w:trPr>
+        <w:tc>
+          <w:tcPr>
+            <w:tcW w:w="2640" w:type="dxa"/>
+          </w:tcPr>
+          <w:p>
+            <w:pPr>
+              <w:spacing w:before="36" w:after="36"/>
+              <w:rPr>
+                <w:ins w:id="175" w:author="治輝 齋藤" w:date="2026-05-01T14:29:00Z" w16du:dateUtc="2026-05-01T05:29:00Z"/>
+              </w:rPr>
+            </w:pPr>
+            <w:ins w:id="176" w:author="治輝 齋藤" w:date="2026-05-01T14:29:00Z" w16du:dateUtc="2026-05-01T05:29:00Z">
+              <w:r>
+                <w:rPr>
+                  <w:rFonts w:ascii="Consolas" w:hAnsi="Consolas"/>
+                  <w:sz w:val="22"/>
+                  <w:shd w:val="clear" w:color="auto" w:fill="F1F3F5"/>
+                </w:rPr>
+                <w:t>"-"</w:t>
+              </w:r>
+              <w:r>
+                <w:t xml:space="preserve"> imputed as 0</w:t>
+              </w:r>
+            </w:ins>
+          </w:p>
+        </w:tc>
+        <w:tc>
+          <w:tcPr>
+            <w:tcW w:w="2640" w:type="dxa"/>
+          </w:tcPr>
+          <w:p>
+            <w:pPr>
+              <w:spacing w:before="36" w:after="36"/>
+              <w:rPr>
+                <w:ins w:id="177" w:author="治輝 齋藤" w:date="2026-05-01T14:29:00Z" w16du:dateUtc="2026-05-01T05:29:00Z"/>
+              </w:rPr>
+            </w:pPr>
+            <w:ins w:id="178" w:author="治輝 齋藤" w:date="2026-05-01T14:29:00Z" w16du:dateUtc="2026-05-01T05:29:00Z">
+              <w:r>
+                <w:rPr>
+                  <w:b/>
+                  <w:bCs/>
+                </w:rPr>
+                <w:t>5.71 (0.54, 10.88)</w:t>
+              </w:r>
+            </w:ins>
+          </w:p>
+        </w:tc>
+        <w:tc>
+          <w:tcPr>
+            <w:tcW w:w="2640" w:type="dxa"/>
+          </w:tcPr>
+          <w:p>
+            <w:pPr>
+              <w:spacing w:before="36" w:after="36"/>
+              <w:rPr>
+                <w:ins w:id="179" w:author="治輝 齋藤" w:date="2026-05-01T14:29:00Z" w16du:dateUtc="2026-05-01T05:29:00Z"/>
+              </w:rPr>
+            </w:pPr>
+            <w:ins w:id="180" w:author="治輝 齋藤" w:date="2026-05-01T14:29:00Z" w16du:dateUtc="2026-05-01T05:29:00Z">
+              <w:r>
+                <w:rPr>
+                  <w:b/>
+                  <w:bCs/>
+                </w:rPr>
+                <w:t>0.031</w:t>
+              </w:r>
+            </w:ins>
+          </w:p>
+        </w:tc>
+      </w:tr>
+      <w:tr>
+        <w:trPr>
+          <w:ins w:id="181" w:author="治輝 齋藤" w:date="2026-05-01T14:29:00Z" w16du:dateUtc="2026-05-01T05:29:00Z"/>
+        </w:trPr>
+        <w:tc>
+          <w:tcPr>
+            <w:tcW w:w="2640" w:type="dxa"/>
+          </w:tcPr>
+          <w:p>
+            <w:pPr>
+              <w:spacing w:before="36" w:after="36"/>
+              <w:rPr>
+                <w:ins w:id="182" w:author="治輝 齋藤" w:date="2026-05-01T14:29:00Z" w16du:dateUtc="2026-05-01T05:29:00Z"/>
+              </w:rPr>
+            </w:pPr>
+            <w:ins w:id="183" w:author="治輝 齋藤" w:date="2026-05-01T14:29:00Z" w16du:dateUtc="2026-05-01T05:29:00Z">
+              <w:r>
+                <w:rPr>
+                  <w:rFonts w:ascii="Consolas" w:hAnsi="Consolas"/>
+                  <w:sz w:val="22"/>
+                  <w:shd w:val="clear" w:color="auto" w:fill="F1F3F5"/>
+                </w:rPr>
+                <w:t>"-"</w:t>
+              </w:r>
+              <w:r>
+                <w:t xml:space="preserve"> imputed as 5</w:t>
+              </w:r>
+            </w:ins>
+          </w:p>
+        </w:tc>
+        <w:tc>
+          <w:tcPr>
+            <w:tcW w:w="2640" w:type="dxa"/>
+          </w:tcPr>
+          <w:p>
+            <w:pPr>
+              <w:spacing w:before="36" w:after="36"/>
+              <w:rPr>
+                <w:ins w:id="184" w:author="治輝 齋藤" w:date="2026-05-01T14:29:00Z" w16du:dateUtc="2026-05-01T05:29:00Z"/>
+              </w:rPr>
+            </w:pPr>
+            <w:ins w:id="185" w:author="治輝 齋藤" w:date="2026-05-01T14:29:00Z" w16du:dateUtc="2026-05-01T05:29:00Z">
+              <w:r>
+                <w:rPr>
+                  <w:b/>
+                  <w:bCs/>
+                </w:rPr>
+                <w:t>3.61 (0.30, 6.92)</w:t>
+              </w:r>
+            </w:ins>
+          </w:p>
+        </w:tc>
+        <w:tc>
+          <w:tcPr>
+            <w:tcW w:w="2640" w:type="dxa"/>
+          </w:tcPr>
+          <w:p>
+            <w:pPr>
+              <w:spacing w:before="36" w:after="36"/>
+              <w:rPr>
+                <w:ins w:id="186" w:author="治輝 齋藤" w:date="2026-05-01T14:29:00Z" w16du:dateUtc="2026-05-01T05:29:00Z"/>
+              </w:rPr>
+            </w:pPr>
+            <w:ins w:id="187" w:author="治輝 齋藤" w:date="2026-05-01T14:29:00Z" w16du:dateUtc="2026-05-01T05:29:00Z">
+              <w:r>
+                <w:rPr>
+                  <w:b/>
+                  <w:bCs/>
+                </w:rPr>
+                <w:t>0.033</w:t>
+              </w:r>
+            </w:ins>
+          </w:p>
+        </w:tc>
+      </w:tr>
+      <w:tr>
+        <w:trPr>
+          <w:ins w:id="188" w:author="治輝 齋藤" w:date="2026-05-01T14:29:00Z" w16du:dateUtc="2026-05-01T05:29:00Z"/>
+        </w:trPr>
+        <w:tc>
+          <w:tcPr>
+            <w:tcW w:w="2640" w:type="dxa"/>
+          </w:tcPr>
+          <w:p>
+            <w:pPr>
+              <w:spacing w:before="36" w:after="36"/>
+              <w:rPr>
+                <w:ins w:id="189" w:author="治輝 齋藤" w:date="2026-05-01T14:29:00Z" w16du:dateUtc="2026-05-01T05:29:00Z"/>
+              </w:rPr>
+            </w:pPr>
+            <w:ins w:id="190" w:author="治輝 齋藤" w:date="2026-05-01T14:29:00Z" w16du:dateUtc="2026-05-01T05:29:00Z">
+              <w:r>
+                <w:rPr>
+                  <w:rFonts w:ascii="Consolas" w:hAnsi="Consolas"/>
+                  <w:sz w:val="22"/>
+                  <w:shd w:val="clear" w:color="auto" w:fill="F1F3F5"/>
+                </w:rPr>
+                <w:t>"-"</w:t>
+              </w:r>
+              <w:r>
+                <w:t xml:space="preserve"> imputed as 9</w:t>
+              </w:r>
+            </w:ins>
+          </w:p>
+        </w:tc>
+        <w:tc>
+          <w:tcPr>
+            <w:tcW w:w="2640" w:type="dxa"/>
+          </w:tcPr>
+          <w:p>
+            <w:pPr>
+              <w:spacing w:before="36" w:after="36"/>
+              <w:rPr>
+                <w:ins w:id="191" w:author="治輝 齋藤" w:date="2026-05-01T14:29:00Z" w16du:dateUtc="2026-05-01T05:29:00Z"/>
+              </w:rPr>
+            </w:pPr>
+            <w:ins w:id="192" w:author="治輝 齋藤" w:date="2026-05-01T14:29:00Z" w16du:dateUtc="2026-05-01T05:29:00Z">
+              <w:r>
+                <w:rPr>
+                  <w:b/>
+                  <w:bCs/>
+                </w:rPr>
+                <w:t>3.64 (0.28, 7.00)</w:t>
+              </w:r>
+            </w:ins>
+          </w:p>
+        </w:tc>
+        <w:tc>
+          <w:tcPr>
+            <w:tcW w:w="2640" w:type="dxa"/>
+          </w:tcPr>
+          <w:p>
+            <w:pPr>
+              <w:spacing w:before="36" w:after="36"/>
+              <w:rPr>
+                <w:ins w:id="193" w:author="治輝 齋藤" w:date="2026-05-01T14:29:00Z" w16du:dateUtc="2026-05-01T05:29:00Z"/>
+              </w:rPr>
+            </w:pPr>
+            <w:ins w:id="194" w:author="治輝 齋藤" w:date="2026-05-01T14:29:00Z" w16du:dateUtc="2026-05-01T05:29:00Z">
+              <w:r>
+                <w:rPr>
+                  <w:b/>
+                  <w:bCs/>
+                </w:rPr>
+                <w:t>0.035</w:t>
+              </w:r>
+            </w:ins>
+          </w:p>
+        </w:tc>
+      </w:tr>
+    </w:tbl>
+    <w:p>
+      <w:pPr>
+        <w:pStyle w:val="2"/>
+        <w:rPr>
+          <w:ins w:id="195" w:author="治輝 齋藤" w:date="2026-05-01T14:28:00Z" w16du:dateUtc="2026-05-01T05:28:00Z"/>
+        </w:rPr>
+      </w:pPr>
+      <w:ins w:id="196" w:author="治輝 齋藤" w:date="2026-05-01T14:29:00Z" w16du:dateUtc="2026-05-01T05:29:00Z">
+        <w:r>
+          <w:rPr>
+            <w:rFonts w:asciiTheme="minorHAnsi" w:eastAsiaTheme="minorEastAsia" w:hAnsiTheme="minorHAnsi" w:cstheme="minorBidi"/>
+            <w:color w:val="auto"/>
+            <w:sz w:val="24"/>
+            <w:szCs w:val="24"/>
+          </w:rPr>
+          <w:t xml:space="preserve">Each row fits the same multivariable specification as Table 3 Model 2, replacing the crude hip fracture surgery rate with ISR (per 100,000) derived from indirect standardization under the indicated imputation rule (Methods). β, unstandardized regression coefficient; CI, confidence interval. </w:t>
+        </w:r>
+        <w:r>
+          <w:rPr>
+            <w:rFonts w:asciiTheme="minorHAnsi" w:eastAsiaTheme="minorEastAsia" w:hAnsiTheme="minorHAnsi" w:cstheme="minorBidi"/>
+            <w:b/>
+            <w:bCs/>
+            <w:color w:val="auto"/>
+            <w:sz w:val="24"/>
+            <w:szCs w:val="24"/>
+          </w:rPr>
+          <w:t>Bold</w:t>
+        </w:r>
+        <w:r>
+          <w:rPr>
+            <w:rFonts w:asciiTheme="minorHAnsi" w:eastAsiaTheme="minorEastAsia" w:hAnsiTheme="minorHAnsi" w:cstheme="minorBidi"/>
+            <w:color w:val="auto"/>
+            <w:sz w:val="24"/>
+            <w:szCs w:val="24"/>
+          </w:rPr>
+          <w:t xml:space="preserve"> indicates </w:t>
+        </w:r>
+        <w:r>
+          <w:rPr>
+            <w:rFonts w:asciiTheme="minorHAnsi" w:eastAsiaTheme="minorEastAsia" w:hAnsiTheme="minorHAnsi" w:cstheme="minorBidi"/>
+            <w:i/>
+            <w:iCs/>
+            <w:color w:val="auto"/>
+            <w:sz w:val="24"/>
+            <w:szCs w:val="24"/>
+          </w:rPr>
+          <w:t>p</w:t>
+        </w:r>
+        <w:r>
+          <w:rPr>
+            <w:rFonts w:asciiTheme="minorHAnsi" w:eastAsiaTheme="minorEastAsia" w:hAnsiTheme="minorHAnsi" w:cstheme="minorBidi"/>
+            <w:color w:val="auto"/>
+            <w:sz w:val="24"/>
+            <w:szCs w:val="24"/>
+          </w:rPr>
+          <w:t xml:space="preserve"> &lt; 0.05 (conventional model-based standard errors). These results are sensitivity analyses only.</w:t>
+        </w:r>
+        <w:commentRangeEnd w:id="165"/>
+        <w:r>
+          <w:rPr>
+            <w:rStyle w:val="af2"/>
+            <w:rFonts w:asciiTheme="minorHAnsi" w:eastAsiaTheme="minorEastAsia" w:hAnsiTheme="minorHAnsi" w:cstheme="minorBidi"/>
+            <w:color w:val="auto"/>
+          </w:rPr>
+          <w:commentReference w:id="165"/>
+        </w:r>
+      </w:ins>
+    </w:p>
+    <w:p>
+      <w:pPr>
+        <w:rPr>
+          <w:ins w:id="197" w:author="治輝 齋藤" w:date="2026-05-01T14:28:00Z" w16du:dateUtc="2026-05-01T05:28:00Z"/>
+        </w:rPr>
+      </w:pPr>
+      <w:ins w:id="198" w:author="治輝 齋藤" w:date="2026-05-01T14:28:00Z" w16du:dateUtc="2026-05-01T05:28:00Z">
+        <w:r>
+          <w:pict w14:anchorId="3712CB47">
+            <v:rect id="_x0000_i1043" style="width:0;height:1.5pt" o:hralign="center" o:hrstd="t" o:hr="t"/>
+          </w:pict>
+        </w:r>
+      </w:ins>
+    </w:p>
+    <w:p>
+      <w:pPr>
+        <w:rPr>
+          <w:ins w:id="199" w:author="治輝 齋藤" w:date="2026-05-01T14:28:00Z" w16du:dateUtc="2026-05-01T05:28:00Z"/>
           <w:rFonts w:asciiTheme="majorHAnsi" w:eastAsiaTheme="majorEastAsia" w:hAnsiTheme="majorHAnsi" w:cstheme="majorBidi"/>
           <w:color w:val="0F4761" w:themeColor="accent1" w:themeShade="BF"/>
           <w:sz w:val="32"/>
           <w:szCs w:val="32"/>
         </w:rPr>
       </w:pPr>
-      <w:bookmarkStart w:id="155" w:name="figure-legends"/>
-      <w:bookmarkEnd w:id="154"/>
-      <w:r>
-        <w:br w:type="page"/>
-      </w:r>
-    </w:p>
-    <w:p>
-      <w:pPr>
-        <w:pStyle w:val="2"/>
-      </w:pPr>
-      <w:r>
-        <w:lastRenderedPageBreak/>
-        <w:t>Figure Legends</w:t>
-      </w:r>
-    </w:p>
-    <w:p>
-      <w:pPr>
-        <w:pStyle w:val="FirstParagraph"/>
-      </w:pPr>
-      <w:r>
-        <w:rPr>
-          <w:b/>
-          <w:bCs/>
-        </w:rPr>
-        <w:t>Figure 1.</w:t>
-      </w:r>
-      <w:r>
-        <w:t xml:space="preserve"> Scatter plot showing the association between habitable-area-weighted terrain slope (degrees) and hip fracture surgery rate (per 100,000 population) across 47 Japanese prefectures. Each point represents one prefecture. The solid line represents the simple linear regression fit.</w:t>
-      </w:r>
-    </w:p>
-    <w:p>
-      <w:pPr>
-        <w:pStyle w:val="a0"/>
-      </w:pPr>
-      <w:r>
-        <w:rPr>
-          <w:b/>
-          <w:bCs/>
-        </w:rPr>
-        <w:t>Figure 2.</w:t>
-      </w:r>
-      <w:r>
-        <w:t xml:space="preserve"> Correlation heatmap of key study variables across 47 Japanese prefectures. Pearson correlation coefficients are displayed in each cell. Color intensity represents the magnitude of correlation (red = positive, blue = negative).</w:t>
-      </w:r>
-    </w:p>
-    <w:p>
-      <w:pPr>
-        <w:pStyle w:val="a0"/>
-      </w:pPr>
-      <w:r>
-        <w:rPr>
-          <w:b/>
-          <w:bCs/>
-        </w:rPr>
-        <w:t xml:space="preserve">Figure </w:t>
-      </w:r>
-      <w:r>
-        <w:rPr>
-          <w:rFonts w:hint="eastAsia"/>
-          <w:b/>
-          <w:bCs/>
-          <w:lang w:eastAsia="ja-JP"/>
-        </w:rPr>
-        <w:t>3</w:t>
-      </w:r>
-      <w:r>
-        <w:rPr>
-          <w:b/>
-          <w:bCs/>
-        </w:rPr>
-        <w:t>.</w:t>
-      </w:r>
-      <w:r>
-        <w:t xml:space="preserve"> Prefectural distribution of habitable-area-weighted terrain slope (degrees) across Japan. Darker shading indicates steeper terrain. Prefectures in the Chugoku, Shikoku, and </w:t>
-      </w:r>
-      <w:proofErr w:type="gramStart"/>
-      <w:r>
-        <w:t>Kyushu mountain</w:t>
-      </w:r>
-      <w:proofErr w:type="gramEnd"/>
-      <w:r>
-        <w:t xml:space="preserve"> ranges show the highest slope values.</w:t>
-      </w:r>
-      <w:r>
-        <w:t xml:space="preserve"> </w:t>
-      </w:r>
-      <w:r>
-        <w:rPr>
-          <w:b/>
-          <w:bCs/>
-        </w:rPr>
-        <w:t>Note:</w:t>
-      </w:r>
-      <w:r>
-        <w:t xml:space="preserve"> map lines delineate study areas and do not necessarily depict accepted national boundaries (here, prefectures used as the analytic geography)</w:t>
-      </w:r>
-      <w:r>
-        <w:t>.</w:t>
-      </w:r>
-    </w:p>
-    <w:p>
-      <w:pPr>
-        <w:pStyle w:val="a0"/>
-      </w:pPr>
-      <w:r>
-        <w:rPr>
-          <w:b/>
-          <w:bCs/>
-        </w:rPr>
-        <w:t xml:space="preserve">Figure </w:t>
-      </w:r>
-      <w:r>
-        <w:rPr>
-          <w:rFonts w:hint="eastAsia"/>
-          <w:b/>
-          <w:bCs/>
-          <w:lang w:eastAsia="ja-JP"/>
-        </w:rPr>
-        <w:t>4</w:t>
-      </w:r>
-      <w:r>
-        <w:rPr>
-          <w:b/>
-          <w:bCs/>
-        </w:rPr>
-        <w:t>.</w:t>
-      </w:r>
-      <w:r>
-        <w:t xml:space="preserve"> Prefectural distribution of hip fracture surgery rate (per 100,000 population) across Japan. Darker shading indicates higher rates. Prefectures in mountainous regions tend to show elevated rates.</w:t>
-      </w:r>
-      <w:r>
-        <w:t xml:space="preserve"> </w:t>
-      </w:r>
-      <w:r>
-        <w:rPr>
-          <w:b/>
-          <w:bCs/>
-        </w:rPr>
-        <w:t>Note:</w:t>
-      </w:r>
-      <w:r>
-        <w:t xml:space="preserve"> map lines delineate study areas and do not necessarily depict accepted national boundaries (here, prefectures used as the analytic geography)</w:t>
-      </w:r>
-      <w:r>
-        <w:t>.</w:t>
-      </w:r>
-    </w:p>
-    <w:p>
-      <w:pPr>
-        <w:pStyle w:val="a0"/>
-      </w:pPr>
-      <w:r>
-        <w:rPr>
-          <w:b/>
-          <w:bCs/>
-        </w:rPr>
-        <w:t xml:space="preserve">Figure </w:t>
-      </w:r>
-      <w:r>
-        <w:rPr>
-          <w:rFonts w:hint="eastAsia"/>
-          <w:b/>
-          <w:bCs/>
-          <w:lang w:eastAsia="ja-JP"/>
-        </w:rPr>
-        <w:t>5</w:t>
-      </w:r>
-      <w:r>
-        <w:rPr>
-          <w:b/>
-          <w:bCs/>
-        </w:rPr>
-        <w:t>.</w:t>
-      </w:r>
-      <w:r>
-        <w:t xml:space="preserve"> Bivariate choropleth map displaying the joint distribution of terrain slope (horizontal axis of legend) and hip fracture surgery rate (vertical axis of legend) by prefecture. The 3×3 color grid classifies each prefecture into one of nine categories based on tertile rankings of each variable. Purple-brown colors indicate high slope and high fracture rate; light grey indicates low on both dimensions.</w:t>
-      </w:r>
-      <w:r>
-        <w:t xml:space="preserve"> </w:t>
-      </w:r>
-      <w:r>
-        <w:rPr>
-          <w:b/>
-          <w:bCs/>
-        </w:rPr>
-        <w:t>Note:</w:t>
-      </w:r>
-      <w:r>
-        <w:t xml:space="preserve"> map lines delineate study areas and do not necessarily depict accepted national boundaries (here, prefectures used as the analytic geography)</w:t>
-      </w:r>
-      <w:r>
-        <w:t>.</w:t>
-      </w:r>
+      <w:ins w:id="200" w:author="治輝 齋藤" w:date="2026-05-01T14:28:00Z" w16du:dateUtc="2026-05-01T05:28:00Z">
+        <w:r>
+          <w:br w:type="page"/>
+        </w:r>
+      </w:ins>
+    </w:p>
+    <w:p>
+      <w:pPr>
+        <w:rPr>
+          <w:ins w:id="201" w:author="治輝 齋藤" w:date="2026-05-01T14:28:00Z" w16du:dateUtc="2026-05-01T05:28:00Z"/>
+        </w:rPr>
+      </w:pPr>
     </w:p>
     <w:p>
       <w:pPr>
@@ -10294,8 +10581,205 @@
           <w:szCs w:val="32"/>
         </w:rPr>
       </w:pPr>
-      <w:bookmarkStart w:id="156" w:name="figure-1"/>
-      <w:bookmarkEnd w:id="155"/>
+    </w:p>
+    <w:p>
+      <w:pPr>
+        <w:pStyle w:val="2"/>
+      </w:pPr>
+      <w:r>
+        <w:t>Figure Legends</w:t>
+      </w:r>
+    </w:p>
+    <w:p>
+      <w:pPr>
+        <w:pStyle w:val="FirstParagraph"/>
+      </w:pPr>
+      <w:r>
+        <w:rPr>
+          <w:b/>
+          <w:bCs/>
+        </w:rPr>
+        <w:t>Figure 1.</w:t>
+      </w:r>
+      <w:r>
+        <w:t xml:space="preserve"> Scatter plot showing the association between habitable-area-weighted terrain slope (degrees) and hip fracture surgery rate (per 100,000 population) across 47 Japanese prefectures. Each point represents one prefecture. The solid line represents the simple linear regression fit.</w:t>
+      </w:r>
+    </w:p>
+    <w:p>
+      <w:pPr>
+        <w:pStyle w:val="a0"/>
+      </w:pPr>
+      <w:r>
+        <w:rPr>
+          <w:b/>
+          <w:bCs/>
+        </w:rPr>
+        <w:t>Figure 2.</w:t>
+      </w:r>
+      <w:r>
+        <w:t xml:space="preserve"> Correlation heatmap of key study variables across 47 Japanese prefectures. Pearson correlation coefficients are displayed in each cell. Color intensity represents the magnitude of correlation (red = positive, blue = negative).</w:t>
+      </w:r>
+    </w:p>
+    <w:p>
+      <w:pPr>
+        <w:pStyle w:val="a0"/>
+      </w:pPr>
+      <w:r>
+        <w:rPr>
+          <w:b/>
+          <w:bCs/>
+        </w:rPr>
+        <w:t xml:space="preserve">Figure </w:t>
+      </w:r>
+      <w:r>
+        <w:rPr>
+          <w:rFonts w:hint="eastAsia"/>
+          <w:b/>
+          <w:bCs/>
+          <w:lang w:eastAsia="ja-JP"/>
+        </w:rPr>
+        <w:t>3</w:t>
+      </w:r>
+      <w:r>
+        <w:rPr>
+          <w:b/>
+          <w:bCs/>
+        </w:rPr>
+        <w:t>.</w:t>
+      </w:r>
+      <w:r>
+        <w:t xml:space="preserve"> Prefectural distribution of habitable-area-weighted terrain slope (degrees) across Japan. Darker shading indicates steeper terrain. Prefectures in the Chugoku, Shikoku, and </w:t>
+      </w:r>
+      <w:proofErr w:type="gramStart"/>
+      <w:r>
+        <w:t>Kyushu mountain</w:t>
+      </w:r>
+      <w:proofErr w:type="gramEnd"/>
+      <w:r>
+        <w:t xml:space="preserve"> ranges show the highest slope values.</w:t>
+      </w:r>
+      <w:r>
+        <w:t xml:space="preserve"> </w:t>
+      </w:r>
+      <w:r>
+        <w:rPr>
+          <w:b/>
+          <w:bCs/>
+        </w:rPr>
+        <w:t>Note:</w:t>
+      </w:r>
+      <w:r>
+        <w:t xml:space="preserve"> map lines delineate study areas and do not necessarily depict accepted national boundaries (here, prefectures used as the analytic geography)</w:t>
+      </w:r>
+      <w:r>
+        <w:t>.</w:t>
+      </w:r>
+    </w:p>
+    <w:p>
+      <w:pPr>
+        <w:pStyle w:val="a0"/>
+      </w:pPr>
+      <w:r>
+        <w:rPr>
+          <w:b/>
+          <w:bCs/>
+        </w:rPr>
+        <w:t xml:space="preserve">Figure </w:t>
+      </w:r>
+      <w:r>
+        <w:rPr>
+          <w:rFonts w:hint="eastAsia"/>
+          <w:b/>
+          <w:bCs/>
+          <w:lang w:eastAsia="ja-JP"/>
+        </w:rPr>
+        <w:t>4</w:t>
+      </w:r>
+      <w:r>
+        <w:rPr>
+          <w:b/>
+          <w:bCs/>
+        </w:rPr>
+        <w:t>.</w:t>
+      </w:r>
+      <w:r>
+        <w:t xml:space="preserve"> Prefectural distribution of hip fracture surgery rate (per 100,000 population) across Japan. Darker shading indicates higher rates. Prefectures in mountainous regions tend to show elevated rates.</w:t>
+      </w:r>
+      <w:r>
+        <w:t xml:space="preserve"> </w:t>
+      </w:r>
+      <w:r>
+        <w:rPr>
+          <w:b/>
+          <w:bCs/>
+        </w:rPr>
+        <w:t>Note:</w:t>
+      </w:r>
+      <w:r>
+        <w:t xml:space="preserve"> map lines delineate study areas and do not necessarily depict accepted national boundaries (here, prefectures used as the analytic geography)</w:t>
+      </w:r>
+      <w:r>
+        <w:t>.</w:t>
+      </w:r>
+    </w:p>
+    <w:p>
+      <w:pPr>
+        <w:pStyle w:val="a0"/>
+      </w:pPr>
+      <w:r>
+        <w:rPr>
+          <w:b/>
+          <w:bCs/>
+        </w:rPr>
+        <w:t xml:space="preserve">Figure </w:t>
+      </w:r>
+      <w:r>
+        <w:rPr>
+          <w:rFonts w:hint="eastAsia"/>
+          <w:b/>
+          <w:bCs/>
+          <w:lang w:eastAsia="ja-JP"/>
+        </w:rPr>
+        <w:t>5</w:t>
+      </w:r>
+      <w:r>
+        <w:rPr>
+          <w:b/>
+          <w:bCs/>
+        </w:rPr>
+        <w:t>.</w:t>
+      </w:r>
+      <w:r>
+        <w:t xml:space="preserve"> Bivariate choropleth map displaying the joint distribution of terrain slope (horizontal axis of legend) and hip fracture surgery rate (vertical axis of legend) by prefecture. The 3×3 color grid classifies each prefecture into one of nine categories based on tertile rankings of each variable. Purple-brown colors indicate high slope and high fracture rate; light grey indicates low on both dimensions.</w:t>
+      </w:r>
+      <w:r>
+        <w:t xml:space="preserve"> </w:t>
+      </w:r>
+      <w:r>
+        <w:rPr>
+          <w:b/>
+          <w:bCs/>
+        </w:rPr>
+        <w:t>Note:</w:t>
+      </w:r>
+      <w:r>
+        <w:t xml:space="preserve"> map lines delineate study areas and do not necessarily depict accepted national boundaries (here, prefectures used as the analytic geography)</w:t>
+      </w:r>
+      <w:r>
+        <w:t>.</w:t>
+      </w:r>
+    </w:p>
+    <w:p>
+      <w:pPr>
+        <w:rPr>
+          <w:rFonts w:asciiTheme="majorHAnsi" w:eastAsiaTheme="majorEastAsia" w:hAnsiTheme="majorHAnsi" w:cstheme="majorBidi"/>
+          <w:color w:val="0F4761" w:themeColor="accent1" w:themeShade="BF"/>
+          <w:sz w:val="32"/>
+          <w:szCs w:val="32"/>
+        </w:rPr>
+      </w:pPr>
+      <w:bookmarkStart w:id="202" w:name="figure-1"/>
+      <w:bookmarkEnd w:id="164"/>
       <w:r>
         <w:br w:type="page"/>
       </w:r>
@@ -10348,7 +10832,7 @@
                     </pic:cNvPicPr>
                   </pic:nvPicPr>
                   <pic:blipFill>
-                    <a:blip r:embed="rId9">
+                    <a:blip r:embed="rId11">
                       <a:extLst>
                         <a:ext uri="{28A0092B-C50C-407E-A947-70E740481C1C}">
                           <a14:useLocalDpi xmlns:a14="http://schemas.microsoft.com/office/drawing/2010/main" val="0"/>
@@ -10398,8 +10882,8 @@
       <w:pPr>
         <w:pStyle w:val="2"/>
       </w:pPr>
-      <w:bookmarkStart w:id="157" w:name="figure-2"/>
-      <w:bookmarkEnd w:id="156"/>
+      <w:bookmarkStart w:id="203" w:name="figure-2"/>
+      <w:bookmarkEnd w:id="202"/>
       <w:r>
         <w:t>Figure 2</w:t>
       </w:r>
@@ -10410,8 +10894,8 @@
       </w:pPr>
     </w:p>
     <w:p>
-      <w:bookmarkStart w:id="158" w:name="figure-3"/>
-      <w:bookmarkEnd w:id="157"/>
+      <w:bookmarkStart w:id="204" w:name="figure-3"/>
+      <w:bookmarkEnd w:id="203"/>
       <w:r>
         <w:br w:type="page"/>
       </w:r>
@@ -10462,7 +10946,7 @@
                     </pic:cNvPicPr>
                   </pic:nvPicPr>
                   <pic:blipFill>
-                    <a:blip r:embed="rId10"/>
+                    <a:blip r:embed="rId12"/>
                     <a:stretch>
                       <a:fillRect/>
                     </a:stretch>
@@ -10498,8 +10982,8 @@
           <w:szCs w:val="32"/>
         </w:rPr>
       </w:pPr>
-      <w:bookmarkStart w:id="159" w:name="figure-4"/>
-      <w:bookmarkEnd w:id="158"/>
+      <w:bookmarkStart w:id="205" w:name="figure-4"/>
+      <w:bookmarkEnd w:id="204"/>
       <w:r>
         <w:br w:type="page"/>
       </w:r>
@@ -10539,7 +11023,7 @@
                     <pic:cNvPicPr/>
                   </pic:nvPicPr>
                   <pic:blipFill>
-                    <a:blip r:embed="rId11" cstate="print">
+                    <a:blip r:embed="rId13" cstate="print">
                       <a:extLst>
                         <a:ext uri="{28A0092B-C50C-407E-A947-70E740481C1C}">
                           <a14:useLocalDpi xmlns:a14="http://schemas.microsoft.com/office/drawing/2010/main" val="0"/>
@@ -10602,8 +11086,8 @@
       <w:pPr>
         <w:pStyle w:val="2"/>
       </w:pPr>
-      <w:bookmarkStart w:id="160" w:name="figure-5"/>
-      <w:bookmarkEnd w:id="159"/>
+      <w:bookmarkStart w:id="206" w:name="figure-5"/>
+      <w:bookmarkEnd w:id="205"/>
       <w:r>
         <w:t xml:space="preserve">Figure </w:t>
       </w:r>
@@ -10635,8 +11119,8 @@
       <w:pPr>
         <w:pStyle w:val="2"/>
       </w:pPr>
-      <w:bookmarkStart w:id="161" w:name="figure-6"/>
-      <w:bookmarkEnd w:id="160"/>
+      <w:bookmarkStart w:id="207" w:name="figure-6"/>
+      <w:bookmarkEnd w:id="206"/>
       <w:r>
         <w:t xml:space="preserve">Figure </w:t>
       </w:r>
@@ -10648,8 +11132,8 @@
         <w:t>5</w:t>
       </w:r>
     </w:p>
-    <w:bookmarkEnd w:id="150"/>
-    <w:bookmarkEnd w:id="161"/>
+    <w:bookmarkEnd w:id="158"/>
+    <w:bookmarkEnd w:id="207"/>
     <w:p>
       <w:pPr>
         <w:pStyle w:val="FirstParagraph"/>
@@ -10705,7 +11189,7 @@
                     <pic:cNvPicPr/>
                   </pic:nvPicPr>
                   <pic:blipFill>
-                    <a:blip r:embed="rId12" cstate="print">
+                    <a:blip r:embed="rId14" cstate="print">
                       <a:extLst>
                         <a:ext uri="{28A0092B-C50C-407E-A947-70E740481C1C}">
                           <a14:useLocalDpi xmlns:a14="http://schemas.microsoft.com/office/drawing/2010/main" val="0"/>
@@ -10961,7 +11445,7 @@
                     <pic:cNvPicPr/>
                   </pic:nvPicPr>
                   <pic:blipFill>
-                    <a:blip r:embed="rId13" cstate="print">
+                    <a:blip r:embed="rId15" cstate="print">
                       <a:extLst>
                         <a:ext uri="{28A0092B-C50C-407E-A947-70E740481C1C}">
                           <a14:useLocalDpi xmlns:a14="http://schemas.microsoft.com/office/drawing/2010/main" val="0"/>
@@ -11033,7 +11517,7 @@
                     </pic:cNvPicPr>
                   </pic:nvPicPr>
                   <pic:blipFill>
-                    <a:blip r:embed="rId14">
+                    <a:blip r:embed="rId16">
                       <a:extLst>
                         <a:ext uri="{28A0092B-C50C-407E-A947-70E740481C1C}">
                           <a14:useLocalDpi xmlns:a14="http://schemas.microsoft.com/office/drawing/2010/main" val="0"/>
@@ -11430,7 +11914,7 @@
       </w:r>
     </w:p>
   </w:comment>
-  <w:comment w:id="40" w:author="治輝 齋藤" w:date="2026-04-30T19:12:00Z" w:initials="治齋">
+  <w:comment w:id="48" w:author="治輝 齋藤" w:date="2026-04-30T19:12:00Z" w:initials="治齋">
     <w:p>
       <w:pPr>
         <w:pStyle w:val="af3"/>
@@ -11506,7 +11990,7 @@
       </w:r>
     </w:p>
   </w:comment>
-  <w:comment w:id="44" w:author="治輝 齋藤" w:date="2026-04-30T19:29:00Z" w:initials="治齋">
+  <w:comment w:id="52" w:author="治輝 齋藤" w:date="2026-04-30T19:29:00Z" w:initials="治齋">
     <w:p>
       <w:pPr>
         <w:pStyle w:val="af3"/>
@@ -11573,7 +12057,7 @@
       </w:r>
     </w:p>
   </w:comment>
-  <w:comment w:id="59" w:author="治輝 齋藤" w:date="2026-04-30T20:52:00Z" w:initials="治齋">
+  <w:comment w:id="67" w:author="治輝 齋藤" w:date="2026-04-30T20:52:00Z" w:initials="治齋">
     <w:p>
       <w:pPr>
         <w:pStyle w:val="af3"/>
@@ -11624,7 +12108,7 @@
       </w:r>
     </w:p>
   </w:comment>
-  <w:comment w:id="70" w:author="治輝 齋藤" w:date="2026-04-30T20:56:00Z" w:initials="治齋">
+  <w:comment w:id="78" w:author="治輝 齋藤" w:date="2026-04-30T20:56:00Z" w:initials="治齋">
     <w:p>
       <w:pPr>
         <w:pStyle w:val="af3"/>
@@ -11668,7 +12152,7 @@
       </w:r>
     </w:p>
   </w:comment>
-  <w:comment w:id="78" w:author="治輝 齋藤" w:date="2026-04-30T21:00:00Z" w:initials="治齋">
+  <w:comment w:id="86" w:author="治輝 齋藤" w:date="2026-04-30T21:00:00Z" w:initials="治齋">
     <w:p>
       <w:pPr>
         <w:pStyle w:val="af3"/>
@@ -11705,7 +12189,7 @@
       </w:r>
     </w:p>
   </w:comment>
-  <w:comment w:id="96" w:author="治輝 齋藤" w:date="2026-04-30T20:33:00Z" w:initials="治齋">
+  <w:comment w:id="104" w:author="治輝 齋藤" w:date="2026-04-30T20:33:00Z" w:initials="治齋">
     <w:p>
       <w:pPr>
         <w:pStyle w:val="af3"/>
@@ -11784,7 +12268,7 @@
       </w:r>
     </w:p>
   </w:comment>
-  <w:comment w:id="101" w:author="治輝 齋藤" w:date="2026-04-30T18:41:00Z" w:initials="治齋">
+  <w:comment w:id="109" w:author="治輝 齋藤" w:date="2026-04-30T18:41:00Z" w:initials="治齋">
     <w:p>
       <w:pPr>
         <w:pStyle w:val="af3"/>
@@ -11883,7 +12367,7 @@
       </w:r>
     </w:p>
   </w:comment>
-  <w:comment w:id="107" w:author="治輝 齋藤" w:date="2026-04-30T18:04:00Z" w:initials="治齋">
+  <w:comment w:id="115" w:author="治輝 齋藤" w:date="2026-04-30T18:04:00Z" w:initials="治齋">
     <w:p>
       <w:pPr>
         <w:pStyle w:val="af3"/>
@@ -11976,7 +12460,7 @@
       </w:r>
     </w:p>
   </w:comment>
-  <w:comment w:id="112" w:author="治輝 齋藤" w:date="2026-04-30T18:09:00Z" w:initials="治齋">
+  <w:comment w:id="120" w:author="治輝 齋藤" w:date="2026-04-30T18:09:00Z" w:initials="治齋">
     <w:p>
       <w:pPr>
         <w:pStyle w:val="af3"/>
@@ -12027,7 +12511,7 @@
       </w:r>
     </w:p>
   </w:comment>
-  <w:comment w:id="114" w:author="治輝 齋藤" w:date="2026-04-30T20:37:00Z" w:initials="治齋">
+  <w:comment w:id="122" w:author="治輝 齋藤" w:date="2026-04-30T20:37:00Z" w:initials="治齋">
     <w:p>
       <w:pPr>
         <w:pStyle w:val="af3"/>
@@ -12085,7 +12569,7 @@
       </w:r>
     </w:p>
   </w:comment>
-  <w:comment w:id="120" w:author="治輝 齋藤" w:date="2026-04-30T18:46:00Z" w:initials="治齋">
+  <w:comment w:id="128" w:author="治輝 齋藤" w:date="2026-04-30T18:46:00Z" w:initials="治齋">
     <w:p>
       <w:pPr>
         <w:pStyle w:val="af3"/>
@@ -12150,10 +12634,13 @@
       </w:r>
     </w:p>
   </w:comment>
-  <w:comment w:id="126" w:author="治輝 齋藤" w:date="2026-05-01T13:08:00Z" w:initials="治齋">
+  <w:comment w:id="134" w:author="治輝 齋藤" w:date="2026-05-01T13:08:00Z" w:initials="治齋">
     <w:p>
       <w:pPr>
         <w:pStyle w:val="af3"/>
+        <w:rPr>
+          <w:lang w:eastAsia="ja-JP"/>
+        </w:rPr>
       </w:pPr>
       <w:r>
         <w:rPr>
@@ -12166,6 +12653,187 @@
           <w:rFonts w:hint="eastAsia"/>
           <w:lang w:eastAsia="ja-JP"/>
         </w:rPr>
+        <w:t>（舟久保先生コメント④）</w:t>
+      </w:r>
+      <w:r>
+        <w:rPr>
+          <w:rFonts w:hint="eastAsia"/>
+          <w:lang w:eastAsia="ja-JP"/>
+        </w:rPr>
+        <w:t>歩行速度の能力指標性を</w:t>
+      </w:r>
+      <w:r>
+        <w:rPr>
+          <w:rFonts w:hint="eastAsia"/>
+          <w:lang w:eastAsia="ja-JP"/>
+        </w:rPr>
+        <w:t>Limitations</w:t>
+      </w:r>
+      <w:r>
+        <w:rPr>
+          <w:rFonts w:hint="eastAsia"/>
+          <w:lang w:eastAsia="ja-JP"/>
+        </w:rPr>
+        <w:t>に追記</w:t>
+      </w:r>
+      <w:r>
+        <w:rPr>
+          <w:rFonts w:hint="eastAsia"/>
+          <w:lang w:eastAsia="ja-JP"/>
+        </w:rPr>
+        <w:t>しました。</w:t>
+      </w:r>
+    </w:p>
+  </w:comment>
+  <w:comment w:id="148" w:author="治輝 齋藤" w:date="2026-04-30T19:20:00Z" w:initials="治齋">
+    <w:p>
+      <w:pPr>
+        <w:pStyle w:val="af3"/>
+        <w:rPr>
+          <w:lang w:eastAsia="ja-JP"/>
+        </w:rPr>
+      </w:pPr>
+      <w:r>
+        <w:rPr>
+          <w:rStyle w:val="af2"/>
+        </w:rPr>
+        <w:annotationRef/>
+      </w:r>
+      <w:r>
+        <w:rPr>
+          <w:rFonts w:hint="eastAsia"/>
+          <w:lang w:eastAsia="ja-JP"/>
+        </w:rPr>
+        <w:t>（佐藤先生コメント⑩）</w:t>
+      </w:r>
+      <w:r>
+        <w:rPr>
+          <w:rFonts w:hint="eastAsia"/>
+          <w:lang w:eastAsia="ja-JP"/>
+        </w:rPr>
+        <w:t xml:space="preserve">remained </w:t>
+      </w:r>
+      <w:r>
+        <w:rPr>
+          <w:rFonts w:hint="eastAsia"/>
+          <w:lang w:eastAsia="ja-JP"/>
+        </w:rPr>
+        <w:t>→</w:t>
+      </w:r>
+      <w:r>
+        <w:rPr>
+          <w:rFonts w:hint="eastAsia"/>
+          <w:lang w:eastAsia="ja-JP"/>
+        </w:rPr>
+        <w:t xml:space="preserve"> was</w:t>
+      </w:r>
+      <w:r>
+        <w:rPr>
+          <w:rFonts w:hint="eastAsia"/>
+          <w:lang w:eastAsia="ja-JP"/>
+        </w:rPr>
+        <w:t>と、弱い表現に修正しました。</w:t>
+      </w:r>
+    </w:p>
+  </w:comment>
+  <w:comment w:id="154" w:author="治輝 齋藤" w:date="2026-05-01T13:12:00Z" w:initials="治齋">
+    <w:p>
+      <w:pPr>
+        <w:pStyle w:val="af3"/>
+        <w:rPr>
+          <w:lang w:eastAsia="ja-JP"/>
+        </w:rPr>
+      </w:pPr>
+      <w:r>
+        <w:rPr>
+          <w:rStyle w:val="af2"/>
+        </w:rPr>
+        <w:annotationRef/>
+      </w:r>
+      <w:r>
+        <w:rPr>
+          <w:rFonts w:hint="eastAsia"/>
+          <w:lang w:eastAsia="ja-JP"/>
+        </w:rPr>
+        <w:t>（舟久保先生コメント⑤）</w:t>
+      </w:r>
+      <w:r>
+        <w:rPr>
+          <w:rFonts w:hint="eastAsia"/>
+          <w:lang w:eastAsia="ja-JP"/>
+        </w:rPr>
+        <w:t>統計解釈を控えめ</w:t>
+      </w:r>
+      <w:r>
+        <w:rPr>
+          <w:rFonts w:hint="eastAsia"/>
+          <w:lang w:eastAsia="ja-JP"/>
+        </w:rPr>
+        <w:t>な表現に修正</w:t>
+      </w:r>
+      <w:r>
+        <w:rPr>
+          <w:rFonts w:hint="eastAsia"/>
+          <w:lang w:eastAsia="ja-JP"/>
+        </w:rPr>
+        <w:t>し</w:t>
+      </w:r>
+      <w:r>
+        <w:rPr>
+          <w:rFonts w:hint="eastAsia"/>
+          <w:lang w:eastAsia="ja-JP"/>
+        </w:rPr>
+        <w:t>、</w:t>
+      </w:r>
+      <w:r>
+        <w:rPr>
+          <w:rFonts w:hint="eastAsia"/>
+          <w:lang w:eastAsia="ja-JP"/>
+        </w:rPr>
+        <w:t>N=47</w:t>
+      </w:r>
+      <w:r>
+        <w:rPr>
+          <w:rFonts w:hint="eastAsia"/>
+          <w:lang w:eastAsia="ja-JP"/>
+        </w:rPr>
+        <w:t>の</w:t>
+      </w:r>
+      <w:r>
+        <w:rPr>
+          <w:rFonts w:hint="eastAsia"/>
+          <w:lang w:eastAsia="ja-JP"/>
+        </w:rPr>
+        <w:t>不確実性を明示</w:t>
+      </w:r>
+      <w:r>
+        <w:rPr>
+          <w:rFonts w:hint="eastAsia"/>
+          <w:lang w:eastAsia="ja-JP"/>
+        </w:rPr>
+        <w:t>しました。</w:t>
+      </w:r>
+    </w:p>
+  </w:comment>
+  <w:comment w:id="165" w:author="治輝 齋藤" w:date="2026-05-01T14:29:00Z" w:initials="治齋">
+    <w:p>
+      <w:pPr>
+        <w:pStyle w:val="af3"/>
+        <w:rPr>
+          <w:lang w:eastAsia="ja-JP"/>
+        </w:rPr>
+      </w:pPr>
+      <w:r>
+        <w:rPr>
+          <w:rStyle w:val="af2"/>
+        </w:rPr>
+        <w:annotationRef/>
+      </w:r>
+      <w:r>
+        <w:rPr>
+          <w:rFonts w:hint="eastAsia"/>
+          <w:lang w:eastAsia="ja-JP"/>
+        </w:rPr>
         <w:t>（</w:t>
       </w:r>
       <w:r>
@@ -12173,179 +12841,55 @@
           <w:rFonts w:hint="eastAsia"/>
           <w:lang w:eastAsia="ja-JP"/>
         </w:rPr>
-        <w:t>舟久保先生コメント④）</w:t>
-      </w:r>
-      <w:r>
-        <w:rPr>
-          <w:rFonts w:hint="eastAsia"/>
-          <w:lang w:eastAsia="ja-JP"/>
-        </w:rPr>
-        <w:t>歩行速度の能力指標性を</w:t>
-      </w:r>
-      <w:r>
-        <w:rPr>
-          <w:rFonts w:hint="eastAsia"/>
-          <w:lang w:eastAsia="ja-JP"/>
-        </w:rPr>
-        <w:t>Limitations</w:t>
-      </w:r>
-      <w:r>
-        <w:rPr>
-          <w:rFonts w:hint="eastAsia"/>
-          <w:lang w:eastAsia="ja-JP"/>
-        </w:rPr>
-        <w:t>に追記</w:t>
-      </w:r>
-      <w:r>
-        <w:rPr>
-          <w:rFonts w:hint="eastAsia"/>
-          <w:lang w:eastAsia="ja-JP"/>
-        </w:rPr>
-        <w:t>しました。</w:t>
-      </w:r>
-    </w:p>
-  </w:comment>
-  <w:comment w:id="140" w:author="治輝 齋藤" w:date="2026-04-30T19:20:00Z" w:initials="治齋">
-    <w:p>
-      <w:pPr>
-        <w:pStyle w:val="af3"/>
-        <w:rPr>
-          <w:lang w:eastAsia="ja-JP"/>
-        </w:rPr>
-      </w:pPr>
-      <w:r>
-        <w:rPr>
-          <w:rStyle w:val="af2"/>
-        </w:rPr>
-        <w:annotationRef/>
-      </w:r>
-      <w:r>
-        <w:rPr>
-          <w:rFonts w:hint="eastAsia"/>
-          <w:lang w:eastAsia="ja-JP"/>
-        </w:rPr>
-        <w:t>（</w:t>
-      </w:r>
-      <w:r>
-        <w:rPr>
-          <w:rFonts w:hint="eastAsia"/>
-          <w:lang w:eastAsia="ja-JP"/>
-        </w:rPr>
-        <w:t>佐藤先生コメント⑩）</w:t>
-      </w:r>
-      <w:r>
-        <w:rPr>
-          <w:rFonts w:hint="eastAsia"/>
-          <w:lang w:eastAsia="ja-JP"/>
-        </w:rPr>
-        <w:t xml:space="preserve">remained </w:t>
-      </w:r>
-      <w:r>
-        <w:rPr>
-          <w:rFonts w:hint="eastAsia"/>
-          <w:lang w:eastAsia="ja-JP"/>
-        </w:rPr>
-        <w:t>→</w:t>
-      </w:r>
-      <w:r>
-        <w:rPr>
-          <w:rFonts w:hint="eastAsia"/>
-          <w:lang w:eastAsia="ja-JP"/>
-        </w:rPr>
-        <w:t xml:space="preserve"> was</w:t>
-      </w:r>
-      <w:r>
-        <w:rPr>
-          <w:rFonts w:hint="eastAsia"/>
-          <w:lang w:eastAsia="ja-JP"/>
-        </w:rPr>
-        <w:t>と、弱い表現に修正しました。</w:t>
-      </w:r>
-    </w:p>
-  </w:comment>
-  <w:comment w:id="146" w:author="治輝 齋藤" w:date="2026-05-01T13:12:00Z" w:initials="治齋">
-    <w:p>
-      <w:pPr>
-        <w:pStyle w:val="af3"/>
-        <w:rPr>
-          <w:lang w:eastAsia="ja-JP"/>
-        </w:rPr>
-      </w:pPr>
-      <w:r>
-        <w:rPr>
-          <w:rStyle w:val="af2"/>
-        </w:rPr>
-        <w:annotationRef/>
-      </w:r>
-      <w:r>
-        <w:rPr>
-          <w:rFonts w:hint="eastAsia"/>
-          <w:lang w:eastAsia="ja-JP"/>
-        </w:rPr>
-        <w:t>（</w:t>
-      </w:r>
-      <w:r>
-        <w:rPr>
-          <w:rFonts w:hint="eastAsia"/>
-          <w:lang w:eastAsia="ja-JP"/>
-        </w:rPr>
-        <w:t>舟久保先生コメント⑤）</w:t>
-      </w:r>
-      <w:r>
-        <w:rPr>
-          <w:rFonts w:hint="eastAsia"/>
-          <w:lang w:eastAsia="ja-JP"/>
-        </w:rPr>
-        <w:t>統計解釈を控えめ</w:t>
-      </w:r>
-      <w:r>
-        <w:rPr>
-          <w:rFonts w:hint="eastAsia"/>
-          <w:lang w:eastAsia="ja-JP"/>
-        </w:rPr>
-        <w:t>な表現に修正</w:t>
-      </w:r>
-      <w:r>
-        <w:rPr>
-          <w:rFonts w:hint="eastAsia"/>
-          <w:lang w:eastAsia="ja-JP"/>
-        </w:rPr>
-        <w:t>し</w:t>
-      </w:r>
-      <w:r>
-        <w:rPr>
-          <w:rFonts w:hint="eastAsia"/>
-          <w:lang w:eastAsia="ja-JP"/>
-        </w:rPr>
-        <w:t>、</w:t>
-      </w:r>
-      <w:r>
-        <w:rPr>
-          <w:rFonts w:hint="eastAsia"/>
-          <w:lang w:eastAsia="ja-JP"/>
-        </w:rPr>
-        <w:t>N=47</w:t>
-      </w:r>
-      <w:r>
-        <w:rPr>
-          <w:rFonts w:hint="eastAsia"/>
-          <w:lang w:eastAsia="ja-JP"/>
-        </w:rPr>
-        <w:t>の</w:t>
-      </w:r>
-      <w:r>
-        <w:rPr>
-          <w:rFonts w:hint="eastAsia"/>
-          <w:lang w:eastAsia="ja-JP"/>
-        </w:rPr>
-        <w:t>不確実性を明示</w:t>
-      </w:r>
-      <w:r>
-        <w:rPr>
-          <w:rFonts w:hint="eastAsia"/>
-          <w:lang w:eastAsia="ja-JP"/>
-        </w:rPr>
-        <w:t>しました。</w:t>
+        <w:t>寳澤先生コメント）</w:t>
+      </w:r>
+      <w:r>
+        <w:rPr>
+          <w:rFonts w:hint="eastAsia"/>
+          <w:lang w:eastAsia="ja-JP"/>
+        </w:rPr>
+        <w:t>Results</w:t>
+      </w:r>
+      <w:r>
+        <w:rPr>
+          <w:rFonts w:hint="eastAsia"/>
+          <w:lang w:eastAsia="ja-JP"/>
+        </w:rPr>
+        <w:t>に、各シナリオでの</w:t>
+      </w:r>
+      <w:r>
+        <w:rPr>
+          <w:rFonts w:hint="eastAsia"/>
+          <w:lang w:eastAsia="ja-JP"/>
+        </w:rPr>
+        <w:t>ISR</w:t>
+      </w:r>
+      <w:r>
+        <w:rPr>
+          <w:rFonts w:hint="eastAsia"/>
+          <w:lang w:eastAsia="ja-JP"/>
+        </w:rPr>
+        <w:t>回帰係数（</w:t>
+      </w:r>
+      <w:r>
+        <w:rPr>
+          <w:rFonts w:hint="eastAsia"/>
+        </w:rPr>
+        <w:t>β</w:t>
+      </w:r>
+      <w:r>
+        <w:rPr>
+          <w:rFonts w:hint="eastAsia"/>
+          <w:lang w:eastAsia="ja-JP"/>
+        </w:rPr>
+        <w:t>, 95%CI, p</w:t>
+      </w:r>
+      <w:r>
+        <w:rPr>
+          <w:rFonts w:hint="eastAsia"/>
+          <w:lang w:eastAsia="ja-JP"/>
+        </w:rPr>
+        <w:t>）を明記し、符号は安定・効果量は変動する旨を明示しました。</w:t>
       </w:r>
     </w:p>
   </w:comment>
@@ -12372,6 +12916,7 @@
   <w15:commentEx w15:paraId="5537D74F" w15:done="0"/>
   <w15:commentEx w15:paraId="138B0C16" w15:done="0"/>
   <w15:commentEx w15:paraId="6A550ADD" w15:done="0"/>
+  <w15:commentEx w15:paraId="1E562114" w15:done="0"/>
 </w15:commentsEx>
 </file>
 
@@ -12395,6 +12940,7 @@
   <w16cex:commentExtensible w16cex:durableId="5A655298" w16cex:dateUtc="2026-05-01T04:08:00Z"/>
   <w16cex:commentExtensible w16cex:durableId="2D3CD7E2" w16cex:dateUtc="2026-04-30T10:20:00Z"/>
   <w16cex:commentExtensible w16cex:durableId="7D95ED2A" w16cex:dateUtc="2026-05-01T04:12:00Z"/>
+  <w16cex:commentExtensible w16cex:durableId="7293117A" w16cex:dateUtc="2026-05-01T05:29:00Z"/>
 </w16cex:commentsExtensible>
 </file>
 
@@ -12418,19 +12964,70 @@
   <w16cid:commentId w16cid:paraId="5537D74F" w16cid:durableId="5A655298"/>
   <w16cid:commentId w16cid:paraId="138B0C16" w16cid:durableId="2D3CD7E2"/>
   <w16cid:commentId w16cid:paraId="6A550ADD" w16cid:durableId="7D95ED2A"/>
+  <w16cid:commentId w16cid:paraId="1E562114" w16cid:durableId="7293117A"/>
 </w16cid:commentsIds>
+</file>
+
+<file path=word/endnotes.xml><?xml version="1.0" encoding="utf-8"?>
+<w:endnotes xmlns:wpc="http://schemas.microsoft.com/office/word/2010/wordprocessingCanvas" xmlns:cx="http://schemas.microsoft.com/office/drawing/2014/chartex" xmlns:cx1="http://schemas.microsoft.com/office/drawing/2015/9/8/chartex" xmlns:cx2="http://schemas.microsoft.com/office/drawing/2015/10/21/chartex" xmlns:cx3="http://schemas.microsoft.com/office/drawing/2016/5/9/chartex" xmlns:cx4="http://schemas.microsoft.com/office/drawing/2016/5/10/chartex" xmlns:cx5="http://schemas.microsoft.com/office/drawing/2016/5/11/chartex" xmlns:cx6="http://schemas.microsoft.com/office/drawing/2016/5/12/chartex" xmlns:cx7="http://schemas.microsoft.com/office/drawing/2016/5/13/chartex" xmlns:cx8="http://schemas.microsoft.com/office/drawing/2016/5/14/chartex" xmlns:mc="http://schemas.openxmlformats.org/markup-compatibility/2006" xmlns:aink="http://schemas.microsoft.com/office/drawing/2016/ink" xmlns:am3d="http://schemas.microsoft.com/office/drawing/2017/model3d" xmlns:o="urn:schemas-microsoft-com:office:office" xmlns:oel="http://schemas.microsoft.com/office/2019/extlst" xmlns:r="http://schemas.openxmlformats.org/officeDocument/2006/relationships" xmlns:m="http://schemas.openxmlformats.org/officeDocument/2006/math" xmlns:v="urn:schemas-microsoft-com:vml" xmlns:wp14="http://schemas.microsoft.com/office/word/2010/wordprocessingDrawing" xmlns:wp="http://schemas.openxmlformats.org/drawingml/2006/wordprocessingDrawing" xmlns:w10="urn:schemas-microsoft-com:office:word" xmlns:w="http://schemas.openxmlformats.org/wordprocessingml/2006/main" xmlns:w14="http://schemas.microsoft.com/office/word/2010/wordml" xmlns:w15="http://schemas.microsoft.com/office/word/2012/wordml" xmlns:w16cex="http://schemas.microsoft.com/office/word/2018/wordml/cex" xmlns:w16cid="http://schemas.microsoft.com/office/word/2016/wordml/cid" xmlns:w16="http://schemas.microsoft.com/office/word/2018/wordml" xmlns:w16du="http://schemas.microsoft.com/office/word/2023/wordml/word16du" xmlns:w16sdtdh="http://schemas.microsoft.com/office/word/2020/wordml/sdtdatahash" xmlns:w16sdtfl="http://schemas.microsoft.com/office/word/2024/wordml/sdtformatlock" xmlns:w16se="http://schemas.microsoft.com/office/word/2015/wordml/symex" xmlns:wpg="http://schemas.microsoft.com/office/word/2010/wordprocessingGroup" xmlns:wpi="http://schemas.microsoft.com/office/word/2010/wordprocessingInk" xmlns:wne="http://schemas.microsoft.com/office/word/2006/wordml" xmlns:wps="http://schemas.microsoft.com/office/word/2010/wordprocessingShape" mc:Ignorable="w14 w15 w16se w16cid w16 w16cex w16sdtdh w16sdtfl w16du wp14">
+  <w:endnote w:type="separator" w:id="-1">
+    <w:p>
+      <w:pPr>
+        <w:spacing w:after="0"/>
+      </w:pPr>
+      <w:r>
+        <w:separator/>
+      </w:r>
+    </w:p>
+  </w:endnote>
+  <w:endnote w:type="continuationSeparator" w:id="0">
+    <w:p>
+      <w:pPr>
+        <w:spacing w:after="0"/>
+      </w:pPr>
+      <w:r>
+        <w:continuationSeparator/>
+      </w:r>
+    </w:p>
+  </w:endnote>
+</w:endnotes>
+</file>
+
+<file path=word/footnotes.xml><?xml version="1.0" encoding="utf-8"?>
+<w:footnotes xmlns:wpc="http://schemas.microsoft.com/office/word/2010/wordprocessingCanvas" xmlns:cx="http://schemas.microsoft.com/office/drawing/2014/chartex" xmlns:cx1="http://schemas.microsoft.com/office/drawing/2015/9/8/chartex" xmlns:cx2="http://schemas.microsoft.com/office/drawing/2015/10/21/chartex" xmlns:cx3="http://schemas.microsoft.com/office/drawing/2016/5/9/chartex" xmlns:cx4="http://schemas.microsoft.com/office/drawing/2016/5/10/chartex" xmlns:cx5="http://schemas.microsoft.com/office/drawing/2016/5/11/chartex" xmlns:cx6="http://schemas.microsoft.com/office/drawing/2016/5/12/chartex" xmlns:cx7="http://schemas.microsoft.com/office/drawing/2016/5/13/chartex" xmlns:cx8="http://schemas.microsoft.com/office/drawing/2016/5/14/chartex" xmlns:mc="http://schemas.openxmlformats.org/markup-compatibility/2006" xmlns:aink="http://schemas.microsoft.com/office/drawing/2016/ink" xmlns:am3d="http://schemas.microsoft.com/office/drawing/2017/model3d" xmlns:o="urn:schemas-microsoft-com:office:office" xmlns:oel="http://schemas.microsoft.com/office/2019/extlst" xmlns:r="http://schemas.openxmlformats.org/officeDocument/2006/relationships" xmlns:m="http://schemas.openxmlformats.org/officeDocument/2006/math" xmlns:v="urn:schemas-microsoft-com:vml" xmlns:wp14="http://schemas.microsoft.com/office/word/2010/wordprocessingDrawing" xmlns:wp="http://schemas.openxmlformats.org/drawingml/2006/wordprocessingDrawing" xmlns:w10="urn:schemas-microsoft-com:office:word" xmlns:w="http://schemas.openxmlformats.org/wordprocessingml/2006/main" xmlns:w14="http://schemas.microsoft.com/office/word/2010/wordml" xmlns:w15="http://schemas.microsoft.com/office/word/2012/wordml" xmlns:w16cex="http://schemas.microsoft.com/office/word/2018/wordml/cex" xmlns:w16cid="http://schemas.microsoft.com/office/word/2016/wordml/cid" xmlns:w16="http://schemas.microsoft.com/office/word/2018/wordml" xmlns:w16du="http://schemas.microsoft.com/office/word/2023/wordml/word16du" xmlns:w16sdtdh="http://schemas.microsoft.com/office/word/2020/wordml/sdtdatahash" xmlns:w16sdtfl="http://schemas.microsoft.com/office/word/2024/wordml/sdtformatlock" xmlns:w16se="http://schemas.microsoft.com/office/word/2015/wordml/symex" xmlns:wpg="http://schemas.microsoft.com/office/word/2010/wordprocessingGroup" xmlns:wpi="http://schemas.microsoft.com/office/word/2010/wordprocessingInk" xmlns:wne="http://schemas.microsoft.com/office/word/2006/wordml" xmlns:wps="http://schemas.microsoft.com/office/word/2010/wordprocessingShape" mc:Ignorable="w14 w15 w16se w16cid w16 w16cex w16sdtdh w16sdtfl w16du wp14">
+  <w:footnote w:type="separator" w:id="-1">
+    <w:p>
+      <w:pPr>
+        <w:spacing w:after="0"/>
+      </w:pPr>
+      <w:r>
+        <w:separator/>
+      </w:r>
+    </w:p>
+  </w:footnote>
+  <w:footnote w:type="continuationSeparator" w:id="0">
+    <w:p>
+      <w:pPr>
+        <w:spacing w:after="0"/>
+      </w:pPr>
+      <w:r>
+        <w:continuationSeparator/>
+      </w:r>
+    </w:p>
+  </w:footnote>
+</w:footnotes>
 </file>
 
 <file path=word/numbering.xml><?xml version="1.0" encoding="utf-8"?>
 <w:numbering xmlns:wpc="http://schemas.microsoft.com/office/word/2010/wordprocessingCanvas" xmlns:cx="http://schemas.microsoft.com/office/drawing/2014/chartex" xmlns:cx1="http://schemas.microsoft.com/office/drawing/2015/9/8/chartex" xmlns:cx2="http://schemas.microsoft.com/office/drawing/2015/10/21/chartex" xmlns:cx3="http://schemas.microsoft.com/office/drawing/2016/5/9/chartex" xmlns:cx4="http://schemas.microsoft.com/office/drawing/2016/5/10/chartex" xmlns:cx5="http://schemas.microsoft.com/office/drawing/2016/5/11/chartex" xmlns:cx6="http://schemas.microsoft.com/office/drawing/2016/5/12/chartex" xmlns:cx7="http://schemas.microsoft.com/office/drawing/2016/5/13/chartex" xmlns:cx8="http://schemas.microsoft.com/office/drawing/2016/5/14/chartex" xmlns:mc="http://schemas.openxmlformats.org/markup-compatibility/2006" xmlns:aink="http://schemas.microsoft.com/office/drawing/2016/ink" xmlns:am3d="http://schemas.microsoft.com/office/drawing/2017/model3d" xmlns:o="urn:schemas-microsoft-com:office:office" xmlns:oel="http://schemas.microsoft.com/office/2019/extlst" xmlns:r="http://schemas.openxmlformats.org/officeDocument/2006/relationships" xmlns:m="http://schemas.openxmlformats.org/officeDocument/2006/math" xmlns:v="urn:schemas-microsoft-com:vml" xmlns:wp14="http://schemas.microsoft.com/office/word/2010/wordprocessingDrawing" xmlns:wp="http://schemas.openxmlformats.org/drawingml/2006/wordprocessingDrawing" xmlns:w10="urn:schemas-microsoft-com:office:word" xmlns:w="http://schemas.openxmlformats.org/wordprocessingml/2006/main" xmlns:w14="http://schemas.microsoft.com/office/word/2010/wordml" xmlns:w15="http://schemas.microsoft.com/office/word/2012/wordml" xmlns:w16cex="http://schemas.microsoft.com/office/word/2018/wordml/cex" xmlns:w16cid="http://schemas.microsoft.com/office/word/2016/wordml/cid" xmlns:w16="http://schemas.microsoft.com/office/word/2018/wordml" xmlns:w16du="http://schemas.microsoft.com/office/word/2023/wordml/word16du" xmlns:w16sdtdh="http://schemas.microsoft.com/office/word/2020/wordml/sdtdatahash" xmlns:w16sdtfl="http://schemas.microsoft.com/office/word/2024/wordml/sdtformatlock" xmlns:w16se="http://schemas.microsoft.com/office/word/2015/wordml/symex" xmlns:wpg="http://schemas.microsoft.com/office/word/2010/wordprocessingGroup" xmlns:wpi="http://schemas.microsoft.com/office/word/2010/wordprocessingInk" xmlns:wne="http://schemas.microsoft.com/office/word/2006/wordml" xmlns:wps="http://schemas.microsoft.com/office/word/2010/wordprocessingShape" mc:Ignorable="w14 w15 w16se w16cid w16 w16cex w16sdtdh w16sdtfl w16du wp14">
   <w:numPicBullet w:numPicBulletId="0">
     <w:pict>
-      <v:rect id="_x0000_i1046" style="width:0;height:1.5pt" o:hralign="center" o:bullet="t" o:hrstd="t" o:hr="t"/>
+      <v:rect id="_x0000_i1056" style="width:0;height:1.5pt" o:hralign="center" o:bullet="t" o:hrstd="t" o:hr="t"/>
     </w:pict>
   </w:numPicBullet>
   <w:numPicBullet w:numPicBulletId="1">
     <w:pict>
-      <v:rect id="_x0000_i1047" style="width:0;height:1.5pt" o:hralign="center" o:bullet="t" o:hrstd="t" o:hr="t"/>
+      <v:rect id="_x0000_i1057" style="width:0;height:1.5pt" o:hralign="center" o:bullet="t" o:hrstd="t" o:hr="t"/>
     </w:pict>
   </w:numPicBullet>
   <w:abstractNum w:abstractNumId="0" w15:restartNumberingAfterBreak="0">
@@ -14046,6 +14643,44 @@
       <w:shd w:val="clear" w:color="auto" w:fill="E1DFDD"/>
     </w:rPr>
   </w:style>
+  <w:style w:type="paragraph" w:styleId="af8">
+    <w:name w:val="header"/>
+    <w:basedOn w:val="a"/>
+    <w:link w:val="af9"/>
+    <w:rsid w:val="00693197"/>
+    <w:pPr>
+      <w:tabs>
+        <w:tab w:val="center" w:pos="4252"/>
+        <w:tab w:val="right" w:pos="8504"/>
+      </w:tabs>
+      <w:snapToGrid w:val="0"/>
+    </w:pPr>
+  </w:style>
+  <w:style w:type="character" w:customStyle="1" w:styleId="af9">
+    <w:name w:val="ヘッダー (文字)"/>
+    <w:basedOn w:val="a1"/>
+    <w:link w:val="af8"/>
+    <w:rsid w:val="00693197"/>
+  </w:style>
+  <w:style w:type="paragraph" w:styleId="afa">
+    <w:name w:val="footer"/>
+    <w:basedOn w:val="a"/>
+    <w:link w:val="afb"/>
+    <w:rsid w:val="00693197"/>
+    <w:pPr>
+      <w:tabs>
+        <w:tab w:val="center" w:pos="4252"/>
+        <w:tab w:val="right" w:pos="8504"/>
+      </w:tabs>
+      <w:snapToGrid w:val="0"/>
+    </w:pPr>
+  </w:style>
+  <w:style w:type="character" w:customStyle="1" w:styleId="afb">
+    <w:name w:val="フッター (文字)"/>
+    <w:basedOn w:val="a1"/>
+    <w:link w:val="afa"/>
+    <w:rsid w:val="00693197"/>
+  </w:style>
 </w:styles>
 </file>
 

--- a/04_Manuscripts/Manuscript_slope_fracture_20260425_saito0501.docx
+++ b/04_Manuscripts/Manuscript_slope_fracture_20260425_saito0501.docx
@@ -852,15 +852,15 @@
           <w:rPr>
             <w:lang w:eastAsia="ja-JP"/>
           </w:rPr>
-          <w:t xml:space="preserve"> 2020 census 5-year age-group population counts from e-Stat. Because disclosure-control masking (`"-"`) was present in age-stratified surgery cells, we prespecified imputation scenarios (`"-" = 0`, `5`, or `9`) and repeated the SIR/ISR workflow for each scenario. For each scenario, we calculated national age-specific surgery rates, expected prefectural counts, SIR, and ISR (SIR × national crude rate)</w:t>
+          <w:t xml:space="preserve"> 2020 census 5-year age-group population counts from e-Stat. Because disclosure-control masking (`"-"`) was present in age-stratified surgery cells, we prespecified imputation scenarios (`"-" = 0`, `5`, or `9`) and repeated </w:t>
         </w:r>
       </w:ins>
-      <w:ins w:id="25" w:author="治輝 齋藤" w:date="2026-04-30T20:50:00Z" w16du:dateUtc="2026-04-30T11:50:00Z">
+      <w:ins w:id="25" w:author="治輝 齋藤" w:date="2026-05-01T14:41:00Z" w16du:dateUtc="2026-05-01T05:41:00Z">
         <w:r>
           <w:rPr>
             <w:lang w:eastAsia="ja-JP"/>
           </w:rPr>
-          <w:t>. We</w:t>
+          <w:t>indirect standardization under</w:t>
         </w:r>
       </w:ins>
       <w:ins w:id="26" w:author="治輝 齋藤" w:date="2026-04-30T19:43:00Z" w16du:dateUtc="2026-04-30T10:43:00Z">
@@ -868,15 +868,15 @@
           <w:rPr>
             <w:lang w:eastAsia="ja-JP"/>
           </w:rPr>
-          <w:t xml:space="preserve"> then regressed ISR on terrain slope with and without covariate adjustment. </w:t>
+          <w:t xml:space="preserve"> each scenario. For each scenario, we calculated national age-specific surgery rates, expected prefectural counts, </w:t>
         </w:r>
       </w:ins>
-      <w:ins w:id="27" w:author="治輝 齋藤" w:date="2026-04-30T20:50:00Z" w16du:dateUtc="2026-04-30T11:50:00Z">
+      <w:ins w:id="27" w:author="治輝 齋藤" w:date="2026-05-01T14:41:00Z" w16du:dateUtc="2026-05-01T05:41:00Z">
         <w:r>
           <w:rPr>
             <w:lang w:eastAsia="ja-JP"/>
           </w:rPr>
-          <w:t>These analyses were treated</w:t>
+          <w:t>the standardized incidence ratio (</w:t>
         </w:r>
       </w:ins>
       <w:ins w:id="28" w:author="治輝 齋藤" w:date="2026-04-30T19:43:00Z" w16du:dateUtc="2026-04-30T10:43:00Z">
@@ -884,428 +884,31 @@
           <w:rPr>
             <w:lang w:eastAsia="ja-JP"/>
           </w:rPr>
-          <w:t xml:space="preserve"> as sensitivity analyses only (not primary inference), given potential secondary masking.</w:t>
+          <w:t>SIR</w:t>
         </w:r>
       </w:ins>
-      <w:commentRangeEnd w:id="15"/>
-      <w:ins w:id="29" w:author="治輝 齋藤" w:date="2026-04-30T20:24:00Z" w16du:dateUtc="2026-04-30T11:24:00Z">
-        <w:r>
-          <w:rPr>
-            <w:rStyle w:val="af2"/>
-          </w:rPr>
-          <w:commentReference w:id="15"/>
-        </w:r>
-      </w:ins>
-    </w:p>
-    <w:p>
-      <w:pPr>
-        <w:pStyle w:val="a0"/>
-        <w:spacing w:line="360" w:lineRule="auto"/>
-        <w:rPr>
-          <w:lang w:eastAsia="ja-JP"/>
-        </w:rPr>
-      </w:pPr>
-      <w:r>
-        <w:rPr>
-          <w:lang w:eastAsia="ja-JP"/>
-        </w:rPr>
-        <w:t xml:space="preserve">All manuscript figures were generated programmatically from study data (not by image-generative AI tools) using reproducible Python workflows: Python 3.14.2 with pandas 2.3.3, </w:t>
-      </w:r>
-      <w:proofErr w:type="spellStart"/>
-      <w:r>
-        <w:rPr>
-          <w:lang w:eastAsia="ja-JP"/>
-        </w:rPr>
-        <w:t>numpy</w:t>
-      </w:r>
-      <w:proofErr w:type="spellEnd"/>
-      <w:r>
-        <w:rPr>
-          <w:lang w:eastAsia="ja-JP"/>
-        </w:rPr>
-        <w:t xml:space="preserve"> 2.3.5, matplotlib 3.10.8, seaborn 0.13.2, </w:t>
-      </w:r>
-      <w:proofErr w:type="spellStart"/>
-      <w:r>
-        <w:rPr>
-          <w:lang w:eastAsia="ja-JP"/>
-        </w:rPr>
-        <w:t>scipy</w:t>
-      </w:r>
-      <w:proofErr w:type="spellEnd"/>
-      <w:r>
-        <w:rPr>
-          <w:lang w:eastAsia="ja-JP"/>
-        </w:rPr>
-        <w:t xml:space="preserve"> 1.16.3, </w:t>
-      </w:r>
-      <w:proofErr w:type="spellStart"/>
-      <w:r>
-        <w:rPr>
-          <w:lang w:eastAsia="ja-JP"/>
-        </w:rPr>
-        <w:t>geopandas</w:t>
-      </w:r>
-      <w:proofErr w:type="spellEnd"/>
-      <w:r>
-        <w:rPr>
-          <w:lang w:eastAsia="ja-JP"/>
-        </w:rPr>
-        <w:t xml:space="preserve"> 1.1.2, and </w:t>
-      </w:r>
-      <w:proofErr w:type="spellStart"/>
-      <w:r>
-        <w:rPr>
-          <w:lang w:eastAsia="ja-JP"/>
-        </w:rPr>
-        <w:t>japanize</w:t>
-      </w:r>
-      <w:proofErr w:type="spellEnd"/>
-      <w:r>
-        <w:rPr>
-          <w:rFonts w:hint="eastAsia"/>
-          <w:lang w:eastAsia="ja-JP"/>
-        </w:rPr>
-        <w:t xml:space="preserve"> </w:t>
-      </w:r>
-      <w:r>
-        <w:rPr>
-          <w:lang w:eastAsia="ja-JP"/>
-        </w:rPr>
-        <w:t>matplotlib 1.1.3. Figure 1 was generated via linear-fit visualization from the prefecture-level analytical dataset, Figure 2 from the corresponding correlation matrix, and Figures 3-5 by joining prefecture-level indicators to national prefectural boundary geodata and rendering choropleth maps.</w:t>
-      </w:r>
-    </w:p>
-    <w:p>
-      <w:pPr>
-        <w:pStyle w:val="a0"/>
-        <w:spacing w:line="360" w:lineRule="auto"/>
-      </w:pPr>
-      <w:r>
-        <w:t>This study used publicly available aggregate data; individual informed consent was not required, and institutional ethics review was not applicable in accordance with Japanese ethical guidelines for epidemiological research.</w:t>
-      </w:r>
-    </w:p>
-    <w:p>
-      <w:pPr>
-        <w:spacing w:line="360" w:lineRule="auto"/>
-      </w:pPr>
-      <w:r>
-        <w:pict w14:anchorId="550F6A37">
-          <v:rect id="_x0000_i1030" style="width:0;height:1.5pt" o:hralign="center" o:hrstd="t" o:hr="t"/>
-        </w:pict>
-      </w:r>
-    </w:p>
-    <w:p>
-      <w:pPr>
-        <w:pStyle w:val="1"/>
-        <w:spacing w:line="360" w:lineRule="auto"/>
-      </w:pPr>
-      <w:bookmarkStart w:id="30" w:name="results-1"/>
-      <w:bookmarkEnd w:id="3"/>
-      <w:bookmarkEnd w:id="9"/>
-      <w:r>
-        <w:lastRenderedPageBreak/>
-        <w:t>Results</w:t>
-      </w:r>
-    </w:p>
-    <w:p>
-      <w:pPr>
-        <w:pStyle w:val="2"/>
-        <w:spacing w:line="360" w:lineRule="auto"/>
-      </w:pPr>
-      <w:bookmarkStart w:id="31" w:name="descriptive-statistics"/>
-      <w:r>
-        <w:t>1. Descriptive Statistics</w:t>
-      </w:r>
-    </w:p>
-    <w:p>
-      <w:pPr>
-        <w:pStyle w:val="FirstParagraph"/>
-        <w:spacing w:line="360" w:lineRule="auto"/>
-      </w:pPr>
-      <w:r>
-        <w:t>Across the 47 Japanese prefectures, the mean habitable-area-weighted terrain slope was 8.57 ± 3.16 degrees (</w:t>
-      </w:r>
-      <w:r>
-        <w:t xml:space="preserve">median 8.36; interquartile range [IQR] 6.56–10.95; </w:t>
-      </w:r>
-      <w:r>
-        <w:t>range 1.81–15.43 degrees) (Table 1). The mean hip fracture surgery rate was 254.0 ± 37.6 per 100,000 population (</w:t>
-      </w:r>
-      <w:r>
-        <w:t>median 253.9; IQR 228.6–286.3;</w:t>
-      </w:r>
-      <w:r>
-        <w:rPr>
-          <w:rFonts w:hint="eastAsia"/>
-          <w:lang w:eastAsia="ja-JP"/>
-        </w:rPr>
-        <w:t xml:space="preserve"> </w:t>
-      </w:r>
-      <w:r>
-        <w:t>range 167.6–329.6), and the mean total fracture surgery rate was 352.8 ± 54.9 per 100,000</w:t>
-      </w:r>
-      <w:r>
-        <w:t xml:space="preserve"> (median 356.1; IQR 306.4–397.1)</w:t>
-      </w:r>
-      <w:r>
-        <w:t>. The mean aging rate was 30.7 ± 3.1%</w:t>
-      </w:r>
-      <w:r>
-        <w:t xml:space="preserve"> (median 31.3%; IQR 29.3–32.9%)</w:t>
-      </w:r>
-      <w:r>
-        <w:t>, and the mean proportion with fast walking speed was 48.6 ± 4.3%</w:t>
-      </w:r>
-      <w:r>
-        <w:t xml:space="preserve"> (median 49.2%; IQR 46.2–51.2%). Population density was right-skewed (mean 657 persons/km² versus median 265; IQR 173–469)</w:t>
-      </w:r>
-      <w:r>
-        <w:t>.</w:t>
-      </w:r>
-    </w:p>
-    <w:p>
-      <w:pPr>
-        <w:pStyle w:val="2"/>
-        <w:spacing w:line="360" w:lineRule="auto"/>
-      </w:pPr>
-      <w:bookmarkStart w:id="32" w:name="correlation-analysis"/>
-      <w:bookmarkEnd w:id="31"/>
-      <w:r>
-        <w:t>2. Correlation Analysis</w:t>
-      </w:r>
-    </w:p>
-    <w:p>
-      <w:pPr>
-        <w:pStyle w:val="FirstParagraph"/>
-        <w:spacing w:line="360" w:lineRule="auto"/>
-      </w:pPr>
-      <w:r>
-        <w:t xml:space="preserve">Terrain slope showed a moderate positive correlation with hip fracture surgery rate (r = 0.475, </w:t>
-      </w:r>
-      <w:r>
-        <w:rPr>
-          <w:i/>
-          <w:iCs/>
-        </w:rPr>
-        <w:t>p</w:t>
-      </w:r>
-      <w:r>
-        <w:t xml:space="preserve"> &lt; 0.01) and with total fracture surgery rate (r = 0.394, </w:t>
-      </w:r>
-      <w:r>
-        <w:rPr>
-          <w:i/>
-          <w:iCs/>
-        </w:rPr>
-        <w:t>p</w:t>
-      </w:r>
-      <w:r>
-        <w:t xml:space="preserve"> &lt; 0.01) (Table 2). </w:t>
-      </w:r>
-      <w:r>
-        <w:t>Figure 1 illustrates the bivariate association between terrain slope and hip fracture surgery rate; Figure 2 displays the correlation matrix.</w:t>
-      </w:r>
-      <w:r>
-        <w:rPr>
-          <w:rFonts w:hint="eastAsia"/>
-          <w:lang w:eastAsia="ja-JP"/>
-        </w:rPr>
-        <w:t xml:space="preserve"> </w:t>
-      </w:r>
-      <w:r>
-        <w:t xml:space="preserve">Slope was also positively correlated with aging rate (r = 0.505, </w:t>
-      </w:r>
-      <w:r>
-        <w:rPr>
-          <w:i/>
-          <w:iCs/>
-        </w:rPr>
-        <w:t>p</w:t>
-      </w:r>
-      <w:r>
-        <w:t xml:space="preserve"> &lt; 0.01). In contrast, slope showed a weak negative correlation with fast walking rate (r = −0.264). Slope showed weak and non-significant correlations with humerus fracture rate (r = 0.138) and forearm fracture rate (r = 0.177).</w:t>
-      </w:r>
-    </w:p>
-    <w:p>
-      <w:pPr>
-        <w:pStyle w:val="2"/>
-        <w:spacing w:line="360" w:lineRule="auto"/>
-      </w:pPr>
-      <w:bookmarkStart w:id="33" w:name="regression-analysis-hip-fracture"/>
-      <w:bookmarkEnd w:id="32"/>
-      <w:r>
-        <w:t>3. Regression Analysis: Hip Fracture</w:t>
-      </w:r>
-    </w:p>
-    <w:p>
-      <w:pPr>
-        <w:pStyle w:val="FirstParagraph"/>
-        <w:spacing w:line="360" w:lineRule="auto"/>
-      </w:pPr>
-      <w:r>
-        <w:t xml:space="preserve">In the unadjusted model (Model 1), terrain slope was significantly and positively associated with hip fracture surgery rate (β = 5.65; 95% CI, 2.50–8.79; R² = 0.225; </w:t>
-      </w:r>
-      <w:r>
-        <w:rPr>
-          <w:i/>
-          <w:iCs/>
-        </w:rPr>
-        <w:t>p</w:t>
-      </w:r>
-      <w:r>
-        <w:t xml:space="preserve"> = </w:t>
-      </w:r>
-      <w:r>
-        <w:lastRenderedPageBreak/>
-        <w:t xml:space="preserve">0.001). After adjustment for aging rate, fast walking rate, and population density (Model 2), </w:t>
-      </w:r>
-      <w:r>
-        <w:t xml:space="preserve">the slope coefficient was 3.49 (95% CI, 0.11–6.86; R² = 0.385; </w:t>
-      </w:r>
-      <w:r>
-        <w:rPr>
-          <w:i/>
-          <w:iCs/>
-        </w:rPr>
-        <w:t>p</w:t>
-      </w:r>
-      <w:r>
-        <w:t xml:space="preserve"> = 0.043) using conventional (model-based) standard errors</w:t>
-      </w:r>
-      <w:r>
-        <w:t xml:space="preserve"> (Table 3). Aging rate was also associated with hip fracture rate (β = 5.53; 95% CI, 1.32–9.74; </w:t>
-      </w:r>
-      <w:r>
-        <w:rPr>
-          <w:i/>
-          <w:iCs/>
-        </w:rPr>
-        <w:t>p</w:t>
-      </w:r>
-      <w:r>
-        <w:t xml:space="preserve"> = 0.011). Fast walking rate </w:t>
-      </w:r>
-      <w:r>
-        <w:t>was positively associated with hip fracture rate under HC3 robust inference (β = 2.02; 95% CI, 0.29–3.74; *p* = 0.022) but not under conventional standard errors (β = 2.02; 95% CI, −0.34–4.37;</w:t>
-      </w:r>
-      <w:r>
-        <w:t xml:space="preserve"> </w:t>
-      </w:r>
-      <w:r>
-        <w:rPr>
-          <w:i/>
-          <w:iCs/>
-        </w:rPr>
-        <w:t>p</w:t>
-      </w:r>
-      <w:r>
-        <w:t xml:space="preserve"> = 0.091). Population density was not significantly associated with hip fracture rate (β = −0.001; </w:t>
-      </w:r>
-      <w:r>
-        <w:rPr>
-          <w:i/>
-          <w:iCs/>
-        </w:rPr>
-        <w:t>p</w:t>
-      </w:r>
-      <w:r>
-        <w:t xml:space="preserve"> = 0.818).</w:t>
-      </w:r>
-    </w:p>
-    <w:p>
-      <w:pPr>
-        <w:pStyle w:val="a0"/>
-        <w:spacing w:line="360" w:lineRule="auto"/>
-        <w:rPr>
-          <w:ins w:id="34" w:author="治輝 齋藤" w:date="2026-04-30T20:30:00Z" w16du:dateUtc="2026-04-30T11:30:00Z"/>
-        </w:rPr>
-      </w:pPr>
-      <w:r>
-        <w:rPr>
-          <w:lang w:eastAsia="ja-JP"/>
-        </w:rPr>
-        <w:t xml:space="preserve">Residual diagnostics for Model 2 did not indicate gross deviations from linearity in residuals versus fitted values. The Shapiro–Wilk test on OLS residuals was </w:t>
-      </w:r>
-      <w:r>
-        <w:rPr>
-          <w:i/>
-          <w:iCs/>
-          <w:lang w:eastAsia="ja-JP"/>
-        </w:rPr>
-        <w:t>W</w:t>
-      </w:r>
-      <w:r>
-        <w:rPr>
-          <w:lang w:eastAsia="ja-JP"/>
-        </w:rPr>
-        <w:t xml:space="preserve"> = 0.957 (</w:t>
-      </w:r>
-      <w:r>
-        <w:rPr>
-          <w:i/>
-          <w:iCs/>
-          <w:lang w:eastAsia="ja-JP"/>
-        </w:rPr>
-        <w:t>p</w:t>
-      </w:r>
-      <w:r>
-        <w:rPr>
-          <w:lang w:eastAsia="ja-JP"/>
-        </w:rPr>
-        <w:t xml:space="preserve"> = 0.079). Sensitivity analyses, however, indicated inferential fragility for the primary slope coefficient at N = 47: heteroskedasticity-robust (HC3) 95% CIs were −0.19 to 7.17 (</w:t>
-      </w:r>
-      <w:r>
-        <w:rPr>
-          <w:i/>
-          <w:iCs/>
-          <w:lang w:eastAsia="ja-JP"/>
-        </w:rPr>
-        <w:t>p</w:t>
-      </w:r>
-      <w:r>
-        <w:rPr>
-          <w:lang w:eastAsia="ja-JP"/>
-        </w:rPr>
-        <w:t xml:space="preserve"> = 0.063), and a nonparametric bootstrap 95% CI (prefecture resampling, </w:t>
-      </w:r>
-      <w:r>
-        <w:rPr>
-          <w:i/>
-          <w:iCs/>
-          <w:lang w:eastAsia="ja-JP"/>
-        </w:rPr>
-        <w:t>B</w:t>
-      </w:r>
-      <w:r>
-        <w:rPr>
-          <w:lang w:eastAsia="ja-JP"/>
-        </w:rPr>
-        <w:t xml:space="preserve"> = 5,000) was −0.03 to 7.09 (both intervals include null).</w:t>
-      </w:r>
-    </w:p>
-    <w:p>
-      <w:pPr>
-        <w:pStyle w:val="a0"/>
-        <w:spacing w:line="360" w:lineRule="auto"/>
-        <w:rPr>
-          <w:lang w:eastAsia="ja-JP"/>
-        </w:rPr>
-      </w:pPr>
-      <w:commentRangeStart w:id="35"/>
-      <w:ins w:id="36" w:author="治輝 齋藤" w:date="2026-04-30T20:30:00Z" w16du:dateUtc="2026-04-30T11:30:00Z">
+      <w:ins w:id="29" w:author="治輝 齋藤" w:date="2026-05-01T14:42:00Z" w16du:dateUtc="2026-05-01T05:42:00Z">
         <w:r>
           <w:rPr>
             <w:lang w:eastAsia="ja-JP"/>
           </w:rPr>
-          <w:t xml:space="preserve">In masking-imputation indirect-standardization sensitivity analyses, the </w:t>
+          <w:t>; observed-to-expected surgery count ratio)</w:t>
         </w:r>
       </w:ins>
-      <w:ins w:id="37" w:author="治輝 齋藤" w:date="2026-05-01T14:21:00Z" w16du:dateUtc="2026-05-01T05:21:00Z">
+      <w:ins w:id="30" w:author="治輝 齋藤" w:date="2026-04-30T19:43:00Z" w16du:dateUtc="2026-04-30T10:43:00Z">
         <w:r>
           <w:rPr>
             <w:lang w:eastAsia="ja-JP"/>
           </w:rPr>
-          <w:t>terrain</w:t>
+          <w:t xml:space="preserve">, and </w:t>
+        </w:r>
+      </w:ins>
+      <w:ins w:id="31" w:author="治輝 齋藤" w:date="2026-05-01T14:42:00Z" w16du:dateUtc="2026-05-01T05:42:00Z">
+        <w:r>
+          <w:rPr>
+            <w:lang w:eastAsia="ja-JP"/>
+          </w:rPr>
+          <w:t>the indirectly standardized surgery rate (per 100,000), computed as</w:t>
         </w:r>
         <w:r>
           <w:rPr>
@@ -1315,81 +918,219 @@
           <w:t xml:space="preserve"> </w:t>
         </w:r>
       </w:ins>
-      <w:ins w:id="38" w:author="治輝 齋藤" w:date="2026-04-30T20:30:00Z" w16du:dateUtc="2026-04-30T11:30:00Z">
+      <w:ins w:id="32" w:author="治輝 齋藤" w:date="2026-04-30T19:43:00Z" w16du:dateUtc="2026-04-30T10:43:00Z">
         <w:r>
           <w:rPr>
             <w:lang w:eastAsia="ja-JP"/>
           </w:rPr>
-          <w:t xml:space="preserve">slope coefficient remained positive </w:t>
+          <w:t xml:space="preserve">SIR </w:t>
         </w:r>
       </w:ins>
-      <w:ins w:id="39" w:author="治輝 齋藤" w:date="2026-05-01T14:22:00Z" w16du:dateUtc="2026-05-01T05:22:00Z">
+      <w:ins w:id="33" w:author="治輝 齋藤" w:date="2026-05-01T14:42:00Z" w16du:dateUtc="2026-05-01T05:42:00Z">
         <w:r>
           <w:rPr>
             <w:lang w:eastAsia="ja-JP"/>
           </w:rPr>
-          <w:t>in multivariable linear regression</w:t>
+          <w:t>times the</w:t>
         </w:r>
       </w:ins>
-      <w:ins w:id="40" w:author="治輝 齋藤" w:date="2026-04-30T20:30:00Z" w16du:dateUtc="2026-04-30T11:30:00Z">
+      <w:ins w:id="34" w:author="治輝 齋藤" w:date="2026-04-30T19:43:00Z" w16du:dateUtc="2026-04-30T10:43:00Z">
         <w:r>
           <w:rPr>
             <w:lang w:eastAsia="ja-JP"/>
           </w:rPr>
-          <w:t xml:space="preserve"> models </w:t>
+          <w:t xml:space="preserve"> national crude </w:t>
         </w:r>
       </w:ins>
-      <w:ins w:id="41" w:author="治輝 齋藤" w:date="2026-05-01T14:22:00Z" w16du:dateUtc="2026-05-01T05:22:00Z">
+      <w:ins w:id="35" w:author="治輝 齋藤" w:date="2026-05-01T14:43:00Z" w16du:dateUtc="2026-05-01T05:43:00Z">
         <w:r>
           <w:rPr>
             <w:lang w:eastAsia="ja-JP"/>
           </w:rPr>
-          <w:t>of indirectly standardized hip (femur) surgery rates (ISR; ISR ~ terrain slope + aging rate + fast walking rate + population density) across all three prespecified imputation scenarios for masked (`"-"`) cells in publicly released age-stratified surgery tables (Table 5). The</w:t>
-        </w:r>
-      </w:ins>
-      <w:ins w:id="42" w:author="治輝 齋藤" w:date="2026-04-30T20:30:00Z" w16du:dateUtc="2026-04-30T11:30:00Z">
-        <w:r>
-          <w:rPr>
-            <w:lang w:eastAsia="ja-JP"/>
-          </w:rPr>
-          <w:t xml:space="preserve"> direction of association was stable, whereas effect </w:t>
-        </w:r>
-      </w:ins>
-      <w:ins w:id="43" w:author="治輝 齋藤" w:date="2026-05-01T14:23:00Z" w16du:dateUtc="2026-05-01T05:23:00Z">
-        <w:r>
-          <w:rPr>
-            <w:lang w:eastAsia="ja-JP"/>
-          </w:rPr>
-          <w:t>sizes depended on</w:t>
-        </w:r>
-      </w:ins>
-      <w:ins w:id="44" w:author="治輝 齋藤" w:date="2026-04-30T20:30:00Z" w16du:dateUtc="2026-04-30T11:30:00Z">
-        <w:r>
-          <w:rPr>
-            <w:lang w:eastAsia="ja-JP"/>
-          </w:rPr>
-          <w:t xml:space="preserve"> masking assumption</w:t>
+          <w:t>surgery</w:t>
         </w:r>
         <w:r>
           <w:rPr>
             <w:rFonts w:hint="eastAsia"/>
             <w:lang w:eastAsia="ja-JP"/>
           </w:rPr>
-          <w:t>s</w:t>
+          <w:t xml:space="preserve"> </w:t>
         </w:r>
       </w:ins>
-      <w:r>
-        <w:rPr>
-          <w:lang w:eastAsia="ja-JP"/>
-        </w:rPr>
-        <w:t>.</w:t>
-      </w:r>
-      <w:commentRangeEnd w:id="35"/>
-      <w:r>
-        <w:rPr>
-          <w:rStyle w:val="af2"/>
-        </w:rPr>
-        <w:commentReference w:id="35"/>
+      <w:ins w:id="36" w:author="治輝 齋藤" w:date="2026-04-30T19:43:00Z" w16du:dateUtc="2026-04-30T10:43:00Z">
+        <w:r>
+          <w:rPr>
+            <w:lang w:eastAsia="ja-JP"/>
+          </w:rPr>
+          <w:t>rate</w:t>
+        </w:r>
+      </w:ins>
+      <w:ins w:id="37" w:author="治輝 齋藤" w:date="2026-04-30T20:50:00Z" w16du:dateUtc="2026-04-30T11:50:00Z">
+        <w:r>
+          <w:rPr>
+            <w:lang w:eastAsia="ja-JP"/>
+          </w:rPr>
+          <w:t>. We</w:t>
+        </w:r>
+      </w:ins>
+      <w:ins w:id="38" w:author="治輝 齋藤" w:date="2026-04-30T19:43:00Z" w16du:dateUtc="2026-04-30T10:43:00Z">
+        <w:r>
+          <w:rPr>
+            <w:lang w:eastAsia="ja-JP"/>
+          </w:rPr>
+          <w:t xml:space="preserve"> then regressed </w:t>
+        </w:r>
+      </w:ins>
+      <w:ins w:id="39" w:author="治輝 齋藤" w:date="2026-05-01T14:43:00Z" w16du:dateUtc="2026-05-01T05:43:00Z">
+        <w:r>
+          <w:rPr>
+            <w:lang w:eastAsia="ja-JP"/>
+          </w:rPr>
+          <w:t>the indirectly standardized rate</w:t>
+        </w:r>
+      </w:ins>
+      <w:ins w:id="40" w:author="治輝 齋藤" w:date="2026-04-30T19:43:00Z" w16du:dateUtc="2026-04-30T10:43:00Z">
+        <w:r>
+          <w:rPr>
+            <w:lang w:eastAsia="ja-JP"/>
+          </w:rPr>
+          <w:t xml:space="preserve"> on terrain slope with and without covariate adjustment. </w:t>
+        </w:r>
+      </w:ins>
+      <w:ins w:id="41" w:author="治輝 齋藤" w:date="2026-04-30T20:50:00Z" w16du:dateUtc="2026-04-30T11:50:00Z">
+        <w:r>
+          <w:rPr>
+            <w:lang w:eastAsia="ja-JP"/>
+          </w:rPr>
+          <w:t>These analyses were treated</w:t>
+        </w:r>
+      </w:ins>
+      <w:ins w:id="42" w:author="治輝 齋藤" w:date="2026-04-30T19:43:00Z" w16du:dateUtc="2026-04-30T10:43:00Z">
+        <w:r>
+          <w:rPr>
+            <w:lang w:eastAsia="ja-JP"/>
+          </w:rPr>
+          <w:t xml:space="preserve"> as sensitivity analyses only (not primary inference), given potential secondary masking.</w:t>
+        </w:r>
+      </w:ins>
+      <w:commentRangeEnd w:id="15"/>
+      <w:ins w:id="43" w:author="治輝 齋藤" w:date="2026-04-30T20:24:00Z" w16du:dateUtc="2026-04-30T11:24:00Z">
+        <w:r>
+          <w:rPr>
+            <w:rStyle w:val="af2"/>
+          </w:rPr>
+          <w:commentReference w:id="15"/>
+        </w:r>
+      </w:ins>
+    </w:p>
+    <w:p>
+      <w:pPr>
+        <w:pStyle w:val="a0"/>
+        <w:spacing w:line="360" w:lineRule="auto"/>
+        <w:rPr>
+          <w:lang w:eastAsia="ja-JP"/>
+        </w:rPr>
+      </w:pPr>
+      <w:r>
+        <w:rPr>
+          <w:lang w:eastAsia="ja-JP"/>
+        </w:rPr>
+        <w:t xml:space="preserve">All manuscript figures were generated programmatically from study data (not by image-generative AI tools) using reproducible Python workflows: Python 3.14.2 with pandas 2.3.3, </w:t>
+      </w:r>
+      <w:proofErr w:type="spellStart"/>
+      <w:r>
+        <w:rPr>
+          <w:lang w:eastAsia="ja-JP"/>
+        </w:rPr>
+        <w:t>numpy</w:t>
+      </w:r>
+      <w:proofErr w:type="spellEnd"/>
+      <w:r>
+        <w:rPr>
+          <w:lang w:eastAsia="ja-JP"/>
+        </w:rPr>
+        <w:t xml:space="preserve"> 2.3.5, matplotlib 3.10.8, seaborn 0.13.2, </w:t>
+      </w:r>
+      <w:proofErr w:type="spellStart"/>
+      <w:r>
+        <w:rPr>
+          <w:lang w:eastAsia="ja-JP"/>
+        </w:rPr>
+        <w:t>scipy</w:t>
+      </w:r>
+      <w:proofErr w:type="spellEnd"/>
+      <w:r>
+        <w:rPr>
+          <w:lang w:eastAsia="ja-JP"/>
+        </w:rPr>
+        <w:t xml:space="preserve"> 1.16.3, </w:t>
+      </w:r>
+      <w:proofErr w:type="spellStart"/>
+      <w:r>
+        <w:rPr>
+          <w:lang w:eastAsia="ja-JP"/>
+        </w:rPr>
+        <w:t>geopandas</w:t>
+      </w:r>
+      <w:proofErr w:type="spellEnd"/>
+      <w:r>
+        <w:rPr>
+          <w:lang w:eastAsia="ja-JP"/>
+        </w:rPr>
+        <w:t xml:space="preserve"> 1.1.2, and </w:t>
+      </w:r>
+      <w:proofErr w:type="spellStart"/>
+      <w:r>
+        <w:rPr>
+          <w:lang w:eastAsia="ja-JP"/>
+        </w:rPr>
+        <w:t>japanize</w:t>
+      </w:r>
+      <w:proofErr w:type="spellEnd"/>
+      <w:r>
+        <w:rPr>
+          <w:rFonts w:hint="eastAsia"/>
+          <w:lang w:eastAsia="ja-JP"/>
+        </w:rPr>
+        <w:t xml:space="preserve"> </w:t>
+      </w:r>
+      <w:r>
+        <w:rPr>
+          <w:lang w:eastAsia="ja-JP"/>
+        </w:rPr>
+        <w:t>matplotlib 1.1.3. Figure 1 was generated via linear-fit visualization from the prefecture-level analytical dataset, Figure 2 from the corresponding correlation matrix, and Figures 3-5 by joining prefecture-level indicators to national prefectural boundary geodata and rendering choropleth maps.</w:t>
+      </w:r>
+    </w:p>
+    <w:p>
+      <w:pPr>
+        <w:pStyle w:val="a0"/>
+        <w:spacing w:line="360" w:lineRule="auto"/>
+      </w:pPr>
+      <w:r>
+        <w:t>This study used publicly available aggregate data; individual informed consent was not required, and institutional ethics review was not applicable in accordance with Japanese ethical guidelines for epidemiological research.</w:t>
+      </w:r>
+    </w:p>
+    <w:p>
+      <w:pPr>
+        <w:spacing w:line="360" w:lineRule="auto"/>
+      </w:pPr>
+      <w:r>
+        <w:pict w14:anchorId="550F6A37">
+          <v:rect id="_x0000_i1030" style="width:0;height:1.5pt" o:hralign="center" o:hrstd="t" o:hr="t"/>
+        </w:pict>
+      </w:r>
+    </w:p>
+    <w:p>
+      <w:pPr>
+        <w:pStyle w:val="1"/>
+        <w:spacing w:line="360" w:lineRule="auto"/>
+      </w:pPr>
+      <w:bookmarkStart w:id="44" w:name="results-1"/>
+      <w:bookmarkEnd w:id="3"/>
+      <w:bookmarkEnd w:id="9"/>
+      <w:r>
+        <w:lastRenderedPageBreak/>
+        <w:t>Results</w:t>
       </w:r>
     </w:p>
     <w:p>
@@ -1397,10 +1138,9 @@
         <w:pStyle w:val="2"/>
         <w:spacing w:line="360" w:lineRule="auto"/>
       </w:pPr>
-      <w:bookmarkStart w:id="45" w:name="X19b7a829deade195ab8e30bfbfddb97c9ee92ae"/>
-      <w:bookmarkEnd w:id="33"/>
-      <w:r>
-        <w:t>4. Regression Analysis: Total, Humerus, and Forearm Fractures</w:t>
+      <w:bookmarkStart w:id="45" w:name="descriptive-statistics"/>
+      <w:r>
+        <w:t>1. Descriptive Statistics</w:t>
       </w:r>
     </w:p>
     <w:p>
@@ -1409,7 +1149,64 @@
         <w:spacing w:line="360" w:lineRule="auto"/>
       </w:pPr>
       <w:r>
-        <w:t xml:space="preserve">In the unadjusted model, slope was significantly associated with total fracture surgery rate (β = 6.85; 95% CI, 2.06–11.64; R² = 0.156; </w:t>
+        <w:t>Across the 47 Japanese prefectures, the mean habitable-area-weighted terrain slope was 8.57 ± 3.16 degrees (</w:t>
+      </w:r>
+      <w:r>
+        <w:t xml:space="preserve">median 8.36; interquartile range [IQR] 6.56–10.95; </w:t>
+      </w:r>
+      <w:r>
+        <w:t>range 1.81–15.43 degrees) (Table 1). The mean hip fracture surgery rate was 254.0 ± 37.6 per 100,000 population (</w:t>
+      </w:r>
+      <w:r>
+        <w:t>median 253.9; IQR 228.6–286.3;</w:t>
+      </w:r>
+      <w:r>
+        <w:rPr>
+          <w:rFonts w:hint="eastAsia"/>
+          <w:lang w:eastAsia="ja-JP"/>
+        </w:rPr>
+        <w:t xml:space="preserve"> </w:t>
+      </w:r>
+      <w:r>
+        <w:t>range 167.6–329.6), and the mean total fracture surgery rate was 352.8 ± 54.9 per 100,000</w:t>
+      </w:r>
+      <w:r>
+        <w:t xml:space="preserve"> (median 356.1; IQR 306.4–397.1)</w:t>
+      </w:r>
+      <w:r>
+        <w:t>. The mean aging rate was 30.7 ± 3.1%</w:t>
+      </w:r>
+      <w:r>
+        <w:t xml:space="preserve"> (median 31.3%; IQR 29.3–32.9%)</w:t>
+      </w:r>
+      <w:r>
+        <w:t>, and the mean proportion with fast walking speed was 48.6 ± 4.3%</w:t>
+      </w:r>
+      <w:r>
+        <w:t xml:space="preserve"> (median 49.2%; IQR 46.2–51.2%). Population density was right-skewed (mean 657 persons/km² versus median 265; IQR 173–469)</w:t>
+      </w:r>
+      <w:r>
+        <w:t>.</w:t>
+      </w:r>
+    </w:p>
+    <w:p>
+      <w:pPr>
+        <w:pStyle w:val="2"/>
+        <w:spacing w:line="360" w:lineRule="auto"/>
+      </w:pPr>
+      <w:bookmarkStart w:id="46" w:name="correlation-analysis"/>
+      <w:bookmarkEnd w:id="45"/>
+      <w:r>
+        <w:t>2. Correlation Analysis</w:t>
+      </w:r>
+    </w:p>
+    <w:p>
+      <w:pPr>
+        <w:pStyle w:val="FirstParagraph"/>
+        <w:spacing w:line="360" w:lineRule="auto"/>
+      </w:pPr>
+      <w:r>
+        <w:t xml:space="preserve">Terrain slope showed a moderate positive correlation with hip fracture surgery rate (r = 0.475, </w:t>
       </w:r>
       <w:r>
         <w:rPr>
@@ -1419,7 +1216,7 @@
         <w:t>p</w:t>
       </w:r>
       <w:r>
-        <w:t xml:space="preserve"> = 0.006). In the multivariable model, however, slope did not reach statistical significance for total fracture rate (β = 4.47; </w:t>
+        <w:t xml:space="preserve"> &lt; 0.01) and with total fracture surgery rate (r = 0.394, </w:t>
       </w:r>
       <w:r>
         <w:rPr>
@@ -1429,7 +1226,20 @@
         <w:t>p</w:t>
       </w:r>
       <w:r>
-        <w:t xml:space="preserve"> = 0.099), although aging rate remained a significant predictor (β = 7.19; </w:t>
+        <w:t xml:space="preserve"> &lt; 0.01) (Table 2). </w:t>
+      </w:r>
+      <w:r>
+        <w:t>Figure 1 illustrates the bivariate association between terrain slope and hip fracture surgery rate; Figure 2 displays the correlation matrix.</w:t>
+      </w:r>
+      <w:r>
+        <w:rPr>
+          <w:rFonts w:hint="eastAsia"/>
+          <w:lang w:eastAsia="ja-JP"/>
+        </w:rPr>
+        <w:t xml:space="preserve"> </w:t>
+      </w:r>
+      <w:r>
+        <w:t xml:space="preserve">Slope was also positively correlated with aging rate (r = 0.505, </w:t>
       </w:r>
       <w:r>
         <w:rPr>
@@ -1439,11 +1249,27 @@
         <w:t>p</w:t>
       </w:r>
       <w:r>
-        <w:t xml:space="preserve"> = </w:t>
-      </w:r>
-      <w:r>
-        <w:lastRenderedPageBreak/>
-        <w:t xml:space="preserve">0.035; R² = 0.276). Neither humerus fracture rate (Model 1: </w:t>
+        <w:t xml:space="preserve"> &lt; 0.01). In contrast, slope showed a weak negative correlation with fast walking rate (r = −0.264). Slope showed weak and non-significant correlations with humerus fracture rate (r = 0.138) and forearm fracture rate (r = 0.177).</w:t>
+      </w:r>
+    </w:p>
+    <w:p>
+      <w:pPr>
+        <w:pStyle w:val="2"/>
+        <w:spacing w:line="360" w:lineRule="auto"/>
+      </w:pPr>
+      <w:bookmarkStart w:id="47" w:name="regression-analysis-hip-fracture"/>
+      <w:bookmarkEnd w:id="46"/>
+      <w:r>
+        <w:t>3. Regression Analysis: Hip Fracture</w:t>
+      </w:r>
+    </w:p>
+    <w:p>
+      <w:pPr>
+        <w:pStyle w:val="FirstParagraph"/>
+        <w:spacing w:line="360" w:lineRule="auto"/>
+      </w:pPr>
+      <w:r>
+        <w:t xml:space="preserve">In the unadjusted model (Model 1), terrain slope was significantly and positively associated with hip fracture surgery rate (β = 5.65; 95% CI, 2.50–8.79; R² = 0.225; </w:t>
       </w:r>
       <w:r>
         <w:rPr>
@@ -1453,7 +1279,14 @@
         <w:t>p</w:t>
       </w:r>
       <w:r>
-        <w:t xml:space="preserve"> = 0.355; Model 2: R² = 0.107) nor forearm fracture rate (Model 1: </w:t>
+        <w:t xml:space="preserve"> = </w:t>
+      </w:r>
+      <w:r>
+        <w:lastRenderedPageBreak/>
+        <w:t xml:space="preserve">0.001). After adjustment for aging rate, fast walking rate, and population density (Model 2), </w:t>
+      </w:r>
+      <w:r>
+        <w:t xml:space="preserve">the slope coefficient was 3.49 (95% CI, 0.11–6.86; R² = 0.385; </w:t>
       </w:r>
       <w:r>
         <w:rPr>
@@ -1463,6 +1296,231 @@
         <w:t>p</w:t>
       </w:r>
       <w:r>
+        <w:t xml:space="preserve"> = 0.043) using conventional (model-based) standard errors</w:t>
+      </w:r>
+      <w:r>
+        <w:t xml:space="preserve"> (Table 3). Aging rate was also associated with hip fracture rate (β = 5.53; 95% CI, 1.32–9.74; </w:t>
+      </w:r>
+      <w:r>
+        <w:rPr>
+          <w:i/>
+          <w:iCs/>
+        </w:rPr>
+        <w:t>p</w:t>
+      </w:r>
+      <w:r>
+        <w:t xml:space="preserve"> = 0.011). Fast walking rate </w:t>
+      </w:r>
+      <w:r>
+        <w:t>was positively associated with hip fracture rate under HC3 robust inference (β = 2.02; 95% CI, 0.29–3.74; *p* = 0.022) but not under conventional standard errors (β = 2.02; 95% CI, −0.34–4.37;</w:t>
+      </w:r>
+      <w:r>
+        <w:t xml:space="preserve"> </w:t>
+      </w:r>
+      <w:r>
+        <w:rPr>
+          <w:i/>
+          <w:iCs/>
+        </w:rPr>
+        <w:t>p</w:t>
+      </w:r>
+      <w:r>
+        <w:t xml:space="preserve"> = 0.091). Population density was not significantly associated with hip fracture rate (β = −0.001; </w:t>
+      </w:r>
+      <w:r>
+        <w:rPr>
+          <w:i/>
+          <w:iCs/>
+        </w:rPr>
+        <w:t>p</w:t>
+      </w:r>
+      <w:r>
+        <w:t xml:space="preserve"> = 0.818).</w:t>
+      </w:r>
+    </w:p>
+    <w:p>
+      <w:pPr>
+        <w:pStyle w:val="a0"/>
+        <w:spacing w:line="360" w:lineRule="auto"/>
+        <w:rPr>
+          <w:ins w:id="48" w:author="治輝 齋藤" w:date="2026-04-30T20:30:00Z" w16du:dateUtc="2026-04-30T11:30:00Z"/>
+        </w:rPr>
+      </w:pPr>
+      <w:r>
+        <w:rPr>
+          <w:lang w:eastAsia="ja-JP"/>
+        </w:rPr>
+        <w:t xml:space="preserve">Residual diagnostics for Model 2 did not indicate gross deviations from linearity in residuals versus fitted values. The Shapiro–Wilk test on OLS residuals was </w:t>
+      </w:r>
+      <w:r>
+        <w:rPr>
+          <w:i/>
+          <w:iCs/>
+          <w:lang w:eastAsia="ja-JP"/>
+        </w:rPr>
+        <w:t>W</w:t>
+      </w:r>
+      <w:r>
+        <w:rPr>
+          <w:lang w:eastAsia="ja-JP"/>
+        </w:rPr>
+        <w:t xml:space="preserve"> = 0.957 (</w:t>
+      </w:r>
+      <w:r>
+        <w:rPr>
+          <w:i/>
+          <w:iCs/>
+          <w:lang w:eastAsia="ja-JP"/>
+        </w:rPr>
+        <w:t>p</w:t>
+      </w:r>
+      <w:r>
+        <w:rPr>
+          <w:lang w:eastAsia="ja-JP"/>
+        </w:rPr>
+        <w:t xml:space="preserve"> = 0.079). Sensitivity analyses, however, indicated inferential fragility for the primary slope coefficient at N = 47: heteroskedasticity-robust (HC3) 95% CIs were −0.19 to 7.17 (</w:t>
+      </w:r>
+      <w:r>
+        <w:rPr>
+          <w:i/>
+          <w:iCs/>
+          <w:lang w:eastAsia="ja-JP"/>
+        </w:rPr>
+        <w:t>p</w:t>
+      </w:r>
+      <w:r>
+        <w:rPr>
+          <w:lang w:eastAsia="ja-JP"/>
+        </w:rPr>
+        <w:t xml:space="preserve"> = 0.063), and a nonparametric bootstrap 95% CI (prefecture resampling, </w:t>
+      </w:r>
+      <w:r>
+        <w:rPr>
+          <w:i/>
+          <w:iCs/>
+          <w:lang w:eastAsia="ja-JP"/>
+        </w:rPr>
+        <w:t>B</w:t>
+      </w:r>
+      <w:r>
+        <w:rPr>
+          <w:lang w:eastAsia="ja-JP"/>
+        </w:rPr>
+        <w:t xml:space="preserve"> = 5,000) was −0.03 to 7.09 (both intervals include null).</w:t>
+      </w:r>
+    </w:p>
+    <w:p>
+      <w:pPr>
+        <w:pStyle w:val="a0"/>
+        <w:spacing w:line="360" w:lineRule="auto"/>
+        <w:rPr>
+          <w:lang w:eastAsia="ja-JP"/>
+        </w:rPr>
+      </w:pPr>
+      <w:commentRangeStart w:id="49"/>
+      <w:ins w:id="50" w:author="治輝 齋藤" w:date="2026-05-01T14:34:00Z" w16du:dateUtc="2026-05-01T05:34:00Z">
+        <w:r>
+          <w:rPr>
+            <w:lang w:eastAsia="ja-JP"/>
+          </w:rPr>
+          <w:t xml:space="preserve">Multivariable linear regression models of indirectly standardized hip (femur) surgery rates (per 100,000) used terrain slope, aging rate, fast walking rate, and population density, matching Table 3 Model 2. Terrain slope coefficients were positive with </w:t>
+        </w:r>
+        <w:r>
+          <w:rPr>
+            <w:i/>
+            <w:iCs/>
+            <w:lang w:eastAsia="ja-JP"/>
+          </w:rPr>
+          <w:t>p</w:t>
+        </w:r>
+        <w:r>
+          <w:rPr>
+            <w:lang w:eastAsia="ja-JP"/>
+          </w:rPr>
+          <w:t xml:space="preserve"> &lt; 0.05 under conventional standard errors in all three imputation scenarios (Table 5)</w:t>
+        </w:r>
+      </w:ins>
+      <w:r>
+        <w:rPr>
+          <w:lang w:eastAsia="ja-JP"/>
+        </w:rPr>
+        <w:t>.</w:t>
+      </w:r>
+      <w:commentRangeEnd w:id="49"/>
+      <w:r>
+        <w:rPr>
+          <w:rStyle w:val="af2"/>
+        </w:rPr>
+        <w:commentReference w:id="49"/>
+      </w:r>
+    </w:p>
+    <w:p>
+      <w:pPr>
+        <w:pStyle w:val="2"/>
+        <w:spacing w:line="360" w:lineRule="auto"/>
+      </w:pPr>
+      <w:bookmarkStart w:id="51" w:name="X19b7a829deade195ab8e30bfbfddb97c9ee92ae"/>
+      <w:bookmarkEnd w:id="47"/>
+      <w:r>
+        <w:t>4. Regression Analysis: Total, Humerus, and Forearm Fractures</w:t>
+      </w:r>
+    </w:p>
+    <w:p>
+      <w:pPr>
+        <w:pStyle w:val="FirstParagraph"/>
+        <w:spacing w:line="360" w:lineRule="auto"/>
+      </w:pPr>
+      <w:r>
+        <w:t xml:space="preserve">In the unadjusted model, slope was significantly associated with total fracture surgery rate (β = 6.85; 95% CI, 2.06–11.64; R² = 0.156; </w:t>
+      </w:r>
+      <w:r>
+        <w:rPr>
+          <w:i/>
+          <w:iCs/>
+        </w:rPr>
+        <w:t>p</w:t>
+      </w:r>
+      <w:r>
+        <w:t xml:space="preserve"> = 0.006). In the multivariable model, however, slope did not reach statistical significance for total fracture rate (β = 4.47; </w:t>
+      </w:r>
+      <w:r>
+        <w:rPr>
+          <w:i/>
+          <w:iCs/>
+        </w:rPr>
+        <w:t>p</w:t>
+      </w:r>
+      <w:r>
+        <w:t xml:space="preserve"> = 0.099), although aging rate remained a significant predictor (β = 7.19; </w:t>
+      </w:r>
+      <w:r>
+        <w:rPr>
+          <w:i/>
+          <w:iCs/>
+        </w:rPr>
+        <w:t>p</w:t>
+      </w:r>
+      <w:r>
+        <w:t xml:space="preserve"> = 0.035; R² = 0.276). Neither humerus fracture rate (Model 1: </w:t>
+      </w:r>
+      <w:r>
+        <w:rPr>
+          <w:i/>
+          <w:iCs/>
+        </w:rPr>
+        <w:t>p</w:t>
+      </w:r>
+      <w:r>
+        <w:t xml:space="preserve"> = 0.355; Model 2: R² = 0.107) nor forearm fracture rate (Model 1: </w:t>
+      </w:r>
+      <w:r>
+        <w:rPr>
+          <w:i/>
+          <w:iCs/>
+        </w:rPr>
+        <w:t>p</w:t>
+      </w:r>
+      <w:r>
         <w:t xml:space="preserve"> = 0.233; Model 2: R² = 0.062) was significantly associated with terrain slope in either model.</w:t>
       </w:r>
     </w:p>
@@ -1471,6 +1529,7 @@
         <w:spacing w:line="360" w:lineRule="auto"/>
       </w:pPr>
       <w:r>
+        <w:lastRenderedPageBreak/>
         <w:pict w14:anchorId="4B6AAA27">
           <v:rect id="_x0000_i1031" style="width:0;height:1.5pt" o:hralign="center" o:hrstd="t" o:hr="t"/>
         </w:pict>
@@ -1481,9 +1540,9 @@
         <w:pStyle w:val="1"/>
         <w:spacing w:line="360" w:lineRule="auto"/>
       </w:pPr>
-      <w:bookmarkStart w:id="46" w:name="discussion"/>
-      <w:bookmarkEnd w:id="30"/>
-      <w:bookmarkEnd w:id="45"/>
+      <w:bookmarkStart w:id="52" w:name="discussion"/>
+      <w:bookmarkEnd w:id="44"/>
+      <w:bookmarkEnd w:id="51"/>
       <w:r>
         <w:t>Discussion</w:t>
       </w:r>
@@ -1493,7 +1552,7 @@
         <w:pStyle w:val="2"/>
         <w:spacing w:line="360" w:lineRule="auto"/>
       </w:pPr>
-      <w:bookmarkStart w:id="47" w:name="main-findings"/>
+      <w:bookmarkStart w:id="53" w:name="main-findings"/>
       <w:r>
         <w:t>1. Main Findings</w:t>
       </w:r>
@@ -1506,23 +1565,23 @@
       <w:r>
         <w:t xml:space="preserve">This ecological study </w:t>
       </w:r>
-      <w:commentRangeStart w:id="48"/>
-      <w:ins w:id="49" w:author="治輝 齋藤" w:date="2026-04-30T19:12:00Z" w16du:dateUtc="2026-04-30T10:12:00Z">
+      <w:commentRangeStart w:id="54"/>
+      <w:ins w:id="55" w:author="治輝 齋藤" w:date="2026-04-30T19:12:00Z" w16du:dateUtc="2026-04-30T10:12:00Z">
         <w:r>
           <w:t>showed</w:t>
         </w:r>
       </w:ins>
-      <w:del w:id="50" w:author="治輝 齋藤" w:date="2026-04-30T19:12:00Z" w16du:dateUtc="2026-04-30T10:12:00Z">
+      <w:del w:id="56" w:author="治輝 齋藤" w:date="2026-04-30T19:12:00Z" w16du:dateUtc="2026-04-30T10:12:00Z">
         <w:r>
           <w:delText>demonstrated</w:delText>
         </w:r>
       </w:del>
-      <w:commentRangeEnd w:id="48"/>
+      <w:commentRangeEnd w:id="54"/>
       <w:r>
         <w:rPr>
           <w:rStyle w:val="af2"/>
         </w:rPr>
-        <w:commentReference w:id="48"/>
+        <w:commentReference w:id="54"/>
       </w:r>
       <w:r>
         <w:t xml:space="preserve"> </w:t>
@@ -1602,8 +1661,8 @@
         <w:pStyle w:val="2"/>
         <w:spacing w:line="360" w:lineRule="auto"/>
       </w:pPr>
-      <w:bookmarkStart w:id="51" w:name="biological-plausibility"/>
-      <w:bookmarkEnd w:id="47"/>
+      <w:bookmarkStart w:id="57" w:name="biological-plausibility"/>
+      <w:bookmarkEnd w:id="53"/>
       <w:r>
         <w:t>2. Biological Plausibility</w:t>
       </w:r>
@@ -1613,11 +1672,11 @@
         <w:pStyle w:val="FirstParagraph"/>
         <w:spacing w:line="360" w:lineRule="auto"/>
       </w:pPr>
-      <w:commentRangeStart w:id="52"/>
+      <w:commentRangeStart w:id="58"/>
       <w:r>
         <w:t xml:space="preserve">The </w:t>
       </w:r>
-      <w:del w:id="53" w:author="治輝 齋藤" w:date="2026-04-30T19:27:00Z" w16du:dateUtc="2026-04-30T10:27:00Z">
+      <w:del w:id="59" w:author="治輝 齋藤" w:date="2026-04-30T19:27:00Z" w16du:dateUtc="2026-04-30T10:27:00Z">
         <w:r>
           <w:delText xml:space="preserve">specificity of the </w:delText>
         </w:r>
@@ -1625,12 +1684,12 @@
       <w:r>
         <w:t xml:space="preserve">slope–fracture association </w:t>
       </w:r>
-      <w:ins w:id="54" w:author="治輝 齋藤" w:date="2026-04-30T19:27:00Z" w16du:dateUtc="2026-04-30T10:27:00Z">
+      <w:ins w:id="60" w:author="治輝 齋藤" w:date="2026-04-30T19:27:00Z" w16du:dateUtc="2026-04-30T10:27:00Z">
         <w:r>
           <w:t>observed for</w:t>
         </w:r>
       </w:ins>
-      <w:del w:id="55" w:author="治輝 齋藤" w:date="2026-04-30T19:27:00Z" w16du:dateUtc="2026-04-30T10:27:00Z">
+      <w:del w:id="61" w:author="治輝 齋藤" w:date="2026-04-30T19:27:00Z" w16du:dateUtc="2026-04-30T10:27:00Z">
         <w:r>
           <w:delText>to</w:delText>
         </w:r>
@@ -1638,7 +1697,7 @@
       <w:r>
         <w:t xml:space="preserve"> the hip </w:t>
       </w:r>
-      <w:ins w:id="56" w:author="治輝 齋藤" w:date="2026-04-30T19:27:00Z" w16du:dateUtc="2026-04-30T10:27:00Z">
+      <w:ins w:id="62" w:author="治輝 齋藤" w:date="2026-04-30T19:27:00Z" w16du:dateUtc="2026-04-30T10:27:00Z">
         <w:r>
           <w:rPr>
             <w:rFonts w:hint="eastAsia"/>
@@ -1647,7 +1706,7 @@
           <w:t>may be</w:t>
         </w:r>
       </w:ins>
-      <w:del w:id="57" w:author="治輝 齋藤" w:date="2026-04-30T19:27:00Z" w16du:dateUtc="2026-04-30T10:27:00Z">
+      <w:del w:id="63" w:author="治輝 齋藤" w:date="2026-04-30T19:27:00Z" w16du:dateUtc="2026-04-30T10:27:00Z">
         <w:r>
           <w:delText>is</w:delText>
         </w:r>
@@ -1655,7 +1714,7 @@
       <w:r>
         <w:t xml:space="preserve"> biologically plausible and </w:t>
       </w:r>
-      <w:ins w:id="58" w:author="治輝 齋藤" w:date="2026-04-30T19:28:00Z" w16du:dateUtc="2026-04-30T10:28:00Z">
+      <w:ins w:id="64" w:author="治輝 齋藤" w:date="2026-04-30T19:28:00Z" w16du:dateUtc="2026-04-30T10:28:00Z">
         <w:r>
           <w:t>may be partly</w:t>
         </w:r>
@@ -1670,7 +1729,7 @@
       <w:r>
         <w:t xml:space="preserve">supported by </w:t>
       </w:r>
-      <w:del w:id="59" w:author="治輝 齋藤" w:date="2026-04-30T19:28:00Z" w16du:dateUtc="2026-04-30T10:28:00Z">
+      <w:del w:id="65" w:author="治輝 齋藤" w:date="2026-04-30T19:28:00Z" w16du:dateUtc="2026-04-30T10:28:00Z">
         <w:r>
           <w:delText xml:space="preserve">extensive </w:delText>
         </w:r>
@@ -1690,12 +1749,12 @@
       <w:r>
         <w:t xml:space="preserve"> which are </w:t>
       </w:r>
-      <w:ins w:id="60" w:author="治輝 齋藤" w:date="2026-04-30T19:28:00Z" w16du:dateUtc="2026-04-30T10:28:00Z">
+      <w:ins w:id="66" w:author="治輝 齋藤" w:date="2026-04-30T19:28:00Z" w16du:dateUtc="2026-04-30T10:28:00Z">
         <w:r>
           <w:t>common</w:t>
         </w:r>
       </w:ins>
-      <w:del w:id="61" w:author="治輝 齋藤" w:date="2026-04-30T19:28:00Z" w16du:dateUtc="2026-04-30T10:28:00Z">
+      <w:del w:id="67" w:author="治輝 齋藤" w:date="2026-04-30T19:28:00Z" w16du:dateUtc="2026-04-30T10:28:00Z">
         <w:r>
           <w:delText>the predominant</w:delText>
         </w:r>
@@ -1703,7 +1762,7 @@
       <w:r>
         <w:t xml:space="preserve"> fall mechanism</w:t>
       </w:r>
-      <w:ins w:id="62" w:author="治輝 齋藤" w:date="2026-04-30T19:32:00Z" w16du:dateUtc="2026-04-30T10:32:00Z">
+      <w:ins w:id="68" w:author="治輝 齋藤" w:date="2026-04-30T19:32:00Z" w16du:dateUtc="2026-04-30T10:32:00Z">
         <w:r>
           <w:rPr>
             <w:rFonts w:hint="eastAsia"/>
@@ -1713,11 +1772,23 @@
         </w:r>
       </w:ins>
       <w:r>
-        <w:t xml:space="preserve"> on inclined surfaces. Real-world video-</w:t>
+        <w:t xml:space="preserve"> on inclined surfaces. Real-world video-capture studies of falls in long-term care facilities have demonstrated that lateral landing configuration increases hip fracture risk by 5.5 to 6-fold compared to forward or backward falls, and direct impact to the greater trochanter elevates fracture risk by up to 30-fold.</w:t>
+      </w:r>
+      <w:r>
+        <w:t xml:space="preserve"> </w:t>
+      </w:r>
+      <w:r>
+        <w:rPr>
+          <w:lang w:eastAsia="ja-JP"/>
+        </w:rPr>
+        <w:t>[23, 24]</w:t>
+      </w:r>
+      <w:r>
+        <w:t xml:space="preserve"> The impact forces generated during lateral falls typically reach </w:t>
       </w:r>
       <w:r>
         <w:lastRenderedPageBreak/>
-        <w:t>capture studies of falls in long-term care facilities have demonstrated that lateral landing configuration increases hip fracture risk by 5.5 to 6-fold compared to forward or backward falls, and direct impact to the greater trochanter elevates fracture risk by up to 30-fold.</w:t>
+        <w:t>2,000 to 4,000 N, exceeding the physiological tolerance of osteoporotic femoral necks.</w:t>
       </w:r>
       <w:r>
         <w:t xml:space="preserve"> </w:t>
@@ -1726,29 +1797,17 @@
         <w:rPr>
           <w:lang w:eastAsia="ja-JP"/>
         </w:rPr>
-        <w:t>[23, 24]</w:t>
-      </w:r>
-      <w:r>
-        <w:t xml:space="preserve"> The impact forces generated during lateral falls typically reach 2,000 to 4,000 N, exceeding the physiological tolerance of osteoporotic femoral necks.</w:t>
-      </w:r>
-      <w:r>
-        <w:t xml:space="preserve"> </w:t>
-      </w:r>
-      <w:r>
-        <w:rPr>
-          <w:lang w:eastAsia="ja-JP"/>
-        </w:rPr>
         <w:t>[25]</w:t>
       </w:r>
       <w:r>
         <w:t xml:space="preserve"> Finite element method (FEM) simulations have further </w:t>
       </w:r>
-      <w:ins w:id="63" w:author="治輝 齋藤" w:date="2026-04-30T19:28:00Z" w16du:dateUtc="2026-04-30T10:28:00Z">
+      <w:ins w:id="69" w:author="治輝 齋藤" w:date="2026-04-30T19:28:00Z" w16du:dateUtc="2026-04-30T10:28:00Z">
         <w:r>
           <w:t>suggested</w:t>
         </w:r>
       </w:ins>
-      <w:del w:id="64" w:author="治輝 齋藤" w:date="2026-04-30T19:28:00Z" w16du:dateUtc="2026-04-30T10:28:00Z">
+      <w:del w:id="70" w:author="治輝 齋藤" w:date="2026-04-30T19:28:00Z" w16du:dateUtc="2026-04-30T10:28:00Z">
         <w:r>
           <w:delText>confirmed</w:delText>
         </w:r>
@@ -1756,12 +1815,12 @@
       <w:r>
         <w:t xml:space="preserve"> that posterolateral and lateral impacts generate maximum tensile and compressive stresses at the superior and inferior aspects of the femoral neck, </w:t>
       </w:r>
-      <w:ins w:id="65" w:author="治輝 齋藤" w:date="2026-04-30T19:29:00Z" w16du:dateUtc="2026-04-30T10:29:00Z">
+      <w:ins w:id="71" w:author="治輝 齋藤" w:date="2026-04-30T19:29:00Z" w16du:dateUtc="2026-04-30T10:29:00Z">
         <w:r>
           <w:t>potentially increasing</w:t>
         </w:r>
       </w:ins>
-      <w:del w:id="66" w:author="治輝 齋藤" w:date="2026-04-30T19:29:00Z" w16du:dateUtc="2026-04-30T10:29:00Z">
+      <w:del w:id="72" w:author="治輝 齋藤" w:date="2026-04-30T19:29:00Z" w16du:dateUtc="2026-04-30T10:29:00Z">
         <w:r>
           <w:delText>maximizing</w:delText>
         </w:r>
@@ -1778,12 +1837,12 @@
         </w:rPr>
         <w:t>[26]</w:t>
       </w:r>
-      <w:commentRangeEnd w:id="52"/>
+      <w:commentRangeEnd w:id="58"/>
       <w:r>
         <w:rPr>
           <w:rStyle w:val="af2"/>
         </w:rPr>
-        <w:commentReference w:id="52"/>
+        <w:commentReference w:id="58"/>
       </w:r>
     </w:p>
     <w:p>
@@ -1915,11 +1974,7 @@
         <w:t>[31]</w:t>
       </w:r>
       <w:r>
-        <w:t xml:space="preserve"> Similarly, humerus fractures in older adults often </w:t>
-      </w:r>
-      <w:r>
-        <w:lastRenderedPageBreak/>
-        <w:t>result from low-energy obliquely forward falls on level ground and occur in relatively younger, more ambulatory individuals who retain arm-protective reflexes.</w:t>
+        <w:t xml:space="preserve"> Similarly, humerus fractures in older adults often result from low-energy obliquely forward falls on level ground and occur in relatively younger, more ambulatory individuals who retain arm-protective reflexes.</w:t>
       </w:r>
       <w:r>
         <w:t xml:space="preserve"> </w:t>
@@ -1933,8 +1988,8 @@
       <w:r>
         <w:t xml:space="preserve"> The fracture-site specificity observed in our data—significant association with hip fractures but not with humerus or forearm fractures—</w:t>
       </w:r>
-      <w:commentRangeStart w:id="67"/>
-      <w:del w:id="68" w:author="治輝 齋藤" w:date="2026-04-30T20:51:00Z" w16du:dateUtc="2026-04-30T11:51:00Z">
+      <w:commentRangeStart w:id="73"/>
+      <w:del w:id="74" w:author="治輝 齋藤" w:date="2026-04-30T20:51:00Z" w16du:dateUtc="2026-04-30T11:51:00Z">
         <w:r>
           <w:delText xml:space="preserve">thus </w:delText>
         </w:r>
@@ -1942,8 +1997,9 @@
       <w:r>
         <w:t xml:space="preserve">provides internal evidence </w:t>
       </w:r>
-      <w:ins w:id="69" w:author="治輝 齋藤" w:date="2026-04-30T20:52:00Z" w16du:dateUtc="2026-04-30T11:52:00Z">
+      <w:ins w:id="75" w:author="治輝 齋藤" w:date="2026-04-30T20:52:00Z" w16du:dateUtc="2026-04-30T11:52:00Z">
         <w:r>
+          <w:lastRenderedPageBreak/>
           <w:t>that is</w:t>
         </w:r>
         <w:r>
@@ -1957,12 +2013,12 @@
       <w:r>
         <w:t xml:space="preserve">consistent with </w:t>
       </w:r>
-      <w:del w:id="70" w:author="治輝 齋藤" w:date="2026-04-30T20:52:00Z" w16du:dateUtc="2026-04-30T11:52:00Z">
+      <w:del w:id="76" w:author="治輝 齋藤" w:date="2026-04-30T20:52:00Z" w16du:dateUtc="2026-04-30T11:52:00Z">
         <w:r>
           <w:delText xml:space="preserve">the </w:delText>
         </w:r>
       </w:del>
-      <w:ins w:id="71" w:author="治輝 齋藤" w:date="2026-04-30T20:52:00Z" w16du:dateUtc="2026-04-30T11:52:00Z">
+      <w:ins w:id="77" w:author="治輝 齋藤" w:date="2026-04-30T20:52:00Z" w16du:dateUtc="2026-04-30T11:52:00Z">
         <w:r>
           <w:rPr>
             <w:rFonts w:hint="eastAsia"/>
@@ -1977,12 +2033,12 @@
       <w:r>
         <w:t xml:space="preserve">biomechanical paradigm </w:t>
       </w:r>
-      <w:ins w:id="72" w:author="治輝 齋藤" w:date="2026-04-30T20:52:00Z" w16du:dateUtc="2026-04-30T11:52:00Z">
+      <w:ins w:id="78" w:author="治輝 齋藤" w:date="2026-04-30T20:52:00Z" w16du:dateUtc="2026-04-30T11:52:00Z">
         <w:r>
           <w:t>in which</w:t>
         </w:r>
       </w:ins>
-      <w:del w:id="73" w:author="治輝 齋藤" w:date="2026-04-30T20:52:00Z" w16du:dateUtc="2026-04-30T11:52:00Z">
+      <w:del w:id="79" w:author="治輝 齋藤" w:date="2026-04-30T20:52:00Z" w16du:dateUtc="2026-04-30T11:52:00Z">
         <w:r>
           <w:delText>that</w:delText>
         </w:r>
@@ -1990,7 +2046,7 @@
       <w:r>
         <w:t xml:space="preserve"> terrain slope </w:t>
       </w:r>
-      <w:ins w:id="74" w:author="治輝 齋藤" w:date="2026-04-30T20:52:00Z" w16du:dateUtc="2026-04-30T11:52:00Z">
+      <w:ins w:id="80" w:author="治輝 齋藤" w:date="2026-04-30T20:52:00Z" w16du:dateUtc="2026-04-30T11:52:00Z">
         <w:r>
           <w:rPr>
             <w:rFonts w:hint="eastAsia"/>
@@ -2002,7 +2058,7 @@
       <w:r>
         <w:t>specifically amplif</w:t>
       </w:r>
-      <w:ins w:id="75" w:author="治輝 齋藤" w:date="2026-04-30T20:52:00Z" w16du:dateUtc="2026-04-30T11:52:00Z">
+      <w:ins w:id="81" w:author="治輝 齋藤" w:date="2026-04-30T20:52:00Z" w16du:dateUtc="2026-04-30T11:52:00Z">
         <w:r>
           <w:rPr>
             <w:rFonts w:hint="eastAsia"/>
@@ -2011,7 +2067,7 @@
           <w:t>y</w:t>
         </w:r>
       </w:ins>
-      <w:del w:id="76" w:author="治輝 齋藤" w:date="2026-04-30T20:52:00Z" w16du:dateUtc="2026-04-30T11:52:00Z">
+      <w:del w:id="82" w:author="治輝 齋藤" w:date="2026-04-30T20:52:00Z" w16du:dateUtc="2026-04-30T11:52:00Z">
         <w:r>
           <w:delText>ies</w:delText>
         </w:r>
@@ -2019,12 +2075,12 @@
       <w:r>
         <w:t xml:space="preserve"> lateral fall risk.</w:t>
       </w:r>
-      <w:commentRangeEnd w:id="67"/>
+      <w:commentRangeEnd w:id="73"/>
       <w:r>
         <w:rPr>
           <w:rStyle w:val="af2"/>
         </w:rPr>
-        <w:commentReference w:id="67"/>
+        <w:commentReference w:id="73"/>
       </w:r>
     </w:p>
     <w:p>
@@ -2032,8 +2088,8 @@
         <w:pStyle w:val="2"/>
         <w:spacing w:line="360" w:lineRule="auto"/>
       </w:pPr>
-      <w:bookmarkStart w:id="77" w:name="comparison-with-previous-studies"/>
-      <w:bookmarkEnd w:id="51"/>
+      <w:bookmarkStart w:id="83" w:name="comparison-with-previous-studies"/>
+      <w:bookmarkEnd w:id="57"/>
       <w:r>
         <w:t>3. Comparison with Previous Studies</w:t>
       </w:r>
@@ -2098,55 +2154,55 @@
         <w:spacing w:line="360" w:lineRule="auto"/>
       </w:pPr>
       <w:r>
-        <w:t xml:space="preserve">Previous ecological studies have also examined the relationship between outdoor environment and fall-related injuries. Studies in multiple countries found that neighborhood green space, walkability, and environmental safety were associated </w:t>
+        <w:t>Previous ecological studies have also examined the relationship between outdoor environment and fall-related injuries. Studies in multiple countries found that neighborhood green space, walkability, and environmental safety were associated with fall-related hospital admissions and fracture risk.</w:t>
+      </w:r>
+      <w:r>
+        <w:t xml:space="preserve"> </w:t>
+      </w:r>
+      <w:r>
+        <w:rPr>
+          <w:lang w:eastAsia="ja-JP"/>
+        </w:rPr>
+        <w:t>[34]</w:t>
+      </w:r>
+      <w:r>
+        <w:t xml:space="preserve"> In Japan, Nakamura et al. reported that </w:t>
+      </w:r>
+      <w:r>
+        <w:t xml:space="preserve">frequent </w:t>
+      </w:r>
+      <w:r>
+        <w:t xml:space="preserve">outdoor activity </w:t>
+      </w:r>
+      <w:r>
+        <w:t>predicts physical function in rural community-dwelling older adults.</w:t>
+      </w:r>
+      <w:r>
+        <w:t xml:space="preserve"> </w:t>
+      </w:r>
+      <w:r>
+        <w:rPr>
+          <w:lang w:eastAsia="ja-JP"/>
+        </w:rPr>
+        <w:t>[14]</w:t>
+      </w:r>
+      <w:r>
+        <w:t xml:space="preserve"> However, to our knowledge, no prior study has used nationwide DEM data linked to administrative fracture data to quantify the dose-</w:t>
       </w:r>
       <w:r>
         <w:lastRenderedPageBreak/>
-        <w:t>with fall-related hospital admissions and fracture risk.</w:t>
-      </w:r>
-      <w:r>
-        <w:t xml:space="preserve"> </w:t>
-      </w:r>
-      <w:r>
-        <w:rPr>
-          <w:lang w:eastAsia="ja-JP"/>
-        </w:rPr>
-        <w:t>[34]</w:t>
-      </w:r>
-      <w:r>
-        <w:t xml:space="preserve"> In Japan, Nakamura et al. reported that </w:t>
-      </w:r>
-      <w:r>
-        <w:t xml:space="preserve">frequent </w:t>
-      </w:r>
-      <w:r>
-        <w:t xml:space="preserve">outdoor activity </w:t>
-      </w:r>
-      <w:r>
-        <w:t>predicts physical function in rural community-dwelling older adults.</w:t>
-      </w:r>
-      <w:r>
-        <w:t xml:space="preserve"> </w:t>
-      </w:r>
-      <w:r>
-        <w:rPr>
-          <w:lang w:eastAsia="ja-JP"/>
-        </w:rPr>
-        <w:t>[14]</w:t>
-      </w:r>
-      <w:r>
-        <w:t xml:space="preserve"> However, to our knowledge, no prior study has used nationwide DEM data linked to administrative fracture data to quantify the dose-response association between terrain slope and hip fracture rates at the population level in Japan. </w:t>
-      </w:r>
-      <w:commentRangeStart w:id="78"/>
+        <w:t xml:space="preserve">response association between terrain slope and hip fracture rates at the population level in Japan. </w:t>
+      </w:r>
+      <w:commentRangeStart w:id="84"/>
       <w:r>
         <w:t xml:space="preserve">Our </w:t>
       </w:r>
-      <w:ins w:id="79" w:author="治輝 齋藤" w:date="2026-04-30T20:55:00Z" w16du:dateUtc="2026-04-30T11:55:00Z">
+      <w:ins w:id="85" w:author="治輝 齋藤" w:date="2026-04-30T20:55:00Z" w16du:dateUtc="2026-04-30T11:55:00Z">
         <w:r>
           <w:t>findings add</w:t>
         </w:r>
       </w:ins>
-      <w:del w:id="80" w:author="治輝 齋藤" w:date="2026-04-30T20:55:00Z" w16du:dateUtc="2026-04-30T11:55:00Z">
+      <w:del w:id="86" w:author="治輝 齋藤" w:date="2026-04-30T20:55:00Z" w16du:dateUtc="2026-04-30T11:55:00Z">
         <w:r>
           <w:delText>study provides the first</w:delText>
         </w:r>
@@ -2154,7 +2210,7 @@
       <w:r>
         <w:t xml:space="preserve"> nationwide quantitative evidence that each one-degree increase in terrain slope is associated with approximately 3.5 additional hip fracture surgeries per 100,000 population, independent of aging rate</w:t>
       </w:r>
-      <w:ins w:id="81" w:author="治輝 齋藤" w:date="2026-04-30T20:55:00Z" w16du:dateUtc="2026-04-30T11:55:00Z">
+      <w:ins w:id="87" w:author="治輝 齋藤" w:date="2026-04-30T20:55:00Z" w16du:dateUtc="2026-04-30T11:55:00Z">
         <w:r>
           <w:t xml:space="preserve"> in the primary model</w:t>
         </w:r>
@@ -2162,7 +2218,7 @@
       <w:r>
         <w:t xml:space="preserve">. This quantitative estimate </w:t>
       </w:r>
-      <w:del w:id="82" w:author="治輝 齋藤" w:date="2026-04-30T20:56:00Z" w16du:dateUtc="2026-04-30T11:56:00Z">
+      <w:del w:id="88" w:author="治輝 齋藤" w:date="2026-04-30T20:56:00Z" w16du:dateUtc="2026-04-30T11:56:00Z">
         <w:r>
           <w:delText xml:space="preserve">is novel and </w:delText>
         </w:r>
@@ -2177,12 +2233,12 @@
       <w:r>
         <w:t xml:space="preserve">contribute to the global evidence base for terrain as a modifiable environmental </w:t>
       </w:r>
-      <w:ins w:id="83" w:author="治輝 齋藤" w:date="2026-04-30T20:56:00Z" w16du:dateUtc="2026-04-30T11:56:00Z">
+      <w:ins w:id="89" w:author="治輝 齋藤" w:date="2026-04-30T20:56:00Z" w16du:dateUtc="2026-04-30T11:56:00Z">
         <w:r>
           <w:t>correlate of fracture burden</w:t>
         </w:r>
       </w:ins>
-      <w:del w:id="84" w:author="治輝 齋藤" w:date="2026-04-30T20:56:00Z" w16du:dateUtc="2026-04-30T11:56:00Z">
+      <w:del w:id="90" w:author="治輝 齋藤" w:date="2026-04-30T20:56:00Z" w16du:dateUtc="2026-04-30T11:56:00Z">
         <w:r>
           <w:delText>risk factor</w:delText>
         </w:r>
@@ -2190,12 +2246,12 @@
       <w:r>
         <w:t>.</w:t>
       </w:r>
-      <w:commentRangeEnd w:id="78"/>
+      <w:commentRangeEnd w:id="84"/>
       <w:r>
         <w:rPr>
           <w:rStyle w:val="af2"/>
         </w:rPr>
-        <w:commentReference w:id="78"/>
+        <w:commentReference w:id="84"/>
       </w:r>
     </w:p>
     <w:p>
@@ -2203,8 +2259,8 @@
         <w:pStyle w:val="2"/>
         <w:spacing w:line="360" w:lineRule="auto"/>
       </w:pPr>
-      <w:bookmarkStart w:id="85" w:name="role-of-aging-rate"/>
-      <w:bookmarkEnd w:id="77"/>
+      <w:bookmarkStart w:id="91" w:name="role-of-aging-rate"/>
+      <w:bookmarkEnd w:id="83"/>
       <w:r>
         <w:t>4. Role of Aging Rate</w:t>
       </w:r>
@@ -2254,7 +2310,7 @@
         <w:pStyle w:val="a0"/>
         <w:spacing w:line="360" w:lineRule="auto"/>
       </w:pPr>
-      <w:commentRangeStart w:id="86"/>
+      <w:commentRangeStart w:id="92"/>
       <w:r>
         <w:t xml:space="preserve">The </w:t>
       </w:r>
@@ -2276,12 +2332,12 @@
       <w:r>
         <w:t xml:space="preserve"> a risk </w:t>
       </w:r>
-      <w:ins w:id="87" w:author="治輝 齋藤" w:date="2026-04-30T20:57:00Z" w16du:dateUtc="2026-04-30T11:57:00Z">
+      <w:ins w:id="93" w:author="治輝 齋藤" w:date="2026-04-30T20:57:00Z" w16du:dateUtc="2026-04-30T11:57:00Z">
         <w:r>
           <w:t>correlate</w:t>
         </w:r>
       </w:ins>
-      <w:del w:id="88" w:author="治輝 齋藤" w:date="2026-04-30T20:57:00Z" w16du:dateUtc="2026-04-30T11:57:00Z">
+      <w:del w:id="94" w:author="治輝 齋藤" w:date="2026-04-30T20:57:00Z" w16du:dateUtc="2026-04-30T11:57:00Z">
         <w:r>
           <w:delText>factor</w:delText>
         </w:r>
@@ -2295,7 +2351,7 @@
       <w:r>
         <w:t xml:space="preserve">. This finding has practical implications: even within the context of Japan’s nationwide aging, geographic topography </w:t>
       </w:r>
-      <w:ins w:id="89" w:author="治輝 齋藤" w:date="2026-04-30T20:58:00Z" w16du:dateUtc="2026-04-30T11:58:00Z">
+      <w:ins w:id="95" w:author="治輝 齋藤" w:date="2026-04-30T20:58:00Z" w16du:dateUtc="2026-04-30T11:58:00Z">
         <w:r>
           <w:rPr>
             <w:rFonts w:hint="eastAsia"/>
@@ -2307,7 +2363,7 @@
       <w:r>
         <w:t>represent</w:t>
       </w:r>
-      <w:del w:id="90" w:author="治輝 齋藤" w:date="2026-04-30T20:58:00Z" w16du:dateUtc="2026-04-30T11:58:00Z">
+      <w:del w:id="96" w:author="治輝 齋藤" w:date="2026-04-30T20:58:00Z" w16du:dateUtc="2026-04-30T11:58:00Z">
         <w:r>
           <w:delText>s</w:delText>
         </w:r>
@@ -2315,7 +2371,7 @@
       <w:r>
         <w:t xml:space="preserve"> an additional and </w:t>
       </w:r>
-      <w:ins w:id="91" w:author="治輝 齋藤" w:date="2026-04-30T20:58:00Z" w16du:dateUtc="2026-04-30T11:58:00Z">
+      <w:ins w:id="97" w:author="治輝 齋藤" w:date="2026-04-30T20:58:00Z" w16du:dateUtc="2026-04-30T11:58:00Z">
         <w:r>
           <w:t>potentially</w:t>
         </w:r>
@@ -2330,7 +2386,7 @@
       <w:r>
         <w:t xml:space="preserve">modifiable layer of fracture risk. Terrain slope </w:t>
       </w:r>
-      <w:ins w:id="92" w:author="治輝 齋藤" w:date="2026-04-30T20:58:00Z" w16du:dateUtc="2026-04-30T11:58:00Z">
+      <w:ins w:id="98" w:author="治輝 齋藤" w:date="2026-04-30T20:58:00Z" w16du:dateUtc="2026-04-30T11:58:00Z">
         <w:r>
           <w:rPr>
             <w:rFonts w:hint="eastAsia"/>
@@ -2339,7 +2395,7 @@
           <w:t>may</w:t>
         </w:r>
       </w:ins>
-      <w:del w:id="93" w:author="治輝 齋藤" w:date="2026-04-30T20:58:00Z" w16du:dateUtc="2026-04-30T11:58:00Z">
+      <w:del w:id="99" w:author="治輝 齋藤" w:date="2026-04-30T20:58:00Z" w16du:dateUtc="2026-04-30T11:58:00Z">
         <w:r>
           <w:delText>is</w:delText>
         </w:r>
@@ -2347,7 +2403,7 @@
       <w:r>
         <w:t xml:space="preserve"> not </w:t>
       </w:r>
-      <w:ins w:id="94" w:author="治輝 齋藤" w:date="2026-04-30T20:58:00Z" w16du:dateUtc="2026-04-30T11:58:00Z">
+      <w:ins w:id="100" w:author="治輝 齋藤" w:date="2026-04-30T20:58:00Z" w16du:dateUtc="2026-04-30T11:58:00Z">
         <w:r>
           <w:rPr>
             <w:rFonts w:hint="eastAsia"/>
@@ -2359,16 +2415,12 @@
       <w:r>
         <w:t>merely a proxy for aging</w:t>
       </w:r>
-      <w:ins w:id="95" w:author="治輝 齋藤" w:date="2026-04-30T20:59:00Z" w16du:dateUtc="2026-04-30T11:59:00Z">
+      <w:ins w:id="101" w:author="治輝 齋藤" w:date="2026-04-30T20:59:00Z" w16du:dateUtc="2026-04-30T11:59:00Z">
         <w:r>
-          <w:t xml:space="preserve"> </w:t>
-        </w:r>
-        <w:r>
-          <w:lastRenderedPageBreak/>
-          <w:t>and may represent</w:t>
+          <w:t xml:space="preserve"> and may represent</w:t>
         </w:r>
       </w:ins>
-      <w:del w:id="96" w:author="治輝 齋藤" w:date="2026-04-30T20:59:00Z" w16du:dateUtc="2026-04-30T11:59:00Z">
+      <w:del w:id="102" w:author="治輝 齋藤" w:date="2026-04-30T20:59:00Z" w16du:dateUtc="2026-04-30T11:59:00Z">
         <w:r>
           <w:delText>, but</w:delText>
         </w:r>
@@ -2376,12 +2428,12 @@
       <w:r>
         <w:t xml:space="preserve"> an </w:t>
       </w:r>
-      <w:ins w:id="97" w:author="治輝 齋藤" w:date="2026-04-30T20:59:00Z" w16du:dateUtc="2026-04-30T11:59:00Z">
+      <w:ins w:id="103" w:author="治輝 齋藤" w:date="2026-04-30T20:59:00Z" w16du:dateUtc="2026-04-30T11:59:00Z">
         <w:r>
           <w:t>additional</w:t>
         </w:r>
       </w:ins>
-      <w:del w:id="98" w:author="治輝 齋藤" w:date="2026-04-30T20:59:00Z" w16du:dateUtc="2026-04-30T11:59:00Z">
+      <w:del w:id="104" w:author="治輝 齋藤" w:date="2026-04-30T20:59:00Z" w16du:dateUtc="2026-04-30T11:59:00Z">
         <w:r>
           <w:delText>independent</w:delText>
         </w:r>
@@ -2389,12 +2441,12 @@
       <w:r>
         <w:t xml:space="preserve"> environmental </w:t>
       </w:r>
-      <w:ins w:id="99" w:author="治輝 齋藤" w:date="2026-04-30T20:59:00Z" w16du:dateUtc="2026-04-30T11:59:00Z">
+      <w:ins w:id="105" w:author="治輝 齋藤" w:date="2026-04-30T20:59:00Z" w16du:dateUtc="2026-04-30T11:59:00Z">
         <w:r>
           <w:t>correlate</w:t>
         </w:r>
       </w:ins>
-      <w:del w:id="100" w:author="治輝 齋藤" w:date="2026-04-30T20:59:00Z" w16du:dateUtc="2026-04-30T11:59:00Z">
+      <w:del w:id="106" w:author="治輝 齋藤" w:date="2026-04-30T20:59:00Z" w16du:dateUtc="2026-04-30T11:59:00Z">
         <w:r>
           <w:delText>hazard</w:delText>
         </w:r>
@@ -2402,12 +2454,12 @@
       <w:r>
         <w:t xml:space="preserve"> that </w:t>
       </w:r>
-      <w:ins w:id="101" w:author="治輝 齋藤" w:date="2026-04-30T20:59:00Z" w16du:dateUtc="2026-04-30T11:59:00Z">
+      <w:ins w:id="107" w:author="治輝 齋藤" w:date="2026-04-30T20:59:00Z" w16du:dateUtc="2026-04-30T11:59:00Z">
         <w:r>
           <w:t>could contribute to functional decline</w:t>
         </w:r>
       </w:ins>
-      <w:del w:id="102" w:author="治輝 齋藤" w:date="2026-04-30T20:59:00Z" w16du:dateUtc="2026-04-30T11:59:00Z">
+      <w:del w:id="108" w:author="治輝 齋藤" w:date="2026-04-30T20:59:00Z" w16du:dateUtc="2026-04-30T11:59:00Z">
         <w:r>
           <w:delText>chronically erodes physical function</w:delText>
         </w:r>
@@ -2415,29 +2467,33 @@
       <w:r>
         <w:t xml:space="preserve"> among rural-dwelling older adults.</w:t>
       </w:r>
-      <w:commentRangeEnd w:id="86"/>
+      <w:commentRangeEnd w:id="92"/>
       <w:r>
         <w:rPr>
           <w:rStyle w:val="af2"/>
         </w:rPr>
-        <w:commentReference w:id="86"/>
-      </w:r>
-      <w:ins w:id="103" w:author="治輝 齋藤" w:date="2026-04-30T20:32:00Z" w16du:dateUtc="2026-04-30T11:32:00Z">
+        <w:commentReference w:id="92"/>
+      </w:r>
+      <w:ins w:id="109" w:author="治輝 齋藤" w:date="2026-04-30T20:32:00Z" w16du:dateUtc="2026-04-30T11:32:00Z">
         <w:r>
           <w:t xml:space="preserve"> </w:t>
         </w:r>
-        <w:commentRangeStart w:id="104"/>
+        <w:commentRangeStart w:id="110"/>
         <w:r>
-          <w:t>Given public-data masking in age-stratified surgery tables, we interpret age-structure robustness primarily from the consistency of adjusted ecological models and from imputation-based sensitivity analyses, while acknowledging that full indirect standardization without imputation is not feasible with the current open dataset.</w:t>
+          <w:t xml:space="preserve">Given public-data masking in age-stratified surgery tables, we interpret age-structure robustness primarily from the consistency of adjusted </w:t>
+        </w:r>
+        <w:r>
+          <w:lastRenderedPageBreak/>
+          <w:t>ecological models and from imputation-based sensitivity analyses, while acknowledging that full indirect standardization without imputation is not feasible with the current open dataset.</w:t>
         </w:r>
       </w:ins>
-      <w:commentRangeEnd w:id="104"/>
-      <w:ins w:id="105" w:author="治輝 齋藤" w:date="2026-04-30T20:33:00Z" w16du:dateUtc="2026-04-30T11:33:00Z">
+      <w:commentRangeEnd w:id="110"/>
+      <w:ins w:id="111" w:author="治輝 齋藤" w:date="2026-04-30T20:33:00Z" w16du:dateUtc="2026-04-30T11:33:00Z">
         <w:r>
           <w:rPr>
             <w:rStyle w:val="af2"/>
           </w:rPr>
-          <w:commentReference w:id="104"/>
+          <w:commentReference w:id="110"/>
         </w:r>
       </w:ins>
     </w:p>
@@ -2446,8 +2502,8 @@
         <w:pStyle w:val="2"/>
         <w:spacing w:line="360" w:lineRule="auto"/>
       </w:pPr>
-      <w:bookmarkStart w:id="106" w:name="walking-speed-as-a-mediator"/>
-      <w:bookmarkEnd w:id="85"/>
+      <w:bookmarkStart w:id="112" w:name="walking-speed-as-a-mediator"/>
+      <w:bookmarkEnd w:id="91"/>
       <w:r>
         <w:t>5. Walking Speed as a Mediator</w:t>
       </w:r>
@@ -2559,7 +2615,7 @@
       <w:r>
         <w:t xml:space="preserve">the multivariable OLS coefficient for fast walking rate was </w:t>
       </w:r>
-      <w:del w:id="107" w:author="治輝 齋藤" w:date="2026-04-30T18:39:00Z" w16du:dateUtc="2026-04-30T09:39:00Z">
+      <w:del w:id="113" w:author="治輝 齋藤" w:date="2026-04-30T18:39:00Z" w16du:dateUtc="2026-04-30T09:39:00Z">
         <w:r>
           <w:delText>**</w:delText>
         </w:r>
@@ -2567,17 +2623,13 @@
       <w:r>
         <w:t>positive</w:t>
       </w:r>
-      <w:del w:id="108" w:author="治輝 齋藤" w:date="2026-04-30T18:39:00Z" w16du:dateUtc="2026-04-30T09:39:00Z">
+      <w:del w:id="114" w:author="治輝 齋藤" w:date="2026-04-30T18:39:00Z" w16du:dateUtc="2026-04-30T09:39:00Z">
         <w:r>
           <w:delText>**</w:delText>
         </w:r>
       </w:del>
       <w:r>
-        <w:t xml:space="preserve"> (β = 2.02 per 1 percentage-point increase in fast walking), which is difficult to interpret as a causal protective effect at prefecture resolution and is not the individual-level </w:t>
-      </w:r>
-      <w:r>
-        <w:lastRenderedPageBreak/>
-        <w:t xml:space="preserve">association described in cohort studies. Inference for this coefficient was sensitive to standard error choice (conventional </w:t>
+        <w:t xml:space="preserve"> (β = 2.02 per 1 percentage-point increase in fast walking), which is difficult to interpret as a causal protective effect at prefecture resolution and is not the individual-level association described in cohort studies. Inference for this coefficient was sensitive to standard error choice (conventional </w:t>
       </w:r>
       <w:r>
         <w:rPr>
@@ -2597,224 +2649,18 @@
         <w:t>p</w:t>
       </w:r>
       <w:r>
-        <w:t xml:space="preserve"> = 0.022). Plausible drivers include ecological bias, aggregation of a 40–74-year screening metric to represent regions where hip fractures concentrate among the oldest-old, and confounding by unmeasured healthcare and reporting behaviors. </w:t>
-      </w:r>
-      <w:commentRangeStart w:id="109"/>
-      <w:ins w:id="110" w:author="治輝 齋藤" w:date="2026-04-30T18:41:00Z" w16du:dateUtc="2026-04-30T09:41:00Z">
+        <w:t xml:space="preserve"> = 0.022). Plausible drivers include ecological bias, aggregation of a 40–74-year screening metric to represent regions where hip fractures concentrate among the oldest-old, and confounding by </w:t>
+      </w:r>
+      <w:r>
+        <w:lastRenderedPageBreak/>
+        <w:t xml:space="preserve">unmeasured healthcare and reporting behaviors. </w:t>
+      </w:r>
+      <w:commentRangeStart w:id="115"/>
+      <w:ins w:id="116" w:author="治輝 齋藤" w:date="2026-04-30T18:41:00Z" w16du:dateUtc="2026-04-30T09:41:00Z">
         <w:r>
           <w:t xml:space="preserve">Because only the 40–74-year questionnaire aggregate is publicly available, we treated this variable as a contextual covariate and not as a direct proxy for hip fracture risk in the oldest age groups. </w:t>
         </w:r>
-        <w:commentRangeEnd w:id="109"/>
-        <w:r>
-          <w:rPr>
-            <w:rStyle w:val="af2"/>
-          </w:rPr>
-          <w:commentReference w:id="109"/>
-        </w:r>
-      </w:ins>
-      <w:r>
-        <w:t>We therefore did not treat walking speed as a statistically supported mediator of the slope–hip fracture association.</w:t>
-      </w:r>
-      <w:r>
-        <w:t xml:space="preserve"> Future studies using individual-level data (e.g., objectively measured gait speed, accelerometry) with formal causal mediation analysis are warranted to clarify whether terrain slope influences hip fracture risk partly through its chronic effect on habitual walking capacity.</w:t>
-      </w:r>
-    </w:p>
-    <w:p>
-      <w:pPr>
-        <w:pStyle w:val="2"/>
-        <w:spacing w:line="360" w:lineRule="auto"/>
-      </w:pPr>
-      <w:bookmarkStart w:id="111" w:name="policy-implications"/>
-      <w:bookmarkEnd w:id="106"/>
-      <w:r>
-        <w:t>6. Policy Implications</w:t>
-      </w:r>
-    </w:p>
-    <w:p>
-      <w:pPr>
-        <w:pStyle w:val="FirstParagraph"/>
-        <w:spacing w:line="360" w:lineRule="auto"/>
-      </w:pPr>
-      <w:r>
-        <w:t xml:space="preserve">Our findings </w:t>
-      </w:r>
-      <w:r>
-        <w:rPr>
-          <w:rFonts w:hint="eastAsia"/>
-          <w:lang w:eastAsia="ja-JP"/>
-        </w:rPr>
-        <w:t xml:space="preserve">may </w:t>
-      </w:r>
-      <w:r>
-        <w:t>have concrete policy implications in the context of Japan’s national health promotion strategies and the ongoing escalation of hip fracture healthcare costs. The NDB trends from 2012 to 2023 demonstrate that hip fracture incidence, which had plateaued temporarily, resumed an upward trajectory after 2021, likely reflecting COVID-19-related outdoor activity restrictions and accelerated frailty.</w:t>
-      </w:r>
-      <w:r>
-        <w:t xml:space="preserve"> </w:t>
-      </w:r>
-      <w:r>
-        <w:rPr>
-          <w:lang w:eastAsia="ja-JP"/>
-        </w:rPr>
-        <w:t>[4, 42, 43]</w:t>
-      </w:r>
-      <w:r>
-        <w:t xml:space="preserve"> Acute care costs for hip fracture treatment reached approximately 1,000 billion yen in 2021,</w:t>
-      </w:r>
-      <w:r>
-        <w:t xml:space="preserve"> </w:t>
-      </w:r>
-      <w:r>
-        <w:rPr>
-          <w:lang w:eastAsia="ja-JP"/>
-        </w:rPr>
-        <w:t>[5]</w:t>
-      </w:r>
-      <w:r>
-        <w:t xml:space="preserve"> prompting the Japanese government to introduce a new reimbursement incentive in April 2022 for early surgery within 48 hours for patients aged ≥75 years.</w:t>
-      </w:r>
-      <w:r>
-        <w:t xml:space="preserve"> </w:t>
-      </w:r>
-      <w:r>
-        <w:rPr>
-          <w:lang w:eastAsia="ja-JP"/>
-        </w:rPr>
-        <w:t>[44]</w:t>
-      </w:r>
-    </w:p>
-    <w:p>
-      <w:pPr>
-        <w:pStyle w:val="a0"/>
-        <w:spacing w:line="360" w:lineRule="auto"/>
-      </w:pPr>
-      <w:r>
-        <w:t xml:space="preserve">First, prefectures with steeper terrain should be prioritized in national fall prevention programs. Japan’s Ministry of Health, </w:t>
-      </w:r>
-      <w:proofErr w:type="spellStart"/>
-      <w:r>
-        <w:t>Labour</w:t>
-      </w:r>
-      <w:proofErr w:type="spellEnd"/>
-      <w:r>
-        <w:t xml:space="preserve"> and Welfare has promoted the “Active Guide” (Plus-Ten campaign: “add 10 minutes of physical activity daily”) under the Health Japan 21 (second edition) framework.</w:t>
-      </w:r>
-      <w:r>
-        <w:t xml:space="preserve"> </w:t>
-      </w:r>
-      <w:r>
-        <w:rPr>
-          <w:lang w:eastAsia="ja-JP"/>
-        </w:rPr>
-        <w:t>[45, 46]</w:t>
-      </w:r>
-      <w:r>
-        <w:t xml:space="preserve"> However, research has shown </w:t>
-      </w:r>
-      <w:r>
-        <w:lastRenderedPageBreak/>
-        <w:t>that physical activity behavior is strongly dependent on neighborhood environmental features (sidewalk availability, safety, topography), not individual motivation alone.</w:t>
-      </w:r>
-      <w:r>
-        <w:t xml:space="preserve"> </w:t>
-      </w:r>
-      <w:r>
-        <w:rPr>
-          <w:lang w:eastAsia="ja-JP"/>
-        </w:rPr>
-        <w:t>[45]</w:t>
-      </w:r>
-      <w:r>
-        <w:t xml:space="preserve"> Recommending “10 additional minutes of outdoor walking” in mountainous prefectures with mean slopes exceeding 10 degrees (e.g., regions in Shikoku, Chugoku, inland Kyushu) may inadvertently increase lateral fall and hip fracture risk without concurrent environmental modifications. High-slope regions require environment-specific adaptations of the Active Guide, including balance and strength training programs, anti-slip footwear distribution, and handrail installation subsidies for outdoor pathways.</w:t>
-      </w:r>
-      <w:r>
-        <w:t xml:space="preserve"> </w:t>
-      </w:r>
-      <w:r>
-        <w:rPr>
-          <w:lang w:eastAsia="ja-JP"/>
-        </w:rPr>
-        <w:t>[47]</w:t>
-      </w:r>
-    </w:p>
-    <w:p>
-      <w:pPr>
-        <w:pStyle w:val="a0"/>
-        <w:spacing w:line="360" w:lineRule="auto"/>
-      </w:pPr>
-      <w:r>
-        <w:t>Second, housing modification subsidies targeting high-slope prefectures—such as installation of handrails on outdoor pathways and anti-slip surface materials—could reduce the environmental contribution to fall risk. Third, urban planning guidelines for mountainous communities should explicitly incorporate slope gradient as a factor in pedestrian infrastructure design, particularly in areas with high proportions of older residents. Given the irreversible demographic aging in rural Japan, these upstream environmental interventions represent cost-effective strategies to mitigate the downstream burden of fragility fractures.</w:t>
-      </w:r>
-    </w:p>
-    <w:p>
-      <w:pPr>
-        <w:pStyle w:val="2"/>
-        <w:spacing w:line="360" w:lineRule="auto"/>
-      </w:pPr>
-      <w:bookmarkStart w:id="112" w:name="strengths"/>
-      <w:bookmarkEnd w:id="111"/>
-      <w:r>
-        <w:t>7. Strengths</w:t>
-      </w:r>
-    </w:p>
-    <w:p>
-      <w:pPr>
-        <w:pStyle w:val="FirstParagraph"/>
-        <w:spacing w:line="360" w:lineRule="auto"/>
-      </w:pPr>
-      <w:r>
-        <w:t>This study has several strengths. We used nationally representative administrative data covering all 47 Japanese prefectures, ensuring that results were not subject to selection bias affecting individual-level studies. The use of DEM-derived weighted slope measures provides an objective, reproducible quantification of terrain exposure. The fracture outcomes were ascertained from insurance claims, which are routinely recorded with high administrative accuracy. The fracture-site specificity observed (hip but not forearm or humerus) provides internal evidence consistent with the proposed biomechanical mechanism.</w:t>
-      </w:r>
-    </w:p>
-    <w:p>
-      <w:pPr>
-        <w:pStyle w:val="2"/>
-        <w:spacing w:line="360" w:lineRule="auto"/>
-      </w:pPr>
-      <w:bookmarkStart w:id="113" w:name="limitations"/>
-      <w:bookmarkEnd w:id="112"/>
-      <w:r>
-        <w:lastRenderedPageBreak/>
-        <w:t>8. Limitations</w:t>
-      </w:r>
-    </w:p>
-    <w:p>
-      <w:pPr>
-        <w:pStyle w:val="FirstParagraph"/>
-        <w:spacing w:line="360" w:lineRule="auto"/>
-      </w:pPr>
-      <w:r>
-        <w:t>Several limitations should be considered. First, as an ecological study, our findings are subject to the ecological fallacy: associations observed at the prefecture level may not reflect individual-level relationships.</w:t>
-      </w:r>
-      <w:r>
-        <w:t xml:space="preserve"> </w:t>
-      </w:r>
-      <w:r>
-        <w:rPr>
-          <w:lang w:eastAsia="ja-JP"/>
-        </w:rPr>
-        <w:t>[48]</w:t>
-      </w:r>
-      <w:r>
-        <w:t xml:space="preserve"> We cannot establish whether individuals living in steeper terrain within a prefecture have higher fracture risk than those in flatter areas of the same prefecture. Individual-level studies with residential geocoding and objective measures of daily terrain exposure (e.g., GPS tracking, accelerometry) are necessary to confirm our prefecture-level findings.</w:t>
-      </w:r>
-    </w:p>
-    <w:p>
-      <w:pPr>
-        <w:pStyle w:val="a0"/>
-        <w:spacing w:line="360" w:lineRule="auto"/>
-      </w:pPr>
-      <w:bookmarkStart w:id="114" w:name="_Hlk228469400"/>
-      <w:r>
-        <w:t xml:space="preserve">Second, </w:t>
-      </w:r>
-      <w:commentRangeStart w:id="115"/>
-      <w:ins w:id="116" w:author="治輝 齋藤" w:date="2026-04-30T18:02:00Z" w16du:dateUtc="2026-04-30T09:02:00Z">
-        <w:r>
-          <w:t xml:space="preserve">our outcome reflects surgery rates rather than true fracture incidence. Although hip fractures are usually treated surgically, prefectural variation in treatment decisions, referral patterns, and access to operative care may influence observed rates independently of fracture occurrence. Third, </w:t>
-        </w:r>
-      </w:ins>
-      <w:commentRangeEnd w:id="115"/>
-      <w:ins w:id="117" w:author="治輝 齋藤" w:date="2026-04-30T18:04:00Z" w16du:dateUtc="2026-04-30T09:04:00Z">
+        <w:commentRangeEnd w:id="115"/>
         <w:r>
           <w:rPr>
             <w:rStyle w:val="af2"/>
@@ -2823,14 +2669,227 @@
         </w:r>
       </w:ins>
       <w:r>
+        <w:t>We therefore did not treat walking speed as a statistically supported mediator of the slope–hip fracture association.</w:t>
+      </w:r>
+      <w:r>
+        <w:t xml:space="preserve"> Future studies using individual-level data (e.g., objectively measured gait speed, accelerometry) with formal causal mediation analysis are warranted to clarify whether terrain slope influences hip fracture risk partly through its chronic effect on habitual walking capacity.</w:t>
+      </w:r>
+    </w:p>
+    <w:p>
+      <w:pPr>
+        <w:pStyle w:val="2"/>
+        <w:spacing w:line="360" w:lineRule="auto"/>
+      </w:pPr>
+      <w:bookmarkStart w:id="117" w:name="policy-implications"/>
+      <w:bookmarkEnd w:id="112"/>
+      <w:r>
+        <w:t>6. Policy Implications</w:t>
+      </w:r>
+    </w:p>
+    <w:p>
+      <w:pPr>
+        <w:pStyle w:val="FirstParagraph"/>
+        <w:spacing w:line="360" w:lineRule="auto"/>
+      </w:pPr>
+      <w:r>
+        <w:t xml:space="preserve">Our findings </w:t>
+      </w:r>
+      <w:r>
+        <w:rPr>
+          <w:rFonts w:hint="eastAsia"/>
+          <w:lang w:eastAsia="ja-JP"/>
+        </w:rPr>
+        <w:t xml:space="preserve">may </w:t>
+      </w:r>
+      <w:r>
+        <w:t>have concrete policy implications in the context of Japan’s national health promotion strategies and the ongoing escalation of hip fracture healthcare costs. The NDB trends from 2012 to 2023 demonstrate that hip fracture incidence, which had plateaued temporarily, resumed an upward trajectory after 2021, likely reflecting COVID-19-related outdoor activity restrictions and accelerated frailty.</w:t>
+      </w:r>
+      <w:r>
+        <w:t xml:space="preserve"> </w:t>
+      </w:r>
+      <w:r>
+        <w:rPr>
+          <w:lang w:eastAsia="ja-JP"/>
+        </w:rPr>
+        <w:t>[4, 42, 43]</w:t>
+      </w:r>
+      <w:r>
+        <w:t xml:space="preserve"> Acute care costs for hip fracture treatment reached approximately 1,000 billion yen in 2021,</w:t>
+      </w:r>
+      <w:r>
+        <w:t xml:space="preserve"> </w:t>
+      </w:r>
+      <w:r>
+        <w:rPr>
+          <w:lang w:eastAsia="ja-JP"/>
+        </w:rPr>
+        <w:t>[5]</w:t>
+      </w:r>
+      <w:r>
+        <w:t xml:space="preserve"> prompting the Japanese government to introduce a new reimbursement incentive in April 2022 for early surgery within 48 hours for patients aged ≥75 years.</w:t>
+      </w:r>
+      <w:r>
+        <w:t xml:space="preserve"> </w:t>
+      </w:r>
+      <w:r>
+        <w:rPr>
+          <w:lang w:eastAsia="ja-JP"/>
+        </w:rPr>
+        <w:t>[44]</w:t>
+      </w:r>
+    </w:p>
+    <w:p>
+      <w:pPr>
+        <w:pStyle w:val="a0"/>
+        <w:spacing w:line="360" w:lineRule="auto"/>
+      </w:pPr>
+      <w:r>
+        <w:t xml:space="preserve">First, prefectures with steeper terrain should be prioritized in national fall prevention programs. Japan’s Ministry of Health, </w:t>
+      </w:r>
+      <w:proofErr w:type="spellStart"/>
+      <w:r>
+        <w:t>Labour</w:t>
+      </w:r>
+      <w:proofErr w:type="spellEnd"/>
+      <w:r>
+        <w:t xml:space="preserve"> and Welfare has promoted the “Active Guide” (Plus-Ten campaign: “add 10 minutes of physical activity daily”) under the Health Japan 21 (second edition) framework.</w:t>
+      </w:r>
+      <w:r>
+        <w:t xml:space="preserve"> </w:t>
+      </w:r>
+      <w:r>
+        <w:rPr>
+          <w:lang w:eastAsia="ja-JP"/>
+        </w:rPr>
+        <w:t>[45, 46]</w:t>
+      </w:r>
+      <w:r>
+        <w:t xml:space="preserve"> However, research has shown that physical activity behavior is strongly dependent on neighborhood environmental features (sidewalk availability, safety, topography), not individual motivation alone.</w:t>
+      </w:r>
+      <w:r>
+        <w:t xml:space="preserve"> </w:t>
+      </w:r>
+      <w:r>
+        <w:rPr>
+          <w:lang w:eastAsia="ja-JP"/>
+        </w:rPr>
+        <w:t>[45]</w:t>
+      </w:r>
+      <w:r>
+        <w:t xml:space="preserve"> Recommending “10 additional minutes of outdoor walking” in mountainous prefectures with mean slopes exceeding 10 degrees (e.g., regions in Shikoku, </w:t>
+      </w:r>
+      <w:r>
+        <w:lastRenderedPageBreak/>
+        <w:t>Chugoku, inland Kyushu) may inadvertently increase lateral fall and hip fracture risk without concurrent environmental modifications. High-slope regions require environment-specific adaptations of the Active Guide, including balance and strength training programs, anti-slip footwear distribution, and handrail installation subsidies for outdoor pathways.</w:t>
+      </w:r>
+      <w:r>
+        <w:t xml:space="preserve"> </w:t>
+      </w:r>
+      <w:r>
+        <w:rPr>
+          <w:lang w:eastAsia="ja-JP"/>
+        </w:rPr>
+        <w:t>[47]</w:t>
+      </w:r>
+    </w:p>
+    <w:p>
+      <w:pPr>
+        <w:pStyle w:val="a0"/>
+        <w:spacing w:line="360" w:lineRule="auto"/>
+      </w:pPr>
+      <w:r>
+        <w:t>Second, housing modification subsidies targeting high-slope prefectures—such as installation of handrails on outdoor pathways and anti-slip surface materials—could reduce the environmental contribution to fall risk. Third, urban planning guidelines for mountainous communities should explicitly incorporate slope gradient as a factor in pedestrian infrastructure design, particularly in areas with high proportions of older residents. Given the irreversible demographic aging in rural Japan, these upstream environmental interventions represent cost-effective strategies to mitigate the downstream burden of fragility fractures.</w:t>
+      </w:r>
+    </w:p>
+    <w:p>
+      <w:pPr>
+        <w:pStyle w:val="2"/>
+        <w:spacing w:line="360" w:lineRule="auto"/>
+      </w:pPr>
+      <w:bookmarkStart w:id="118" w:name="strengths"/>
+      <w:bookmarkEnd w:id="117"/>
+      <w:r>
+        <w:t>7. Strengths</w:t>
+      </w:r>
+    </w:p>
+    <w:p>
+      <w:pPr>
+        <w:pStyle w:val="FirstParagraph"/>
+        <w:spacing w:line="360" w:lineRule="auto"/>
+      </w:pPr>
+      <w:r>
+        <w:t>This study has several strengths. We used nationally representative administrative data covering all 47 Japanese prefectures, ensuring that results were not subject to selection bias affecting individual-level studies. The use of DEM-derived weighted slope measures provides an objective, reproducible quantification of terrain exposure. The fracture outcomes were ascertained from insurance claims, which are routinely recorded with high administrative accuracy. The fracture-site specificity observed (hip but not forearm or humerus) provides internal evidence consistent with the proposed biomechanical mechanism.</w:t>
+      </w:r>
+    </w:p>
+    <w:p>
+      <w:pPr>
+        <w:pStyle w:val="2"/>
+        <w:spacing w:line="360" w:lineRule="auto"/>
+      </w:pPr>
+      <w:bookmarkStart w:id="119" w:name="limitations"/>
+      <w:bookmarkEnd w:id="118"/>
+      <w:r>
+        <w:t>8. Limitations</w:t>
+      </w:r>
+    </w:p>
+    <w:p>
+      <w:pPr>
+        <w:pStyle w:val="FirstParagraph"/>
+        <w:spacing w:line="360" w:lineRule="auto"/>
+      </w:pPr>
+      <w:r>
+        <w:t xml:space="preserve">Several limitations should be considered. First, as an ecological study, our findings are subject to the ecological fallacy: associations observed at the prefecture level </w:t>
+      </w:r>
+      <w:r>
+        <w:lastRenderedPageBreak/>
+        <w:t>may not reflect individual-level relationships.</w:t>
+      </w:r>
+      <w:r>
+        <w:t xml:space="preserve"> </w:t>
+      </w:r>
+      <w:r>
+        <w:rPr>
+          <w:lang w:eastAsia="ja-JP"/>
+        </w:rPr>
+        <w:t>[48]</w:t>
+      </w:r>
+      <w:r>
+        <w:t xml:space="preserve"> We cannot establish whether individuals living in steeper terrain within a prefecture have higher fracture risk than those in flatter areas of the same prefecture. Individual-level studies with residential geocoding and objective measures of daily terrain exposure (e.g., GPS tracking, accelerometry) are necessary to confirm our prefecture-level findings.</w:t>
+      </w:r>
+    </w:p>
+    <w:p>
+      <w:pPr>
+        <w:pStyle w:val="a0"/>
+        <w:spacing w:line="360" w:lineRule="auto"/>
+      </w:pPr>
+      <w:bookmarkStart w:id="120" w:name="_Hlk228469400"/>
+      <w:r>
+        <w:t xml:space="preserve">Second, </w:t>
+      </w:r>
+      <w:commentRangeStart w:id="121"/>
+      <w:ins w:id="122" w:author="治輝 齋藤" w:date="2026-04-30T18:02:00Z" w16du:dateUtc="2026-04-30T09:02:00Z">
+        <w:r>
+          <w:t xml:space="preserve">our outcome reflects surgery rates rather than true fracture incidence. Although hip fractures are usually treated surgically, prefectural variation in treatment decisions, referral patterns, and access to operative care may influence observed rates independently of fracture occurrence. Third, </w:t>
+        </w:r>
+      </w:ins>
+      <w:commentRangeEnd w:id="121"/>
+      <w:ins w:id="123" w:author="治輝 齋藤" w:date="2026-04-30T18:04:00Z" w16du:dateUtc="2026-04-30T09:04:00Z">
+        <w:r>
+          <w:rPr>
+            <w:rStyle w:val="af2"/>
+          </w:rPr>
+          <w:commentReference w:id="121"/>
+        </w:r>
+      </w:ins>
+      <w:r>
         <w:t xml:space="preserve">the cross-sectional design precludes causal inference. Although reverse causation is unlikely for a fixed environmental exposure such as terrain slope, residual confounding by unmeasured variables cannot be excluded. </w:t>
       </w:r>
-      <w:ins w:id="118" w:author="治輝 齋藤" w:date="2026-04-30T18:03:00Z" w16du:dateUtc="2026-04-30T09:03:00Z">
+      <w:ins w:id="124" w:author="治輝 齋藤" w:date="2026-04-30T18:03:00Z" w16du:dateUtc="2026-04-30T09:03:00Z">
         <w:r>
           <w:t>Fourth</w:t>
         </w:r>
       </w:ins>
-      <w:del w:id="119" w:author="治輝 齋藤" w:date="2026-04-30T18:03:00Z" w16du:dateUtc="2026-04-30T09:03:00Z">
+      <w:del w:id="125" w:author="治輝 齋藤" w:date="2026-04-30T18:03:00Z" w16du:dateUtc="2026-04-30T09:03:00Z">
         <w:r>
           <w:delText>Third</w:delText>
         </w:r>
@@ -2838,17 +2897,17 @@
       <w:r>
         <w:t xml:space="preserve">, important unmeasured confounders—including individual-level socioeconomic status, healthcare access (e.g., prefectural orthopedic surgeon density, distance to emergency hospitals), nutritional status (calcium and vitamin D intake), bone mineral density (BMD), </w:t>
       </w:r>
-      <w:commentRangeStart w:id="120"/>
-      <w:ins w:id="121" w:author="治輝 齋藤" w:date="2026-04-30T18:09:00Z" w16du:dateUtc="2026-04-30T09:09:00Z">
+      <w:commentRangeStart w:id="126"/>
+      <w:ins w:id="127" w:author="治輝 齋藤" w:date="2026-04-30T18:09:00Z" w16du:dateUtc="2026-04-30T09:09:00Z">
         <w:r>
           <w:t xml:space="preserve">climate (snowfall and icing), </w:t>
         </w:r>
-        <w:commentRangeEnd w:id="120"/>
+        <w:commentRangeEnd w:id="126"/>
         <w:r>
           <w:rPr>
             <w:rStyle w:val="af2"/>
           </w:rPr>
-          <w:commentReference w:id="120"/>
+          <w:commentReference w:id="126"/>
         </w:r>
       </w:ins>
       <w:r>
@@ -2860,32 +2919,41 @@
         <w:pStyle w:val="a0"/>
         <w:spacing w:line="360" w:lineRule="auto"/>
       </w:pPr>
-      <w:commentRangeStart w:id="122"/>
-      <w:ins w:id="123" w:author="治輝 齋藤" w:date="2026-04-30T20:36:00Z" w16du:dateUtc="2026-04-30T11:36:00Z">
+      <w:commentRangeStart w:id="128"/>
+      <w:ins w:id="129" w:author="治輝 齋藤" w:date="2026-04-30T20:36:00Z" w16du:dateUtc="2026-04-30T11:36:00Z">
         <w:r>
           <w:rPr>
             <w:lang w:eastAsia="ja-JP"/>
           </w:rPr>
-          <w:t xml:space="preserve">Fifth, age-standardization sensitivity results relied on imputation of masked (`"-"`) cells in publicly released age-stratified surgery tables. Although directionality was robust across `0/5/9` scenarios, effect size depended on masking assumptions, and secondary masking rules imply that some masked cells may not correspond strictly </w:t>
+          <w:t xml:space="preserve">Fifth, age-standardization sensitivity results relied on imputation of masked (`"-"`) cells in publicly released age-stratified surgery tables. Although directionality was robust across `0/5/9` scenarios, effect size depended on masking assumptions, and secondary masking rules imply that some masked cells may not correspond strictly to the nominal `&lt;10` range. </w:t>
         </w:r>
+      </w:ins>
+      <w:ins w:id="130" w:author="治輝 齋藤" w:date="2026-05-01T14:44:00Z" w16du:dateUtc="2026-05-01T05:44:00Z">
         <w:r>
           <w:rPr>
             <w:lang w:eastAsia="ja-JP"/>
           </w:rPr>
-          <w:lastRenderedPageBreak/>
-          <w:t>to the nominal `&lt;10` range. Therefore, these SIR/ISR analyses should be interpreted as robustness checks rather than definitive age-standardized estimates.</w:t>
+          <w:t>Therefore, these indirect standardization sensitivity analyses should be interpreted as robustness checks rather than definitive age-standardized estimates</w:t>
         </w:r>
       </w:ins>
-      <w:commentRangeEnd w:id="122"/>
-      <w:ins w:id="124" w:author="治輝 齋藤" w:date="2026-04-30T20:37:00Z" w16du:dateUtc="2026-04-30T11:37:00Z">
+      <w:ins w:id="131" w:author="治輝 齋藤" w:date="2026-04-30T20:36:00Z" w16du:dateUtc="2026-04-30T11:36:00Z">
+        <w:r>
+          <w:rPr>
+            <w:lang w:eastAsia="ja-JP"/>
+          </w:rPr>
+          <w:t>.</w:t>
+        </w:r>
+      </w:ins>
+      <w:commentRangeEnd w:id="128"/>
+      <w:ins w:id="132" w:author="治輝 齋藤" w:date="2026-04-30T20:37:00Z" w16du:dateUtc="2026-04-30T11:37:00Z">
         <w:r>
           <w:rPr>
             <w:rStyle w:val="af2"/>
           </w:rPr>
-          <w:commentReference w:id="122"/>
+          <w:commentReference w:id="128"/>
         </w:r>
       </w:ins>
-      <w:ins w:id="125" w:author="治輝 齋藤" w:date="2026-04-30T20:36:00Z" w16du:dateUtc="2026-04-30T11:36:00Z">
+      <w:ins w:id="133" w:author="治輝 齋藤" w:date="2026-04-30T20:36:00Z" w16du:dateUtc="2026-04-30T11:36:00Z">
         <w:r>
           <w:rPr>
             <w:lang w:eastAsia="ja-JP"/>
@@ -2900,7 +2968,7 @@
           <w:t>Six</w:t>
         </w:r>
       </w:ins>
-      <w:ins w:id="126" w:author="治輝 齋藤" w:date="2026-04-30T18:04:00Z" w16du:dateUtc="2026-04-30T09:04:00Z">
+      <w:ins w:id="134" w:author="治輝 齋藤" w:date="2026-04-30T18:04:00Z" w16du:dateUtc="2026-04-30T09:04:00Z">
         <w:r>
           <w:rPr>
             <w:rFonts w:hint="eastAsia"/>
@@ -2909,16 +2977,20 @@
           <w:t>th</w:t>
         </w:r>
       </w:ins>
-      <w:del w:id="127" w:author="治輝 齋藤" w:date="2026-04-30T18:04:00Z" w16du:dateUtc="2026-04-30T09:04:00Z">
+      <w:del w:id="135" w:author="治輝 齋藤" w:date="2026-04-30T18:04:00Z" w16du:dateUtc="2026-04-30T09:04:00Z">
         <w:r>
           <w:delText>Fourth</w:delText>
         </w:r>
       </w:del>
       <w:r>
-        <w:t xml:space="preserve">, the walking speed variable was based on self-reported habitual walking speed in the Specific Health Checkup questionnaire, administered to individuals aged 40–74 years, </w:t>
-      </w:r>
-      <w:commentRangeStart w:id="128"/>
-      <w:ins w:id="129" w:author="治輝 齋藤" w:date="2026-04-30T19:05:00Z" w16du:dateUtc="2026-04-30T10:05:00Z">
+        <w:t xml:space="preserve">, the walking speed variable was based on self-reported habitual walking speed in the Specific Health Checkup questionnaire, </w:t>
+      </w:r>
+      <w:r>
+        <w:lastRenderedPageBreak/>
+        <w:t xml:space="preserve">administered to individuals aged 40–74 years, </w:t>
+      </w:r>
+      <w:commentRangeStart w:id="136"/>
+      <w:ins w:id="137" w:author="治輝 齋藤" w:date="2026-04-30T19:05:00Z" w16du:dateUtc="2026-04-30T10:05:00Z">
         <w:r>
           <w:rPr>
             <w:rFonts w:hint="eastAsia"/>
@@ -2927,7 +2999,7 @@
           <w:t>because</w:t>
         </w:r>
       </w:ins>
-      <w:ins w:id="130" w:author="治輝 齋藤" w:date="2026-04-30T19:04:00Z" w16du:dateUtc="2026-04-30T10:04:00Z">
+      <w:ins w:id="138" w:author="治輝 齋藤" w:date="2026-04-30T19:04:00Z" w16du:dateUtc="2026-04-30T10:04:00Z">
         <w:r>
           <w:t xml:space="preserve"> publicly available prefecture-level data were limited to individuals aged 40–74 years in the current NDB Open Data</w:t>
         </w:r>
@@ -2939,27 +3011,27 @@
           <w:t>.</w:t>
         </w:r>
       </w:ins>
-      <w:ins w:id="131" w:author="治輝 齋藤" w:date="2026-04-30T18:45:00Z" w16du:dateUtc="2026-04-30T09:45:00Z">
+      <w:ins w:id="139" w:author="治輝 齋藤" w:date="2026-04-30T18:45:00Z" w16du:dateUtc="2026-04-30T09:45:00Z">
         <w:r>
           <w:t xml:space="preserve"> This variable </w:t>
         </w:r>
       </w:ins>
-      <w:del w:id="132" w:author="治輝 齋藤" w:date="2026-04-30T18:45:00Z" w16du:dateUtc="2026-04-30T09:45:00Z">
+      <w:del w:id="140" w:author="治輝 齋藤" w:date="2026-04-30T18:45:00Z" w16du:dateUtc="2026-04-30T09:45:00Z">
         <w:r>
           <w:delText>which</w:delText>
         </w:r>
       </w:del>
-      <w:commentRangeEnd w:id="128"/>
+      <w:commentRangeEnd w:id="136"/>
       <w:r>
         <w:rPr>
           <w:rStyle w:val="af2"/>
         </w:rPr>
-        <w:commentReference w:id="128"/>
+        <w:commentReference w:id="136"/>
       </w:r>
       <w:r>
         <w:t xml:space="preserve"> may not accurately represent the functional capacity of the oldest-old (≥75 years) at highest fracture risk</w:t>
       </w:r>
-      <w:ins w:id="133" w:author="治輝 齋藤" w:date="2026-04-30T18:45:00Z" w16du:dateUtc="2026-04-30T09:45:00Z">
+      <w:ins w:id="141" w:author="治輝 齋藤" w:date="2026-04-30T18:45:00Z" w16du:dateUtc="2026-04-30T09:45:00Z">
         <w:r>
           <w:t>, and its direct relevance to hip fracture occurrence is likely limited at this ecological resolution</w:t>
         </w:r>
@@ -2967,25 +3039,25 @@
       <w:r>
         <w:t xml:space="preserve">. </w:t>
       </w:r>
-      <w:commentRangeStart w:id="134"/>
-      <w:ins w:id="135" w:author="治輝 齋藤" w:date="2026-05-01T13:07:00Z" w16du:dateUtc="2026-05-01T04:07:00Z">
+      <w:commentRangeStart w:id="142"/>
+      <w:ins w:id="143" w:author="治輝 齋藤" w:date="2026-05-01T13:07:00Z" w16du:dateUtc="2026-05-01T04:07:00Z">
         <w:r>
           <w:t xml:space="preserve">Moreover, this self-reported fast-walking indicator primarily reflects perceived walking capacity rather than actual walking volume or direct slope-specific exposure in daily life. </w:t>
         </w:r>
       </w:ins>
-      <w:commentRangeEnd w:id="134"/>
-      <w:ins w:id="136" w:author="治輝 齋藤" w:date="2026-05-01T13:08:00Z" w16du:dateUtc="2026-05-01T04:08:00Z">
+      <w:commentRangeEnd w:id="142"/>
+      <w:ins w:id="144" w:author="治輝 齋藤" w:date="2026-05-01T13:08:00Z" w16du:dateUtc="2026-05-01T04:08:00Z">
         <w:r>
           <w:rPr>
             <w:rStyle w:val="af2"/>
           </w:rPr>
-          <w:commentReference w:id="134"/>
+          <w:commentReference w:id="142"/>
         </w:r>
       </w:ins>
       <w:r>
         <w:t xml:space="preserve">This self-reported measure may be subject to non-differential measurement error, biasing our estimates toward the null. </w:t>
       </w:r>
-      <w:ins w:id="137" w:author="治輝 齋藤" w:date="2026-04-30T18:04:00Z" w16du:dateUtc="2026-04-30T09:04:00Z">
+      <w:ins w:id="145" w:author="治輝 齋藤" w:date="2026-04-30T18:04:00Z" w16du:dateUtc="2026-04-30T09:04:00Z">
         <w:r>
           <w:rPr>
             <w:rFonts w:hint="eastAsia"/>
@@ -2994,7 +3066,7 @@
           <w:t>S</w:t>
         </w:r>
       </w:ins>
-      <w:ins w:id="138" w:author="治輝 齋藤" w:date="2026-04-30T20:36:00Z" w16du:dateUtc="2026-04-30T11:36:00Z">
+      <w:ins w:id="146" w:author="治輝 齋藤" w:date="2026-04-30T20:36:00Z" w16du:dateUtc="2026-04-30T11:36:00Z">
         <w:r>
           <w:rPr>
             <w:rFonts w:hint="eastAsia"/>
@@ -3003,7 +3075,7 @@
           <w:t>even</w:t>
         </w:r>
       </w:ins>
-      <w:ins w:id="139" w:author="治輝 齋藤" w:date="2026-04-30T18:04:00Z" w16du:dateUtc="2026-04-30T09:04:00Z">
+      <w:ins w:id="147" w:author="治輝 齋藤" w:date="2026-04-30T18:04:00Z" w16du:dateUtc="2026-04-30T09:04:00Z">
         <w:r>
           <w:rPr>
             <w:rFonts w:hint="eastAsia"/>
@@ -3012,7 +3084,7 @@
           <w:t>th</w:t>
         </w:r>
       </w:ins>
-      <w:del w:id="140" w:author="治輝 齋藤" w:date="2026-04-30T18:04:00Z" w16du:dateUtc="2026-04-30T09:04:00Z">
+      <w:del w:id="148" w:author="治輝 齋藤" w:date="2026-04-30T18:04:00Z" w16du:dateUtc="2026-04-30T09:04:00Z">
         <w:r>
           <w:delText>Fifth</w:delText>
         </w:r>
@@ -3026,7 +3098,7 @@
         <w:pStyle w:val="a0"/>
         <w:spacing w:line="360" w:lineRule="auto"/>
       </w:pPr>
-      <w:ins w:id="141" w:author="治輝 齋藤" w:date="2026-04-30T20:36:00Z" w16du:dateUtc="2026-04-30T11:36:00Z">
+      <w:ins w:id="149" w:author="治輝 齋藤" w:date="2026-04-30T20:36:00Z" w16du:dateUtc="2026-04-30T11:36:00Z">
         <w:r>
           <w:rPr>
             <w:rFonts w:hint="eastAsia"/>
@@ -3035,7 +3107,7 @@
           <w:t>Eigh</w:t>
         </w:r>
       </w:ins>
-      <w:ins w:id="142" w:author="治輝 齋藤" w:date="2026-04-30T18:04:00Z" w16du:dateUtc="2026-04-30T09:04:00Z">
+      <w:ins w:id="150" w:author="治輝 齋藤" w:date="2026-04-30T18:04:00Z" w16du:dateUtc="2026-04-30T09:04:00Z">
         <w:r>
           <w:rPr>
             <w:rFonts w:hint="eastAsia"/>
@@ -3044,7 +3116,7 @@
           <w:t>th</w:t>
         </w:r>
       </w:ins>
-      <w:del w:id="143" w:author="治輝 齋藤" w:date="2026-04-30T18:04:00Z" w16du:dateUtc="2026-04-30T09:04:00Z">
+      <w:del w:id="151" w:author="治輝 齋藤" w:date="2026-04-30T18:04:00Z" w16du:dateUtc="2026-04-30T09:04:00Z">
         <w:r>
           <w:delText>Sixth</w:delText>
         </w:r>
@@ -3069,7 +3141,7 @@
         </w:rPr>
         <w:t xml:space="preserve"> </w:t>
       </w:r>
-      <w:ins w:id="144" w:author="治輝 齋藤" w:date="2026-04-30T20:36:00Z" w16du:dateUtc="2026-04-30T11:36:00Z">
+      <w:ins w:id="152" w:author="治輝 齋藤" w:date="2026-04-30T20:36:00Z" w16du:dateUtc="2026-04-30T11:36:00Z">
         <w:r>
           <w:rPr>
             <w:rFonts w:hint="eastAsia"/>
@@ -3078,7 +3150,7 @@
           <w:t>Nin</w:t>
         </w:r>
       </w:ins>
-      <w:ins w:id="145" w:author="治輝 齋藤" w:date="2026-04-30T18:04:00Z" w16du:dateUtc="2026-04-30T09:04:00Z">
+      <w:ins w:id="153" w:author="治輝 齋藤" w:date="2026-04-30T18:04:00Z" w16du:dateUtc="2026-04-30T09:04:00Z">
         <w:r>
           <w:rPr>
             <w:rFonts w:hint="eastAsia"/>
@@ -3087,7 +3159,7 @@
           <w:t>th</w:t>
         </w:r>
       </w:ins>
-      <w:del w:id="146" w:author="治輝 齋藤" w:date="2026-04-30T18:04:00Z" w16du:dateUtc="2026-04-30T09:04:00Z">
+      <w:del w:id="154" w:author="治輝 齋藤" w:date="2026-04-30T18:04:00Z" w16du:dateUtc="2026-04-30T09:04:00Z">
         <w:r>
           <w:rPr>
             <w:rFonts w:hint="eastAsia"/>
@@ -3107,7 +3179,7 @@
         <w:t xml:space="preserve"> sex- and gender-stratified outcome tables were not available in the prefecture-level NDB Open Data extracts used here; findings therefore describe aggregate populations and should be interpreted with this limitation in mind.</w:t>
       </w:r>
     </w:p>
-    <w:bookmarkEnd w:id="114"/>
+    <w:bookmarkEnd w:id="120"/>
     <w:p>
       <w:pPr>
         <w:spacing w:line="360" w:lineRule="auto"/>
@@ -3123,9 +3195,9 @@
         <w:pStyle w:val="1"/>
         <w:spacing w:line="360" w:lineRule="auto"/>
       </w:pPr>
-      <w:bookmarkStart w:id="147" w:name="conclusions-1"/>
-      <w:bookmarkEnd w:id="46"/>
-      <w:bookmarkEnd w:id="113"/>
+      <w:bookmarkStart w:id="155" w:name="conclusions-1"/>
+      <w:bookmarkEnd w:id="52"/>
+      <w:bookmarkEnd w:id="119"/>
       <w:r>
         <w:lastRenderedPageBreak/>
         <w:t>Conclusions</w:t>
@@ -3142,8 +3214,8 @@
       <w:r>
         <w:t xml:space="preserve"> slope </w:t>
       </w:r>
-      <w:commentRangeStart w:id="148"/>
-      <w:ins w:id="149" w:author="治輝 齋藤" w:date="2026-04-30T19:20:00Z" w16du:dateUtc="2026-04-30T10:20:00Z">
+      <w:commentRangeStart w:id="156"/>
+      <w:ins w:id="157" w:author="治輝 齋藤" w:date="2026-04-30T19:20:00Z" w16du:dateUtc="2026-04-30T10:20:00Z">
         <w:r>
           <w:rPr>
             <w:rFonts w:hint="eastAsia"/>
@@ -3152,17 +3224,17 @@
           <w:t>was</w:t>
         </w:r>
       </w:ins>
-      <w:del w:id="150" w:author="治輝 齋藤" w:date="2026-04-30T19:20:00Z" w16du:dateUtc="2026-04-30T10:20:00Z">
+      <w:del w:id="158" w:author="治輝 齋藤" w:date="2026-04-30T19:20:00Z" w16du:dateUtc="2026-04-30T10:20:00Z">
         <w:r>
           <w:delText>remained</w:delText>
         </w:r>
       </w:del>
-      <w:commentRangeEnd w:id="148"/>
+      <w:commentRangeEnd w:id="156"/>
       <w:r>
         <w:rPr>
           <w:rStyle w:val="af2"/>
         </w:rPr>
-        <w:commentReference w:id="148"/>
+        <w:commentReference w:id="156"/>
       </w:r>
       <w:r>
         <w:t xml:space="preserve"> positively</w:t>
@@ -3179,7 +3251,7 @@
       <w:r>
         <w:t xml:space="preserve">; conventional </w:t>
       </w:r>
-      <w:del w:id="151" w:author="治輝 齋藤" w:date="2026-05-01T13:11:00Z" w16du:dateUtc="2026-05-01T04:11:00Z">
+      <w:del w:id="159" w:author="治輝 齋藤" w:date="2026-05-01T13:11:00Z" w16du:dateUtc="2026-05-01T04:11:00Z">
         <w:r>
           <w:delText>*</w:delText>
         </w:r>
@@ -3191,7 +3263,7 @@
         </w:rPr>
         <w:t>p</w:t>
       </w:r>
-      <w:del w:id="152" w:author="治輝 齋藤" w:date="2026-05-01T13:11:00Z" w16du:dateUtc="2026-05-01T04:11:00Z">
+      <w:del w:id="160" w:author="治輝 齋藤" w:date="2026-05-01T13:11:00Z" w16du:dateUtc="2026-05-01T04:11:00Z">
         <w:r>
           <w:delText>*</w:delText>
         </w:r>
@@ -3199,7 +3271,7 @@
       <w:r>
         <w:t xml:space="preserve"> = 0.043)</w:t>
       </w:r>
-      <w:ins w:id="153" w:author="治輝 齋藤" w:date="2026-05-01T13:11:00Z" w16du:dateUtc="2026-05-01T04:11:00Z">
+      <w:ins w:id="161" w:author="治輝 齋藤" w:date="2026-05-01T13:11:00Z" w16du:dateUtc="2026-05-01T04:11:00Z">
         <w:r>
           <w:t>, whereas heteroskedasticity-robust and bootstrap uncertainty quantification yielded borderline support compatible with no association at α = 0.05</w:t>
         </w:r>
@@ -3214,8 +3286,8 @@
       <w:r>
         <w:t xml:space="preserve"> </w:t>
       </w:r>
-      <w:commentRangeStart w:id="154"/>
-      <w:ins w:id="155" w:author="治輝 齋藤" w:date="2026-05-01T13:12:00Z" w16du:dateUtc="2026-05-01T04:12:00Z">
+      <w:commentRangeStart w:id="162"/>
+      <w:ins w:id="163" w:author="治輝 齋藤" w:date="2026-05-01T13:12:00Z" w16du:dateUtc="2026-05-01T04:12:00Z">
         <w:r>
           <w:t>Given the limited ecological sample size (N = 47), these findings should be interpreted as suggestive rather than confirmatory.</w:t>
         </w:r>
@@ -3226,12 +3298,12 @@
           </w:rPr>
           <w:t xml:space="preserve"> </w:t>
         </w:r>
-        <w:commentRangeEnd w:id="154"/>
+        <w:commentRangeEnd w:id="162"/>
         <w:r>
           <w:rPr>
             <w:rStyle w:val="af2"/>
           </w:rPr>
-          <w:commentReference w:id="154"/>
+          <w:commentReference w:id="162"/>
         </w:r>
       </w:ins>
       <w:r>
@@ -3243,7 +3315,7 @@
       <w:r>
         <w:t xml:space="preserve"> was specific to hip fractures, with no significant relationship observed for humerus or forearm fractures</w:t>
       </w:r>
-      <w:ins w:id="156" w:author="治輝 齋藤" w:date="2026-05-01T13:13:00Z" w16du:dateUtc="2026-05-01T04:13:00Z">
+      <w:ins w:id="164" w:author="治輝 齋藤" w:date="2026-05-01T13:13:00Z" w16du:dateUtc="2026-05-01T04:13:00Z">
         <w:r>
           <w:t>, consistent with biomechanical hypotheses emphasizing lateral falls and trochanteric loading on sloped terrain</w:t>
         </w:r>
@@ -3406,8 +3478,8 @@
         <w:pStyle w:val="1"/>
         <w:spacing w:line="360" w:lineRule="auto"/>
       </w:pPr>
-      <w:bookmarkStart w:id="157" w:name="references"/>
-      <w:bookmarkEnd w:id="147"/>
+      <w:bookmarkStart w:id="165" w:name="references"/>
+      <w:bookmarkEnd w:id="155"/>
       <w:r>
         <w:lastRenderedPageBreak/>
         <w:t>References</w:t>
@@ -4466,8 +4538,8 @@
           <w:szCs w:val="40"/>
         </w:rPr>
       </w:pPr>
-      <w:bookmarkStart w:id="158" w:name="tables-and-figures"/>
-      <w:bookmarkEnd w:id="157"/>
+      <w:bookmarkStart w:id="166" w:name="tables-and-figures"/>
+      <w:bookmarkEnd w:id="165"/>
       <w:r>
         <w:br w:type="page"/>
       </w:r>
@@ -4485,7 +4557,7 @@
       <w:pPr>
         <w:pStyle w:val="2"/>
       </w:pPr>
-      <w:bookmarkStart w:id="159" w:name="Xd12e5d2fabb7f7da04933f49b094ec2cca003f6"/>
+      <w:bookmarkStart w:id="167" w:name="Xd12e5d2fabb7f7da04933f49b094ec2cca003f6"/>
       <w:r>
         <w:t>Table 1. Descriptive Statistics of Prefecture-Level Variables (N = 47)</w:t>
       </w:r>
@@ -7505,8 +7577,8 @@
           <w:szCs w:val="32"/>
         </w:rPr>
       </w:pPr>
-      <w:bookmarkStart w:id="160" w:name="Xc4d8efe96bb5dc084b3a6055df59151a4b74ad0"/>
-      <w:bookmarkEnd w:id="159"/>
+      <w:bookmarkStart w:id="168" w:name="Xc4d8efe96bb5dc084b3a6055df59151a4b74ad0"/>
+      <w:bookmarkEnd w:id="167"/>
       <w:r>
         <w:br w:type="page"/>
       </w:r>
@@ -8651,8 +8723,8 @@
           <w:szCs w:val="32"/>
         </w:rPr>
       </w:pPr>
-      <w:bookmarkStart w:id="161" w:name="X6fac7f2e493ef5b618f5ac39729b4328cfa1bc7"/>
-      <w:bookmarkEnd w:id="160"/>
+      <w:bookmarkStart w:id="169" w:name="X6fac7f2e493ef5b618f5ac39729b4328cfa1bc7"/>
+      <w:bookmarkEnd w:id="168"/>
       <w:r>
         <w:br w:type="page"/>
       </w:r>
@@ -9470,8 +9542,8 @@
           <w:szCs w:val="32"/>
         </w:rPr>
       </w:pPr>
-      <w:bookmarkStart w:id="162" w:name="Xdeb87af7aa3e82ca70e47e493f4f841d319d1c1"/>
-      <w:bookmarkEnd w:id="161"/>
+      <w:bookmarkStart w:id="170" w:name="Xdeb87af7aa3e82ca70e47e493f4f841d319d1c1"/>
+      <w:bookmarkEnd w:id="169"/>
       <w:r>
         <w:br w:type="page"/>
       </w:r>
@@ -10118,19 +10190,19 @@
       <w:pPr>
         <w:pStyle w:val="2"/>
         <w:rPr>
-          <w:ins w:id="163" w:author="治輝 齋藤" w:date="2026-05-01T14:29:00Z" w16du:dateUtc="2026-05-01T05:29:00Z"/>
-        </w:rPr>
-      </w:pPr>
-      <w:bookmarkStart w:id="164" w:name="figure-legends"/>
-      <w:bookmarkEnd w:id="162"/>
+          <w:ins w:id="171" w:author="治輝 齋藤" w:date="2026-05-01T14:29:00Z" w16du:dateUtc="2026-05-01T05:29:00Z"/>
+        </w:rPr>
+      </w:pPr>
+      <w:bookmarkStart w:id="172" w:name="figure-legends"/>
+      <w:bookmarkEnd w:id="170"/>
       <w:r>
         <w:br w:type="page"/>
       </w:r>
-      <w:commentRangeStart w:id="165"/>
-      <w:ins w:id="166" w:author="治輝 齋藤" w:date="2026-05-01T14:29:00Z" w16du:dateUtc="2026-05-01T05:29:00Z">
+      <w:commentRangeStart w:id="173"/>
+      <w:ins w:id="174" w:author="治輝 齋藤" w:date="2026-05-01T14:29:00Z" w16du:dateUtc="2026-05-01T05:29:00Z">
         <w:r>
           <w:lastRenderedPageBreak/>
-          <w:t>Table 5. Indirect Standardization Sensitivity Analysis: Multivariable Linear Regression of Indirectly Standardized Hip (Femur) Surgery Rate (ISR) on Terrain Slope (N = 47)</w:t>
+          <w:t>Table 5. Indirect Standardization Sensitivity Analysis: Multivariable Linear Regression of Indirectly Standardized Hip (Femur) Surgery Rate on Terrain Slope (N = 47)</w:t>
         </w:r>
       </w:ins>
     </w:p>
@@ -10150,7 +10222,7 @@
         <w:trPr>
           <w:cnfStyle w:val="100000000000" w:firstRow="1" w:lastRow="0" w:firstColumn="0" w:lastColumn="0" w:oddVBand="0" w:evenVBand="0" w:oddHBand="0" w:evenHBand="0" w:firstRowFirstColumn="0" w:firstRowLastColumn="0" w:lastRowFirstColumn="0" w:lastRowLastColumn="0"/>
           <w:tblHeader/>
-          <w:ins w:id="167" w:author="治輝 齋藤" w:date="2026-05-01T14:29:00Z" w16du:dateUtc="2026-05-01T05:29:00Z"/>
+          <w:ins w:id="175" w:author="治輝 齋藤" w:date="2026-05-01T14:29:00Z" w16du:dateUtc="2026-05-01T05:29:00Z"/>
         </w:trPr>
         <w:tc>
           <w:tcPr>
@@ -10160,10 +10232,10 @@
             <w:pPr>
               <w:spacing w:before="36" w:after="36"/>
               <w:rPr>
-                <w:ins w:id="168" w:author="治輝 齋藤" w:date="2026-05-01T14:29:00Z" w16du:dateUtc="2026-05-01T05:29:00Z"/>
-              </w:rPr>
-            </w:pPr>
-            <w:ins w:id="169" w:author="治輝 齋藤" w:date="2026-05-01T14:29:00Z" w16du:dateUtc="2026-05-01T05:29:00Z">
+                <w:ins w:id="176" w:author="治輝 齋藤" w:date="2026-05-01T14:29:00Z" w16du:dateUtc="2026-05-01T05:29:00Z"/>
+              </w:rPr>
+            </w:pPr>
+            <w:ins w:id="177" w:author="治輝 齋藤" w:date="2026-05-01T14:29:00Z" w16du:dateUtc="2026-05-01T05:29:00Z">
               <w:r>
                 <w:rPr>
                   <w:b/>
@@ -10199,10 +10271,10 @@
             <w:pPr>
               <w:spacing w:before="36" w:after="36"/>
               <w:rPr>
-                <w:ins w:id="170" w:author="治輝 齋藤" w:date="2026-05-01T14:29:00Z" w16du:dateUtc="2026-05-01T05:29:00Z"/>
-              </w:rPr>
-            </w:pPr>
-            <w:ins w:id="171" w:author="治輝 齋藤" w:date="2026-05-01T14:29:00Z" w16du:dateUtc="2026-05-01T05:29:00Z">
+                <w:ins w:id="178" w:author="治輝 齋藤" w:date="2026-05-01T14:29:00Z" w16du:dateUtc="2026-05-01T05:29:00Z"/>
+              </w:rPr>
+            </w:pPr>
+            <w:ins w:id="179" w:author="治輝 齋藤" w:date="2026-05-01T14:29:00Z" w16du:dateUtc="2026-05-01T05:29:00Z">
               <w:r>
                 <w:rPr>
                   <w:b/>
@@ -10224,10 +10296,10 @@
             <w:pPr>
               <w:spacing w:before="36" w:after="36"/>
               <w:rPr>
-                <w:ins w:id="172" w:author="治輝 齋藤" w:date="2026-05-01T14:29:00Z" w16du:dateUtc="2026-05-01T05:29:00Z"/>
-              </w:rPr>
-            </w:pPr>
-            <w:ins w:id="173" w:author="治輝 齋藤" w:date="2026-05-01T14:29:00Z" w16du:dateUtc="2026-05-01T05:29:00Z">
+                <w:ins w:id="180" w:author="治輝 齋藤" w:date="2026-05-01T14:29:00Z" w16du:dateUtc="2026-05-01T05:29:00Z"/>
+              </w:rPr>
+            </w:pPr>
+            <w:ins w:id="181" w:author="治輝 齋藤" w:date="2026-05-01T14:29:00Z" w16du:dateUtc="2026-05-01T05:29:00Z">
               <w:r>
                 <w:rPr>
                   <w:b/>
@@ -10243,7 +10315,7 @@
       </w:tr>
       <w:tr>
         <w:trPr>
-          <w:ins w:id="174" w:author="治輝 齋藤" w:date="2026-05-01T14:29:00Z" w16du:dateUtc="2026-05-01T05:29:00Z"/>
+          <w:ins w:id="182" w:author="治輝 齋藤" w:date="2026-05-01T14:29:00Z" w16du:dateUtc="2026-05-01T05:29:00Z"/>
         </w:trPr>
         <w:tc>
           <w:tcPr>
@@ -10253,10 +10325,10 @@
             <w:pPr>
               <w:spacing w:before="36" w:after="36"/>
               <w:rPr>
-                <w:ins w:id="175" w:author="治輝 齋藤" w:date="2026-05-01T14:29:00Z" w16du:dateUtc="2026-05-01T05:29:00Z"/>
-              </w:rPr>
-            </w:pPr>
-            <w:ins w:id="176" w:author="治輝 齋藤" w:date="2026-05-01T14:29:00Z" w16du:dateUtc="2026-05-01T05:29:00Z">
+                <w:ins w:id="183" w:author="治輝 齋藤" w:date="2026-05-01T14:29:00Z" w16du:dateUtc="2026-05-01T05:29:00Z"/>
+              </w:rPr>
+            </w:pPr>
+            <w:ins w:id="184" w:author="治輝 齋藤" w:date="2026-05-01T14:29:00Z" w16du:dateUtc="2026-05-01T05:29:00Z">
               <w:r>
                 <w:rPr>
                   <w:rFonts w:ascii="Consolas" w:hAnsi="Consolas"/>
@@ -10279,10 +10351,10 @@
             <w:pPr>
               <w:spacing w:before="36" w:after="36"/>
               <w:rPr>
-                <w:ins w:id="177" w:author="治輝 齋藤" w:date="2026-05-01T14:29:00Z" w16du:dateUtc="2026-05-01T05:29:00Z"/>
-              </w:rPr>
-            </w:pPr>
-            <w:ins w:id="178" w:author="治輝 齋藤" w:date="2026-05-01T14:29:00Z" w16du:dateUtc="2026-05-01T05:29:00Z">
+                <w:ins w:id="185" w:author="治輝 齋藤" w:date="2026-05-01T14:29:00Z" w16du:dateUtc="2026-05-01T05:29:00Z"/>
+              </w:rPr>
+            </w:pPr>
+            <w:ins w:id="186" w:author="治輝 齋藤" w:date="2026-05-01T14:29:00Z" w16du:dateUtc="2026-05-01T05:29:00Z">
               <w:r>
                 <w:rPr>
                   <w:b/>
@@ -10301,10 +10373,10 @@
             <w:pPr>
               <w:spacing w:before="36" w:after="36"/>
               <w:rPr>
-                <w:ins w:id="179" w:author="治輝 齋藤" w:date="2026-05-01T14:29:00Z" w16du:dateUtc="2026-05-01T05:29:00Z"/>
-              </w:rPr>
-            </w:pPr>
-            <w:ins w:id="180" w:author="治輝 齋藤" w:date="2026-05-01T14:29:00Z" w16du:dateUtc="2026-05-01T05:29:00Z">
+                <w:ins w:id="187" w:author="治輝 齋藤" w:date="2026-05-01T14:29:00Z" w16du:dateUtc="2026-05-01T05:29:00Z"/>
+              </w:rPr>
+            </w:pPr>
+            <w:ins w:id="188" w:author="治輝 齋藤" w:date="2026-05-01T14:29:00Z" w16du:dateUtc="2026-05-01T05:29:00Z">
               <w:r>
                 <w:rPr>
                   <w:b/>
@@ -10318,7 +10390,7 @@
       </w:tr>
       <w:tr>
         <w:trPr>
-          <w:ins w:id="181" w:author="治輝 齋藤" w:date="2026-05-01T14:29:00Z" w16du:dateUtc="2026-05-01T05:29:00Z"/>
+          <w:ins w:id="189" w:author="治輝 齋藤" w:date="2026-05-01T14:29:00Z" w16du:dateUtc="2026-05-01T05:29:00Z"/>
         </w:trPr>
         <w:tc>
           <w:tcPr>
@@ -10328,10 +10400,10 @@
             <w:pPr>
               <w:spacing w:before="36" w:after="36"/>
               <w:rPr>
-                <w:ins w:id="182" w:author="治輝 齋藤" w:date="2026-05-01T14:29:00Z" w16du:dateUtc="2026-05-01T05:29:00Z"/>
-              </w:rPr>
-            </w:pPr>
-            <w:ins w:id="183" w:author="治輝 齋藤" w:date="2026-05-01T14:29:00Z" w16du:dateUtc="2026-05-01T05:29:00Z">
+                <w:ins w:id="190" w:author="治輝 齋藤" w:date="2026-05-01T14:29:00Z" w16du:dateUtc="2026-05-01T05:29:00Z"/>
+              </w:rPr>
+            </w:pPr>
+            <w:ins w:id="191" w:author="治輝 齋藤" w:date="2026-05-01T14:29:00Z" w16du:dateUtc="2026-05-01T05:29:00Z">
               <w:r>
                 <w:rPr>
                   <w:rFonts w:ascii="Consolas" w:hAnsi="Consolas"/>
@@ -10354,10 +10426,10 @@
             <w:pPr>
               <w:spacing w:before="36" w:after="36"/>
               <w:rPr>
-                <w:ins w:id="184" w:author="治輝 齋藤" w:date="2026-05-01T14:29:00Z" w16du:dateUtc="2026-05-01T05:29:00Z"/>
-              </w:rPr>
-            </w:pPr>
-            <w:ins w:id="185" w:author="治輝 齋藤" w:date="2026-05-01T14:29:00Z" w16du:dateUtc="2026-05-01T05:29:00Z">
+                <w:ins w:id="192" w:author="治輝 齋藤" w:date="2026-05-01T14:29:00Z" w16du:dateUtc="2026-05-01T05:29:00Z"/>
+              </w:rPr>
+            </w:pPr>
+            <w:ins w:id="193" w:author="治輝 齋藤" w:date="2026-05-01T14:29:00Z" w16du:dateUtc="2026-05-01T05:29:00Z">
               <w:r>
                 <w:rPr>
                   <w:b/>
@@ -10376,10 +10448,10 @@
             <w:pPr>
               <w:spacing w:before="36" w:after="36"/>
               <w:rPr>
-                <w:ins w:id="186" w:author="治輝 齋藤" w:date="2026-05-01T14:29:00Z" w16du:dateUtc="2026-05-01T05:29:00Z"/>
-              </w:rPr>
-            </w:pPr>
-            <w:ins w:id="187" w:author="治輝 齋藤" w:date="2026-05-01T14:29:00Z" w16du:dateUtc="2026-05-01T05:29:00Z">
+                <w:ins w:id="194" w:author="治輝 齋藤" w:date="2026-05-01T14:29:00Z" w16du:dateUtc="2026-05-01T05:29:00Z"/>
+              </w:rPr>
+            </w:pPr>
+            <w:ins w:id="195" w:author="治輝 齋藤" w:date="2026-05-01T14:29:00Z" w16du:dateUtc="2026-05-01T05:29:00Z">
               <w:r>
                 <w:rPr>
                   <w:b/>
@@ -10393,7 +10465,7 @@
       </w:tr>
       <w:tr>
         <w:trPr>
-          <w:ins w:id="188" w:author="治輝 齋藤" w:date="2026-05-01T14:29:00Z" w16du:dateUtc="2026-05-01T05:29:00Z"/>
+          <w:ins w:id="196" w:author="治輝 齋藤" w:date="2026-05-01T14:29:00Z" w16du:dateUtc="2026-05-01T05:29:00Z"/>
         </w:trPr>
         <w:tc>
           <w:tcPr>
@@ -10403,10 +10475,10 @@
             <w:pPr>
               <w:spacing w:before="36" w:after="36"/>
               <w:rPr>
-                <w:ins w:id="189" w:author="治輝 齋藤" w:date="2026-05-01T14:29:00Z" w16du:dateUtc="2026-05-01T05:29:00Z"/>
-              </w:rPr>
-            </w:pPr>
-            <w:ins w:id="190" w:author="治輝 齋藤" w:date="2026-05-01T14:29:00Z" w16du:dateUtc="2026-05-01T05:29:00Z">
+                <w:ins w:id="197" w:author="治輝 齋藤" w:date="2026-05-01T14:29:00Z" w16du:dateUtc="2026-05-01T05:29:00Z"/>
+              </w:rPr>
+            </w:pPr>
+            <w:ins w:id="198" w:author="治輝 齋藤" w:date="2026-05-01T14:29:00Z" w16du:dateUtc="2026-05-01T05:29:00Z">
               <w:r>
                 <w:rPr>
                   <w:rFonts w:ascii="Consolas" w:hAnsi="Consolas"/>
@@ -10429,10 +10501,10 @@
             <w:pPr>
               <w:spacing w:before="36" w:after="36"/>
               <w:rPr>
-                <w:ins w:id="191" w:author="治輝 齋藤" w:date="2026-05-01T14:29:00Z" w16du:dateUtc="2026-05-01T05:29:00Z"/>
-              </w:rPr>
-            </w:pPr>
-            <w:ins w:id="192" w:author="治輝 齋藤" w:date="2026-05-01T14:29:00Z" w16du:dateUtc="2026-05-01T05:29:00Z">
+                <w:ins w:id="199" w:author="治輝 齋藤" w:date="2026-05-01T14:29:00Z" w16du:dateUtc="2026-05-01T05:29:00Z"/>
+              </w:rPr>
+            </w:pPr>
+            <w:ins w:id="200" w:author="治輝 齋藤" w:date="2026-05-01T14:29:00Z" w16du:dateUtc="2026-05-01T05:29:00Z">
               <w:r>
                 <w:rPr>
                   <w:b/>
@@ -10451,10 +10523,10 @@
             <w:pPr>
               <w:spacing w:before="36" w:after="36"/>
               <w:rPr>
-                <w:ins w:id="193" w:author="治輝 齋藤" w:date="2026-05-01T14:29:00Z" w16du:dateUtc="2026-05-01T05:29:00Z"/>
-              </w:rPr>
-            </w:pPr>
-            <w:ins w:id="194" w:author="治輝 齋藤" w:date="2026-05-01T14:29:00Z" w16du:dateUtc="2026-05-01T05:29:00Z">
+                <w:ins w:id="201" w:author="治輝 齋藤" w:date="2026-05-01T14:29:00Z" w16du:dateUtc="2026-05-01T05:29:00Z"/>
+              </w:rPr>
+            </w:pPr>
+            <w:ins w:id="202" w:author="治輝 齋藤" w:date="2026-05-01T14:29:00Z" w16du:dateUtc="2026-05-01T05:29:00Z">
               <w:r>
                 <w:rPr>
                   <w:b/>
@@ -10471,10 +10543,10 @@
       <w:pPr>
         <w:pStyle w:val="2"/>
         <w:rPr>
-          <w:ins w:id="195" w:author="治輝 齋藤" w:date="2026-05-01T14:28:00Z" w16du:dateUtc="2026-05-01T05:28:00Z"/>
-        </w:rPr>
-      </w:pPr>
-      <w:ins w:id="196" w:author="治輝 齋藤" w:date="2026-05-01T14:29:00Z" w16du:dateUtc="2026-05-01T05:29:00Z">
+          <w:ins w:id="203" w:author="治輝 齋藤" w:date="2026-05-01T14:28:00Z" w16du:dateUtc="2026-05-01T05:28:00Z"/>
+        </w:rPr>
+      </w:pPr>
+      <w:ins w:id="204" w:author="治輝 齋藤" w:date="2026-05-01T14:29:00Z" w16du:dateUtc="2026-05-01T05:29:00Z">
         <w:r>
           <w:rPr>
             <w:rFonts w:asciiTheme="minorHAnsi" w:eastAsiaTheme="minorEastAsia" w:hAnsiTheme="minorHAnsi" w:cstheme="minorBidi"/>
@@ -10482,7 +10554,29 @@
             <w:sz w:val="24"/>
             <w:szCs w:val="24"/>
           </w:rPr>
-          <w:t xml:space="preserve">Each row fits the same multivariable specification as Table 3 Model 2, replacing the crude hip fracture surgery rate with ISR (per 100,000) derived from indirect standardization under the indicated imputation rule (Methods). β, unstandardized regression coefficient; CI, confidence interval. </w:t>
+          <w:t xml:space="preserve">Each row fits the same multivariable specification as Table 3 Model 2, replacing the crude hip fracture surgery rate with </w:t>
+        </w:r>
+      </w:ins>
+      <w:ins w:id="205" w:author="治輝 齋藤" w:date="2026-05-01T14:45:00Z" w16du:dateUtc="2026-05-01T05:45:00Z">
+        <w:r>
+          <w:rPr>
+            <w:rFonts w:asciiTheme="minorHAnsi" w:eastAsiaTheme="minorEastAsia" w:hAnsiTheme="minorHAnsi" w:cstheme="minorBidi"/>
+            <w:color w:val="auto"/>
+            <w:sz w:val="24"/>
+            <w:szCs w:val="24"/>
+          </w:rPr>
+          <w:t>the indirectly standardized hip (femur) surgery rate computed</w:t>
+        </w:r>
+      </w:ins>
+      <w:ins w:id="206" w:author="治輝 齋藤" w:date="2026-05-01T14:29:00Z" w16du:dateUtc="2026-05-01T05:29:00Z">
+        <w:r>
+          <w:rPr>
+            <w:rFonts w:asciiTheme="minorHAnsi" w:eastAsiaTheme="minorEastAsia" w:hAnsiTheme="minorHAnsi" w:cstheme="minorBidi"/>
+            <w:color w:val="auto"/>
+            <w:sz w:val="24"/>
+            <w:szCs w:val="24"/>
+          </w:rPr>
+          <w:t xml:space="preserve"> under the indicated imputation rule (Methods). β, unstandardized regression coefficient; CI, confidence interval. </w:t>
         </w:r>
         <w:r>
           <w:rPr>
@@ -10524,24 +10618,24 @@
           </w:rPr>
           <w:t xml:space="preserve"> &lt; 0.05 (conventional model-based standard errors). These results are sensitivity analyses only.</w:t>
         </w:r>
-        <w:commentRangeEnd w:id="165"/>
+        <w:commentRangeEnd w:id="173"/>
         <w:r>
           <w:rPr>
             <w:rStyle w:val="af2"/>
             <w:rFonts w:asciiTheme="minorHAnsi" w:eastAsiaTheme="minorEastAsia" w:hAnsiTheme="minorHAnsi" w:cstheme="minorBidi"/>
             <w:color w:val="auto"/>
           </w:rPr>
-          <w:commentReference w:id="165"/>
+          <w:commentReference w:id="173"/>
         </w:r>
       </w:ins>
     </w:p>
     <w:p>
       <w:pPr>
         <w:rPr>
-          <w:ins w:id="197" w:author="治輝 齋藤" w:date="2026-05-01T14:28:00Z" w16du:dateUtc="2026-05-01T05:28:00Z"/>
-        </w:rPr>
-      </w:pPr>
-      <w:ins w:id="198" w:author="治輝 齋藤" w:date="2026-05-01T14:28:00Z" w16du:dateUtc="2026-05-01T05:28:00Z">
+          <w:ins w:id="207" w:author="治輝 齋藤" w:date="2026-05-01T14:28:00Z" w16du:dateUtc="2026-05-01T05:28:00Z"/>
+        </w:rPr>
+      </w:pPr>
+      <w:ins w:id="208" w:author="治輝 齋藤" w:date="2026-05-01T14:28:00Z" w16du:dateUtc="2026-05-01T05:28:00Z">
         <w:r>
           <w:pict w14:anchorId="3712CB47">
             <v:rect id="_x0000_i1043" style="width:0;height:1.5pt" o:hralign="center" o:hrstd="t" o:hr="t"/>
@@ -10552,14 +10646,14 @@
     <w:p>
       <w:pPr>
         <w:rPr>
-          <w:ins w:id="199" w:author="治輝 齋藤" w:date="2026-05-01T14:28:00Z" w16du:dateUtc="2026-05-01T05:28:00Z"/>
+          <w:ins w:id="209" w:author="治輝 齋藤" w:date="2026-05-01T14:28:00Z" w16du:dateUtc="2026-05-01T05:28:00Z"/>
           <w:rFonts w:asciiTheme="majorHAnsi" w:eastAsiaTheme="majorEastAsia" w:hAnsiTheme="majorHAnsi" w:cstheme="majorBidi"/>
           <w:color w:val="0F4761" w:themeColor="accent1" w:themeShade="BF"/>
           <w:sz w:val="32"/>
           <w:szCs w:val="32"/>
         </w:rPr>
       </w:pPr>
-      <w:ins w:id="200" w:author="治輝 齋藤" w:date="2026-05-01T14:28:00Z" w16du:dateUtc="2026-05-01T05:28:00Z">
+      <w:ins w:id="210" w:author="治輝 齋藤" w:date="2026-05-01T14:28:00Z" w16du:dateUtc="2026-05-01T05:28:00Z">
         <w:r>
           <w:br w:type="page"/>
         </w:r>
@@ -10568,7 +10662,7 @@
     <w:p>
       <w:pPr>
         <w:rPr>
-          <w:ins w:id="201" w:author="治輝 齋藤" w:date="2026-05-01T14:28:00Z" w16du:dateUtc="2026-05-01T05:28:00Z"/>
+          <w:ins w:id="211" w:author="治輝 齋藤" w:date="2026-05-01T14:28:00Z" w16du:dateUtc="2026-05-01T05:28:00Z"/>
         </w:rPr>
       </w:pPr>
     </w:p>
@@ -10778,8 +10872,8 @@
           <w:szCs w:val="32"/>
         </w:rPr>
       </w:pPr>
-      <w:bookmarkStart w:id="202" w:name="figure-1"/>
-      <w:bookmarkEnd w:id="164"/>
+      <w:bookmarkStart w:id="212" w:name="figure-1"/>
+      <w:bookmarkEnd w:id="172"/>
       <w:r>
         <w:br w:type="page"/>
       </w:r>
@@ -10882,8 +10976,8 @@
       <w:pPr>
         <w:pStyle w:val="2"/>
       </w:pPr>
-      <w:bookmarkStart w:id="203" w:name="figure-2"/>
-      <w:bookmarkEnd w:id="202"/>
+      <w:bookmarkStart w:id="213" w:name="figure-2"/>
+      <w:bookmarkEnd w:id="212"/>
       <w:r>
         <w:t>Figure 2</w:t>
       </w:r>
@@ -10894,8 +10988,8 @@
       </w:pPr>
     </w:p>
     <w:p>
-      <w:bookmarkStart w:id="204" w:name="figure-3"/>
-      <w:bookmarkEnd w:id="203"/>
+      <w:bookmarkStart w:id="214" w:name="figure-3"/>
+      <w:bookmarkEnd w:id="213"/>
       <w:r>
         <w:br w:type="page"/>
       </w:r>
@@ -10982,8 +11076,8 @@
           <w:szCs w:val="32"/>
         </w:rPr>
       </w:pPr>
-      <w:bookmarkStart w:id="205" w:name="figure-4"/>
-      <w:bookmarkEnd w:id="204"/>
+      <w:bookmarkStart w:id="215" w:name="figure-4"/>
+      <w:bookmarkEnd w:id="214"/>
       <w:r>
         <w:br w:type="page"/>
       </w:r>
@@ -11086,8 +11180,8 @@
       <w:pPr>
         <w:pStyle w:val="2"/>
       </w:pPr>
-      <w:bookmarkStart w:id="206" w:name="figure-5"/>
-      <w:bookmarkEnd w:id="205"/>
+      <w:bookmarkStart w:id="216" w:name="figure-5"/>
+      <w:bookmarkEnd w:id="215"/>
       <w:r>
         <w:t xml:space="preserve">Figure </w:t>
       </w:r>
@@ -11119,8 +11213,8 @@
       <w:pPr>
         <w:pStyle w:val="2"/>
       </w:pPr>
-      <w:bookmarkStart w:id="207" w:name="figure-6"/>
-      <w:bookmarkEnd w:id="206"/>
+      <w:bookmarkStart w:id="217" w:name="figure-6"/>
+      <w:bookmarkEnd w:id="216"/>
       <w:r>
         <w:t xml:space="preserve">Figure </w:t>
       </w:r>
@@ -11132,8 +11226,8 @@
         <w:t>5</w:t>
       </w:r>
     </w:p>
-    <w:bookmarkEnd w:id="158"/>
-    <w:bookmarkEnd w:id="207"/>
+    <w:bookmarkEnd w:id="166"/>
+    <w:bookmarkEnd w:id="217"/>
     <w:p>
       <w:pPr>
         <w:pStyle w:val="FirstParagraph"/>
@@ -11791,7 +11885,7 @@
       </w:r>
     </w:p>
   </w:comment>
-  <w:comment w:id="35" w:author="治輝 齋藤" w:date="2026-04-30T20:30:00Z" w:initials="治齋">
+  <w:comment w:id="49" w:author="治輝 齋藤" w:date="2026-04-30T20:30:00Z" w:initials="治齋">
     <w:p>
       <w:pPr>
         <w:pStyle w:val="af3"/>
@@ -11831,79 +11925,452 @@
           <w:rFonts w:hint="eastAsia"/>
           <w:lang w:eastAsia="ja-JP"/>
         </w:rPr>
-        <w:t>Results</w:t>
-      </w:r>
-      <w:r>
-        <w:rPr>
-          <w:rFonts w:hint="eastAsia"/>
-          <w:lang w:eastAsia="ja-JP"/>
-        </w:rPr>
-        <w:t>に、各シナリオでの</w:t>
-      </w:r>
-      <w:r>
-        <w:rPr>
-          <w:rFonts w:hint="eastAsia"/>
-          <w:lang w:eastAsia="ja-JP"/>
-        </w:rPr>
-        <w:t>ISR</w:t>
-      </w:r>
-      <w:r>
-        <w:rPr>
-          <w:rFonts w:hint="eastAsia"/>
-          <w:lang w:eastAsia="ja-JP"/>
-        </w:rPr>
-        <w:t>回帰係数（β</w:t>
-      </w:r>
-      <w:r>
-        <w:rPr>
-          <w:rFonts w:hint="eastAsia"/>
-          <w:lang w:eastAsia="ja-JP"/>
-        </w:rPr>
-        <w:t xml:space="preserve">, 95%CI, </w:t>
-      </w:r>
-      <w:r>
-        <w:rPr>
-          <w:rFonts w:hint="eastAsia"/>
-          <w:i/>
-          <w:iCs/>
-          <w:lang w:eastAsia="ja-JP"/>
-        </w:rPr>
-        <w:t>p</w:t>
-      </w:r>
-      <w:r>
-        <w:rPr>
-          <w:rFonts w:hint="eastAsia"/>
-          <w:lang w:eastAsia="ja-JP"/>
-        </w:rPr>
-        <w:t>）を</w:t>
-      </w:r>
-      <w:r>
-        <w:rPr>
-          <w:rFonts w:hint="eastAsia"/>
-          <w:lang w:eastAsia="ja-JP"/>
-        </w:rPr>
-        <w:t>明記</w:t>
-      </w:r>
-      <w:r>
-        <w:rPr>
-          <w:rFonts w:hint="eastAsia"/>
-          <w:lang w:eastAsia="ja-JP"/>
-        </w:rPr>
-        <w:t>し、符号は安定・効果量は変動</w:t>
-      </w:r>
-      <w:r>
-        <w:rPr>
-          <w:rFonts w:hint="eastAsia"/>
-          <w:lang w:eastAsia="ja-JP"/>
-        </w:rPr>
-        <w:t>する旨</w:t>
-      </w:r>
-      <w:r>
-        <w:rPr>
-          <w:rFonts w:hint="eastAsia"/>
-          <w:lang w:eastAsia="ja-JP"/>
-        </w:rPr>
-        <w:t>を明示</w:t>
+        <w:t xml:space="preserve">Results </w:t>
+      </w:r>
+      <w:r>
+        <w:rPr>
+          <w:rFonts w:hint="eastAsia"/>
+          <w:lang w:eastAsia="ja-JP"/>
+        </w:rPr>
+        <w:t>では</w:t>
+      </w:r>
+      <w:r>
+        <w:rPr>
+          <w:rFonts w:hint="eastAsia"/>
+          <w:lang w:eastAsia="ja-JP"/>
+        </w:rPr>
+        <w:t xml:space="preserve"> ISR </w:t>
+      </w:r>
+      <w:r>
+        <w:rPr>
+          <w:rFonts w:hint="eastAsia"/>
+          <w:lang w:eastAsia="ja-JP"/>
+        </w:rPr>
+        <w:t>感度分析の主結果を</w:t>
+      </w:r>
+      <w:r>
+        <w:rPr>
+          <w:rFonts w:hint="eastAsia"/>
+          <w:lang w:eastAsia="ja-JP"/>
+        </w:rPr>
+        <w:t>2</w:t>
+      </w:r>
+      <w:r>
+        <w:rPr>
+          <w:rFonts w:hint="eastAsia"/>
+          <w:lang w:eastAsia="ja-JP"/>
+        </w:rPr>
+        <w:t>文で示し、各シナリオの</w:t>
+      </w:r>
+      <w:r>
+        <w:rPr>
+          <w:rFonts w:hint="eastAsia"/>
+          <w:lang w:eastAsia="ja-JP"/>
+        </w:rPr>
+        <w:t xml:space="preserve"> </w:t>
+      </w:r>
+      <w:r>
+        <w:rPr>
+          <w:rFonts w:hint="eastAsia"/>
+          <w:lang w:eastAsia="ja-JP"/>
+        </w:rPr>
+        <w:t>β・</w:t>
+      </w:r>
+      <w:r>
+        <w:rPr>
+          <w:rFonts w:hint="eastAsia"/>
+          <w:lang w:eastAsia="ja-JP"/>
+        </w:rPr>
+        <w:t>95%CI</w:t>
+      </w:r>
+      <w:r>
+        <w:rPr>
+          <w:rFonts w:hint="eastAsia"/>
+          <w:lang w:eastAsia="ja-JP"/>
+        </w:rPr>
+        <w:t>・</w:t>
+      </w:r>
+      <w:r>
+        <w:rPr>
+          <w:rFonts w:hint="eastAsia"/>
+          <w:lang w:eastAsia="ja-JP"/>
+        </w:rPr>
+        <w:t xml:space="preserve">p </w:t>
+      </w:r>
+      <w:r>
+        <w:rPr>
+          <w:rFonts w:hint="eastAsia"/>
+          <w:lang w:eastAsia="ja-JP"/>
+        </w:rPr>
+        <w:t>は</w:t>
+      </w:r>
+      <w:r>
+        <w:rPr>
+          <w:rFonts w:hint="eastAsia"/>
+          <w:lang w:eastAsia="ja-JP"/>
+        </w:rPr>
+        <w:t xml:space="preserve"> Table 5 </w:t>
+      </w:r>
+      <w:r>
+        <w:rPr>
+          <w:rFonts w:hint="eastAsia"/>
+          <w:lang w:eastAsia="ja-JP"/>
+        </w:rPr>
+        <w:t>に明示しました</w:t>
+      </w:r>
+      <w:r>
+        <w:rPr>
+          <w:rFonts w:hint="eastAsia"/>
+          <w:lang w:eastAsia="ja-JP"/>
+        </w:rPr>
+        <w:t>。</w:t>
+      </w:r>
+    </w:p>
+  </w:comment>
+  <w:comment w:id="54" w:author="治輝 齋藤" w:date="2026-04-30T19:12:00Z" w:initials="治齋">
+    <w:p>
+      <w:pPr>
+        <w:pStyle w:val="af3"/>
+        <w:rPr>
+          <w:lang w:eastAsia="ja-JP"/>
+        </w:rPr>
+      </w:pPr>
+      <w:r>
+        <w:rPr>
+          <w:rStyle w:val="af2"/>
+        </w:rPr>
+        <w:annotationRef/>
+      </w:r>
+      <w:r>
+        <w:rPr>
+          <w:rFonts w:hint="eastAsia"/>
+          <w:lang w:eastAsia="ja-JP"/>
+        </w:rPr>
+        <w:t>（</w:t>
+      </w:r>
+      <w:r>
+        <w:rPr>
+          <w:rFonts w:hint="eastAsia"/>
+          <w:lang w:eastAsia="ja-JP"/>
+        </w:rPr>
+        <w:t>佐藤先生コメント⑩）</w:t>
+      </w:r>
+      <w:r>
+        <w:rPr>
+          <w:rStyle w:val="af2"/>
+        </w:rPr>
+        <w:annotationRef/>
+      </w:r>
+      <w:r>
+        <w:rPr>
+          <w:rStyle w:val="af2"/>
+        </w:rPr>
+        <w:annotationRef/>
+      </w:r>
+      <w:r>
+        <w:rPr>
+          <w:lang w:eastAsia="ja-JP"/>
+        </w:rPr>
+        <w:t>demonstrated</w:t>
+      </w:r>
+      <w:r>
+        <w:rPr>
+          <w:rFonts w:hint="eastAsia"/>
+          <w:lang w:eastAsia="ja-JP"/>
+        </w:rPr>
+        <w:t xml:space="preserve"> </w:t>
+      </w:r>
+      <w:r>
+        <w:rPr>
+          <w:rFonts w:hint="eastAsia"/>
+          <w:lang w:eastAsia="ja-JP"/>
+        </w:rPr>
+        <w:t>→</w:t>
+      </w:r>
+      <w:r>
+        <w:rPr>
+          <w:rFonts w:hint="eastAsia"/>
+          <w:lang w:eastAsia="ja-JP"/>
+        </w:rPr>
+        <w:t xml:space="preserve"> showed</w:t>
+      </w:r>
+      <w:r>
+        <w:rPr>
+          <w:rFonts w:hint="eastAsia"/>
+          <w:lang w:eastAsia="ja-JP"/>
+        </w:rPr>
+        <w:t>と、弱い表現に修正しました。</w:t>
+      </w:r>
+    </w:p>
+  </w:comment>
+  <w:comment w:id="58" w:author="治輝 齋藤" w:date="2026-04-30T19:29:00Z" w:initials="治齋">
+    <w:p>
+      <w:pPr>
+        <w:pStyle w:val="af3"/>
+        <w:rPr>
+          <w:lang w:eastAsia="ja-JP"/>
+        </w:rPr>
+      </w:pPr>
+      <w:r>
+        <w:rPr>
+          <w:rStyle w:val="af2"/>
+        </w:rPr>
+        <w:annotationRef/>
+      </w:r>
+      <w:r>
+        <w:rPr>
+          <w:rFonts w:hint="eastAsia"/>
+          <w:lang w:eastAsia="ja-JP"/>
+        </w:rPr>
+        <w:t>（島袋先生コメント）</w:t>
+      </w:r>
+      <w:r>
+        <w:rPr>
+          <w:rFonts w:hint="eastAsia"/>
+          <w:lang w:eastAsia="ja-JP"/>
+        </w:rPr>
+        <w:t>考察の</w:t>
+      </w:r>
+      <w:r>
+        <w:rPr>
+          <w:rFonts w:hint="eastAsia"/>
+          <w:lang w:eastAsia="ja-JP"/>
+        </w:rPr>
+        <w:t xml:space="preserve">biological </w:t>
+      </w:r>
+      <w:proofErr w:type="spellStart"/>
+      <w:r>
+        <w:rPr>
+          <w:rFonts w:hint="eastAsia"/>
+          <w:lang w:eastAsia="ja-JP"/>
+        </w:rPr>
+        <w:t>plausability</w:t>
+      </w:r>
+      <w:proofErr w:type="spellEnd"/>
+      <w:r>
+        <w:rPr>
+          <w:rFonts w:hint="eastAsia"/>
+          <w:lang w:eastAsia="ja-JP"/>
+        </w:rPr>
+        <w:t xml:space="preserve"> </w:t>
+      </w:r>
+      <w:r>
+        <w:rPr>
+          <w:rFonts w:hint="eastAsia"/>
+          <w:lang w:eastAsia="ja-JP"/>
+        </w:rPr>
+        <w:t>の次の一文</w:t>
+      </w:r>
+      <w:r>
+        <w:rPr>
+          <w:rFonts w:hint="eastAsia"/>
+          <w:lang w:eastAsia="ja-JP"/>
+        </w:rPr>
+        <w:t>について、トーンを緩めた表現に修正いたしました。</w:t>
+      </w:r>
+    </w:p>
+  </w:comment>
+  <w:comment w:id="73" w:author="治輝 齋藤" w:date="2026-04-30T20:52:00Z" w:initials="治齋">
+    <w:p>
+      <w:pPr>
+        <w:pStyle w:val="af3"/>
+        <w:rPr>
+          <w:lang w:eastAsia="ja-JP"/>
+        </w:rPr>
+      </w:pPr>
+      <w:r>
+        <w:rPr>
+          <w:rStyle w:val="af2"/>
+        </w:rPr>
+        <w:annotationRef/>
+      </w:r>
+      <w:r>
+        <w:rPr>
+          <w:rFonts w:hint="eastAsia"/>
+          <w:lang w:eastAsia="ja-JP"/>
+        </w:rPr>
+        <w:t>（</w:t>
+      </w:r>
+      <w:r>
+        <w:rPr>
+          <w:rFonts w:hint="eastAsia"/>
+          <w:lang w:eastAsia="ja-JP"/>
+        </w:rPr>
+        <w:t>佐藤先生コメント⑩</w:t>
+      </w:r>
+      <w:r>
+        <w:rPr>
+          <w:rFonts w:hint="eastAsia"/>
+          <w:lang w:eastAsia="ja-JP"/>
+        </w:rPr>
+        <w:t>）</w:t>
+      </w:r>
+      <w:r>
+        <w:rPr>
+          <w:rFonts w:hint="eastAsia"/>
+          <w:lang w:eastAsia="ja-JP"/>
+        </w:rPr>
+        <w:t>Discussion</w:t>
+      </w:r>
+      <w:r>
+        <w:rPr>
+          <w:rFonts w:hint="eastAsia"/>
+          <w:lang w:eastAsia="ja-JP"/>
+        </w:rPr>
+        <w:t>内の断定表現を修正しました。</w:t>
+      </w:r>
+    </w:p>
+  </w:comment>
+  <w:comment w:id="84" w:author="治輝 齋藤" w:date="2026-04-30T20:56:00Z" w:initials="治齋">
+    <w:p>
+      <w:pPr>
+        <w:pStyle w:val="af3"/>
+        <w:rPr>
+          <w:lang w:eastAsia="ja-JP"/>
+        </w:rPr>
+      </w:pPr>
+      <w:r>
+        <w:rPr>
+          <w:rStyle w:val="af2"/>
+        </w:rPr>
+        <w:annotationRef/>
+      </w:r>
+      <w:r>
+        <w:rPr>
+          <w:rFonts w:hint="eastAsia"/>
+          <w:lang w:eastAsia="ja-JP"/>
+        </w:rPr>
+        <w:t>（佐藤先生コメント⑩）</w:t>
+      </w:r>
+      <w:r>
+        <w:rPr>
+          <w:rFonts w:hint="eastAsia"/>
+          <w:lang w:eastAsia="ja-JP"/>
+        </w:rPr>
+        <w:t>Discussion</w:t>
+      </w:r>
+      <w:r>
+        <w:rPr>
+          <w:rFonts w:hint="eastAsia"/>
+          <w:lang w:eastAsia="ja-JP"/>
+        </w:rPr>
+        <w:t>内の断定表現を修正しました</w:t>
+      </w:r>
+      <w:r>
+        <w:rPr>
+          <w:rFonts w:hint="eastAsia"/>
+          <w:lang w:eastAsia="ja-JP"/>
+        </w:rPr>
+        <w:t>。</w:t>
+      </w:r>
+    </w:p>
+  </w:comment>
+  <w:comment w:id="92" w:author="治輝 齋藤" w:date="2026-04-30T21:00:00Z" w:initials="治齋">
+    <w:p>
+      <w:pPr>
+        <w:pStyle w:val="af3"/>
+        <w:rPr>
+          <w:lang w:eastAsia="ja-JP"/>
+        </w:rPr>
+      </w:pPr>
+      <w:r>
+        <w:rPr>
+          <w:rStyle w:val="af2"/>
+        </w:rPr>
+        <w:annotationRef/>
+      </w:r>
+      <w:r>
+        <w:rPr>
+          <w:rFonts w:hint="eastAsia"/>
+          <w:lang w:eastAsia="ja-JP"/>
+        </w:rPr>
+        <w:t>（佐藤先生コメント⑩）</w:t>
+      </w:r>
+      <w:r>
+        <w:rPr>
+          <w:rFonts w:hint="eastAsia"/>
+          <w:lang w:eastAsia="ja-JP"/>
+        </w:rPr>
+        <w:t>Discussion</w:t>
+      </w:r>
+      <w:r>
+        <w:rPr>
+          <w:rFonts w:hint="eastAsia"/>
+          <w:lang w:eastAsia="ja-JP"/>
+        </w:rPr>
+        <w:t>内の断定表現を修正しました。</w:t>
+      </w:r>
+    </w:p>
+  </w:comment>
+  <w:comment w:id="110" w:author="治輝 齋藤" w:date="2026-04-30T20:33:00Z" w:initials="治齋">
+    <w:p>
+      <w:pPr>
+        <w:pStyle w:val="af3"/>
+        <w:rPr>
+          <w:lang w:eastAsia="ja-JP"/>
+        </w:rPr>
+      </w:pPr>
+      <w:r>
+        <w:rPr>
+          <w:rStyle w:val="af2"/>
+        </w:rPr>
+        <w:annotationRef/>
+      </w:r>
+      <w:r>
+        <w:rPr>
+          <w:rFonts w:hint="eastAsia"/>
+          <w:lang w:eastAsia="ja-JP"/>
+        </w:rPr>
+        <w:t>（寳澤先生コメント）</w:t>
+      </w:r>
+      <w:r>
+        <w:rPr>
+          <w:rFonts w:hint="eastAsia"/>
+          <w:lang w:eastAsia="ja-JP"/>
+        </w:rPr>
+        <w:t>Discussion</w:t>
+      </w:r>
+      <w:r>
+        <w:rPr>
+          <w:rFonts w:hint="eastAsia"/>
+          <w:lang w:eastAsia="ja-JP"/>
+        </w:rPr>
+        <w:t>に、</w:t>
+      </w:r>
+      <w:r>
+        <w:rPr>
+          <w:rFonts w:hint="eastAsia"/>
+          <w:lang w:eastAsia="ja-JP"/>
+        </w:rPr>
+        <w:t>NDB</w:t>
+      </w:r>
+      <w:r>
+        <w:rPr>
+          <w:rFonts w:hint="eastAsia"/>
+          <w:lang w:eastAsia="ja-JP"/>
+        </w:rPr>
+        <w:t>オープン</w:t>
+      </w:r>
+      <w:r>
+        <w:rPr>
+          <w:rFonts w:hint="eastAsia"/>
+          <w:lang w:eastAsia="ja-JP"/>
+        </w:rPr>
+        <w:t>データのマスキング制約下での解釈方針（頑健性確認として扱う</w:t>
+      </w:r>
+      <w:r>
+        <w:rPr>
+          <w:rFonts w:hint="eastAsia"/>
+          <w:lang w:eastAsia="ja-JP"/>
+        </w:rPr>
+        <w:t>旨</w:t>
+      </w:r>
+      <w:r>
+        <w:rPr>
+          <w:rFonts w:hint="eastAsia"/>
+          <w:lang w:eastAsia="ja-JP"/>
+        </w:rPr>
+        <w:t>）を追記</w:t>
       </w:r>
       <w:r>
         <w:rPr>
@@ -11914,7 +12381,7 @@
       </w:r>
     </w:p>
   </w:comment>
-  <w:comment w:id="48" w:author="治輝 齋藤" w:date="2026-04-30T19:12:00Z" w:initials="治齋">
+  <w:comment w:id="115" w:author="治輝 齋藤" w:date="2026-04-30T18:41:00Z" w:initials="治齋">
     <w:p>
       <w:pPr>
         <w:pStyle w:val="af3"/>
@@ -11933,6 +12400,249 @@
           <w:rFonts w:hint="eastAsia"/>
           <w:lang w:eastAsia="ja-JP"/>
         </w:rPr>
+        <w:t>（佐藤先生コメント⑧）</w:t>
+      </w:r>
+      <w:r>
+        <w:rPr>
+          <w:rFonts w:hint="eastAsia"/>
+          <w:lang w:eastAsia="ja-JP"/>
+        </w:rPr>
+        <w:t>40</w:t>
+      </w:r>
+      <w:r>
+        <w:rPr>
+          <w:rFonts w:hint="eastAsia"/>
+          <w:lang w:eastAsia="ja-JP"/>
+        </w:rPr>
+        <w:t>–</w:t>
+      </w:r>
+      <w:r>
+        <w:rPr>
+          <w:rFonts w:hint="eastAsia"/>
+          <w:lang w:eastAsia="ja-JP"/>
+        </w:rPr>
+        <w:t>74</w:t>
+      </w:r>
+      <w:r>
+        <w:rPr>
+          <w:rFonts w:hint="eastAsia"/>
+          <w:lang w:eastAsia="ja-JP"/>
+        </w:rPr>
+        <w:t>歳質問票集計</w:t>
+      </w:r>
+      <w:r>
+        <w:rPr>
+          <w:rFonts w:hint="eastAsia"/>
+          <w:lang w:eastAsia="ja-JP"/>
+        </w:rPr>
+        <w:t>における</w:t>
+      </w:r>
+      <w:r>
+        <w:rPr>
+          <w:rFonts w:hint="eastAsia"/>
+          <w:lang w:eastAsia="ja-JP"/>
+        </w:rPr>
+        <w:t>公開</w:t>
+      </w:r>
+      <w:r>
+        <w:rPr>
+          <w:rFonts w:hint="eastAsia"/>
+          <w:lang w:eastAsia="ja-JP"/>
+        </w:rPr>
+        <w:t>である</w:t>
+      </w:r>
+      <w:r>
+        <w:rPr>
+          <w:rFonts w:hint="eastAsia"/>
+          <w:lang w:eastAsia="ja-JP"/>
+        </w:rPr>
+        <w:t>ため、歩行速度変数は</w:t>
+      </w:r>
+      <w:r>
+        <w:rPr>
+          <w:lang w:eastAsia="ja-JP"/>
+        </w:rPr>
+        <w:t>contextual covariate</w:t>
+      </w:r>
+      <w:r>
+        <w:rPr>
+          <w:rFonts w:hint="eastAsia"/>
+          <w:lang w:eastAsia="ja-JP"/>
+        </w:rPr>
+        <w:t>として扱う</w:t>
+      </w:r>
+      <w:r>
+        <w:rPr>
+          <w:rFonts w:hint="eastAsia"/>
+          <w:lang w:eastAsia="ja-JP"/>
+        </w:rPr>
+        <w:t>旨を記載しました。</w:t>
+      </w:r>
+    </w:p>
+  </w:comment>
+  <w:comment w:id="121" w:author="治輝 齋藤" w:date="2026-04-30T18:04:00Z" w:initials="治齋">
+    <w:p>
+      <w:pPr>
+        <w:pStyle w:val="af3"/>
+        <w:rPr>
+          <w:lang w:eastAsia="ja-JP"/>
+        </w:rPr>
+      </w:pPr>
+      <w:r>
+        <w:rPr>
+          <w:rStyle w:val="af2"/>
+        </w:rPr>
+        <w:annotationRef/>
+      </w:r>
+      <w:r>
+        <w:rPr>
+          <w:rFonts w:hint="eastAsia"/>
+          <w:lang w:eastAsia="ja-JP"/>
+        </w:rPr>
+        <w:t>（佐藤先生コメント③）</w:t>
+      </w:r>
+      <w:r>
+        <w:rPr>
+          <w:rFonts w:hint="eastAsia"/>
+          <w:lang w:eastAsia="ja-JP"/>
+        </w:rPr>
+        <w:t>Limitation</w:t>
+      </w:r>
+      <w:r>
+        <w:rPr>
+          <w:rFonts w:hint="eastAsia"/>
+          <w:lang w:eastAsia="ja-JP"/>
+        </w:rPr>
+        <w:t>s</w:t>
+      </w:r>
+      <w:r>
+        <w:rPr>
+          <w:rFonts w:hint="eastAsia"/>
+          <w:lang w:eastAsia="ja-JP"/>
+        </w:rPr>
+        <w:t>に「</w:t>
+      </w:r>
+      <w:r>
+        <w:rPr>
+          <w:rFonts w:hint="eastAsia"/>
+          <w:lang w:eastAsia="ja-JP"/>
+        </w:rPr>
+        <w:t>surgery rates rather than true fracture incidence</w:t>
+      </w:r>
+      <w:r>
+        <w:rPr>
+          <w:rFonts w:hint="eastAsia"/>
+          <w:lang w:eastAsia="ja-JP"/>
+        </w:rPr>
+        <w:t>」</w:t>
+      </w:r>
+      <w:r>
+        <w:rPr>
+          <w:rFonts w:hint="eastAsia"/>
+          <w:lang w:eastAsia="ja-JP"/>
+        </w:rPr>
+        <w:t>と記載を加えました。また、</w:t>
+      </w:r>
+      <w:r>
+        <w:rPr>
+          <w:rFonts w:hint="eastAsia"/>
+          <w:lang w:eastAsia="ja-JP"/>
+        </w:rPr>
+        <w:t>治療方針・アクセス差の影響</w:t>
+      </w:r>
+      <w:r>
+        <w:rPr>
+          <w:rFonts w:hint="eastAsia"/>
+          <w:lang w:eastAsia="ja-JP"/>
+        </w:rPr>
+        <w:t>がある</w:t>
+      </w:r>
+      <w:r>
+        <w:rPr>
+          <w:rFonts w:hint="eastAsia"/>
+          <w:lang w:eastAsia="ja-JP"/>
+        </w:rPr>
+        <w:t>可能性</w:t>
+      </w:r>
+      <w:r>
+        <w:rPr>
+          <w:rFonts w:hint="eastAsia"/>
+          <w:lang w:eastAsia="ja-JP"/>
+        </w:rPr>
+        <w:t>について記載しました。</w:t>
+      </w:r>
+    </w:p>
+  </w:comment>
+  <w:comment w:id="126" w:author="治輝 齋藤" w:date="2026-04-30T18:09:00Z" w:initials="治齋">
+    <w:p>
+      <w:pPr>
+        <w:pStyle w:val="af3"/>
+        <w:rPr>
+          <w:lang w:eastAsia="ja-JP"/>
+        </w:rPr>
+      </w:pPr>
+      <w:r>
+        <w:rPr>
+          <w:rStyle w:val="af2"/>
+        </w:rPr>
+        <w:annotationRef/>
+      </w:r>
+      <w:r>
+        <w:rPr>
+          <w:rFonts w:hint="eastAsia"/>
+          <w:lang w:eastAsia="ja-JP"/>
+        </w:rPr>
+        <w:t>（佐藤先生コメント④）</w:t>
+      </w:r>
+      <w:r>
+        <w:rPr>
+          <w:rFonts w:hint="eastAsia"/>
+          <w:lang w:eastAsia="ja-JP"/>
+        </w:rPr>
+        <w:t>気候（積雪・凍結）</w:t>
+      </w:r>
+      <w:r>
+        <w:rPr>
+          <w:rFonts w:hint="eastAsia"/>
+          <w:lang w:eastAsia="ja-JP"/>
+        </w:rPr>
+        <w:t>の項目について、</w:t>
+      </w:r>
+      <w:r>
+        <w:rPr>
+          <w:rFonts w:hint="eastAsia"/>
+          <w:lang w:eastAsia="ja-JP"/>
+        </w:rPr>
+        <w:t>Limitations</w:t>
+      </w:r>
+      <w:r>
+        <w:rPr>
+          <w:rFonts w:hint="eastAsia"/>
+          <w:lang w:eastAsia="ja-JP"/>
+        </w:rPr>
+        <w:t>に追加しました。</w:t>
+      </w:r>
+    </w:p>
+  </w:comment>
+  <w:comment w:id="128" w:author="治輝 齋藤" w:date="2026-04-30T20:37:00Z" w:initials="治齋">
+    <w:p>
+      <w:pPr>
+        <w:pStyle w:val="af3"/>
+        <w:rPr>
+          <w:lang w:eastAsia="ja-JP"/>
+        </w:rPr>
+      </w:pPr>
+      <w:r>
+        <w:rPr>
+          <w:rStyle w:val="af2"/>
+        </w:rPr>
+        <w:annotationRef/>
+      </w:r>
+      <w:r>
+        <w:rPr>
+          <w:rFonts w:hint="eastAsia"/>
+          <w:lang w:eastAsia="ja-JP"/>
+        </w:rPr>
         <w:t>（</w:t>
       </w:r>
       <w:r>
@@ -11940,8 +12650,46 @@
           <w:rFonts w:hint="eastAsia"/>
           <w:lang w:eastAsia="ja-JP"/>
         </w:rPr>
-        <w:t>佐藤先生コメント⑩）</w:t>
-      </w:r>
+        <w:t>寳澤先生コメント</w:t>
+      </w:r>
+      <w:r>
+        <w:rPr>
+          <w:rFonts w:hint="eastAsia"/>
+          <w:lang w:eastAsia="ja-JP"/>
+        </w:rPr>
+        <w:t>）</w:t>
+      </w:r>
+      <w:r>
+        <w:rPr>
+          <w:rFonts w:hint="eastAsia"/>
+          <w:lang w:eastAsia="ja-JP"/>
+        </w:rPr>
+        <w:t>Limitations</w:t>
+      </w:r>
+      <w:r>
+        <w:rPr>
+          <w:rFonts w:hint="eastAsia"/>
+          <w:lang w:eastAsia="ja-JP"/>
+        </w:rPr>
+        <w:t>に、補完依存性と二次マスキングの可能性を明記</w:t>
+      </w:r>
+      <w:r>
+        <w:rPr>
+          <w:rFonts w:hint="eastAsia"/>
+          <w:lang w:eastAsia="ja-JP"/>
+        </w:rPr>
+        <w:t>しました。</w:t>
+      </w:r>
+    </w:p>
+  </w:comment>
+  <w:comment w:id="136" w:author="治輝 齋藤" w:date="2026-04-30T18:46:00Z" w:initials="治齋">
+    <w:p>
+      <w:pPr>
+        <w:pStyle w:val="af3"/>
+        <w:rPr>
+          <w:lang w:eastAsia="ja-JP"/>
+        </w:rPr>
+      </w:pPr>
       <w:r>
         <w:rPr>
           <w:rStyle w:val="af2"/>
@@ -11950,22 +12698,133 @@
       </w:r>
       <w:r>
         <w:rPr>
+          <w:rFonts w:hint="eastAsia"/>
+          <w:lang w:eastAsia="ja-JP"/>
+        </w:rPr>
+        <w:t>（佐藤先生コメント⑧）</w:t>
+      </w:r>
+      <w:r>
+        <w:rPr>
+          <w:rFonts w:hint="eastAsia"/>
+          <w:lang w:eastAsia="ja-JP"/>
+        </w:rPr>
+        <w:t>歩行速度指標が</w:t>
+      </w:r>
+      <w:r>
+        <w:rPr>
+          <w:rFonts w:hint="eastAsia"/>
+          <w:lang w:eastAsia="ja-JP"/>
+        </w:rPr>
+        <w:t>40</w:t>
+      </w:r>
+      <w:r>
+        <w:rPr>
+          <w:rFonts w:hint="eastAsia"/>
+          <w:lang w:eastAsia="ja-JP"/>
+        </w:rPr>
+        <w:t>–</w:t>
+      </w:r>
+      <w:r>
+        <w:rPr>
+          <w:rFonts w:hint="eastAsia"/>
+          <w:lang w:eastAsia="ja-JP"/>
+        </w:rPr>
+        <w:t>74</w:t>
+      </w:r>
+      <w:r>
+        <w:rPr>
+          <w:rFonts w:hint="eastAsia"/>
+          <w:lang w:eastAsia="ja-JP"/>
+        </w:rPr>
+        <w:t>歳の公開質問票集計に基づくことを明記し、最高齢群の骨折リスクを直接代表しないという限界が伝わるように修正しました</w:t>
+      </w:r>
+      <w:r>
+        <w:rPr>
+          <w:rFonts w:hint="eastAsia"/>
+          <w:lang w:eastAsia="ja-JP"/>
+        </w:rPr>
+        <w:t>。</w:t>
+      </w:r>
+    </w:p>
+  </w:comment>
+  <w:comment w:id="142" w:author="治輝 齋藤" w:date="2026-05-01T13:08:00Z" w:initials="治齋">
+    <w:p>
+      <w:pPr>
+        <w:pStyle w:val="af3"/>
+        <w:rPr>
+          <w:lang w:eastAsia="ja-JP"/>
+        </w:rPr>
+      </w:pPr>
+      <w:r>
+        <w:rPr>
           <w:rStyle w:val="af2"/>
         </w:rPr>
         <w:annotationRef/>
       </w:r>
       <w:r>
         <w:rPr>
-          <w:lang w:eastAsia="ja-JP"/>
-        </w:rPr>
-        <w:t>demonstrated</w:t>
-      </w:r>
-      <w:r>
-        <w:rPr>
-          <w:rFonts w:hint="eastAsia"/>
-          <w:lang w:eastAsia="ja-JP"/>
-        </w:rPr>
-        <w:t xml:space="preserve"> </w:t>
+          <w:rFonts w:hint="eastAsia"/>
+          <w:lang w:eastAsia="ja-JP"/>
+        </w:rPr>
+        <w:t>（舟久保先生コメント④）</w:t>
+      </w:r>
+      <w:r>
+        <w:rPr>
+          <w:rFonts w:hint="eastAsia"/>
+          <w:lang w:eastAsia="ja-JP"/>
+        </w:rPr>
+        <w:t>歩行速度の能力指標性を</w:t>
+      </w:r>
+      <w:r>
+        <w:rPr>
+          <w:rFonts w:hint="eastAsia"/>
+          <w:lang w:eastAsia="ja-JP"/>
+        </w:rPr>
+        <w:t>Limitations</w:t>
+      </w:r>
+      <w:r>
+        <w:rPr>
+          <w:rFonts w:hint="eastAsia"/>
+          <w:lang w:eastAsia="ja-JP"/>
+        </w:rPr>
+        <w:t>に追記</w:t>
+      </w:r>
+      <w:r>
+        <w:rPr>
+          <w:rFonts w:hint="eastAsia"/>
+          <w:lang w:eastAsia="ja-JP"/>
+        </w:rPr>
+        <w:t>しました。</w:t>
+      </w:r>
+    </w:p>
+  </w:comment>
+  <w:comment w:id="156" w:author="治輝 齋藤" w:date="2026-04-30T19:20:00Z" w:initials="治齋">
+    <w:p>
+      <w:pPr>
+        <w:pStyle w:val="af3"/>
+        <w:rPr>
+          <w:lang w:eastAsia="ja-JP"/>
+        </w:rPr>
+      </w:pPr>
+      <w:r>
+        <w:rPr>
+          <w:rStyle w:val="af2"/>
+        </w:rPr>
+        <w:annotationRef/>
+      </w:r>
+      <w:r>
+        <w:rPr>
+          <w:rFonts w:hint="eastAsia"/>
+          <w:lang w:eastAsia="ja-JP"/>
+        </w:rPr>
+        <w:t>（佐藤先生コメント⑩）</w:t>
+      </w:r>
+      <w:r>
+        <w:rPr>
+          <w:rFonts w:hint="eastAsia"/>
+          <w:lang w:eastAsia="ja-JP"/>
+        </w:rPr>
+        <w:t xml:space="preserve">remained </w:t>
       </w:r>
       <w:r>
         <w:rPr>
@@ -11979,7 +12838,7 @@
           <w:rFonts w:hint="eastAsia"/>
           <w:lang w:eastAsia="ja-JP"/>
         </w:rPr>
-        <w:t xml:space="preserve"> showed</w:t>
+        <w:t xml:space="preserve"> was</w:t>
       </w:r>
       <w:r>
         <w:rPr>
@@ -11990,7 +12849,7 @@
       </w:r>
     </w:p>
   </w:comment>
-  <w:comment w:id="52" w:author="治輝 齋藤" w:date="2026-04-30T19:29:00Z" w:initials="治齋">
+  <w:comment w:id="162" w:author="治輝 齋藤" w:date="2026-05-01T13:12:00Z" w:initials="治齋">
     <w:p>
       <w:pPr>
         <w:pStyle w:val="af3"/>
@@ -12009,55 +12868,67 @@
           <w:rFonts w:hint="eastAsia"/>
           <w:lang w:eastAsia="ja-JP"/>
         </w:rPr>
-        <w:t>（島袋先生コメント）</w:t>
-      </w:r>
-      <w:r>
-        <w:rPr>
-          <w:rFonts w:hint="eastAsia"/>
-          <w:lang w:eastAsia="ja-JP"/>
-        </w:rPr>
-        <w:t>考察の</w:t>
-      </w:r>
-      <w:r>
-        <w:rPr>
-          <w:rFonts w:hint="eastAsia"/>
-          <w:lang w:eastAsia="ja-JP"/>
-        </w:rPr>
-        <w:t xml:space="preserve">biological </w:t>
-      </w:r>
-      <w:proofErr w:type="spellStart"/>
-      <w:r>
-        <w:rPr>
-          <w:rFonts w:hint="eastAsia"/>
-          <w:lang w:eastAsia="ja-JP"/>
-        </w:rPr>
-        <w:t>plausability</w:t>
-      </w:r>
-      <w:proofErr w:type="spellEnd"/>
-      <w:r>
-        <w:rPr>
-          <w:rFonts w:hint="eastAsia"/>
-          <w:lang w:eastAsia="ja-JP"/>
-        </w:rPr>
-        <w:t xml:space="preserve"> </w:t>
-      </w:r>
-      <w:r>
-        <w:rPr>
-          <w:rFonts w:hint="eastAsia"/>
-          <w:lang w:eastAsia="ja-JP"/>
-        </w:rPr>
-        <w:t>の次の一文</w:t>
-      </w:r>
-      <w:r>
-        <w:rPr>
-          <w:rFonts w:hint="eastAsia"/>
-          <w:lang w:eastAsia="ja-JP"/>
-        </w:rPr>
-        <w:t>について、トーンを緩めた表現に修正いたしました。</w:t>
+        <w:t>（舟久保先生コメント⑤）</w:t>
+      </w:r>
+      <w:r>
+        <w:rPr>
+          <w:rFonts w:hint="eastAsia"/>
+          <w:lang w:eastAsia="ja-JP"/>
+        </w:rPr>
+        <w:t>統計解釈を控えめ</w:t>
+      </w:r>
+      <w:r>
+        <w:rPr>
+          <w:rFonts w:hint="eastAsia"/>
+          <w:lang w:eastAsia="ja-JP"/>
+        </w:rPr>
+        <w:t>な表現に修正</w:t>
+      </w:r>
+      <w:r>
+        <w:rPr>
+          <w:rFonts w:hint="eastAsia"/>
+          <w:lang w:eastAsia="ja-JP"/>
+        </w:rPr>
+        <w:t>し</w:t>
+      </w:r>
+      <w:r>
+        <w:rPr>
+          <w:rFonts w:hint="eastAsia"/>
+          <w:lang w:eastAsia="ja-JP"/>
+        </w:rPr>
+        <w:t>、</w:t>
+      </w:r>
+      <w:r>
+        <w:rPr>
+          <w:rFonts w:hint="eastAsia"/>
+          <w:lang w:eastAsia="ja-JP"/>
+        </w:rPr>
+        <w:t>N=47</w:t>
+      </w:r>
+      <w:r>
+        <w:rPr>
+          <w:rFonts w:hint="eastAsia"/>
+          <w:lang w:eastAsia="ja-JP"/>
+        </w:rPr>
+        <w:t>の</w:t>
+      </w:r>
+      <w:r>
+        <w:rPr>
+          <w:rFonts w:hint="eastAsia"/>
+          <w:lang w:eastAsia="ja-JP"/>
+        </w:rPr>
+        <w:t>不確実性を明示</w:t>
+      </w:r>
+      <w:r>
+        <w:rPr>
+          <w:rFonts w:hint="eastAsia"/>
+          <w:lang w:eastAsia="ja-JP"/>
+        </w:rPr>
+        <w:t>しました。</w:t>
       </w:r>
     </w:p>
   </w:comment>
-  <w:comment w:id="67" w:author="治輝 齋藤" w:date="2026-04-30T20:52:00Z" w:initials="治齋">
+  <w:comment w:id="173" w:author="治輝 齋藤" w:date="2026-05-01T14:29:00Z" w:initials="治齋">
     <w:p>
       <w:pPr>
         <w:pStyle w:val="af3"/>
@@ -12083,764 +12954,6 @@
           <w:rFonts w:hint="eastAsia"/>
           <w:lang w:eastAsia="ja-JP"/>
         </w:rPr>
-        <w:t>佐藤先生コメント⑩</w:t>
-      </w:r>
-      <w:r>
-        <w:rPr>
-          <w:rFonts w:hint="eastAsia"/>
-          <w:lang w:eastAsia="ja-JP"/>
-        </w:rPr>
-        <w:t>）</w:t>
-      </w:r>
-      <w:r>
-        <w:rPr>
-          <w:rFonts w:hint="eastAsia"/>
-          <w:lang w:eastAsia="ja-JP"/>
-        </w:rPr>
-        <w:t>Discussion</w:t>
-      </w:r>
-      <w:r>
-        <w:rPr>
-          <w:rFonts w:hint="eastAsia"/>
-          <w:lang w:eastAsia="ja-JP"/>
-        </w:rPr>
-        <w:t>内の断定表現を修正しました。</w:t>
-      </w:r>
-    </w:p>
-  </w:comment>
-  <w:comment w:id="78" w:author="治輝 齋藤" w:date="2026-04-30T20:56:00Z" w:initials="治齋">
-    <w:p>
-      <w:pPr>
-        <w:pStyle w:val="af3"/>
-        <w:rPr>
-          <w:lang w:eastAsia="ja-JP"/>
-        </w:rPr>
-      </w:pPr>
-      <w:r>
-        <w:rPr>
-          <w:rStyle w:val="af2"/>
-        </w:rPr>
-        <w:annotationRef/>
-      </w:r>
-      <w:r>
-        <w:rPr>
-          <w:rFonts w:hint="eastAsia"/>
-          <w:lang w:eastAsia="ja-JP"/>
-        </w:rPr>
-        <w:t>（佐藤先生コメント⑩）</w:t>
-      </w:r>
-      <w:r>
-        <w:rPr>
-          <w:rFonts w:hint="eastAsia"/>
-          <w:lang w:eastAsia="ja-JP"/>
-        </w:rPr>
-        <w:t>Discussion</w:t>
-      </w:r>
-      <w:r>
-        <w:rPr>
-          <w:rFonts w:hint="eastAsia"/>
-          <w:lang w:eastAsia="ja-JP"/>
-        </w:rPr>
-        <w:t>内の断定表現を修正しました</w:t>
-      </w:r>
-      <w:r>
-        <w:rPr>
-          <w:rFonts w:hint="eastAsia"/>
-          <w:lang w:eastAsia="ja-JP"/>
-        </w:rPr>
-        <w:t>。</w:t>
-      </w:r>
-    </w:p>
-  </w:comment>
-  <w:comment w:id="86" w:author="治輝 齋藤" w:date="2026-04-30T21:00:00Z" w:initials="治齋">
-    <w:p>
-      <w:pPr>
-        <w:pStyle w:val="af3"/>
-        <w:rPr>
-          <w:lang w:eastAsia="ja-JP"/>
-        </w:rPr>
-      </w:pPr>
-      <w:r>
-        <w:rPr>
-          <w:rStyle w:val="af2"/>
-        </w:rPr>
-        <w:annotationRef/>
-      </w:r>
-      <w:r>
-        <w:rPr>
-          <w:rFonts w:hint="eastAsia"/>
-          <w:lang w:eastAsia="ja-JP"/>
-        </w:rPr>
-        <w:t>（佐藤先生コメント⑩）</w:t>
-      </w:r>
-      <w:r>
-        <w:rPr>
-          <w:rFonts w:hint="eastAsia"/>
-          <w:lang w:eastAsia="ja-JP"/>
-        </w:rPr>
-        <w:t>Discussion</w:t>
-      </w:r>
-      <w:r>
-        <w:rPr>
-          <w:rFonts w:hint="eastAsia"/>
-          <w:lang w:eastAsia="ja-JP"/>
-        </w:rPr>
-        <w:t>内の断定表現を修正しました。</w:t>
-      </w:r>
-    </w:p>
-  </w:comment>
-  <w:comment w:id="104" w:author="治輝 齋藤" w:date="2026-04-30T20:33:00Z" w:initials="治齋">
-    <w:p>
-      <w:pPr>
-        <w:pStyle w:val="af3"/>
-        <w:rPr>
-          <w:lang w:eastAsia="ja-JP"/>
-        </w:rPr>
-      </w:pPr>
-      <w:r>
-        <w:rPr>
-          <w:rStyle w:val="af2"/>
-        </w:rPr>
-        <w:annotationRef/>
-      </w:r>
-      <w:r>
-        <w:rPr>
-          <w:rFonts w:hint="eastAsia"/>
-          <w:lang w:eastAsia="ja-JP"/>
-        </w:rPr>
-        <w:t>（寳澤先生コメント）</w:t>
-      </w:r>
-      <w:r>
-        <w:rPr>
-          <w:rFonts w:hint="eastAsia"/>
-          <w:lang w:eastAsia="ja-JP"/>
-        </w:rPr>
-        <w:t>Discussion</w:t>
-      </w:r>
-      <w:r>
-        <w:rPr>
-          <w:rFonts w:hint="eastAsia"/>
-          <w:lang w:eastAsia="ja-JP"/>
-        </w:rPr>
-        <w:t>に、</w:t>
-      </w:r>
-      <w:r>
-        <w:rPr>
-          <w:rFonts w:hint="eastAsia"/>
-          <w:lang w:eastAsia="ja-JP"/>
-        </w:rPr>
-        <w:t>NDB</w:t>
-      </w:r>
-      <w:r>
-        <w:rPr>
-          <w:rFonts w:hint="eastAsia"/>
-          <w:lang w:eastAsia="ja-JP"/>
-        </w:rPr>
-        <w:t>オープン</w:t>
-      </w:r>
-      <w:r>
-        <w:rPr>
-          <w:rFonts w:hint="eastAsia"/>
-          <w:lang w:eastAsia="ja-JP"/>
-        </w:rPr>
-        <w:t>データのマスキング制約下での解釈方針（頑健性確認として扱う</w:t>
-      </w:r>
-      <w:r>
-        <w:rPr>
-          <w:rFonts w:hint="eastAsia"/>
-          <w:lang w:eastAsia="ja-JP"/>
-        </w:rPr>
-        <w:t>旨</w:t>
-      </w:r>
-      <w:r>
-        <w:rPr>
-          <w:rFonts w:hint="eastAsia"/>
-          <w:lang w:eastAsia="ja-JP"/>
-        </w:rPr>
-        <w:t>）を追記</w:t>
-      </w:r>
-      <w:r>
-        <w:rPr>
-          <w:rFonts w:hint="eastAsia"/>
-          <w:lang w:eastAsia="ja-JP"/>
-        </w:rPr>
-        <w:t>しました。</w:t>
-      </w:r>
-    </w:p>
-  </w:comment>
-  <w:comment w:id="109" w:author="治輝 齋藤" w:date="2026-04-30T18:41:00Z" w:initials="治齋">
-    <w:p>
-      <w:pPr>
-        <w:pStyle w:val="af3"/>
-        <w:rPr>
-          <w:lang w:eastAsia="ja-JP"/>
-        </w:rPr>
-      </w:pPr>
-      <w:r>
-        <w:rPr>
-          <w:rStyle w:val="af2"/>
-        </w:rPr>
-        <w:annotationRef/>
-      </w:r>
-      <w:r>
-        <w:rPr>
-          <w:rFonts w:hint="eastAsia"/>
-          <w:lang w:eastAsia="ja-JP"/>
-        </w:rPr>
-        <w:t>（佐藤先生コメント⑧）</w:t>
-      </w:r>
-      <w:r>
-        <w:rPr>
-          <w:rFonts w:hint="eastAsia"/>
-          <w:lang w:eastAsia="ja-JP"/>
-        </w:rPr>
-        <w:t>40</w:t>
-      </w:r>
-      <w:r>
-        <w:rPr>
-          <w:rFonts w:hint="eastAsia"/>
-          <w:lang w:eastAsia="ja-JP"/>
-        </w:rPr>
-        <w:t>–</w:t>
-      </w:r>
-      <w:r>
-        <w:rPr>
-          <w:rFonts w:hint="eastAsia"/>
-          <w:lang w:eastAsia="ja-JP"/>
-        </w:rPr>
-        <w:t>74</w:t>
-      </w:r>
-      <w:r>
-        <w:rPr>
-          <w:rFonts w:hint="eastAsia"/>
-          <w:lang w:eastAsia="ja-JP"/>
-        </w:rPr>
-        <w:t>歳質問票集計</w:t>
-      </w:r>
-      <w:r>
-        <w:rPr>
-          <w:rFonts w:hint="eastAsia"/>
-          <w:lang w:eastAsia="ja-JP"/>
-        </w:rPr>
-        <w:t>における</w:t>
-      </w:r>
-      <w:r>
-        <w:rPr>
-          <w:rFonts w:hint="eastAsia"/>
-          <w:lang w:eastAsia="ja-JP"/>
-        </w:rPr>
-        <w:t>公開</w:t>
-      </w:r>
-      <w:r>
-        <w:rPr>
-          <w:rFonts w:hint="eastAsia"/>
-          <w:lang w:eastAsia="ja-JP"/>
-        </w:rPr>
-        <w:t>である</w:t>
-      </w:r>
-      <w:r>
-        <w:rPr>
-          <w:rFonts w:hint="eastAsia"/>
-          <w:lang w:eastAsia="ja-JP"/>
-        </w:rPr>
-        <w:t>ため、歩行速度変数は</w:t>
-      </w:r>
-      <w:r>
-        <w:rPr>
-          <w:lang w:eastAsia="ja-JP"/>
-        </w:rPr>
-        <w:t>contextual covariate</w:t>
-      </w:r>
-      <w:r>
-        <w:rPr>
-          <w:rFonts w:hint="eastAsia"/>
-          <w:lang w:eastAsia="ja-JP"/>
-        </w:rPr>
-        <w:t>として扱う</w:t>
-      </w:r>
-      <w:r>
-        <w:rPr>
-          <w:rFonts w:hint="eastAsia"/>
-          <w:lang w:eastAsia="ja-JP"/>
-        </w:rPr>
-        <w:t>旨を記載しました。</w:t>
-      </w:r>
-    </w:p>
-  </w:comment>
-  <w:comment w:id="115" w:author="治輝 齋藤" w:date="2026-04-30T18:04:00Z" w:initials="治齋">
-    <w:p>
-      <w:pPr>
-        <w:pStyle w:val="af3"/>
-        <w:rPr>
-          <w:lang w:eastAsia="ja-JP"/>
-        </w:rPr>
-      </w:pPr>
-      <w:r>
-        <w:rPr>
-          <w:rStyle w:val="af2"/>
-        </w:rPr>
-        <w:annotationRef/>
-      </w:r>
-      <w:r>
-        <w:rPr>
-          <w:rFonts w:hint="eastAsia"/>
-          <w:lang w:eastAsia="ja-JP"/>
-        </w:rPr>
-        <w:t>（佐藤先生コメント③）</w:t>
-      </w:r>
-      <w:r>
-        <w:rPr>
-          <w:rFonts w:hint="eastAsia"/>
-          <w:lang w:eastAsia="ja-JP"/>
-        </w:rPr>
-        <w:t>Limitation</w:t>
-      </w:r>
-      <w:r>
-        <w:rPr>
-          <w:rFonts w:hint="eastAsia"/>
-          <w:lang w:eastAsia="ja-JP"/>
-        </w:rPr>
-        <w:t>s</w:t>
-      </w:r>
-      <w:r>
-        <w:rPr>
-          <w:rFonts w:hint="eastAsia"/>
-          <w:lang w:eastAsia="ja-JP"/>
-        </w:rPr>
-        <w:t>に「</w:t>
-      </w:r>
-      <w:r>
-        <w:rPr>
-          <w:rFonts w:hint="eastAsia"/>
-          <w:lang w:eastAsia="ja-JP"/>
-        </w:rPr>
-        <w:t>surgery rates rather than true fracture incidence</w:t>
-      </w:r>
-      <w:r>
-        <w:rPr>
-          <w:rFonts w:hint="eastAsia"/>
-          <w:lang w:eastAsia="ja-JP"/>
-        </w:rPr>
-        <w:t>」</w:t>
-      </w:r>
-      <w:r>
-        <w:rPr>
-          <w:rFonts w:hint="eastAsia"/>
-          <w:lang w:eastAsia="ja-JP"/>
-        </w:rPr>
-        <w:t>と記載を加えました。また、</w:t>
-      </w:r>
-      <w:r>
-        <w:rPr>
-          <w:rFonts w:hint="eastAsia"/>
-          <w:lang w:eastAsia="ja-JP"/>
-        </w:rPr>
-        <w:t>治療方針・アクセス差の影響</w:t>
-      </w:r>
-      <w:r>
-        <w:rPr>
-          <w:rFonts w:hint="eastAsia"/>
-          <w:lang w:eastAsia="ja-JP"/>
-        </w:rPr>
-        <w:t>がある</w:t>
-      </w:r>
-      <w:r>
-        <w:rPr>
-          <w:rFonts w:hint="eastAsia"/>
-          <w:lang w:eastAsia="ja-JP"/>
-        </w:rPr>
-        <w:t>可能性</w:t>
-      </w:r>
-      <w:r>
-        <w:rPr>
-          <w:rFonts w:hint="eastAsia"/>
-          <w:lang w:eastAsia="ja-JP"/>
-        </w:rPr>
-        <w:t>について記載しました。</w:t>
-      </w:r>
-    </w:p>
-  </w:comment>
-  <w:comment w:id="120" w:author="治輝 齋藤" w:date="2026-04-30T18:09:00Z" w:initials="治齋">
-    <w:p>
-      <w:pPr>
-        <w:pStyle w:val="af3"/>
-        <w:rPr>
-          <w:lang w:eastAsia="ja-JP"/>
-        </w:rPr>
-      </w:pPr>
-      <w:r>
-        <w:rPr>
-          <w:rStyle w:val="af2"/>
-        </w:rPr>
-        <w:annotationRef/>
-      </w:r>
-      <w:r>
-        <w:rPr>
-          <w:rFonts w:hint="eastAsia"/>
-          <w:lang w:eastAsia="ja-JP"/>
-        </w:rPr>
-        <w:t>（佐藤先生コメント④）</w:t>
-      </w:r>
-      <w:r>
-        <w:rPr>
-          <w:rFonts w:hint="eastAsia"/>
-          <w:lang w:eastAsia="ja-JP"/>
-        </w:rPr>
-        <w:t>気候（積雪・凍結）</w:t>
-      </w:r>
-      <w:r>
-        <w:rPr>
-          <w:rFonts w:hint="eastAsia"/>
-          <w:lang w:eastAsia="ja-JP"/>
-        </w:rPr>
-        <w:t>の項目について、</w:t>
-      </w:r>
-      <w:r>
-        <w:rPr>
-          <w:rFonts w:hint="eastAsia"/>
-          <w:lang w:eastAsia="ja-JP"/>
-        </w:rPr>
-        <w:t>Limitations</w:t>
-      </w:r>
-      <w:r>
-        <w:rPr>
-          <w:rFonts w:hint="eastAsia"/>
-          <w:lang w:eastAsia="ja-JP"/>
-        </w:rPr>
-        <w:t>に追加しました。</w:t>
-      </w:r>
-    </w:p>
-  </w:comment>
-  <w:comment w:id="122" w:author="治輝 齋藤" w:date="2026-04-30T20:37:00Z" w:initials="治齋">
-    <w:p>
-      <w:pPr>
-        <w:pStyle w:val="af3"/>
-        <w:rPr>
-          <w:lang w:eastAsia="ja-JP"/>
-        </w:rPr>
-      </w:pPr>
-      <w:r>
-        <w:rPr>
-          <w:rStyle w:val="af2"/>
-        </w:rPr>
-        <w:annotationRef/>
-      </w:r>
-      <w:r>
-        <w:rPr>
-          <w:rFonts w:hint="eastAsia"/>
-          <w:lang w:eastAsia="ja-JP"/>
-        </w:rPr>
-        <w:t>（</w:t>
-      </w:r>
-      <w:r>
-        <w:rPr>
-          <w:rFonts w:hint="eastAsia"/>
-          <w:lang w:eastAsia="ja-JP"/>
-        </w:rPr>
-        <w:t>寳澤先生コメント</w:t>
-      </w:r>
-      <w:r>
-        <w:rPr>
-          <w:rFonts w:hint="eastAsia"/>
-          <w:lang w:eastAsia="ja-JP"/>
-        </w:rPr>
-        <w:t>）</w:t>
-      </w:r>
-      <w:r>
-        <w:rPr>
-          <w:rFonts w:hint="eastAsia"/>
-          <w:lang w:eastAsia="ja-JP"/>
-        </w:rPr>
-        <w:t>Limitations</w:t>
-      </w:r>
-      <w:r>
-        <w:rPr>
-          <w:rFonts w:hint="eastAsia"/>
-          <w:lang w:eastAsia="ja-JP"/>
-        </w:rPr>
-        <w:t>に、補完依存性と二次マスキングの可能性を明記</w:t>
-      </w:r>
-      <w:r>
-        <w:rPr>
-          <w:rFonts w:hint="eastAsia"/>
-          <w:lang w:eastAsia="ja-JP"/>
-        </w:rPr>
-        <w:t>しました。</w:t>
-      </w:r>
-    </w:p>
-  </w:comment>
-  <w:comment w:id="128" w:author="治輝 齋藤" w:date="2026-04-30T18:46:00Z" w:initials="治齋">
-    <w:p>
-      <w:pPr>
-        <w:pStyle w:val="af3"/>
-        <w:rPr>
-          <w:lang w:eastAsia="ja-JP"/>
-        </w:rPr>
-      </w:pPr>
-      <w:r>
-        <w:rPr>
-          <w:rStyle w:val="af2"/>
-        </w:rPr>
-        <w:annotationRef/>
-      </w:r>
-      <w:r>
-        <w:rPr>
-          <w:rFonts w:hint="eastAsia"/>
-          <w:lang w:eastAsia="ja-JP"/>
-        </w:rPr>
-        <w:t>（佐藤先生コメント⑧）</w:t>
-      </w:r>
-      <w:r>
-        <w:rPr>
-          <w:rFonts w:hint="eastAsia"/>
-          <w:lang w:eastAsia="ja-JP"/>
-        </w:rPr>
-        <w:t>歩行速度指標が</w:t>
-      </w:r>
-      <w:r>
-        <w:rPr>
-          <w:rFonts w:hint="eastAsia"/>
-          <w:lang w:eastAsia="ja-JP"/>
-        </w:rPr>
-        <w:t>40</w:t>
-      </w:r>
-      <w:r>
-        <w:rPr>
-          <w:rFonts w:hint="eastAsia"/>
-          <w:lang w:eastAsia="ja-JP"/>
-        </w:rPr>
-        <w:t>–</w:t>
-      </w:r>
-      <w:r>
-        <w:rPr>
-          <w:rFonts w:hint="eastAsia"/>
-          <w:lang w:eastAsia="ja-JP"/>
-        </w:rPr>
-        <w:t>74</w:t>
-      </w:r>
-      <w:r>
-        <w:rPr>
-          <w:rFonts w:hint="eastAsia"/>
-          <w:lang w:eastAsia="ja-JP"/>
-        </w:rPr>
-        <w:t>歳の公開質問票集計に基づくことを明記し、最高齢群の骨折リスクを直接代表しないという限界が伝わるように修正しました</w:t>
-      </w:r>
-      <w:r>
-        <w:rPr>
-          <w:rFonts w:hint="eastAsia"/>
-          <w:lang w:eastAsia="ja-JP"/>
-        </w:rPr>
-        <w:t>。</w:t>
-      </w:r>
-    </w:p>
-  </w:comment>
-  <w:comment w:id="134" w:author="治輝 齋藤" w:date="2026-05-01T13:08:00Z" w:initials="治齋">
-    <w:p>
-      <w:pPr>
-        <w:pStyle w:val="af3"/>
-        <w:rPr>
-          <w:lang w:eastAsia="ja-JP"/>
-        </w:rPr>
-      </w:pPr>
-      <w:r>
-        <w:rPr>
-          <w:rStyle w:val="af2"/>
-        </w:rPr>
-        <w:annotationRef/>
-      </w:r>
-      <w:r>
-        <w:rPr>
-          <w:rFonts w:hint="eastAsia"/>
-          <w:lang w:eastAsia="ja-JP"/>
-        </w:rPr>
-        <w:t>（舟久保先生コメント④）</w:t>
-      </w:r>
-      <w:r>
-        <w:rPr>
-          <w:rFonts w:hint="eastAsia"/>
-          <w:lang w:eastAsia="ja-JP"/>
-        </w:rPr>
-        <w:t>歩行速度の能力指標性を</w:t>
-      </w:r>
-      <w:r>
-        <w:rPr>
-          <w:rFonts w:hint="eastAsia"/>
-          <w:lang w:eastAsia="ja-JP"/>
-        </w:rPr>
-        <w:t>Limitations</w:t>
-      </w:r>
-      <w:r>
-        <w:rPr>
-          <w:rFonts w:hint="eastAsia"/>
-          <w:lang w:eastAsia="ja-JP"/>
-        </w:rPr>
-        <w:t>に追記</w:t>
-      </w:r>
-      <w:r>
-        <w:rPr>
-          <w:rFonts w:hint="eastAsia"/>
-          <w:lang w:eastAsia="ja-JP"/>
-        </w:rPr>
-        <w:t>しました。</w:t>
-      </w:r>
-    </w:p>
-  </w:comment>
-  <w:comment w:id="148" w:author="治輝 齋藤" w:date="2026-04-30T19:20:00Z" w:initials="治齋">
-    <w:p>
-      <w:pPr>
-        <w:pStyle w:val="af3"/>
-        <w:rPr>
-          <w:lang w:eastAsia="ja-JP"/>
-        </w:rPr>
-      </w:pPr>
-      <w:r>
-        <w:rPr>
-          <w:rStyle w:val="af2"/>
-        </w:rPr>
-        <w:annotationRef/>
-      </w:r>
-      <w:r>
-        <w:rPr>
-          <w:rFonts w:hint="eastAsia"/>
-          <w:lang w:eastAsia="ja-JP"/>
-        </w:rPr>
-        <w:t>（佐藤先生コメント⑩）</w:t>
-      </w:r>
-      <w:r>
-        <w:rPr>
-          <w:rFonts w:hint="eastAsia"/>
-          <w:lang w:eastAsia="ja-JP"/>
-        </w:rPr>
-        <w:t xml:space="preserve">remained </w:t>
-      </w:r>
-      <w:r>
-        <w:rPr>
-          <w:rFonts w:hint="eastAsia"/>
-          <w:lang w:eastAsia="ja-JP"/>
-        </w:rPr>
-        <w:t>→</w:t>
-      </w:r>
-      <w:r>
-        <w:rPr>
-          <w:rFonts w:hint="eastAsia"/>
-          <w:lang w:eastAsia="ja-JP"/>
-        </w:rPr>
-        <w:t xml:space="preserve"> was</w:t>
-      </w:r>
-      <w:r>
-        <w:rPr>
-          <w:rFonts w:hint="eastAsia"/>
-          <w:lang w:eastAsia="ja-JP"/>
-        </w:rPr>
-        <w:t>と、弱い表現に修正しました。</w:t>
-      </w:r>
-    </w:p>
-  </w:comment>
-  <w:comment w:id="154" w:author="治輝 齋藤" w:date="2026-05-01T13:12:00Z" w:initials="治齋">
-    <w:p>
-      <w:pPr>
-        <w:pStyle w:val="af3"/>
-        <w:rPr>
-          <w:lang w:eastAsia="ja-JP"/>
-        </w:rPr>
-      </w:pPr>
-      <w:r>
-        <w:rPr>
-          <w:rStyle w:val="af2"/>
-        </w:rPr>
-        <w:annotationRef/>
-      </w:r>
-      <w:r>
-        <w:rPr>
-          <w:rFonts w:hint="eastAsia"/>
-          <w:lang w:eastAsia="ja-JP"/>
-        </w:rPr>
-        <w:t>（舟久保先生コメント⑤）</w:t>
-      </w:r>
-      <w:r>
-        <w:rPr>
-          <w:rFonts w:hint="eastAsia"/>
-          <w:lang w:eastAsia="ja-JP"/>
-        </w:rPr>
-        <w:t>統計解釈を控えめ</w:t>
-      </w:r>
-      <w:r>
-        <w:rPr>
-          <w:rFonts w:hint="eastAsia"/>
-          <w:lang w:eastAsia="ja-JP"/>
-        </w:rPr>
-        <w:t>な表現に修正</w:t>
-      </w:r>
-      <w:r>
-        <w:rPr>
-          <w:rFonts w:hint="eastAsia"/>
-          <w:lang w:eastAsia="ja-JP"/>
-        </w:rPr>
-        <w:t>し</w:t>
-      </w:r>
-      <w:r>
-        <w:rPr>
-          <w:rFonts w:hint="eastAsia"/>
-          <w:lang w:eastAsia="ja-JP"/>
-        </w:rPr>
-        <w:t>、</w:t>
-      </w:r>
-      <w:r>
-        <w:rPr>
-          <w:rFonts w:hint="eastAsia"/>
-          <w:lang w:eastAsia="ja-JP"/>
-        </w:rPr>
-        <w:t>N=47</w:t>
-      </w:r>
-      <w:r>
-        <w:rPr>
-          <w:rFonts w:hint="eastAsia"/>
-          <w:lang w:eastAsia="ja-JP"/>
-        </w:rPr>
-        <w:t>の</w:t>
-      </w:r>
-      <w:r>
-        <w:rPr>
-          <w:rFonts w:hint="eastAsia"/>
-          <w:lang w:eastAsia="ja-JP"/>
-        </w:rPr>
-        <w:t>不確実性を明示</w:t>
-      </w:r>
-      <w:r>
-        <w:rPr>
-          <w:rFonts w:hint="eastAsia"/>
-          <w:lang w:eastAsia="ja-JP"/>
-        </w:rPr>
-        <w:t>しました。</w:t>
-      </w:r>
-    </w:p>
-  </w:comment>
-  <w:comment w:id="165" w:author="治輝 齋藤" w:date="2026-05-01T14:29:00Z" w:initials="治齋">
-    <w:p>
-      <w:pPr>
-        <w:pStyle w:val="af3"/>
-        <w:rPr>
-          <w:lang w:eastAsia="ja-JP"/>
-        </w:rPr>
-      </w:pPr>
-      <w:r>
-        <w:rPr>
-          <w:rStyle w:val="af2"/>
-        </w:rPr>
-        <w:annotationRef/>
-      </w:r>
-      <w:r>
-        <w:rPr>
-          <w:rFonts w:hint="eastAsia"/>
-          <w:lang w:eastAsia="ja-JP"/>
-        </w:rPr>
-        <w:t>（</w:t>
-      </w:r>
-      <w:r>
-        <w:rPr>
-          <w:rFonts w:hint="eastAsia"/>
-          <w:lang w:eastAsia="ja-JP"/>
-        </w:rPr>
         <w:t>寳澤先生コメント）</w:t>
       </w:r>
       <w:r>
@@ -12848,28 +12961,21 @@
           <w:rFonts w:hint="eastAsia"/>
           <w:lang w:eastAsia="ja-JP"/>
         </w:rPr>
-        <w:t>Results</w:t>
-      </w:r>
-      <w:r>
-        <w:rPr>
-          <w:rFonts w:hint="eastAsia"/>
-          <w:lang w:eastAsia="ja-JP"/>
-        </w:rPr>
-        <w:t>に、各シナリオでの</w:t>
-      </w:r>
-      <w:r>
-        <w:rPr>
-          <w:rFonts w:hint="eastAsia"/>
-          <w:lang w:eastAsia="ja-JP"/>
-        </w:rPr>
-        <w:t>ISR</w:t>
-      </w:r>
-      <w:r>
-        <w:rPr>
-          <w:rFonts w:hint="eastAsia"/>
-          <w:lang w:eastAsia="ja-JP"/>
-        </w:rPr>
-        <w:t>回帰係数（</w:t>
+        <w:t>Table 5</w:t>
+      </w:r>
+      <w:r>
+        <w:rPr>
+          <w:rFonts w:hint="eastAsia"/>
+          <w:lang w:eastAsia="ja-JP"/>
+        </w:rPr>
+        <w:t>として、</w:t>
+      </w:r>
+      <w:r>
+        <w:rPr>
+          <w:rFonts w:hint="eastAsia"/>
+          <w:lang w:eastAsia="ja-JP"/>
+        </w:rPr>
+        <w:t>各シナリオでの回帰係数（</w:t>
       </w:r>
       <w:r>
         <w:rPr>
@@ -12889,7 +12995,7 @@
           <w:rFonts w:hint="eastAsia"/>
           <w:lang w:eastAsia="ja-JP"/>
         </w:rPr>
-        <w:t>）を明記し、符号は安定・効果量は変動する旨を明示しました。</w:t>
+        <w:t>）を明記しました。</w:t>
       </w:r>
     </w:p>
   </w:comment>
@@ -13022,12 +13128,12 @@
 <w:numbering xmlns:wpc="http://schemas.microsoft.com/office/word/2010/wordprocessingCanvas" xmlns:cx="http://schemas.microsoft.com/office/drawing/2014/chartex" xmlns:cx1="http://schemas.microsoft.com/office/drawing/2015/9/8/chartex" xmlns:cx2="http://schemas.microsoft.com/office/drawing/2015/10/21/chartex" xmlns:cx3="http://schemas.microsoft.com/office/drawing/2016/5/9/chartex" xmlns:cx4="http://schemas.microsoft.com/office/drawing/2016/5/10/chartex" xmlns:cx5="http://schemas.microsoft.com/office/drawing/2016/5/11/chartex" xmlns:cx6="http://schemas.microsoft.com/office/drawing/2016/5/12/chartex" xmlns:cx7="http://schemas.microsoft.com/office/drawing/2016/5/13/chartex" xmlns:cx8="http://schemas.microsoft.com/office/drawing/2016/5/14/chartex" xmlns:mc="http://schemas.openxmlformats.org/markup-compatibility/2006" xmlns:aink="http://schemas.microsoft.com/office/drawing/2016/ink" xmlns:am3d="http://schemas.microsoft.com/office/drawing/2017/model3d" xmlns:o="urn:schemas-microsoft-com:office:office" xmlns:oel="http://schemas.microsoft.com/office/2019/extlst" xmlns:r="http://schemas.openxmlformats.org/officeDocument/2006/relationships" xmlns:m="http://schemas.openxmlformats.org/officeDocument/2006/math" xmlns:v="urn:schemas-microsoft-com:vml" xmlns:wp14="http://schemas.microsoft.com/office/word/2010/wordprocessingDrawing" xmlns:wp="http://schemas.openxmlformats.org/drawingml/2006/wordprocessingDrawing" xmlns:w10="urn:schemas-microsoft-com:office:word" xmlns:w="http://schemas.openxmlformats.org/wordprocessingml/2006/main" xmlns:w14="http://schemas.microsoft.com/office/word/2010/wordml" xmlns:w15="http://schemas.microsoft.com/office/word/2012/wordml" xmlns:w16cex="http://schemas.microsoft.com/office/word/2018/wordml/cex" xmlns:w16cid="http://schemas.microsoft.com/office/word/2016/wordml/cid" xmlns:w16="http://schemas.microsoft.com/office/word/2018/wordml" xmlns:w16du="http://schemas.microsoft.com/office/word/2023/wordml/word16du" xmlns:w16sdtdh="http://schemas.microsoft.com/office/word/2020/wordml/sdtdatahash" xmlns:w16sdtfl="http://schemas.microsoft.com/office/word/2024/wordml/sdtformatlock" xmlns:w16se="http://schemas.microsoft.com/office/word/2015/wordml/symex" xmlns:wpg="http://schemas.microsoft.com/office/word/2010/wordprocessingGroup" xmlns:wpi="http://schemas.microsoft.com/office/word/2010/wordprocessingInk" xmlns:wne="http://schemas.microsoft.com/office/word/2006/wordml" xmlns:wps="http://schemas.microsoft.com/office/word/2010/wordprocessingShape" mc:Ignorable="w14 w15 w16se w16cid w16 w16cex w16sdtdh w16sdtfl w16du wp14">
   <w:numPicBullet w:numPicBulletId="0">
     <w:pict>
-      <v:rect id="_x0000_i1056" style="width:0;height:1.5pt" o:hralign="center" o:bullet="t" o:hrstd="t" o:hr="t"/>
+      <v:rect id="_x0000_i1060" style="width:0;height:1.5pt" o:hralign="center" o:bullet="t" o:hrstd="t" o:hr="t"/>
     </w:pict>
   </w:numPicBullet>
   <w:numPicBullet w:numPicBulletId="1">
     <w:pict>
-      <v:rect id="_x0000_i1057" style="width:0;height:1.5pt" o:hralign="center" o:bullet="t" o:hrstd="t" o:hr="t"/>
+      <v:rect id="_x0000_i1061" style="width:0;height:1.5pt" o:hralign="center" o:bullet="t" o:hrstd="t" o:hr="t"/>
     </w:pict>
   </w:numPicBullet>
   <w:abstractNum w:abstractNumId="0" w15:restartNumberingAfterBreak="0">
